--- a/code/backend/premaintainProjects/Reports/reportTemplate.docx
+++ b/code/backend/premaintainProjects/Reports/reportTemplate.docx
@@ -2592,7 +2592,7 @@
             </w:pPr>
             <w:r>
               <w:rPr>
-                <w:rFonts w:ascii="微软雅黑" w:eastAsia="微软雅黑" w:hAnsi="微软雅黑" w:cs="Arial"/>
+                <w:rFonts w:ascii="微软雅黑" w:eastAsia="微软雅黑" w:hAnsi="微软雅黑" w:cs="Arial" w:hint="eastAsia"/>
                 <w:sz w:val="24"/>
                 <w:szCs w:val="24"/>
                 <w:lang w:val="en-US"/>
@@ -2602,7 +2602,7 @@
             <w:proofErr w:type="spellStart"/>
             <w:r>
               <w:rPr>
-                <w:rFonts w:ascii="微软雅黑" w:eastAsia="微软雅黑" w:hAnsi="微软雅黑" w:cs="Arial"/>
+                <w:rFonts w:ascii="微软雅黑" w:eastAsia="微软雅黑" w:hAnsi="微软雅黑" w:cs="Arial" w:hint="eastAsia"/>
                 <w:sz w:val="24"/>
                 <w:szCs w:val="24"/>
                 <w:lang w:val="en-US"/>
@@ -2612,13 +2612,29 @@
             <w:proofErr w:type="spellEnd"/>
             <w:r>
               <w:rPr>
-                <w:rFonts w:ascii="微软雅黑" w:eastAsia="微软雅黑" w:hAnsi="微软雅黑" w:cs="Arial"/>
+                <w:rFonts w:ascii="微软雅黑" w:eastAsia="微软雅黑" w:hAnsi="微软雅黑" w:cs="Arial" w:hint="eastAsia"/>
                 <w:sz w:val="24"/>
                 <w:szCs w:val="24"/>
                 <w:lang w:val="en-US"/>
               </w:rPr>
               <w:t>}</w:t>
             </w:r>
+          </w:p>
+          <w:p>
+            <w:pPr>
+              <w:tabs>
+                <w:tab w:val="left" w:pos="4536"/>
+              </w:tabs>
+              <w:spacing w:before="0" w:after="0" w:line="216" w:lineRule="auto"/>
+              <w:ind w:right="68"/>
+              <w:jc w:val="left"/>
+              <w:rPr>
+                <w:rFonts w:ascii="微软雅黑" w:eastAsia="微软雅黑" w:hAnsi="微软雅黑" w:cs="Arial" w:hint="eastAsia"/>
+                <w:sz w:val="24"/>
+                <w:szCs w:val="24"/>
+                <w:lang w:val="en-US"/>
+              </w:rPr>
+            </w:pPr>
           </w:p>
         </w:tc>
       </w:tr>
@@ -3648,7 +3664,7 @@
             <w:proofErr w:type="spellStart"/>
             <w:r>
               <w:rPr>
-                <w:rFonts w:ascii="Arial" w:eastAsia="黑体" w:hAnsi="黑体" w:cs="Arial"/>
+                <w:rFonts w:ascii="Arial" w:eastAsia="黑体" w:hAnsi="黑体" w:cs="Arial" w:hint="eastAsia"/>
                 <w:sz w:val="21"/>
                 <w:szCs w:val="21"/>
                 <w:lang w:val="en-US"/>
@@ -4846,7 +4862,6 @@
           <w:kern w:val="32"/>
           <w:sz w:val="34"/>
           <w:szCs w:val="36"/>
-          <w:lang w:val="en-US"/>
         </w:rPr>
       </w:pPr>
       <w:r>
@@ -4863,3392 +4878,29 @@
     </w:p>
     <w:p>
       <w:pPr>
-        <w:spacing w:before="240" w:after="60" w:line="360" w:lineRule="auto"/>
-        <w:ind w:firstLine="418"/>
-        <w:jc w:val="left"/>
-        <w:rPr>
-          <w:rFonts w:ascii="Arial" w:eastAsia="黑体" w:hAnsi="黑体" w:cs="Arial" w:hint="eastAsia"/>
-          <w:sz w:val="21"/>
-          <w:szCs w:val="21"/>
-        </w:rPr>
-      </w:pPr>
-    </w:p>
-    <w:tbl>
-      <w:tblPr>
-        <w:tblStyle w:val="TableGrid2"/>
-        <w:tblW w:w="0" w:type="auto"/>
-        <w:tblInd w:w="0" w:type="dxa"/>
-        <w:tblLook w:val="04A0" w:firstRow="1" w:lastRow="0" w:firstColumn="1" w:lastColumn="0" w:noHBand="0" w:noVBand="1"/>
-      </w:tblPr>
-      <w:tblGrid>
-        <w:gridCol w:w="562"/>
-        <w:gridCol w:w="1134"/>
-        <w:gridCol w:w="1276"/>
-        <w:gridCol w:w="1959"/>
-        <w:gridCol w:w="1233"/>
-        <w:gridCol w:w="1233"/>
-        <w:gridCol w:w="1233"/>
-      </w:tblGrid>
-      <w:tr>
-        <w:tc>
-          <w:tcPr>
-            <w:tcW w:w="8630" w:type="dxa"/>
-            <w:gridSpan w:val="7"/>
-            <w:tcBorders>
-              <w:top w:val="single" w:sz="4" w:space="0" w:color="auto"/>
-              <w:left w:val="single" w:sz="4" w:space="0" w:color="auto"/>
-              <w:bottom w:val="single" w:sz="4" w:space="0" w:color="auto"/>
-              <w:right w:val="single" w:sz="4" w:space="0" w:color="auto"/>
-            </w:tcBorders>
-            <w:hideMark/>
-          </w:tcPr>
-          <w:p>
-            <w:pPr>
-              <w:spacing w:before="0" w:after="0"/>
-              <w:jc w:val="center"/>
-              <w:rPr>
-                <w:rFonts w:ascii="Aptos" w:eastAsia="等线" w:hAnsi="Aptos"/>
-                <w:kern w:val="2"/>
-                <w:sz w:val="24"/>
-                <w:szCs w:val="24"/>
-                <w:lang w:val="en-US"/>
-              </w:rPr>
-            </w:pPr>
-            <w:r>
-              <w:rPr>
-                <w:rFonts w:ascii="Aptos" w:eastAsia="等线" w:hAnsi="Aptos" w:hint="eastAsia"/>
-                <w:b/>
-                <w:bCs/>
-                <w:kern w:val="2"/>
-                <w:sz w:val="32"/>
-                <w:szCs w:val="32"/>
-                <w:lang w:val="en-US"/>
-              </w:rPr>
-              <w:t>{$</w:t>
-            </w:r>
-            <w:r>
-              <w:rPr>
-                <w:rFonts w:ascii="Arial" w:eastAsia="黑体" w:hAnsi="黑体" w:cs="Arial"/>
-                <w:sz w:val="21"/>
-                <w:szCs w:val="21"/>
-                <w:lang w:val="en-US"/>
-                <w14:ligatures w14:val="none"/>
-              </w:rPr>
-              <w:t xml:space="preserve"> </w:t>
-            </w:r>
-            <w:proofErr w:type="spellStart"/>
-            <w:r>
-              <w:rPr>
-                <w:rFonts w:ascii="Aptos" w:eastAsia="等线" w:hAnsi="Aptos"/>
-                <w:b/>
-                <w:bCs/>
-                <w:kern w:val="2"/>
-                <w:sz w:val="32"/>
-                <w:szCs w:val="32"/>
-                <w:lang w:val="en-US"/>
-              </w:rPr>
-              <w:t>companyname</w:t>
-            </w:r>
-            <w:proofErr w:type="spellEnd"/>
-            <w:r>
-              <w:rPr>
-                <w:rFonts w:ascii="Aptos" w:eastAsia="等线" w:hAnsi="Aptos" w:hint="eastAsia"/>
-                <w:b/>
-                <w:bCs/>
-                <w:kern w:val="2"/>
-                <w:sz w:val="32"/>
-                <w:szCs w:val="32"/>
-                <w:lang w:val="en-US"/>
-              </w:rPr>
-              <w:t>}</w:t>
-            </w:r>
-            <w:r>
-              <w:rPr>
-                <w:rFonts w:ascii="Aptos" w:eastAsia="等线" w:hAnsi="Aptos" w:hint="eastAsia"/>
-                <w:b/>
-                <w:bCs/>
-                <w:kern w:val="2"/>
-                <w:sz w:val="32"/>
-                <w:szCs w:val="32"/>
-                <w:lang w:val="en-US"/>
-              </w:rPr>
-              <w:t>公司</w:t>
-            </w:r>
-            <w:r>
-              <w:rPr>
-                <w:rFonts w:ascii="Aptos" w:eastAsia="等线" w:hAnsi="Aptos" w:hint="eastAsia"/>
-                <w:b/>
-                <w:bCs/>
-                <w:kern w:val="2"/>
-                <w:sz w:val="32"/>
-                <w:szCs w:val="32"/>
-                <w:lang w:val="en-US"/>
-              </w:rPr>
-              <w:t>{$</w:t>
-            </w:r>
-            <w:r>
-              <w:rPr>
-                <w:rFonts w:ascii="Aptos" w:eastAsia="等线" w:hAnsi="Aptos"/>
-                <w:b/>
-                <w:bCs/>
-                <w:kern w:val="2"/>
-                <w:sz w:val="32"/>
-                <w:szCs w:val="32"/>
-                <w:lang w:val="en-US"/>
-              </w:rPr>
-              <w:t>factory</w:t>
-            </w:r>
-            <w:r>
-              <w:rPr>
-                <w:rFonts w:ascii="Aptos" w:eastAsia="等线" w:hAnsi="Aptos" w:hint="eastAsia"/>
-                <w:b/>
-                <w:bCs/>
-                <w:kern w:val="2"/>
-                <w:sz w:val="32"/>
-                <w:szCs w:val="32"/>
-                <w:lang w:val="en-US"/>
-              </w:rPr>
-              <w:t>}</w:t>
-            </w:r>
-            <w:r>
-              <w:rPr>
-                <w:rFonts w:ascii="Aptos" w:eastAsia="等线" w:hAnsi="Aptos" w:hint="eastAsia"/>
-                <w:b/>
-                <w:bCs/>
-                <w:kern w:val="2"/>
-                <w:sz w:val="32"/>
-                <w:szCs w:val="32"/>
-                <w:lang w:val="en-US"/>
-              </w:rPr>
-              <w:t>车间西门子驱动装置维护清单</w:t>
-            </w:r>
-            <w:r>
-              <w:rPr>
-                <w:rFonts w:ascii="Aptos" w:eastAsia="等线" w:hAnsi="Aptos"/>
-                <w:b/>
-                <w:bCs/>
-                <w:kern w:val="2"/>
-                <w:sz w:val="32"/>
-                <w:szCs w:val="32"/>
-                <w:lang w:val="en-US"/>
-              </w:rPr>
-              <w:br/>
-            </w:r>
-          </w:p>
-        </w:tc>
-      </w:tr>
-      <w:tr>
-        <w:tc>
-          <w:tcPr>
-            <w:tcW w:w="562" w:type="dxa"/>
-            <w:tcBorders>
-              <w:top w:val="single" w:sz="4" w:space="0" w:color="auto"/>
-              <w:left w:val="single" w:sz="4" w:space="0" w:color="auto"/>
-              <w:bottom w:val="single" w:sz="4" w:space="0" w:color="auto"/>
-              <w:right w:val="single" w:sz="4" w:space="0" w:color="auto"/>
-            </w:tcBorders>
-            <w:hideMark/>
-          </w:tcPr>
-          <w:p>
-            <w:pPr>
-              <w:spacing w:before="0" w:after="0"/>
-              <w:jc w:val="center"/>
-              <w:rPr>
-                <w:rFonts w:ascii="Aptos" w:eastAsia="等线" w:hAnsi="Aptos"/>
-                <w:kern w:val="2"/>
-                <w:sz w:val="24"/>
-                <w:szCs w:val="24"/>
-                <w:lang w:val="en-US"/>
-              </w:rPr>
-            </w:pPr>
-            <w:r>
-              <w:rPr>
-                <w:rFonts w:ascii="Aptos" w:eastAsia="等线" w:hAnsi="Aptos" w:hint="eastAsia"/>
-                <w:kern w:val="2"/>
-                <w:sz w:val="24"/>
-                <w:szCs w:val="24"/>
-                <w:lang w:val="en-US"/>
-              </w:rPr>
-              <w:t>序号</w:t>
-            </w:r>
-          </w:p>
-        </w:tc>
-        <w:tc>
-          <w:tcPr>
-            <w:tcW w:w="1134" w:type="dxa"/>
-            <w:tcBorders>
-              <w:top w:val="single" w:sz="4" w:space="0" w:color="auto"/>
-              <w:left w:val="single" w:sz="4" w:space="0" w:color="auto"/>
-              <w:bottom w:val="single" w:sz="4" w:space="0" w:color="auto"/>
-              <w:right w:val="single" w:sz="4" w:space="0" w:color="auto"/>
-            </w:tcBorders>
-            <w:hideMark/>
-          </w:tcPr>
-          <w:p>
-            <w:pPr>
-              <w:spacing w:before="0" w:after="0"/>
-              <w:jc w:val="center"/>
-              <w:rPr>
-                <w:rFonts w:ascii="Aptos" w:eastAsia="等线" w:hAnsi="Aptos"/>
-                <w:kern w:val="2"/>
-                <w:sz w:val="24"/>
-                <w:szCs w:val="24"/>
-                <w:lang w:val="en-US"/>
-              </w:rPr>
-            </w:pPr>
-            <w:r>
-              <w:rPr>
-                <w:rFonts w:ascii="Aptos" w:eastAsia="等线" w:hAnsi="Aptos" w:hint="eastAsia"/>
-                <w:kern w:val="2"/>
-                <w:sz w:val="24"/>
-                <w:szCs w:val="24"/>
-                <w:lang w:val="en-US"/>
-              </w:rPr>
-              <w:t>电气室</w:t>
-            </w:r>
-          </w:p>
-        </w:tc>
-        <w:tc>
-          <w:tcPr>
-            <w:tcW w:w="1276" w:type="dxa"/>
-            <w:tcBorders>
-              <w:top w:val="single" w:sz="4" w:space="0" w:color="auto"/>
-              <w:left w:val="single" w:sz="4" w:space="0" w:color="auto"/>
-              <w:bottom w:val="single" w:sz="4" w:space="0" w:color="auto"/>
-              <w:right w:val="single" w:sz="4" w:space="0" w:color="auto"/>
-            </w:tcBorders>
-            <w:hideMark/>
-          </w:tcPr>
-          <w:p>
-            <w:pPr>
-              <w:spacing w:before="0" w:after="0"/>
-              <w:jc w:val="center"/>
-              <w:rPr>
-                <w:rFonts w:ascii="Aptos" w:eastAsia="等线" w:hAnsi="Aptos"/>
-                <w:kern w:val="2"/>
-                <w:sz w:val="24"/>
-                <w:szCs w:val="24"/>
-                <w:lang w:val="en-US"/>
-              </w:rPr>
-            </w:pPr>
-            <w:r>
-              <w:rPr>
-                <w:rFonts w:ascii="Aptos" w:eastAsia="等线" w:hAnsi="Aptos" w:hint="eastAsia"/>
-                <w:kern w:val="2"/>
-                <w:sz w:val="24"/>
-                <w:szCs w:val="24"/>
-                <w:lang w:val="en-US"/>
-              </w:rPr>
-              <w:t>设备名称</w:t>
-            </w:r>
-          </w:p>
-        </w:tc>
-        <w:tc>
-          <w:tcPr>
-            <w:tcW w:w="1959" w:type="dxa"/>
-            <w:tcBorders>
-              <w:top w:val="single" w:sz="4" w:space="0" w:color="auto"/>
-              <w:left w:val="single" w:sz="4" w:space="0" w:color="auto"/>
-              <w:bottom w:val="single" w:sz="4" w:space="0" w:color="auto"/>
-              <w:right w:val="single" w:sz="4" w:space="0" w:color="auto"/>
-            </w:tcBorders>
-            <w:hideMark/>
-          </w:tcPr>
-          <w:p>
-            <w:pPr>
-              <w:spacing w:before="0" w:after="0"/>
-              <w:jc w:val="center"/>
-              <w:rPr>
-                <w:rFonts w:ascii="Aptos" w:eastAsia="等线" w:hAnsi="Aptos"/>
-                <w:kern w:val="2"/>
-                <w:sz w:val="24"/>
-                <w:szCs w:val="24"/>
-                <w:lang w:val="en-US"/>
-              </w:rPr>
-            </w:pPr>
-            <w:r>
-              <w:rPr>
-                <w:rFonts w:ascii="Aptos" w:eastAsia="等线" w:hAnsi="Aptos" w:hint="eastAsia"/>
-                <w:kern w:val="2"/>
-                <w:sz w:val="24"/>
-                <w:szCs w:val="24"/>
-                <w:lang w:val="en-US"/>
-              </w:rPr>
-              <w:t>设备型号</w:t>
-            </w:r>
-          </w:p>
-        </w:tc>
-        <w:tc>
-          <w:tcPr>
-            <w:tcW w:w="1233" w:type="dxa"/>
-            <w:tcBorders>
-              <w:top w:val="single" w:sz="4" w:space="0" w:color="auto"/>
-              <w:left w:val="single" w:sz="4" w:space="0" w:color="auto"/>
-              <w:bottom w:val="single" w:sz="4" w:space="0" w:color="auto"/>
-              <w:right w:val="single" w:sz="4" w:space="0" w:color="auto"/>
-            </w:tcBorders>
-            <w:hideMark/>
-          </w:tcPr>
-          <w:p>
-            <w:pPr>
-              <w:spacing w:before="0" w:after="0"/>
-              <w:jc w:val="center"/>
-              <w:rPr>
-                <w:rFonts w:ascii="Aptos" w:eastAsia="等线" w:hAnsi="Aptos"/>
-                <w:kern w:val="2"/>
-                <w:sz w:val="24"/>
-                <w:szCs w:val="24"/>
-                <w:lang w:val="en-US"/>
-              </w:rPr>
-            </w:pPr>
-            <w:r>
-              <w:rPr>
-                <w:rFonts w:ascii="Aptos" w:eastAsia="等线" w:hAnsi="Aptos" w:hint="eastAsia"/>
-                <w:kern w:val="2"/>
-                <w:sz w:val="24"/>
-                <w:szCs w:val="24"/>
-                <w:lang w:val="en-US"/>
-              </w:rPr>
-              <w:t>序列号</w:t>
-            </w:r>
-          </w:p>
-        </w:tc>
-        <w:tc>
-          <w:tcPr>
-            <w:tcW w:w="1233" w:type="dxa"/>
-            <w:tcBorders>
-              <w:top w:val="single" w:sz="4" w:space="0" w:color="auto"/>
-              <w:left w:val="single" w:sz="4" w:space="0" w:color="auto"/>
-              <w:bottom w:val="single" w:sz="4" w:space="0" w:color="auto"/>
-              <w:right w:val="single" w:sz="4" w:space="0" w:color="auto"/>
-            </w:tcBorders>
-            <w:hideMark/>
-          </w:tcPr>
-          <w:p>
-            <w:pPr>
-              <w:spacing w:before="0" w:after="0"/>
-              <w:jc w:val="center"/>
-              <w:rPr>
-                <w:rFonts w:ascii="Aptos" w:eastAsia="等线" w:hAnsi="Aptos"/>
-                <w:kern w:val="2"/>
-                <w:sz w:val="24"/>
-                <w:szCs w:val="24"/>
-                <w:lang w:val="en-US"/>
-              </w:rPr>
-            </w:pPr>
-            <w:r>
-              <w:rPr>
-                <w:rFonts w:ascii="Aptos" w:eastAsia="等线" w:hAnsi="Aptos" w:hint="eastAsia"/>
-                <w:kern w:val="2"/>
-                <w:sz w:val="24"/>
-                <w:szCs w:val="24"/>
-                <w:lang w:val="en-US"/>
-              </w:rPr>
-              <w:t>所属部门</w:t>
-            </w:r>
-          </w:p>
-        </w:tc>
-        <w:tc>
-          <w:tcPr>
-            <w:tcW w:w="1233" w:type="dxa"/>
-            <w:tcBorders>
-              <w:top w:val="single" w:sz="4" w:space="0" w:color="auto"/>
-              <w:left w:val="single" w:sz="4" w:space="0" w:color="auto"/>
-              <w:bottom w:val="single" w:sz="4" w:space="0" w:color="auto"/>
-              <w:right w:val="single" w:sz="4" w:space="0" w:color="auto"/>
-            </w:tcBorders>
-            <w:hideMark/>
-          </w:tcPr>
-          <w:p>
-            <w:pPr>
-              <w:spacing w:before="0" w:after="0"/>
-              <w:jc w:val="center"/>
-              <w:rPr>
-                <w:rFonts w:ascii="Aptos" w:eastAsia="等线" w:hAnsi="Aptos"/>
-                <w:kern w:val="2"/>
-                <w:sz w:val="24"/>
-                <w:szCs w:val="24"/>
-                <w:lang w:val="en-US"/>
-              </w:rPr>
-            </w:pPr>
-            <w:r>
-              <w:rPr>
-                <w:rFonts w:ascii="Aptos" w:eastAsia="等线" w:hAnsi="Aptos" w:hint="eastAsia"/>
-                <w:kern w:val="2"/>
-                <w:sz w:val="24"/>
-                <w:szCs w:val="24"/>
-                <w:lang w:val="en-US"/>
-              </w:rPr>
-              <w:t>设备编号</w:t>
-            </w:r>
-          </w:p>
-        </w:tc>
-      </w:tr>
-      <w:tr>
-        <w:tc>
-          <w:tcPr>
-            <w:tcW w:w="562" w:type="dxa"/>
-            <w:tcBorders>
-              <w:top w:val="single" w:sz="4" w:space="0" w:color="auto"/>
-              <w:left w:val="single" w:sz="4" w:space="0" w:color="auto"/>
-              <w:bottom w:val="single" w:sz="4" w:space="0" w:color="auto"/>
-              <w:right w:val="single" w:sz="4" w:space="0" w:color="auto"/>
-            </w:tcBorders>
-            <w:hideMark/>
-          </w:tcPr>
-          <w:p>
-            <w:pPr>
-              <w:spacing w:before="0" w:after="0"/>
-              <w:jc w:val="center"/>
-              <w:rPr>
-                <w:rFonts w:ascii="Aptos" w:eastAsia="等线" w:hAnsi="Aptos"/>
-                <w:kern w:val="2"/>
-                <w:sz w:val="24"/>
-                <w:szCs w:val="24"/>
-                <w:lang w:val="en-US"/>
-              </w:rPr>
-            </w:pPr>
-            <w:r>
-              <w:rPr>
-                <w:rFonts w:ascii="Aptos" w:eastAsia="等线" w:hAnsi="Aptos"/>
-                <w:kern w:val="2"/>
-                <w:sz w:val="24"/>
-                <w:szCs w:val="24"/>
-                <w:lang w:val="en-US"/>
-              </w:rPr>
-              <w:t>1</w:t>
-            </w:r>
-          </w:p>
-        </w:tc>
-        <w:tc>
-          <w:tcPr>
-            <w:tcW w:w="1134" w:type="dxa"/>
-            <w:tcBorders>
-              <w:top w:val="single" w:sz="4" w:space="0" w:color="auto"/>
-              <w:left w:val="single" w:sz="4" w:space="0" w:color="auto"/>
-              <w:bottom w:val="single" w:sz="4" w:space="0" w:color="auto"/>
-              <w:right w:val="single" w:sz="4" w:space="0" w:color="auto"/>
-            </w:tcBorders>
-          </w:tcPr>
-          <w:p>
-            <w:pPr>
-              <w:spacing w:before="0" w:after="0"/>
-              <w:jc w:val="center"/>
-              <w:rPr>
-                <w:rFonts w:ascii="Aptos" w:eastAsia="等线" w:hAnsi="Aptos"/>
-                <w:kern w:val="2"/>
-                <w:sz w:val="24"/>
-                <w:szCs w:val="24"/>
-                <w:lang w:val="en-US"/>
-              </w:rPr>
-            </w:pPr>
-          </w:p>
-        </w:tc>
-        <w:tc>
-          <w:tcPr>
-            <w:tcW w:w="1276" w:type="dxa"/>
-            <w:tcBorders>
-              <w:top w:val="single" w:sz="4" w:space="0" w:color="auto"/>
-              <w:left w:val="single" w:sz="4" w:space="0" w:color="auto"/>
-              <w:bottom w:val="single" w:sz="4" w:space="0" w:color="auto"/>
-              <w:right w:val="single" w:sz="4" w:space="0" w:color="auto"/>
-            </w:tcBorders>
-          </w:tcPr>
-          <w:p>
-            <w:pPr>
-              <w:spacing w:before="0" w:after="0"/>
-              <w:jc w:val="center"/>
-              <w:rPr>
-                <w:rFonts w:ascii="Aptos" w:eastAsia="等线" w:hAnsi="Aptos"/>
-                <w:kern w:val="2"/>
-                <w:sz w:val="24"/>
-                <w:szCs w:val="24"/>
-                <w:lang w:val="en-US"/>
-              </w:rPr>
-            </w:pPr>
-          </w:p>
-        </w:tc>
-        <w:tc>
-          <w:tcPr>
-            <w:tcW w:w="1959" w:type="dxa"/>
-            <w:tcBorders>
-              <w:top w:val="single" w:sz="4" w:space="0" w:color="auto"/>
-              <w:left w:val="single" w:sz="4" w:space="0" w:color="auto"/>
-              <w:bottom w:val="single" w:sz="4" w:space="0" w:color="auto"/>
-              <w:right w:val="single" w:sz="4" w:space="0" w:color="auto"/>
-            </w:tcBorders>
-          </w:tcPr>
-          <w:p>
-            <w:pPr>
-              <w:spacing w:before="0" w:after="0"/>
-              <w:jc w:val="center"/>
-              <w:rPr>
-                <w:rFonts w:ascii="Aptos" w:eastAsia="等线" w:hAnsi="Aptos"/>
-                <w:kern w:val="2"/>
-                <w:sz w:val="24"/>
-                <w:szCs w:val="24"/>
-                <w:lang w:val="en-US"/>
-              </w:rPr>
-            </w:pPr>
-          </w:p>
-        </w:tc>
-        <w:tc>
-          <w:tcPr>
-            <w:tcW w:w="1233" w:type="dxa"/>
-            <w:tcBorders>
-              <w:top w:val="single" w:sz="4" w:space="0" w:color="auto"/>
-              <w:left w:val="single" w:sz="4" w:space="0" w:color="auto"/>
-              <w:bottom w:val="single" w:sz="4" w:space="0" w:color="auto"/>
-              <w:right w:val="single" w:sz="4" w:space="0" w:color="auto"/>
-            </w:tcBorders>
-          </w:tcPr>
-          <w:p>
-            <w:pPr>
-              <w:spacing w:before="0" w:after="0"/>
-              <w:jc w:val="center"/>
-              <w:rPr>
-                <w:rFonts w:ascii="Aptos" w:eastAsia="等线" w:hAnsi="Aptos"/>
-                <w:kern w:val="2"/>
-                <w:sz w:val="24"/>
-                <w:szCs w:val="24"/>
-                <w:lang w:val="en-US"/>
-              </w:rPr>
-            </w:pPr>
-          </w:p>
-        </w:tc>
-        <w:tc>
-          <w:tcPr>
-            <w:tcW w:w="1233" w:type="dxa"/>
-            <w:tcBorders>
-              <w:top w:val="single" w:sz="4" w:space="0" w:color="auto"/>
-              <w:left w:val="single" w:sz="4" w:space="0" w:color="auto"/>
-              <w:bottom w:val="single" w:sz="4" w:space="0" w:color="auto"/>
-              <w:right w:val="single" w:sz="4" w:space="0" w:color="auto"/>
-            </w:tcBorders>
-          </w:tcPr>
-          <w:p>
-            <w:pPr>
-              <w:spacing w:before="0" w:after="0"/>
-              <w:jc w:val="center"/>
-              <w:rPr>
-                <w:rFonts w:ascii="Aptos" w:eastAsia="等线" w:hAnsi="Aptos"/>
-                <w:kern w:val="2"/>
-                <w:sz w:val="24"/>
-                <w:szCs w:val="24"/>
-                <w:lang w:val="en-US"/>
-              </w:rPr>
-            </w:pPr>
-          </w:p>
-        </w:tc>
-        <w:tc>
-          <w:tcPr>
-            <w:tcW w:w="1233" w:type="dxa"/>
-            <w:tcBorders>
-              <w:top w:val="single" w:sz="4" w:space="0" w:color="auto"/>
-              <w:left w:val="single" w:sz="4" w:space="0" w:color="auto"/>
-              <w:bottom w:val="single" w:sz="4" w:space="0" w:color="auto"/>
-              <w:right w:val="single" w:sz="4" w:space="0" w:color="auto"/>
-            </w:tcBorders>
-          </w:tcPr>
-          <w:p>
-            <w:pPr>
-              <w:spacing w:before="0" w:after="0"/>
-              <w:jc w:val="center"/>
-              <w:rPr>
-                <w:rFonts w:ascii="Aptos" w:eastAsia="等线" w:hAnsi="Aptos"/>
-                <w:kern w:val="2"/>
-                <w:sz w:val="24"/>
-                <w:szCs w:val="24"/>
-                <w:lang w:val="en-US"/>
-              </w:rPr>
-            </w:pPr>
-          </w:p>
-        </w:tc>
-      </w:tr>
-      <w:tr>
-        <w:tc>
-          <w:tcPr>
-            <w:tcW w:w="562" w:type="dxa"/>
-            <w:tcBorders>
-              <w:top w:val="single" w:sz="4" w:space="0" w:color="auto"/>
-              <w:left w:val="single" w:sz="4" w:space="0" w:color="auto"/>
-              <w:bottom w:val="single" w:sz="4" w:space="0" w:color="auto"/>
-              <w:right w:val="single" w:sz="4" w:space="0" w:color="auto"/>
-            </w:tcBorders>
-            <w:hideMark/>
-          </w:tcPr>
-          <w:p>
-            <w:pPr>
-              <w:spacing w:before="0" w:after="0"/>
-              <w:jc w:val="center"/>
-              <w:rPr>
-                <w:rFonts w:ascii="Aptos" w:eastAsia="等线" w:hAnsi="Aptos"/>
-                <w:kern w:val="2"/>
-                <w:sz w:val="24"/>
-                <w:szCs w:val="24"/>
-                <w:lang w:val="en-US"/>
-              </w:rPr>
-            </w:pPr>
-            <w:r>
-              <w:rPr>
-                <w:rFonts w:ascii="Aptos" w:eastAsia="等线" w:hAnsi="Aptos"/>
-                <w:kern w:val="2"/>
-                <w:sz w:val="24"/>
-                <w:szCs w:val="24"/>
-                <w:lang w:val="en-US"/>
-              </w:rPr>
-              <w:t>2</w:t>
-            </w:r>
-          </w:p>
-        </w:tc>
-        <w:tc>
-          <w:tcPr>
-            <w:tcW w:w="1134" w:type="dxa"/>
-            <w:tcBorders>
-              <w:top w:val="single" w:sz="4" w:space="0" w:color="auto"/>
-              <w:left w:val="single" w:sz="4" w:space="0" w:color="auto"/>
-              <w:bottom w:val="single" w:sz="4" w:space="0" w:color="auto"/>
-              <w:right w:val="single" w:sz="4" w:space="0" w:color="auto"/>
-            </w:tcBorders>
-          </w:tcPr>
-          <w:p>
-            <w:pPr>
-              <w:spacing w:before="0" w:after="0"/>
-              <w:jc w:val="center"/>
-              <w:rPr>
-                <w:rFonts w:ascii="Aptos" w:eastAsia="等线" w:hAnsi="Aptos"/>
-                <w:kern w:val="2"/>
-                <w:sz w:val="24"/>
-                <w:szCs w:val="24"/>
-                <w:lang w:val="en-US"/>
-              </w:rPr>
-            </w:pPr>
-          </w:p>
-        </w:tc>
-        <w:tc>
-          <w:tcPr>
-            <w:tcW w:w="1276" w:type="dxa"/>
-            <w:tcBorders>
-              <w:top w:val="single" w:sz="4" w:space="0" w:color="auto"/>
-              <w:left w:val="single" w:sz="4" w:space="0" w:color="auto"/>
-              <w:bottom w:val="single" w:sz="4" w:space="0" w:color="auto"/>
-              <w:right w:val="single" w:sz="4" w:space="0" w:color="auto"/>
-            </w:tcBorders>
-          </w:tcPr>
-          <w:p>
-            <w:pPr>
-              <w:spacing w:before="0" w:after="0"/>
-              <w:jc w:val="center"/>
-              <w:rPr>
-                <w:rFonts w:ascii="Aptos" w:eastAsia="等线" w:hAnsi="Aptos"/>
-                <w:kern w:val="2"/>
-                <w:sz w:val="24"/>
-                <w:szCs w:val="24"/>
-                <w:lang w:val="en-US"/>
-              </w:rPr>
-            </w:pPr>
-          </w:p>
-        </w:tc>
-        <w:tc>
-          <w:tcPr>
-            <w:tcW w:w="1959" w:type="dxa"/>
-            <w:tcBorders>
-              <w:top w:val="single" w:sz="4" w:space="0" w:color="auto"/>
-              <w:left w:val="single" w:sz="4" w:space="0" w:color="auto"/>
-              <w:bottom w:val="single" w:sz="4" w:space="0" w:color="auto"/>
-              <w:right w:val="single" w:sz="4" w:space="0" w:color="auto"/>
-            </w:tcBorders>
-          </w:tcPr>
-          <w:p>
-            <w:pPr>
-              <w:spacing w:before="0" w:after="0"/>
-              <w:jc w:val="center"/>
-              <w:rPr>
-                <w:rFonts w:ascii="Aptos" w:eastAsia="等线" w:hAnsi="Aptos"/>
-                <w:kern w:val="2"/>
-                <w:sz w:val="24"/>
-                <w:szCs w:val="24"/>
-                <w:lang w:val="en-US"/>
-              </w:rPr>
-            </w:pPr>
-          </w:p>
-        </w:tc>
-        <w:tc>
-          <w:tcPr>
-            <w:tcW w:w="1233" w:type="dxa"/>
-            <w:tcBorders>
-              <w:top w:val="single" w:sz="4" w:space="0" w:color="auto"/>
-              <w:left w:val="single" w:sz="4" w:space="0" w:color="auto"/>
-              <w:bottom w:val="single" w:sz="4" w:space="0" w:color="auto"/>
-              <w:right w:val="single" w:sz="4" w:space="0" w:color="auto"/>
-            </w:tcBorders>
-          </w:tcPr>
-          <w:p>
-            <w:pPr>
-              <w:spacing w:before="0" w:after="0"/>
-              <w:jc w:val="center"/>
-              <w:rPr>
-                <w:rFonts w:ascii="Aptos" w:eastAsia="等线" w:hAnsi="Aptos"/>
-                <w:kern w:val="2"/>
-                <w:sz w:val="24"/>
-                <w:szCs w:val="24"/>
-                <w:lang w:val="en-US"/>
-              </w:rPr>
-            </w:pPr>
-          </w:p>
-        </w:tc>
-        <w:tc>
-          <w:tcPr>
-            <w:tcW w:w="1233" w:type="dxa"/>
-            <w:tcBorders>
-              <w:top w:val="single" w:sz="4" w:space="0" w:color="auto"/>
-              <w:left w:val="single" w:sz="4" w:space="0" w:color="auto"/>
-              <w:bottom w:val="single" w:sz="4" w:space="0" w:color="auto"/>
-              <w:right w:val="single" w:sz="4" w:space="0" w:color="auto"/>
-            </w:tcBorders>
-          </w:tcPr>
-          <w:p>
-            <w:pPr>
-              <w:spacing w:before="0" w:after="0"/>
-              <w:jc w:val="center"/>
-              <w:rPr>
-                <w:rFonts w:ascii="Aptos" w:eastAsia="等线" w:hAnsi="Aptos"/>
-                <w:kern w:val="2"/>
-                <w:sz w:val="24"/>
-                <w:szCs w:val="24"/>
-                <w:lang w:val="en-US"/>
-              </w:rPr>
-            </w:pPr>
-          </w:p>
-        </w:tc>
-        <w:tc>
-          <w:tcPr>
-            <w:tcW w:w="1233" w:type="dxa"/>
-            <w:tcBorders>
-              <w:top w:val="single" w:sz="4" w:space="0" w:color="auto"/>
-              <w:left w:val="single" w:sz="4" w:space="0" w:color="auto"/>
-              <w:bottom w:val="single" w:sz="4" w:space="0" w:color="auto"/>
-              <w:right w:val="single" w:sz="4" w:space="0" w:color="auto"/>
-            </w:tcBorders>
-          </w:tcPr>
-          <w:p>
-            <w:pPr>
-              <w:spacing w:before="0" w:after="0"/>
-              <w:jc w:val="center"/>
-              <w:rPr>
-                <w:rFonts w:ascii="Aptos" w:eastAsia="等线" w:hAnsi="Aptos"/>
-                <w:kern w:val="2"/>
-                <w:sz w:val="24"/>
-                <w:szCs w:val="24"/>
-                <w:lang w:val="en-US"/>
-              </w:rPr>
-            </w:pPr>
-          </w:p>
-        </w:tc>
-      </w:tr>
-      <w:tr>
-        <w:tc>
-          <w:tcPr>
-            <w:tcW w:w="562" w:type="dxa"/>
-            <w:tcBorders>
-              <w:top w:val="single" w:sz="4" w:space="0" w:color="auto"/>
-              <w:left w:val="single" w:sz="4" w:space="0" w:color="auto"/>
-              <w:bottom w:val="single" w:sz="4" w:space="0" w:color="auto"/>
-              <w:right w:val="single" w:sz="4" w:space="0" w:color="auto"/>
-            </w:tcBorders>
-            <w:hideMark/>
-          </w:tcPr>
-          <w:p>
-            <w:pPr>
-              <w:spacing w:before="0" w:after="0"/>
-              <w:jc w:val="center"/>
-              <w:rPr>
-                <w:rFonts w:ascii="Aptos" w:eastAsia="等线" w:hAnsi="Aptos"/>
-                <w:kern w:val="2"/>
-                <w:sz w:val="24"/>
-                <w:szCs w:val="24"/>
-                <w:lang w:val="en-US"/>
-              </w:rPr>
-            </w:pPr>
-            <w:r>
-              <w:rPr>
-                <w:rFonts w:ascii="Aptos" w:eastAsia="等线" w:hAnsi="Aptos"/>
-                <w:kern w:val="2"/>
-                <w:sz w:val="24"/>
-                <w:szCs w:val="24"/>
-                <w:lang w:val="en-US"/>
-              </w:rPr>
-              <w:t>3</w:t>
-            </w:r>
-          </w:p>
-        </w:tc>
-        <w:tc>
-          <w:tcPr>
-            <w:tcW w:w="1134" w:type="dxa"/>
-            <w:tcBorders>
-              <w:top w:val="single" w:sz="4" w:space="0" w:color="auto"/>
-              <w:left w:val="single" w:sz="4" w:space="0" w:color="auto"/>
-              <w:bottom w:val="single" w:sz="4" w:space="0" w:color="auto"/>
-              <w:right w:val="single" w:sz="4" w:space="0" w:color="auto"/>
-            </w:tcBorders>
-          </w:tcPr>
-          <w:p>
-            <w:pPr>
-              <w:spacing w:before="0" w:after="0"/>
-              <w:jc w:val="center"/>
-              <w:rPr>
-                <w:rFonts w:ascii="Aptos" w:eastAsia="等线" w:hAnsi="Aptos"/>
-                <w:kern w:val="2"/>
-                <w:sz w:val="24"/>
-                <w:szCs w:val="24"/>
-                <w:lang w:val="en-US"/>
-              </w:rPr>
-            </w:pPr>
-          </w:p>
-        </w:tc>
-        <w:tc>
-          <w:tcPr>
-            <w:tcW w:w="1276" w:type="dxa"/>
-            <w:tcBorders>
-              <w:top w:val="single" w:sz="4" w:space="0" w:color="auto"/>
-              <w:left w:val="single" w:sz="4" w:space="0" w:color="auto"/>
-              <w:bottom w:val="single" w:sz="4" w:space="0" w:color="auto"/>
-              <w:right w:val="single" w:sz="4" w:space="0" w:color="auto"/>
-            </w:tcBorders>
-          </w:tcPr>
-          <w:p>
-            <w:pPr>
-              <w:spacing w:before="0" w:after="0"/>
-              <w:jc w:val="center"/>
-              <w:rPr>
-                <w:rFonts w:ascii="Aptos" w:eastAsia="等线" w:hAnsi="Aptos"/>
-                <w:kern w:val="2"/>
-                <w:sz w:val="24"/>
-                <w:szCs w:val="24"/>
-                <w:lang w:val="en-US"/>
-              </w:rPr>
-            </w:pPr>
-          </w:p>
-        </w:tc>
-        <w:tc>
-          <w:tcPr>
-            <w:tcW w:w="1959" w:type="dxa"/>
-            <w:tcBorders>
-              <w:top w:val="single" w:sz="4" w:space="0" w:color="auto"/>
-              <w:left w:val="single" w:sz="4" w:space="0" w:color="auto"/>
-              <w:bottom w:val="single" w:sz="4" w:space="0" w:color="auto"/>
-              <w:right w:val="single" w:sz="4" w:space="0" w:color="auto"/>
-            </w:tcBorders>
-          </w:tcPr>
-          <w:p>
-            <w:pPr>
-              <w:spacing w:before="0" w:after="0"/>
-              <w:jc w:val="center"/>
-              <w:rPr>
-                <w:rFonts w:ascii="Aptos" w:eastAsia="等线" w:hAnsi="Aptos"/>
-                <w:kern w:val="2"/>
-                <w:sz w:val="24"/>
-                <w:szCs w:val="24"/>
-                <w:lang w:val="en-US"/>
-              </w:rPr>
-            </w:pPr>
-          </w:p>
-        </w:tc>
-        <w:tc>
-          <w:tcPr>
-            <w:tcW w:w="1233" w:type="dxa"/>
-            <w:tcBorders>
-              <w:top w:val="single" w:sz="4" w:space="0" w:color="auto"/>
-              <w:left w:val="single" w:sz="4" w:space="0" w:color="auto"/>
-              <w:bottom w:val="single" w:sz="4" w:space="0" w:color="auto"/>
-              <w:right w:val="single" w:sz="4" w:space="0" w:color="auto"/>
-            </w:tcBorders>
-          </w:tcPr>
-          <w:p>
-            <w:pPr>
-              <w:spacing w:before="0" w:after="0"/>
-              <w:jc w:val="center"/>
-              <w:rPr>
-                <w:rFonts w:ascii="Aptos" w:eastAsia="等线" w:hAnsi="Aptos"/>
-                <w:kern w:val="2"/>
-                <w:sz w:val="24"/>
-                <w:szCs w:val="24"/>
-                <w:lang w:val="en-US"/>
-              </w:rPr>
-            </w:pPr>
-          </w:p>
-        </w:tc>
-        <w:tc>
-          <w:tcPr>
-            <w:tcW w:w="1233" w:type="dxa"/>
-            <w:tcBorders>
-              <w:top w:val="single" w:sz="4" w:space="0" w:color="auto"/>
-              <w:left w:val="single" w:sz="4" w:space="0" w:color="auto"/>
-              <w:bottom w:val="single" w:sz="4" w:space="0" w:color="auto"/>
-              <w:right w:val="single" w:sz="4" w:space="0" w:color="auto"/>
-            </w:tcBorders>
-          </w:tcPr>
-          <w:p>
-            <w:pPr>
-              <w:spacing w:before="0" w:after="0"/>
-              <w:jc w:val="center"/>
-              <w:rPr>
-                <w:rFonts w:ascii="Aptos" w:eastAsia="等线" w:hAnsi="Aptos"/>
-                <w:kern w:val="2"/>
-                <w:sz w:val="24"/>
-                <w:szCs w:val="24"/>
-                <w:lang w:val="en-US"/>
-              </w:rPr>
-            </w:pPr>
-          </w:p>
-        </w:tc>
-        <w:tc>
-          <w:tcPr>
-            <w:tcW w:w="1233" w:type="dxa"/>
-            <w:tcBorders>
-              <w:top w:val="single" w:sz="4" w:space="0" w:color="auto"/>
-              <w:left w:val="single" w:sz="4" w:space="0" w:color="auto"/>
-              <w:bottom w:val="single" w:sz="4" w:space="0" w:color="auto"/>
-              <w:right w:val="single" w:sz="4" w:space="0" w:color="auto"/>
-            </w:tcBorders>
-          </w:tcPr>
-          <w:p>
-            <w:pPr>
-              <w:spacing w:before="0" w:after="0"/>
-              <w:jc w:val="center"/>
-              <w:rPr>
-                <w:rFonts w:ascii="Aptos" w:eastAsia="等线" w:hAnsi="Aptos"/>
-                <w:kern w:val="2"/>
-                <w:sz w:val="24"/>
-                <w:szCs w:val="24"/>
-                <w:lang w:val="en-US"/>
-              </w:rPr>
-            </w:pPr>
-          </w:p>
-        </w:tc>
-      </w:tr>
-      <w:tr>
-        <w:tc>
-          <w:tcPr>
-            <w:tcW w:w="562" w:type="dxa"/>
-            <w:tcBorders>
-              <w:top w:val="single" w:sz="4" w:space="0" w:color="auto"/>
-              <w:left w:val="single" w:sz="4" w:space="0" w:color="auto"/>
-              <w:bottom w:val="single" w:sz="4" w:space="0" w:color="auto"/>
-              <w:right w:val="single" w:sz="4" w:space="0" w:color="auto"/>
-            </w:tcBorders>
-            <w:hideMark/>
-          </w:tcPr>
-          <w:p>
-            <w:pPr>
-              <w:spacing w:before="0" w:after="0"/>
-              <w:jc w:val="center"/>
-              <w:rPr>
-                <w:rFonts w:ascii="Aptos" w:eastAsia="等线" w:hAnsi="Aptos"/>
-                <w:kern w:val="2"/>
-                <w:sz w:val="24"/>
-                <w:szCs w:val="24"/>
-                <w:lang w:val="en-US"/>
-              </w:rPr>
-            </w:pPr>
-            <w:r>
-              <w:rPr>
-                <w:rFonts w:ascii="Aptos" w:eastAsia="等线" w:hAnsi="Aptos"/>
-                <w:kern w:val="2"/>
-                <w:sz w:val="24"/>
-                <w:szCs w:val="24"/>
-                <w:lang w:val="en-US"/>
-              </w:rPr>
-              <w:t>4</w:t>
-            </w:r>
-          </w:p>
-        </w:tc>
-        <w:tc>
-          <w:tcPr>
-            <w:tcW w:w="1134" w:type="dxa"/>
-            <w:tcBorders>
-              <w:top w:val="single" w:sz="4" w:space="0" w:color="auto"/>
-              <w:left w:val="single" w:sz="4" w:space="0" w:color="auto"/>
-              <w:bottom w:val="single" w:sz="4" w:space="0" w:color="auto"/>
-              <w:right w:val="single" w:sz="4" w:space="0" w:color="auto"/>
-            </w:tcBorders>
-          </w:tcPr>
-          <w:p>
-            <w:pPr>
-              <w:spacing w:before="0" w:after="0"/>
-              <w:jc w:val="center"/>
-              <w:rPr>
-                <w:rFonts w:ascii="Aptos" w:eastAsia="等线" w:hAnsi="Aptos"/>
-                <w:kern w:val="2"/>
-                <w:sz w:val="24"/>
-                <w:szCs w:val="24"/>
-                <w:lang w:val="en-US"/>
-              </w:rPr>
-            </w:pPr>
-          </w:p>
-        </w:tc>
-        <w:tc>
-          <w:tcPr>
-            <w:tcW w:w="1276" w:type="dxa"/>
-            <w:tcBorders>
-              <w:top w:val="single" w:sz="4" w:space="0" w:color="auto"/>
-              <w:left w:val="single" w:sz="4" w:space="0" w:color="auto"/>
-              <w:bottom w:val="single" w:sz="4" w:space="0" w:color="auto"/>
-              <w:right w:val="single" w:sz="4" w:space="0" w:color="auto"/>
-            </w:tcBorders>
-          </w:tcPr>
-          <w:p>
-            <w:pPr>
-              <w:spacing w:before="0" w:after="0"/>
-              <w:jc w:val="center"/>
-              <w:rPr>
-                <w:rFonts w:ascii="Aptos" w:eastAsia="等线" w:hAnsi="Aptos"/>
-                <w:kern w:val="2"/>
-                <w:sz w:val="24"/>
-                <w:szCs w:val="24"/>
-                <w:lang w:val="en-US"/>
-              </w:rPr>
-            </w:pPr>
-          </w:p>
-        </w:tc>
-        <w:tc>
-          <w:tcPr>
-            <w:tcW w:w="1959" w:type="dxa"/>
-            <w:tcBorders>
-              <w:top w:val="single" w:sz="4" w:space="0" w:color="auto"/>
-              <w:left w:val="single" w:sz="4" w:space="0" w:color="auto"/>
-              <w:bottom w:val="single" w:sz="4" w:space="0" w:color="auto"/>
-              <w:right w:val="single" w:sz="4" w:space="0" w:color="auto"/>
-            </w:tcBorders>
-          </w:tcPr>
-          <w:p>
-            <w:pPr>
-              <w:spacing w:before="0" w:after="0"/>
-              <w:jc w:val="center"/>
-              <w:rPr>
-                <w:rFonts w:ascii="Aptos" w:eastAsia="等线" w:hAnsi="Aptos"/>
-                <w:kern w:val="2"/>
-                <w:sz w:val="24"/>
-                <w:szCs w:val="24"/>
-                <w:lang w:val="en-US"/>
-              </w:rPr>
-            </w:pPr>
-          </w:p>
-        </w:tc>
-        <w:tc>
-          <w:tcPr>
-            <w:tcW w:w="1233" w:type="dxa"/>
-            <w:tcBorders>
-              <w:top w:val="single" w:sz="4" w:space="0" w:color="auto"/>
-              <w:left w:val="single" w:sz="4" w:space="0" w:color="auto"/>
-              <w:bottom w:val="single" w:sz="4" w:space="0" w:color="auto"/>
-              <w:right w:val="single" w:sz="4" w:space="0" w:color="auto"/>
-            </w:tcBorders>
-          </w:tcPr>
-          <w:p>
-            <w:pPr>
-              <w:spacing w:before="0" w:after="0"/>
-              <w:jc w:val="center"/>
-              <w:rPr>
-                <w:rFonts w:ascii="Aptos" w:eastAsia="等线" w:hAnsi="Aptos"/>
-                <w:kern w:val="2"/>
-                <w:sz w:val="24"/>
-                <w:szCs w:val="24"/>
-                <w:lang w:val="en-US"/>
-              </w:rPr>
-            </w:pPr>
-          </w:p>
-        </w:tc>
-        <w:tc>
-          <w:tcPr>
-            <w:tcW w:w="1233" w:type="dxa"/>
-            <w:tcBorders>
-              <w:top w:val="single" w:sz="4" w:space="0" w:color="auto"/>
-              <w:left w:val="single" w:sz="4" w:space="0" w:color="auto"/>
-              <w:bottom w:val="single" w:sz="4" w:space="0" w:color="auto"/>
-              <w:right w:val="single" w:sz="4" w:space="0" w:color="auto"/>
-            </w:tcBorders>
-          </w:tcPr>
-          <w:p>
-            <w:pPr>
-              <w:spacing w:before="0" w:after="0"/>
-              <w:jc w:val="center"/>
-              <w:rPr>
-                <w:rFonts w:ascii="Aptos" w:eastAsia="等线" w:hAnsi="Aptos"/>
-                <w:kern w:val="2"/>
-                <w:sz w:val="24"/>
-                <w:szCs w:val="24"/>
-                <w:lang w:val="en-US"/>
-              </w:rPr>
-            </w:pPr>
-          </w:p>
-        </w:tc>
-        <w:tc>
-          <w:tcPr>
-            <w:tcW w:w="1233" w:type="dxa"/>
-            <w:tcBorders>
-              <w:top w:val="single" w:sz="4" w:space="0" w:color="auto"/>
-              <w:left w:val="single" w:sz="4" w:space="0" w:color="auto"/>
-              <w:bottom w:val="single" w:sz="4" w:space="0" w:color="auto"/>
-              <w:right w:val="single" w:sz="4" w:space="0" w:color="auto"/>
-            </w:tcBorders>
-          </w:tcPr>
-          <w:p>
-            <w:pPr>
-              <w:spacing w:before="0" w:after="0"/>
-              <w:jc w:val="center"/>
-              <w:rPr>
-                <w:rFonts w:ascii="Aptos" w:eastAsia="等线" w:hAnsi="Aptos"/>
-                <w:kern w:val="2"/>
-                <w:sz w:val="24"/>
-                <w:szCs w:val="24"/>
-                <w:lang w:val="en-US"/>
-              </w:rPr>
-            </w:pPr>
-          </w:p>
-        </w:tc>
-      </w:tr>
-      <w:tr>
-        <w:tc>
-          <w:tcPr>
-            <w:tcW w:w="562" w:type="dxa"/>
-            <w:tcBorders>
-              <w:top w:val="single" w:sz="4" w:space="0" w:color="auto"/>
-              <w:left w:val="single" w:sz="4" w:space="0" w:color="auto"/>
-              <w:bottom w:val="single" w:sz="4" w:space="0" w:color="auto"/>
-              <w:right w:val="single" w:sz="4" w:space="0" w:color="auto"/>
-            </w:tcBorders>
-            <w:hideMark/>
-          </w:tcPr>
-          <w:p>
-            <w:pPr>
-              <w:spacing w:before="0" w:after="0"/>
-              <w:jc w:val="center"/>
-              <w:rPr>
-                <w:rFonts w:ascii="Aptos" w:eastAsia="等线" w:hAnsi="Aptos"/>
-                <w:kern w:val="2"/>
-                <w:sz w:val="24"/>
-                <w:szCs w:val="24"/>
-                <w:lang w:val="en-US"/>
-              </w:rPr>
-            </w:pPr>
-            <w:r>
-              <w:rPr>
-                <w:rFonts w:ascii="Aptos" w:eastAsia="等线" w:hAnsi="Aptos"/>
-                <w:kern w:val="2"/>
-                <w:sz w:val="24"/>
-                <w:szCs w:val="24"/>
-                <w:lang w:val="en-US"/>
-              </w:rPr>
-              <w:t>5</w:t>
-            </w:r>
-          </w:p>
-        </w:tc>
-        <w:tc>
-          <w:tcPr>
-            <w:tcW w:w="1134" w:type="dxa"/>
-            <w:tcBorders>
-              <w:top w:val="single" w:sz="4" w:space="0" w:color="auto"/>
-              <w:left w:val="single" w:sz="4" w:space="0" w:color="auto"/>
-              <w:bottom w:val="single" w:sz="4" w:space="0" w:color="auto"/>
-              <w:right w:val="single" w:sz="4" w:space="0" w:color="auto"/>
-            </w:tcBorders>
-          </w:tcPr>
-          <w:p>
-            <w:pPr>
-              <w:spacing w:before="0" w:after="0"/>
-              <w:jc w:val="center"/>
-              <w:rPr>
-                <w:rFonts w:ascii="Aptos" w:eastAsia="等线" w:hAnsi="Aptos"/>
-                <w:kern w:val="2"/>
-                <w:sz w:val="24"/>
-                <w:szCs w:val="24"/>
-                <w:lang w:val="en-US"/>
-              </w:rPr>
-            </w:pPr>
-          </w:p>
-        </w:tc>
-        <w:tc>
-          <w:tcPr>
-            <w:tcW w:w="1276" w:type="dxa"/>
-            <w:tcBorders>
-              <w:top w:val="single" w:sz="4" w:space="0" w:color="auto"/>
-              <w:left w:val="single" w:sz="4" w:space="0" w:color="auto"/>
-              <w:bottom w:val="single" w:sz="4" w:space="0" w:color="auto"/>
-              <w:right w:val="single" w:sz="4" w:space="0" w:color="auto"/>
-            </w:tcBorders>
-          </w:tcPr>
-          <w:p>
-            <w:pPr>
-              <w:spacing w:before="0" w:after="0"/>
-              <w:jc w:val="center"/>
-              <w:rPr>
-                <w:rFonts w:ascii="Aptos" w:eastAsia="等线" w:hAnsi="Aptos"/>
-                <w:kern w:val="2"/>
-                <w:sz w:val="24"/>
-                <w:szCs w:val="24"/>
-                <w:lang w:val="en-US"/>
-              </w:rPr>
-            </w:pPr>
-          </w:p>
-        </w:tc>
-        <w:tc>
-          <w:tcPr>
-            <w:tcW w:w="1959" w:type="dxa"/>
-            <w:tcBorders>
-              <w:top w:val="single" w:sz="4" w:space="0" w:color="auto"/>
-              <w:left w:val="single" w:sz="4" w:space="0" w:color="auto"/>
-              <w:bottom w:val="single" w:sz="4" w:space="0" w:color="auto"/>
-              <w:right w:val="single" w:sz="4" w:space="0" w:color="auto"/>
-            </w:tcBorders>
-          </w:tcPr>
-          <w:p>
-            <w:pPr>
-              <w:spacing w:before="0" w:after="0"/>
-              <w:jc w:val="center"/>
-              <w:rPr>
-                <w:rFonts w:ascii="Aptos" w:eastAsia="等线" w:hAnsi="Aptos"/>
-                <w:kern w:val="2"/>
-                <w:sz w:val="24"/>
-                <w:szCs w:val="24"/>
-                <w:lang w:val="en-US"/>
-              </w:rPr>
-            </w:pPr>
-          </w:p>
-        </w:tc>
-        <w:tc>
-          <w:tcPr>
-            <w:tcW w:w="1233" w:type="dxa"/>
-            <w:tcBorders>
-              <w:top w:val="single" w:sz="4" w:space="0" w:color="auto"/>
-              <w:left w:val="single" w:sz="4" w:space="0" w:color="auto"/>
-              <w:bottom w:val="single" w:sz="4" w:space="0" w:color="auto"/>
-              <w:right w:val="single" w:sz="4" w:space="0" w:color="auto"/>
-            </w:tcBorders>
-          </w:tcPr>
-          <w:p>
-            <w:pPr>
-              <w:spacing w:before="0" w:after="0"/>
-              <w:jc w:val="center"/>
-              <w:rPr>
-                <w:rFonts w:ascii="Aptos" w:eastAsia="等线" w:hAnsi="Aptos"/>
-                <w:kern w:val="2"/>
-                <w:sz w:val="24"/>
-                <w:szCs w:val="24"/>
-                <w:lang w:val="en-US"/>
-              </w:rPr>
-            </w:pPr>
-          </w:p>
-        </w:tc>
-        <w:tc>
-          <w:tcPr>
-            <w:tcW w:w="1233" w:type="dxa"/>
-            <w:tcBorders>
-              <w:top w:val="single" w:sz="4" w:space="0" w:color="auto"/>
-              <w:left w:val="single" w:sz="4" w:space="0" w:color="auto"/>
-              <w:bottom w:val="single" w:sz="4" w:space="0" w:color="auto"/>
-              <w:right w:val="single" w:sz="4" w:space="0" w:color="auto"/>
-            </w:tcBorders>
-          </w:tcPr>
-          <w:p>
-            <w:pPr>
-              <w:spacing w:before="0" w:after="0"/>
-              <w:jc w:val="center"/>
-              <w:rPr>
-                <w:rFonts w:ascii="Aptos" w:eastAsia="等线" w:hAnsi="Aptos"/>
-                <w:kern w:val="2"/>
-                <w:sz w:val="24"/>
-                <w:szCs w:val="24"/>
-                <w:lang w:val="en-US"/>
-              </w:rPr>
-            </w:pPr>
-          </w:p>
-        </w:tc>
-        <w:tc>
-          <w:tcPr>
-            <w:tcW w:w="1233" w:type="dxa"/>
-            <w:tcBorders>
-              <w:top w:val="single" w:sz="4" w:space="0" w:color="auto"/>
-              <w:left w:val="single" w:sz="4" w:space="0" w:color="auto"/>
-              <w:bottom w:val="single" w:sz="4" w:space="0" w:color="auto"/>
-              <w:right w:val="single" w:sz="4" w:space="0" w:color="auto"/>
-            </w:tcBorders>
-          </w:tcPr>
-          <w:p>
-            <w:pPr>
-              <w:spacing w:before="0" w:after="0"/>
-              <w:jc w:val="center"/>
-              <w:rPr>
-                <w:rFonts w:ascii="Aptos" w:eastAsia="等线" w:hAnsi="Aptos"/>
-                <w:kern w:val="2"/>
-                <w:sz w:val="24"/>
-                <w:szCs w:val="24"/>
-                <w:lang w:val="en-US"/>
-              </w:rPr>
-            </w:pPr>
-          </w:p>
-        </w:tc>
-      </w:tr>
-      <w:tr>
-        <w:tc>
-          <w:tcPr>
-            <w:tcW w:w="562" w:type="dxa"/>
-            <w:tcBorders>
-              <w:top w:val="single" w:sz="4" w:space="0" w:color="auto"/>
-              <w:left w:val="single" w:sz="4" w:space="0" w:color="auto"/>
-              <w:bottom w:val="single" w:sz="4" w:space="0" w:color="auto"/>
-              <w:right w:val="single" w:sz="4" w:space="0" w:color="auto"/>
-            </w:tcBorders>
-            <w:hideMark/>
-          </w:tcPr>
-          <w:p>
-            <w:pPr>
-              <w:spacing w:before="0" w:after="0"/>
-              <w:jc w:val="center"/>
-              <w:rPr>
-                <w:rFonts w:ascii="Aptos" w:eastAsia="等线" w:hAnsi="Aptos"/>
-                <w:kern w:val="2"/>
-                <w:sz w:val="24"/>
-                <w:szCs w:val="24"/>
-                <w:lang w:val="en-US"/>
-              </w:rPr>
-            </w:pPr>
-            <w:r>
-              <w:rPr>
-                <w:rFonts w:ascii="Aptos" w:eastAsia="等线" w:hAnsi="Aptos"/>
-                <w:kern w:val="2"/>
-                <w:sz w:val="24"/>
-                <w:szCs w:val="24"/>
-                <w:lang w:val="en-US"/>
-              </w:rPr>
-              <w:t>.</w:t>
-            </w:r>
-          </w:p>
-        </w:tc>
-        <w:tc>
-          <w:tcPr>
-            <w:tcW w:w="1134" w:type="dxa"/>
-            <w:tcBorders>
-              <w:top w:val="single" w:sz="4" w:space="0" w:color="auto"/>
-              <w:left w:val="single" w:sz="4" w:space="0" w:color="auto"/>
-              <w:bottom w:val="single" w:sz="4" w:space="0" w:color="auto"/>
-              <w:right w:val="single" w:sz="4" w:space="0" w:color="auto"/>
-            </w:tcBorders>
-          </w:tcPr>
-          <w:p>
-            <w:pPr>
-              <w:spacing w:before="0" w:after="0"/>
-              <w:jc w:val="center"/>
-              <w:rPr>
-                <w:rFonts w:ascii="Aptos" w:eastAsia="等线" w:hAnsi="Aptos"/>
-                <w:kern w:val="2"/>
-                <w:sz w:val="24"/>
-                <w:szCs w:val="24"/>
-                <w:lang w:val="en-US"/>
-              </w:rPr>
-            </w:pPr>
-          </w:p>
-        </w:tc>
-        <w:tc>
-          <w:tcPr>
-            <w:tcW w:w="1276" w:type="dxa"/>
-            <w:tcBorders>
-              <w:top w:val="single" w:sz="4" w:space="0" w:color="auto"/>
-              <w:left w:val="single" w:sz="4" w:space="0" w:color="auto"/>
-              <w:bottom w:val="single" w:sz="4" w:space="0" w:color="auto"/>
-              <w:right w:val="single" w:sz="4" w:space="0" w:color="auto"/>
-            </w:tcBorders>
-          </w:tcPr>
-          <w:p>
-            <w:pPr>
-              <w:spacing w:before="0" w:after="0"/>
-              <w:jc w:val="center"/>
-              <w:rPr>
-                <w:rFonts w:ascii="Aptos" w:eastAsia="等线" w:hAnsi="Aptos"/>
-                <w:kern w:val="2"/>
-                <w:sz w:val="24"/>
-                <w:szCs w:val="24"/>
-                <w:lang w:val="en-US"/>
-              </w:rPr>
-            </w:pPr>
-          </w:p>
-        </w:tc>
-        <w:tc>
-          <w:tcPr>
-            <w:tcW w:w="1959" w:type="dxa"/>
-            <w:tcBorders>
-              <w:top w:val="single" w:sz="4" w:space="0" w:color="auto"/>
-              <w:left w:val="single" w:sz="4" w:space="0" w:color="auto"/>
-              <w:bottom w:val="single" w:sz="4" w:space="0" w:color="auto"/>
-              <w:right w:val="single" w:sz="4" w:space="0" w:color="auto"/>
-            </w:tcBorders>
-          </w:tcPr>
-          <w:p>
-            <w:pPr>
-              <w:spacing w:before="0" w:after="0"/>
-              <w:jc w:val="center"/>
-              <w:rPr>
-                <w:rFonts w:ascii="Aptos" w:eastAsia="等线" w:hAnsi="Aptos"/>
-                <w:kern w:val="2"/>
-                <w:sz w:val="24"/>
-                <w:szCs w:val="24"/>
-                <w:lang w:val="en-US"/>
-              </w:rPr>
-            </w:pPr>
-          </w:p>
-        </w:tc>
-        <w:tc>
-          <w:tcPr>
-            <w:tcW w:w="1233" w:type="dxa"/>
-            <w:tcBorders>
-              <w:top w:val="single" w:sz="4" w:space="0" w:color="auto"/>
-              <w:left w:val="single" w:sz="4" w:space="0" w:color="auto"/>
-              <w:bottom w:val="single" w:sz="4" w:space="0" w:color="auto"/>
-              <w:right w:val="single" w:sz="4" w:space="0" w:color="auto"/>
-            </w:tcBorders>
-          </w:tcPr>
-          <w:p>
-            <w:pPr>
-              <w:spacing w:before="0" w:after="0"/>
-              <w:jc w:val="center"/>
-              <w:rPr>
-                <w:rFonts w:ascii="Aptos" w:eastAsia="等线" w:hAnsi="Aptos"/>
-                <w:kern w:val="2"/>
-                <w:sz w:val="24"/>
-                <w:szCs w:val="24"/>
-                <w:lang w:val="en-US"/>
-              </w:rPr>
-            </w:pPr>
-          </w:p>
-        </w:tc>
-        <w:tc>
-          <w:tcPr>
-            <w:tcW w:w="1233" w:type="dxa"/>
-            <w:tcBorders>
-              <w:top w:val="single" w:sz="4" w:space="0" w:color="auto"/>
-              <w:left w:val="single" w:sz="4" w:space="0" w:color="auto"/>
-              <w:bottom w:val="single" w:sz="4" w:space="0" w:color="auto"/>
-              <w:right w:val="single" w:sz="4" w:space="0" w:color="auto"/>
-            </w:tcBorders>
-          </w:tcPr>
-          <w:p>
-            <w:pPr>
-              <w:spacing w:before="0" w:after="0"/>
-              <w:jc w:val="center"/>
-              <w:rPr>
-                <w:rFonts w:ascii="Aptos" w:eastAsia="等线" w:hAnsi="Aptos"/>
-                <w:kern w:val="2"/>
-                <w:sz w:val="24"/>
-                <w:szCs w:val="24"/>
-                <w:lang w:val="en-US"/>
-              </w:rPr>
-            </w:pPr>
-          </w:p>
-        </w:tc>
-        <w:tc>
-          <w:tcPr>
-            <w:tcW w:w="1233" w:type="dxa"/>
-            <w:tcBorders>
-              <w:top w:val="single" w:sz="4" w:space="0" w:color="auto"/>
-              <w:left w:val="single" w:sz="4" w:space="0" w:color="auto"/>
-              <w:bottom w:val="single" w:sz="4" w:space="0" w:color="auto"/>
-              <w:right w:val="single" w:sz="4" w:space="0" w:color="auto"/>
-            </w:tcBorders>
-          </w:tcPr>
-          <w:p>
-            <w:pPr>
-              <w:spacing w:before="0" w:after="0"/>
-              <w:jc w:val="center"/>
-              <w:rPr>
-                <w:rFonts w:ascii="Aptos" w:eastAsia="等线" w:hAnsi="Aptos"/>
-                <w:kern w:val="2"/>
-                <w:sz w:val="24"/>
-                <w:szCs w:val="24"/>
-                <w:lang w:val="en-US"/>
-              </w:rPr>
-            </w:pPr>
-          </w:p>
-        </w:tc>
-      </w:tr>
-      <w:tr>
-        <w:tc>
-          <w:tcPr>
-            <w:tcW w:w="562" w:type="dxa"/>
-            <w:tcBorders>
-              <w:top w:val="single" w:sz="4" w:space="0" w:color="auto"/>
-              <w:left w:val="single" w:sz="4" w:space="0" w:color="auto"/>
-              <w:bottom w:val="single" w:sz="4" w:space="0" w:color="auto"/>
-              <w:right w:val="single" w:sz="4" w:space="0" w:color="auto"/>
-            </w:tcBorders>
-            <w:hideMark/>
-          </w:tcPr>
-          <w:p>
-            <w:pPr>
-              <w:spacing w:before="0" w:after="0"/>
-              <w:jc w:val="center"/>
-              <w:rPr>
-                <w:rFonts w:ascii="Aptos" w:eastAsia="等线" w:hAnsi="Aptos"/>
-                <w:kern w:val="2"/>
-                <w:sz w:val="24"/>
-                <w:szCs w:val="24"/>
-                <w:lang w:val="en-US"/>
-              </w:rPr>
-            </w:pPr>
-            <w:r>
-              <w:rPr>
-                <w:rFonts w:ascii="Aptos" w:eastAsia="等线" w:hAnsi="Aptos"/>
-                <w:kern w:val="2"/>
-                <w:sz w:val="24"/>
-                <w:szCs w:val="24"/>
-                <w:lang w:val="en-US"/>
-              </w:rPr>
-              <w:t>.</w:t>
-            </w:r>
-          </w:p>
-        </w:tc>
-        <w:tc>
-          <w:tcPr>
-            <w:tcW w:w="1134" w:type="dxa"/>
-            <w:tcBorders>
-              <w:top w:val="single" w:sz="4" w:space="0" w:color="auto"/>
-              <w:left w:val="single" w:sz="4" w:space="0" w:color="auto"/>
-              <w:bottom w:val="single" w:sz="4" w:space="0" w:color="auto"/>
-              <w:right w:val="single" w:sz="4" w:space="0" w:color="auto"/>
-            </w:tcBorders>
-          </w:tcPr>
-          <w:p>
-            <w:pPr>
-              <w:spacing w:before="0" w:after="0"/>
-              <w:jc w:val="center"/>
-              <w:rPr>
-                <w:rFonts w:ascii="Aptos" w:eastAsia="等线" w:hAnsi="Aptos"/>
-                <w:kern w:val="2"/>
-                <w:sz w:val="24"/>
-                <w:szCs w:val="24"/>
-                <w:lang w:val="en-US"/>
-              </w:rPr>
-            </w:pPr>
-          </w:p>
-        </w:tc>
-        <w:tc>
-          <w:tcPr>
-            <w:tcW w:w="1276" w:type="dxa"/>
-            <w:tcBorders>
-              <w:top w:val="single" w:sz="4" w:space="0" w:color="auto"/>
-              <w:left w:val="single" w:sz="4" w:space="0" w:color="auto"/>
-              <w:bottom w:val="single" w:sz="4" w:space="0" w:color="auto"/>
-              <w:right w:val="single" w:sz="4" w:space="0" w:color="auto"/>
-            </w:tcBorders>
-          </w:tcPr>
-          <w:p>
-            <w:pPr>
-              <w:spacing w:before="0" w:after="0"/>
-              <w:jc w:val="center"/>
-              <w:rPr>
-                <w:rFonts w:ascii="Aptos" w:eastAsia="等线" w:hAnsi="Aptos"/>
-                <w:kern w:val="2"/>
-                <w:sz w:val="24"/>
-                <w:szCs w:val="24"/>
-                <w:lang w:val="en-US"/>
-              </w:rPr>
-            </w:pPr>
-          </w:p>
-        </w:tc>
-        <w:tc>
-          <w:tcPr>
-            <w:tcW w:w="1959" w:type="dxa"/>
-            <w:tcBorders>
-              <w:top w:val="single" w:sz="4" w:space="0" w:color="auto"/>
-              <w:left w:val="single" w:sz="4" w:space="0" w:color="auto"/>
-              <w:bottom w:val="single" w:sz="4" w:space="0" w:color="auto"/>
-              <w:right w:val="single" w:sz="4" w:space="0" w:color="auto"/>
-            </w:tcBorders>
-          </w:tcPr>
-          <w:p>
-            <w:pPr>
-              <w:spacing w:before="0" w:after="0"/>
-              <w:jc w:val="center"/>
-              <w:rPr>
-                <w:rFonts w:ascii="Aptos" w:eastAsia="等线" w:hAnsi="Aptos"/>
-                <w:kern w:val="2"/>
-                <w:sz w:val="24"/>
-                <w:szCs w:val="24"/>
-                <w:lang w:val="en-US"/>
-              </w:rPr>
-            </w:pPr>
-          </w:p>
-        </w:tc>
-        <w:tc>
-          <w:tcPr>
-            <w:tcW w:w="1233" w:type="dxa"/>
-            <w:tcBorders>
-              <w:top w:val="single" w:sz="4" w:space="0" w:color="auto"/>
-              <w:left w:val="single" w:sz="4" w:space="0" w:color="auto"/>
-              <w:bottom w:val="single" w:sz="4" w:space="0" w:color="auto"/>
-              <w:right w:val="single" w:sz="4" w:space="0" w:color="auto"/>
-            </w:tcBorders>
-          </w:tcPr>
-          <w:p>
-            <w:pPr>
-              <w:spacing w:before="0" w:after="0"/>
-              <w:jc w:val="center"/>
-              <w:rPr>
-                <w:rFonts w:ascii="Aptos" w:eastAsia="等线" w:hAnsi="Aptos"/>
-                <w:kern w:val="2"/>
-                <w:sz w:val="24"/>
-                <w:szCs w:val="24"/>
-                <w:lang w:val="en-US"/>
-              </w:rPr>
-            </w:pPr>
-          </w:p>
-        </w:tc>
-        <w:tc>
-          <w:tcPr>
-            <w:tcW w:w="1233" w:type="dxa"/>
-            <w:tcBorders>
-              <w:top w:val="single" w:sz="4" w:space="0" w:color="auto"/>
-              <w:left w:val="single" w:sz="4" w:space="0" w:color="auto"/>
-              <w:bottom w:val="single" w:sz="4" w:space="0" w:color="auto"/>
-              <w:right w:val="single" w:sz="4" w:space="0" w:color="auto"/>
-            </w:tcBorders>
-          </w:tcPr>
-          <w:p>
-            <w:pPr>
-              <w:spacing w:before="0" w:after="0"/>
-              <w:jc w:val="center"/>
-              <w:rPr>
-                <w:rFonts w:ascii="Aptos" w:eastAsia="等线" w:hAnsi="Aptos"/>
-                <w:kern w:val="2"/>
-                <w:sz w:val="24"/>
-                <w:szCs w:val="24"/>
-                <w:lang w:val="en-US"/>
-              </w:rPr>
-            </w:pPr>
-          </w:p>
-        </w:tc>
-        <w:tc>
-          <w:tcPr>
-            <w:tcW w:w="1233" w:type="dxa"/>
-            <w:tcBorders>
-              <w:top w:val="single" w:sz="4" w:space="0" w:color="auto"/>
-              <w:left w:val="single" w:sz="4" w:space="0" w:color="auto"/>
-              <w:bottom w:val="single" w:sz="4" w:space="0" w:color="auto"/>
-              <w:right w:val="single" w:sz="4" w:space="0" w:color="auto"/>
-            </w:tcBorders>
-          </w:tcPr>
-          <w:p>
-            <w:pPr>
-              <w:spacing w:before="0" w:after="0"/>
-              <w:jc w:val="center"/>
-              <w:rPr>
-                <w:rFonts w:ascii="Aptos" w:eastAsia="等线" w:hAnsi="Aptos"/>
-                <w:kern w:val="2"/>
-                <w:sz w:val="24"/>
-                <w:szCs w:val="24"/>
-                <w:lang w:val="en-US"/>
-              </w:rPr>
-            </w:pPr>
-          </w:p>
-        </w:tc>
-      </w:tr>
-    </w:tbl>
-    <w:p>
-      <w:pPr>
-        <w:spacing w:before="0" w:after="160" w:line="276" w:lineRule="auto"/>
-        <w:jc w:val="center"/>
-        <w:rPr>
-          <w:rFonts w:ascii="Aptos" w:eastAsia="等线" w:hAnsi="Aptos"/>
-          <w:kern w:val="2"/>
-          <w:sz w:val="24"/>
-          <w:szCs w:val="24"/>
-          <w:lang w:val="en-US"/>
-          <w14:ligatures w14:val="standardContextual"/>
-        </w:rPr>
-      </w:pPr>
-    </w:p>
-    <w:tbl>
-      <w:tblPr>
-        <w:tblStyle w:val="TableGrid3"/>
-        <w:tblW w:w="0" w:type="auto"/>
-        <w:tblInd w:w="0" w:type="dxa"/>
-        <w:tblLook w:val="04A0" w:firstRow="1" w:lastRow="0" w:firstColumn="1" w:lastColumn="0" w:noHBand="0" w:noVBand="1"/>
-      </w:tblPr>
-      <w:tblGrid>
-        <w:gridCol w:w="562"/>
-        <w:gridCol w:w="1134"/>
-        <w:gridCol w:w="1276"/>
-        <w:gridCol w:w="1959"/>
-        <w:gridCol w:w="1233"/>
-        <w:gridCol w:w="1233"/>
-        <w:gridCol w:w="1233"/>
-      </w:tblGrid>
-      <w:tr>
-        <w:trPr>
-          <w:trHeight w:val="459"/>
-        </w:trPr>
-        <w:tc>
-          <w:tcPr>
-            <w:tcW w:w="8630" w:type="dxa"/>
-            <w:gridSpan w:val="7"/>
-            <w:tcBorders>
-              <w:top w:val="single" w:sz="4" w:space="0" w:color="auto"/>
-              <w:left w:val="single" w:sz="4" w:space="0" w:color="auto"/>
-              <w:bottom w:val="single" w:sz="4" w:space="0" w:color="auto"/>
-              <w:right w:val="single" w:sz="4" w:space="0" w:color="auto"/>
-            </w:tcBorders>
-            <w:hideMark/>
-          </w:tcPr>
-          <w:p>
-            <w:pPr>
-              <w:spacing w:before="0" w:after="0"/>
-              <w:jc w:val="center"/>
-              <w:rPr>
-                <w:rFonts w:ascii="Aptos" w:eastAsia="等线" w:hAnsi="Aptos"/>
-                <w:b/>
-                <w:bCs/>
-                <w:kern w:val="2"/>
-                <w:sz w:val="32"/>
-                <w:szCs w:val="32"/>
-                <w:lang w:val="en-US"/>
-              </w:rPr>
-            </w:pPr>
-            <w:r>
-              <w:rPr>
-                <w:rFonts w:ascii="Aptos" w:eastAsia="等线" w:hAnsi="Aptos" w:hint="eastAsia"/>
-                <w:b/>
-                <w:bCs/>
-                <w:kern w:val="2"/>
-                <w:sz w:val="32"/>
-                <w:szCs w:val="32"/>
-                <w:lang w:val="en-US"/>
-              </w:rPr>
-              <w:t>{$</w:t>
-            </w:r>
-            <w:proofErr w:type="spellStart"/>
-            <w:r>
-              <w:rPr>
-                <w:rFonts w:ascii="Aptos" w:eastAsia="等线" w:hAnsi="Aptos"/>
-                <w:b/>
-                <w:bCs/>
-                <w:kern w:val="2"/>
-                <w:sz w:val="32"/>
-                <w:szCs w:val="32"/>
-                <w:lang w:val="en-US"/>
-              </w:rPr>
-              <w:t>companyname</w:t>
-            </w:r>
-            <w:proofErr w:type="spellEnd"/>
-            <w:r>
-              <w:rPr>
-                <w:rFonts w:ascii="Aptos" w:eastAsia="等线" w:hAnsi="Aptos" w:hint="eastAsia"/>
-                <w:b/>
-                <w:bCs/>
-                <w:kern w:val="2"/>
-                <w:sz w:val="32"/>
-                <w:szCs w:val="32"/>
-                <w:lang w:val="en-US"/>
-              </w:rPr>
-              <w:t>}</w:t>
-            </w:r>
-            <w:r>
-              <w:rPr>
-                <w:rFonts w:ascii="Aptos" w:eastAsia="等线" w:hAnsi="Aptos" w:hint="eastAsia"/>
-                <w:b/>
-                <w:bCs/>
-                <w:kern w:val="2"/>
-                <w:sz w:val="32"/>
-                <w:szCs w:val="32"/>
-                <w:lang w:val="en-US"/>
-              </w:rPr>
-              <w:t>公司</w:t>
-            </w:r>
-            <w:r>
-              <w:rPr>
-                <w:rFonts w:ascii="Aptos" w:eastAsia="等线" w:hAnsi="Aptos" w:hint="eastAsia"/>
-                <w:b/>
-                <w:bCs/>
-                <w:kern w:val="2"/>
-                <w:sz w:val="32"/>
-                <w:szCs w:val="32"/>
-                <w:lang w:val="en-US"/>
-              </w:rPr>
-              <w:t>{$</w:t>
-            </w:r>
-            <w:r>
-              <w:rPr>
-                <w:rFonts w:ascii="Aptos" w:eastAsia="等线" w:hAnsi="Aptos"/>
-                <w:b/>
-                <w:bCs/>
-                <w:kern w:val="2"/>
-                <w:sz w:val="32"/>
-                <w:szCs w:val="32"/>
-                <w:lang w:val="en-US"/>
-              </w:rPr>
-              <w:t>factory</w:t>
-            </w:r>
-            <w:r>
-              <w:rPr>
-                <w:rFonts w:ascii="Aptos" w:eastAsia="等线" w:hAnsi="Aptos" w:hint="eastAsia"/>
-                <w:b/>
-                <w:bCs/>
-                <w:kern w:val="2"/>
-                <w:sz w:val="32"/>
-                <w:szCs w:val="32"/>
-                <w:lang w:val="en-US"/>
-              </w:rPr>
-              <w:t>}</w:t>
-            </w:r>
-            <w:r>
-              <w:rPr>
-                <w:rFonts w:ascii="Aptos" w:eastAsia="等线" w:hAnsi="Aptos" w:hint="eastAsia"/>
-                <w:b/>
-                <w:bCs/>
-                <w:kern w:val="2"/>
-                <w:sz w:val="32"/>
-                <w:szCs w:val="32"/>
-                <w:lang w:val="en-US"/>
-              </w:rPr>
-              <w:t>车间西门子驱动装置维护清单</w:t>
-            </w:r>
-          </w:p>
-        </w:tc>
-      </w:tr>
-      <w:tr>
-        <w:tc>
-          <w:tcPr>
-            <w:tcW w:w="562" w:type="dxa"/>
-            <w:tcBorders>
-              <w:top w:val="single" w:sz="4" w:space="0" w:color="auto"/>
-              <w:left w:val="single" w:sz="4" w:space="0" w:color="auto"/>
-              <w:bottom w:val="single" w:sz="4" w:space="0" w:color="auto"/>
-              <w:right w:val="single" w:sz="4" w:space="0" w:color="auto"/>
-            </w:tcBorders>
-            <w:hideMark/>
-          </w:tcPr>
-          <w:p>
-            <w:pPr>
-              <w:spacing w:before="0" w:after="0"/>
-              <w:jc w:val="center"/>
-              <w:rPr>
-                <w:rFonts w:ascii="Aptos" w:eastAsia="等线" w:hAnsi="Aptos"/>
-                <w:kern w:val="2"/>
-                <w:sz w:val="24"/>
-                <w:szCs w:val="24"/>
-                <w:lang w:val="en-US"/>
-              </w:rPr>
-            </w:pPr>
-            <w:r>
-              <w:rPr>
-                <w:rFonts w:ascii="Aptos" w:eastAsia="等线" w:hAnsi="Aptos" w:hint="eastAsia"/>
-                <w:kern w:val="2"/>
-                <w:sz w:val="24"/>
-                <w:szCs w:val="24"/>
-                <w:lang w:val="en-US"/>
-              </w:rPr>
-              <w:t>序号</w:t>
-            </w:r>
-          </w:p>
-        </w:tc>
-        <w:tc>
-          <w:tcPr>
-            <w:tcW w:w="1134" w:type="dxa"/>
-            <w:tcBorders>
-              <w:top w:val="single" w:sz="4" w:space="0" w:color="auto"/>
-              <w:left w:val="single" w:sz="4" w:space="0" w:color="auto"/>
-              <w:bottom w:val="single" w:sz="4" w:space="0" w:color="auto"/>
-              <w:right w:val="single" w:sz="4" w:space="0" w:color="auto"/>
-            </w:tcBorders>
-            <w:hideMark/>
-          </w:tcPr>
-          <w:p>
-            <w:pPr>
-              <w:spacing w:before="0" w:after="0"/>
-              <w:jc w:val="center"/>
-              <w:rPr>
-                <w:rFonts w:ascii="Aptos" w:eastAsia="等线" w:hAnsi="Aptos"/>
-                <w:kern w:val="2"/>
-                <w:sz w:val="24"/>
-                <w:szCs w:val="24"/>
-                <w:lang w:val="en-US"/>
-              </w:rPr>
-            </w:pPr>
-            <w:r>
-              <w:rPr>
-                <w:rFonts w:ascii="Aptos" w:eastAsia="等线" w:hAnsi="Aptos" w:hint="eastAsia"/>
-                <w:kern w:val="2"/>
-                <w:sz w:val="24"/>
-                <w:szCs w:val="24"/>
-                <w:lang w:val="en-US"/>
-              </w:rPr>
-              <w:t>电气室</w:t>
-            </w:r>
-          </w:p>
-        </w:tc>
-        <w:tc>
-          <w:tcPr>
-            <w:tcW w:w="1276" w:type="dxa"/>
-            <w:tcBorders>
-              <w:top w:val="single" w:sz="4" w:space="0" w:color="auto"/>
-              <w:left w:val="single" w:sz="4" w:space="0" w:color="auto"/>
-              <w:bottom w:val="single" w:sz="4" w:space="0" w:color="auto"/>
-              <w:right w:val="single" w:sz="4" w:space="0" w:color="auto"/>
-            </w:tcBorders>
-            <w:hideMark/>
-          </w:tcPr>
-          <w:p>
-            <w:pPr>
-              <w:spacing w:before="0" w:after="0"/>
-              <w:jc w:val="center"/>
-              <w:rPr>
-                <w:rFonts w:ascii="Aptos" w:eastAsia="等线" w:hAnsi="Aptos"/>
-                <w:kern w:val="2"/>
-                <w:sz w:val="24"/>
-                <w:szCs w:val="24"/>
-                <w:lang w:val="en-US"/>
-              </w:rPr>
-            </w:pPr>
-            <w:r>
-              <w:rPr>
-                <w:rFonts w:ascii="Aptos" w:eastAsia="等线" w:hAnsi="Aptos" w:hint="eastAsia"/>
-                <w:kern w:val="2"/>
-                <w:sz w:val="24"/>
-                <w:szCs w:val="24"/>
-                <w:lang w:val="en-US"/>
-              </w:rPr>
-              <w:t>设备名称</w:t>
-            </w:r>
-          </w:p>
-        </w:tc>
-        <w:tc>
-          <w:tcPr>
-            <w:tcW w:w="1959" w:type="dxa"/>
-            <w:tcBorders>
-              <w:top w:val="single" w:sz="4" w:space="0" w:color="auto"/>
-              <w:left w:val="single" w:sz="4" w:space="0" w:color="auto"/>
-              <w:bottom w:val="single" w:sz="4" w:space="0" w:color="auto"/>
-              <w:right w:val="single" w:sz="4" w:space="0" w:color="auto"/>
-            </w:tcBorders>
-            <w:hideMark/>
-          </w:tcPr>
-          <w:p>
-            <w:pPr>
-              <w:spacing w:before="0" w:after="0"/>
-              <w:jc w:val="center"/>
-              <w:rPr>
-                <w:rFonts w:ascii="Aptos" w:eastAsia="等线" w:hAnsi="Aptos"/>
-                <w:kern w:val="2"/>
-                <w:sz w:val="24"/>
-                <w:szCs w:val="24"/>
-                <w:lang w:val="en-US"/>
-              </w:rPr>
-            </w:pPr>
-            <w:r>
-              <w:rPr>
-                <w:rFonts w:ascii="Aptos" w:eastAsia="等线" w:hAnsi="Aptos" w:hint="eastAsia"/>
-                <w:kern w:val="2"/>
-                <w:sz w:val="24"/>
-                <w:szCs w:val="24"/>
-                <w:lang w:val="en-US"/>
-              </w:rPr>
-              <w:t>设备型号</w:t>
-            </w:r>
-          </w:p>
-        </w:tc>
-        <w:tc>
-          <w:tcPr>
-            <w:tcW w:w="1233" w:type="dxa"/>
-            <w:tcBorders>
-              <w:top w:val="single" w:sz="4" w:space="0" w:color="auto"/>
-              <w:left w:val="single" w:sz="4" w:space="0" w:color="auto"/>
-              <w:bottom w:val="single" w:sz="4" w:space="0" w:color="auto"/>
-              <w:right w:val="single" w:sz="4" w:space="0" w:color="auto"/>
-            </w:tcBorders>
-            <w:hideMark/>
-          </w:tcPr>
-          <w:p>
-            <w:pPr>
-              <w:spacing w:before="0" w:after="0"/>
-              <w:jc w:val="center"/>
-              <w:rPr>
-                <w:rFonts w:ascii="Aptos" w:eastAsia="等线" w:hAnsi="Aptos"/>
-                <w:kern w:val="2"/>
-                <w:sz w:val="24"/>
-                <w:szCs w:val="24"/>
-                <w:lang w:val="en-US"/>
-              </w:rPr>
-            </w:pPr>
-            <w:r>
-              <w:rPr>
-                <w:rFonts w:ascii="Aptos" w:eastAsia="等线" w:hAnsi="Aptos" w:hint="eastAsia"/>
-                <w:kern w:val="2"/>
-                <w:sz w:val="24"/>
-                <w:szCs w:val="24"/>
-                <w:lang w:val="en-US"/>
-              </w:rPr>
-              <w:t>序列号</w:t>
-            </w:r>
-          </w:p>
-        </w:tc>
-        <w:tc>
-          <w:tcPr>
-            <w:tcW w:w="1233" w:type="dxa"/>
-            <w:tcBorders>
-              <w:top w:val="single" w:sz="4" w:space="0" w:color="auto"/>
-              <w:left w:val="single" w:sz="4" w:space="0" w:color="auto"/>
-              <w:bottom w:val="single" w:sz="4" w:space="0" w:color="auto"/>
-              <w:right w:val="single" w:sz="4" w:space="0" w:color="auto"/>
-            </w:tcBorders>
-            <w:hideMark/>
-          </w:tcPr>
-          <w:p>
-            <w:pPr>
-              <w:spacing w:before="0" w:after="0"/>
-              <w:jc w:val="center"/>
-              <w:rPr>
-                <w:rFonts w:ascii="Aptos" w:eastAsia="等线" w:hAnsi="Aptos"/>
-                <w:kern w:val="2"/>
-                <w:sz w:val="24"/>
-                <w:szCs w:val="24"/>
-                <w:lang w:val="en-US"/>
-              </w:rPr>
-            </w:pPr>
-            <w:r>
-              <w:rPr>
-                <w:rFonts w:ascii="Aptos" w:eastAsia="等线" w:hAnsi="Aptos" w:hint="eastAsia"/>
-                <w:kern w:val="2"/>
-                <w:sz w:val="24"/>
-                <w:szCs w:val="24"/>
-                <w:lang w:val="en-US"/>
-              </w:rPr>
-              <w:t>所属部门</w:t>
-            </w:r>
-          </w:p>
-        </w:tc>
-        <w:tc>
-          <w:tcPr>
-            <w:tcW w:w="1233" w:type="dxa"/>
-            <w:tcBorders>
-              <w:top w:val="single" w:sz="4" w:space="0" w:color="auto"/>
-              <w:left w:val="single" w:sz="4" w:space="0" w:color="auto"/>
-              <w:bottom w:val="single" w:sz="4" w:space="0" w:color="auto"/>
-              <w:right w:val="single" w:sz="4" w:space="0" w:color="auto"/>
-            </w:tcBorders>
-            <w:hideMark/>
-          </w:tcPr>
-          <w:p>
-            <w:pPr>
-              <w:spacing w:before="0" w:after="0"/>
-              <w:jc w:val="center"/>
-              <w:rPr>
-                <w:rFonts w:ascii="Aptos" w:eastAsia="等线" w:hAnsi="Aptos"/>
-                <w:kern w:val="2"/>
-                <w:sz w:val="24"/>
-                <w:szCs w:val="24"/>
-                <w:lang w:val="en-US"/>
-              </w:rPr>
-            </w:pPr>
-            <w:r>
-              <w:rPr>
-                <w:rFonts w:ascii="Aptos" w:eastAsia="等线" w:hAnsi="Aptos" w:hint="eastAsia"/>
-                <w:kern w:val="2"/>
-                <w:sz w:val="24"/>
-                <w:szCs w:val="24"/>
-                <w:lang w:val="en-US"/>
-              </w:rPr>
-              <w:t>设备编号</w:t>
-            </w:r>
-          </w:p>
-        </w:tc>
-      </w:tr>
-      <w:tr>
-        <w:tc>
-          <w:tcPr>
-            <w:tcW w:w="562" w:type="dxa"/>
-            <w:tcBorders>
-              <w:top w:val="single" w:sz="4" w:space="0" w:color="auto"/>
-              <w:left w:val="single" w:sz="4" w:space="0" w:color="auto"/>
-              <w:bottom w:val="single" w:sz="4" w:space="0" w:color="auto"/>
-              <w:right w:val="single" w:sz="4" w:space="0" w:color="auto"/>
-            </w:tcBorders>
-            <w:hideMark/>
-          </w:tcPr>
-          <w:p>
-            <w:pPr>
-              <w:spacing w:before="0" w:after="0"/>
-              <w:jc w:val="center"/>
-              <w:rPr>
-                <w:rFonts w:ascii="Aptos" w:eastAsia="等线" w:hAnsi="Aptos"/>
-                <w:kern w:val="2"/>
-                <w:sz w:val="24"/>
-                <w:szCs w:val="24"/>
-                <w:lang w:val="en-US"/>
-              </w:rPr>
-            </w:pPr>
-            <w:r>
-              <w:rPr>
-                <w:rFonts w:ascii="Aptos" w:eastAsia="等线" w:hAnsi="Aptos"/>
-                <w:kern w:val="2"/>
-                <w:sz w:val="24"/>
-                <w:szCs w:val="24"/>
-                <w:lang w:val="en-US"/>
-              </w:rPr>
-              <w:t>1</w:t>
-            </w:r>
-          </w:p>
-        </w:tc>
-        <w:tc>
-          <w:tcPr>
-            <w:tcW w:w="1134" w:type="dxa"/>
-            <w:tcBorders>
-              <w:top w:val="single" w:sz="4" w:space="0" w:color="auto"/>
-              <w:left w:val="single" w:sz="4" w:space="0" w:color="auto"/>
-              <w:bottom w:val="single" w:sz="4" w:space="0" w:color="auto"/>
-              <w:right w:val="single" w:sz="4" w:space="0" w:color="auto"/>
-            </w:tcBorders>
-          </w:tcPr>
-          <w:p>
-            <w:pPr>
-              <w:spacing w:before="0" w:after="0"/>
-              <w:jc w:val="center"/>
-              <w:rPr>
-                <w:rFonts w:ascii="Aptos" w:eastAsia="等线" w:hAnsi="Aptos"/>
-                <w:kern w:val="2"/>
-                <w:sz w:val="24"/>
-                <w:szCs w:val="24"/>
-                <w:lang w:val="en-US"/>
-              </w:rPr>
-            </w:pPr>
-          </w:p>
-        </w:tc>
-        <w:tc>
-          <w:tcPr>
-            <w:tcW w:w="1276" w:type="dxa"/>
-            <w:tcBorders>
-              <w:top w:val="single" w:sz="4" w:space="0" w:color="auto"/>
-              <w:left w:val="single" w:sz="4" w:space="0" w:color="auto"/>
-              <w:bottom w:val="single" w:sz="4" w:space="0" w:color="auto"/>
-              <w:right w:val="single" w:sz="4" w:space="0" w:color="auto"/>
-            </w:tcBorders>
-          </w:tcPr>
-          <w:p>
-            <w:pPr>
-              <w:spacing w:before="0" w:after="0"/>
-              <w:jc w:val="center"/>
-              <w:rPr>
-                <w:rFonts w:ascii="Aptos" w:eastAsia="等线" w:hAnsi="Aptos"/>
-                <w:kern w:val="2"/>
-                <w:sz w:val="24"/>
-                <w:szCs w:val="24"/>
-                <w:lang w:val="en-US"/>
-              </w:rPr>
-            </w:pPr>
-          </w:p>
-        </w:tc>
-        <w:tc>
-          <w:tcPr>
-            <w:tcW w:w="1959" w:type="dxa"/>
-            <w:tcBorders>
-              <w:top w:val="single" w:sz="4" w:space="0" w:color="auto"/>
-              <w:left w:val="single" w:sz="4" w:space="0" w:color="auto"/>
-              <w:bottom w:val="single" w:sz="4" w:space="0" w:color="auto"/>
-              <w:right w:val="single" w:sz="4" w:space="0" w:color="auto"/>
-            </w:tcBorders>
-          </w:tcPr>
-          <w:p>
-            <w:pPr>
-              <w:spacing w:before="0" w:after="0"/>
-              <w:jc w:val="center"/>
-              <w:rPr>
-                <w:rFonts w:ascii="Aptos" w:eastAsia="等线" w:hAnsi="Aptos"/>
-                <w:kern w:val="2"/>
-                <w:sz w:val="24"/>
-                <w:szCs w:val="24"/>
-                <w:lang w:val="en-US"/>
-              </w:rPr>
-            </w:pPr>
-          </w:p>
-        </w:tc>
-        <w:tc>
-          <w:tcPr>
-            <w:tcW w:w="1233" w:type="dxa"/>
-            <w:tcBorders>
-              <w:top w:val="single" w:sz="4" w:space="0" w:color="auto"/>
-              <w:left w:val="single" w:sz="4" w:space="0" w:color="auto"/>
-              <w:bottom w:val="single" w:sz="4" w:space="0" w:color="auto"/>
-              <w:right w:val="single" w:sz="4" w:space="0" w:color="auto"/>
-            </w:tcBorders>
-          </w:tcPr>
-          <w:p>
-            <w:pPr>
-              <w:spacing w:before="0" w:after="0"/>
-              <w:jc w:val="center"/>
-              <w:rPr>
-                <w:rFonts w:ascii="Aptos" w:eastAsia="等线" w:hAnsi="Aptos"/>
-                <w:kern w:val="2"/>
-                <w:sz w:val="24"/>
-                <w:szCs w:val="24"/>
-                <w:lang w:val="en-US"/>
-              </w:rPr>
-            </w:pPr>
-          </w:p>
-        </w:tc>
-        <w:tc>
-          <w:tcPr>
-            <w:tcW w:w="1233" w:type="dxa"/>
-            <w:tcBorders>
-              <w:top w:val="single" w:sz="4" w:space="0" w:color="auto"/>
-              <w:left w:val="single" w:sz="4" w:space="0" w:color="auto"/>
-              <w:bottom w:val="single" w:sz="4" w:space="0" w:color="auto"/>
-              <w:right w:val="single" w:sz="4" w:space="0" w:color="auto"/>
-            </w:tcBorders>
-          </w:tcPr>
-          <w:p>
-            <w:pPr>
-              <w:spacing w:before="0" w:after="0"/>
-              <w:jc w:val="center"/>
-              <w:rPr>
-                <w:rFonts w:ascii="Aptos" w:eastAsia="等线" w:hAnsi="Aptos"/>
-                <w:kern w:val="2"/>
-                <w:sz w:val="24"/>
-                <w:szCs w:val="24"/>
-                <w:lang w:val="en-US"/>
-              </w:rPr>
-            </w:pPr>
-          </w:p>
-        </w:tc>
-        <w:tc>
-          <w:tcPr>
-            <w:tcW w:w="1233" w:type="dxa"/>
-            <w:tcBorders>
-              <w:top w:val="single" w:sz="4" w:space="0" w:color="auto"/>
-              <w:left w:val="single" w:sz="4" w:space="0" w:color="auto"/>
-              <w:bottom w:val="single" w:sz="4" w:space="0" w:color="auto"/>
-              <w:right w:val="single" w:sz="4" w:space="0" w:color="auto"/>
-            </w:tcBorders>
-          </w:tcPr>
-          <w:p>
-            <w:pPr>
-              <w:spacing w:before="0" w:after="0"/>
-              <w:jc w:val="center"/>
-              <w:rPr>
-                <w:rFonts w:ascii="Aptos" w:eastAsia="等线" w:hAnsi="Aptos"/>
-                <w:kern w:val="2"/>
-                <w:sz w:val="24"/>
-                <w:szCs w:val="24"/>
-                <w:lang w:val="en-US"/>
-              </w:rPr>
-            </w:pPr>
-          </w:p>
-        </w:tc>
-      </w:tr>
-      <w:tr>
-        <w:tc>
-          <w:tcPr>
-            <w:tcW w:w="562" w:type="dxa"/>
-            <w:tcBorders>
-              <w:top w:val="single" w:sz="4" w:space="0" w:color="auto"/>
-              <w:left w:val="single" w:sz="4" w:space="0" w:color="auto"/>
-              <w:bottom w:val="single" w:sz="4" w:space="0" w:color="auto"/>
-              <w:right w:val="single" w:sz="4" w:space="0" w:color="auto"/>
-            </w:tcBorders>
-            <w:hideMark/>
-          </w:tcPr>
-          <w:p>
-            <w:pPr>
-              <w:spacing w:before="0" w:after="0"/>
-              <w:jc w:val="center"/>
-              <w:rPr>
-                <w:rFonts w:ascii="Aptos" w:eastAsia="等线" w:hAnsi="Aptos"/>
-                <w:kern w:val="2"/>
-                <w:sz w:val="24"/>
-                <w:szCs w:val="24"/>
-                <w:lang w:val="en-US"/>
-              </w:rPr>
-            </w:pPr>
-            <w:r>
-              <w:rPr>
-                <w:rFonts w:ascii="Aptos" w:eastAsia="等线" w:hAnsi="Aptos"/>
-                <w:kern w:val="2"/>
-                <w:sz w:val="24"/>
-                <w:szCs w:val="24"/>
-                <w:lang w:val="en-US"/>
-              </w:rPr>
-              <w:t>2</w:t>
-            </w:r>
-          </w:p>
-        </w:tc>
-        <w:tc>
-          <w:tcPr>
-            <w:tcW w:w="1134" w:type="dxa"/>
-            <w:tcBorders>
-              <w:top w:val="single" w:sz="4" w:space="0" w:color="auto"/>
-              <w:left w:val="single" w:sz="4" w:space="0" w:color="auto"/>
-              <w:bottom w:val="single" w:sz="4" w:space="0" w:color="auto"/>
-              <w:right w:val="single" w:sz="4" w:space="0" w:color="auto"/>
-            </w:tcBorders>
-          </w:tcPr>
-          <w:p>
-            <w:pPr>
-              <w:spacing w:before="0" w:after="0"/>
-              <w:jc w:val="center"/>
-              <w:rPr>
-                <w:rFonts w:ascii="Aptos" w:eastAsia="等线" w:hAnsi="Aptos"/>
-                <w:kern w:val="2"/>
-                <w:sz w:val="24"/>
-                <w:szCs w:val="24"/>
-                <w:lang w:val="en-US"/>
-              </w:rPr>
-            </w:pPr>
-          </w:p>
-        </w:tc>
-        <w:tc>
-          <w:tcPr>
-            <w:tcW w:w="1276" w:type="dxa"/>
-            <w:tcBorders>
-              <w:top w:val="single" w:sz="4" w:space="0" w:color="auto"/>
-              <w:left w:val="single" w:sz="4" w:space="0" w:color="auto"/>
-              <w:bottom w:val="single" w:sz="4" w:space="0" w:color="auto"/>
-              <w:right w:val="single" w:sz="4" w:space="0" w:color="auto"/>
-            </w:tcBorders>
-          </w:tcPr>
-          <w:p>
-            <w:pPr>
-              <w:spacing w:before="0" w:after="0"/>
-              <w:jc w:val="center"/>
-              <w:rPr>
-                <w:rFonts w:ascii="Aptos" w:eastAsia="等线" w:hAnsi="Aptos"/>
-                <w:kern w:val="2"/>
-                <w:sz w:val="24"/>
-                <w:szCs w:val="24"/>
-                <w:lang w:val="en-US"/>
-              </w:rPr>
-            </w:pPr>
-          </w:p>
-        </w:tc>
-        <w:tc>
-          <w:tcPr>
-            <w:tcW w:w="1959" w:type="dxa"/>
-            <w:tcBorders>
-              <w:top w:val="single" w:sz="4" w:space="0" w:color="auto"/>
-              <w:left w:val="single" w:sz="4" w:space="0" w:color="auto"/>
-              <w:bottom w:val="single" w:sz="4" w:space="0" w:color="auto"/>
-              <w:right w:val="single" w:sz="4" w:space="0" w:color="auto"/>
-            </w:tcBorders>
-          </w:tcPr>
-          <w:p>
-            <w:pPr>
-              <w:spacing w:before="0" w:after="0"/>
-              <w:jc w:val="center"/>
-              <w:rPr>
-                <w:rFonts w:ascii="Aptos" w:eastAsia="等线" w:hAnsi="Aptos"/>
-                <w:kern w:val="2"/>
-                <w:sz w:val="24"/>
-                <w:szCs w:val="24"/>
-                <w:lang w:val="en-US"/>
-              </w:rPr>
-            </w:pPr>
-          </w:p>
-        </w:tc>
-        <w:tc>
-          <w:tcPr>
-            <w:tcW w:w="1233" w:type="dxa"/>
-            <w:tcBorders>
-              <w:top w:val="single" w:sz="4" w:space="0" w:color="auto"/>
-              <w:left w:val="single" w:sz="4" w:space="0" w:color="auto"/>
-              <w:bottom w:val="single" w:sz="4" w:space="0" w:color="auto"/>
-              <w:right w:val="single" w:sz="4" w:space="0" w:color="auto"/>
-            </w:tcBorders>
-          </w:tcPr>
-          <w:p>
-            <w:pPr>
-              <w:spacing w:before="0" w:after="0"/>
-              <w:jc w:val="center"/>
-              <w:rPr>
-                <w:rFonts w:ascii="Aptos" w:eastAsia="等线" w:hAnsi="Aptos"/>
-                <w:kern w:val="2"/>
-                <w:sz w:val="24"/>
-                <w:szCs w:val="24"/>
-                <w:lang w:val="en-US"/>
-              </w:rPr>
-            </w:pPr>
-          </w:p>
-        </w:tc>
-        <w:tc>
-          <w:tcPr>
-            <w:tcW w:w="1233" w:type="dxa"/>
-            <w:tcBorders>
-              <w:top w:val="single" w:sz="4" w:space="0" w:color="auto"/>
-              <w:left w:val="single" w:sz="4" w:space="0" w:color="auto"/>
-              <w:bottom w:val="single" w:sz="4" w:space="0" w:color="auto"/>
-              <w:right w:val="single" w:sz="4" w:space="0" w:color="auto"/>
-            </w:tcBorders>
-          </w:tcPr>
-          <w:p>
-            <w:pPr>
-              <w:spacing w:before="0" w:after="0"/>
-              <w:jc w:val="center"/>
-              <w:rPr>
-                <w:rFonts w:ascii="Aptos" w:eastAsia="等线" w:hAnsi="Aptos"/>
-                <w:kern w:val="2"/>
-                <w:sz w:val="24"/>
-                <w:szCs w:val="24"/>
-                <w:lang w:val="en-US"/>
-              </w:rPr>
-            </w:pPr>
-          </w:p>
-        </w:tc>
-        <w:tc>
-          <w:tcPr>
-            <w:tcW w:w="1233" w:type="dxa"/>
-            <w:tcBorders>
-              <w:top w:val="single" w:sz="4" w:space="0" w:color="auto"/>
-              <w:left w:val="single" w:sz="4" w:space="0" w:color="auto"/>
-              <w:bottom w:val="single" w:sz="4" w:space="0" w:color="auto"/>
-              <w:right w:val="single" w:sz="4" w:space="0" w:color="auto"/>
-            </w:tcBorders>
-          </w:tcPr>
-          <w:p>
-            <w:pPr>
-              <w:spacing w:before="0" w:after="0"/>
-              <w:jc w:val="center"/>
-              <w:rPr>
-                <w:rFonts w:ascii="Aptos" w:eastAsia="等线" w:hAnsi="Aptos"/>
-                <w:kern w:val="2"/>
-                <w:sz w:val="24"/>
-                <w:szCs w:val="24"/>
-                <w:lang w:val="en-US"/>
-              </w:rPr>
-            </w:pPr>
-          </w:p>
-        </w:tc>
-      </w:tr>
-      <w:tr>
-        <w:tc>
-          <w:tcPr>
-            <w:tcW w:w="562" w:type="dxa"/>
-            <w:tcBorders>
-              <w:top w:val="single" w:sz="4" w:space="0" w:color="auto"/>
-              <w:left w:val="single" w:sz="4" w:space="0" w:color="auto"/>
-              <w:bottom w:val="single" w:sz="4" w:space="0" w:color="auto"/>
-              <w:right w:val="single" w:sz="4" w:space="0" w:color="auto"/>
-            </w:tcBorders>
-            <w:hideMark/>
-          </w:tcPr>
-          <w:p>
-            <w:pPr>
-              <w:spacing w:before="0" w:after="0"/>
-              <w:jc w:val="center"/>
-              <w:rPr>
-                <w:rFonts w:ascii="Aptos" w:eastAsia="等线" w:hAnsi="Aptos"/>
-                <w:kern w:val="2"/>
-                <w:sz w:val="24"/>
-                <w:szCs w:val="24"/>
-                <w:lang w:val="en-US"/>
-              </w:rPr>
-            </w:pPr>
-            <w:r>
-              <w:rPr>
-                <w:rFonts w:ascii="Aptos" w:eastAsia="等线" w:hAnsi="Aptos"/>
-                <w:kern w:val="2"/>
-                <w:sz w:val="24"/>
-                <w:szCs w:val="24"/>
-                <w:lang w:val="en-US"/>
-              </w:rPr>
-              <w:t>3</w:t>
-            </w:r>
-          </w:p>
-        </w:tc>
-        <w:tc>
-          <w:tcPr>
-            <w:tcW w:w="1134" w:type="dxa"/>
-            <w:tcBorders>
-              <w:top w:val="single" w:sz="4" w:space="0" w:color="auto"/>
-              <w:left w:val="single" w:sz="4" w:space="0" w:color="auto"/>
-              <w:bottom w:val="single" w:sz="4" w:space="0" w:color="auto"/>
-              <w:right w:val="single" w:sz="4" w:space="0" w:color="auto"/>
-            </w:tcBorders>
-          </w:tcPr>
-          <w:p>
-            <w:pPr>
-              <w:spacing w:before="0" w:after="0"/>
-              <w:jc w:val="center"/>
-              <w:rPr>
-                <w:rFonts w:ascii="Aptos" w:eastAsia="等线" w:hAnsi="Aptos"/>
-                <w:kern w:val="2"/>
-                <w:sz w:val="24"/>
-                <w:szCs w:val="24"/>
-                <w:lang w:val="en-US"/>
-              </w:rPr>
-            </w:pPr>
-          </w:p>
-        </w:tc>
-        <w:tc>
-          <w:tcPr>
-            <w:tcW w:w="1276" w:type="dxa"/>
-            <w:tcBorders>
-              <w:top w:val="single" w:sz="4" w:space="0" w:color="auto"/>
-              <w:left w:val="single" w:sz="4" w:space="0" w:color="auto"/>
-              <w:bottom w:val="single" w:sz="4" w:space="0" w:color="auto"/>
-              <w:right w:val="single" w:sz="4" w:space="0" w:color="auto"/>
-            </w:tcBorders>
-          </w:tcPr>
-          <w:p>
-            <w:pPr>
-              <w:spacing w:before="0" w:after="0"/>
-              <w:jc w:val="center"/>
-              <w:rPr>
-                <w:rFonts w:ascii="Aptos" w:eastAsia="等线" w:hAnsi="Aptos"/>
-                <w:kern w:val="2"/>
-                <w:sz w:val="24"/>
-                <w:szCs w:val="24"/>
-                <w:lang w:val="en-US"/>
-              </w:rPr>
-            </w:pPr>
-          </w:p>
-        </w:tc>
-        <w:tc>
-          <w:tcPr>
-            <w:tcW w:w="1959" w:type="dxa"/>
-            <w:tcBorders>
-              <w:top w:val="single" w:sz="4" w:space="0" w:color="auto"/>
-              <w:left w:val="single" w:sz="4" w:space="0" w:color="auto"/>
-              <w:bottom w:val="single" w:sz="4" w:space="0" w:color="auto"/>
-              <w:right w:val="single" w:sz="4" w:space="0" w:color="auto"/>
-            </w:tcBorders>
-          </w:tcPr>
-          <w:p>
-            <w:pPr>
-              <w:spacing w:before="0" w:after="0"/>
-              <w:jc w:val="center"/>
-              <w:rPr>
-                <w:rFonts w:ascii="Aptos" w:eastAsia="等线" w:hAnsi="Aptos"/>
-                <w:kern w:val="2"/>
-                <w:sz w:val="24"/>
-                <w:szCs w:val="24"/>
-                <w:lang w:val="en-US"/>
-              </w:rPr>
-            </w:pPr>
-          </w:p>
-        </w:tc>
-        <w:tc>
-          <w:tcPr>
-            <w:tcW w:w="1233" w:type="dxa"/>
-            <w:tcBorders>
-              <w:top w:val="single" w:sz="4" w:space="0" w:color="auto"/>
-              <w:left w:val="single" w:sz="4" w:space="0" w:color="auto"/>
-              <w:bottom w:val="single" w:sz="4" w:space="0" w:color="auto"/>
-              <w:right w:val="single" w:sz="4" w:space="0" w:color="auto"/>
-            </w:tcBorders>
-          </w:tcPr>
-          <w:p>
-            <w:pPr>
-              <w:spacing w:before="0" w:after="0"/>
-              <w:jc w:val="center"/>
-              <w:rPr>
-                <w:rFonts w:ascii="Aptos" w:eastAsia="等线" w:hAnsi="Aptos"/>
-                <w:kern w:val="2"/>
-                <w:sz w:val="24"/>
-                <w:szCs w:val="24"/>
-                <w:lang w:val="en-US"/>
-              </w:rPr>
-            </w:pPr>
-          </w:p>
-        </w:tc>
-        <w:tc>
-          <w:tcPr>
-            <w:tcW w:w="1233" w:type="dxa"/>
-            <w:tcBorders>
-              <w:top w:val="single" w:sz="4" w:space="0" w:color="auto"/>
-              <w:left w:val="single" w:sz="4" w:space="0" w:color="auto"/>
-              <w:bottom w:val="single" w:sz="4" w:space="0" w:color="auto"/>
-              <w:right w:val="single" w:sz="4" w:space="0" w:color="auto"/>
-            </w:tcBorders>
-          </w:tcPr>
-          <w:p>
-            <w:pPr>
-              <w:spacing w:before="0" w:after="0"/>
-              <w:jc w:val="center"/>
-              <w:rPr>
-                <w:rFonts w:ascii="Aptos" w:eastAsia="等线" w:hAnsi="Aptos"/>
-                <w:kern w:val="2"/>
-                <w:sz w:val="24"/>
-                <w:szCs w:val="24"/>
-                <w:lang w:val="en-US"/>
-              </w:rPr>
-            </w:pPr>
-          </w:p>
-        </w:tc>
-        <w:tc>
-          <w:tcPr>
-            <w:tcW w:w="1233" w:type="dxa"/>
-            <w:tcBorders>
-              <w:top w:val="single" w:sz="4" w:space="0" w:color="auto"/>
-              <w:left w:val="single" w:sz="4" w:space="0" w:color="auto"/>
-              <w:bottom w:val="single" w:sz="4" w:space="0" w:color="auto"/>
-              <w:right w:val="single" w:sz="4" w:space="0" w:color="auto"/>
-            </w:tcBorders>
-          </w:tcPr>
-          <w:p>
-            <w:pPr>
-              <w:spacing w:before="0" w:after="0"/>
-              <w:jc w:val="center"/>
-              <w:rPr>
-                <w:rFonts w:ascii="Aptos" w:eastAsia="等线" w:hAnsi="Aptos"/>
-                <w:kern w:val="2"/>
-                <w:sz w:val="24"/>
-                <w:szCs w:val="24"/>
-                <w:lang w:val="en-US"/>
-              </w:rPr>
-            </w:pPr>
-          </w:p>
-        </w:tc>
-      </w:tr>
-      <w:tr>
-        <w:tc>
-          <w:tcPr>
-            <w:tcW w:w="562" w:type="dxa"/>
-            <w:tcBorders>
-              <w:top w:val="single" w:sz="4" w:space="0" w:color="auto"/>
-              <w:left w:val="single" w:sz="4" w:space="0" w:color="auto"/>
-              <w:bottom w:val="single" w:sz="4" w:space="0" w:color="auto"/>
-              <w:right w:val="single" w:sz="4" w:space="0" w:color="auto"/>
-            </w:tcBorders>
-            <w:hideMark/>
-          </w:tcPr>
-          <w:p>
-            <w:pPr>
-              <w:spacing w:before="0" w:after="0"/>
-              <w:jc w:val="center"/>
-              <w:rPr>
-                <w:rFonts w:ascii="Aptos" w:eastAsia="等线" w:hAnsi="Aptos"/>
-                <w:kern w:val="2"/>
-                <w:sz w:val="24"/>
-                <w:szCs w:val="24"/>
-                <w:lang w:val="en-US"/>
-              </w:rPr>
-            </w:pPr>
-            <w:r>
-              <w:rPr>
-                <w:rFonts w:ascii="Aptos" w:eastAsia="等线" w:hAnsi="Aptos"/>
-                <w:kern w:val="2"/>
-                <w:sz w:val="24"/>
-                <w:szCs w:val="24"/>
-                <w:lang w:val="en-US"/>
-              </w:rPr>
-              <w:t>4</w:t>
-            </w:r>
-          </w:p>
-        </w:tc>
-        <w:tc>
-          <w:tcPr>
-            <w:tcW w:w="1134" w:type="dxa"/>
-            <w:tcBorders>
-              <w:top w:val="single" w:sz="4" w:space="0" w:color="auto"/>
-              <w:left w:val="single" w:sz="4" w:space="0" w:color="auto"/>
-              <w:bottom w:val="single" w:sz="4" w:space="0" w:color="auto"/>
-              <w:right w:val="single" w:sz="4" w:space="0" w:color="auto"/>
-            </w:tcBorders>
-          </w:tcPr>
-          <w:p>
-            <w:pPr>
-              <w:spacing w:before="0" w:after="0"/>
-              <w:jc w:val="center"/>
-              <w:rPr>
-                <w:rFonts w:ascii="Aptos" w:eastAsia="等线" w:hAnsi="Aptos"/>
-                <w:kern w:val="2"/>
-                <w:sz w:val="24"/>
-                <w:szCs w:val="24"/>
-                <w:lang w:val="en-US"/>
-              </w:rPr>
-            </w:pPr>
-          </w:p>
-        </w:tc>
-        <w:tc>
-          <w:tcPr>
-            <w:tcW w:w="1276" w:type="dxa"/>
-            <w:tcBorders>
-              <w:top w:val="single" w:sz="4" w:space="0" w:color="auto"/>
-              <w:left w:val="single" w:sz="4" w:space="0" w:color="auto"/>
-              <w:bottom w:val="single" w:sz="4" w:space="0" w:color="auto"/>
-              <w:right w:val="single" w:sz="4" w:space="0" w:color="auto"/>
-            </w:tcBorders>
-          </w:tcPr>
-          <w:p>
-            <w:pPr>
-              <w:spacing w:before="0" w:after="0"/>
-              <w:jc w:val="center"/>
-              <w:rPr>
-                <w:rFonts w:ascii="Aptos" w:eastAsia="等线" w:hAnsi="Aptos"/>
-                <w:kern w:val="2"/>
-                <w:sz w:val="24"/>
-                <w:szCs w:val="24"/>
-                <w:lang w:val="en-US"/>
-              </w:rPr>
-            </w:pPr>
-          </w:p>
-        </w:tc>
-        <w:tc>
-          <w:tcPr>
-            <w:tcW w:w="1959" w:type="dxa"/>
-            <w:tcBorders>
-              <w:top w:val="single" w:sz="4" w:space="0" w:color="auto"/>
-              <w:left w:val="single" w:sz="4" w:space="0" w:color="auto"/>
-              <w:bottom w:val="single" w:sz="4" w:space="0" w:color="auto"/>
-              <w:right w:val="single" w:sz="4" w:space="0" w:color="auto"/>
-            </w:tcBorders>
-          </w:tcPr>
-          <w:p>
-            <w:pPr>
-              <w:spacing w:before="0" w:after="0"/>
-              <w:jc w:val="center"/>
-              <w:rPr>
-                <w:rFonts w:ascii="Aptos" w:eastAsia="等线" w:hAnsi="Aptos"/>
-                <w:kern w:val="2"/>
-                <w:sz w:val="24"/>
-                <w:szCs w:val="24"/>
-                <w:lang w:val="en-US"/>
-              </w:rPr>
-            </w:pPr>
-          </w:p>
-        </w:tc>
-        <w:tc>
-          <w:tcPr>
-            <w:tcW w:w="1233" w:type="dxa"/>
-            <w:tcBorders>
-              <w:top w:val="single" w:sz="4" w:space="0" w:color="auto"/>
-              <w:left w:val="single" w:sz="4" w:space="0" w:color="auto"/>
-              <w:bottom w:val="single" w:sz="4" w:space="0" w:color="auto"/>
-              <w:right w:val="single" w:sz="4" w:space="0" w:color="auto"/>
-            </w:tcBorders>
-          </w:tcPr>
-          <w:p>
-            <w:pPr>
-              <w:spacing w:before="0" w:after="0"/>
-              <w:jc w:val="center"/>
-              <w:rPr>
-                <w:rFonts w:ascii="Aptos" w:eastAsia="等线" w:hAnsi="Aptos"/>
-                <w:kern w:val="2"/>
-                <w:sz w:val="24"/>
-                <w:szCs w:val="24"/>
-                <w:lang w:val="en-US"/>
-              </w:rPr>
-            </w:pPr>
-          </w:p>
-        </w:tc>
-        <w:tc>
-          <w:tcPr>
-            <w:tcW w:w="1233" w:type="dxa"/>
-            <w:tcBorders>
-              <w:top w:val="single" w:sz="4" w:space="0" w:color="auto"/>
-              <w:left w:val="single" w:sz="4" w:space="0" w:color="auto"/>
-              <w:bottom w:val="single" w:sz="4" w:space="0" w:color="auto"/>
-              <w:right w:val="single" w:sz="4" w:space="0" w:color="auto"/>
-            </w:tcBorders>
-          </w:tcPr>
-          <w:p>
-            <w:pPr>
-              <w:spacing w:before="0" w:after="0"/>
-              <w:jc w:val="center"/>
-              <w:rPr>
-                <w:rFonts w:ascii="Aptos" w:eastAsia="等线" w:hAnsi="Aptos"/>
-                <w:kern w:val="2"/>
-                <w:sz w:val="24"/>
-                <w:szCs w:val="24"/>
-                <w:lang w:val="en-US"/>
-              </w:rPr>
-            </w:pPr>
-          </w:p>
-        </w:tc>
-        <w:tc>
-          <w:tcPr>
-            <w:tcW w:w="1233" w:type="dxa"/>
-            <w:tcBorders>
-              <w:top w:val="single" w:sz="4" w:space="0" w:color="auto"/>
-              <w:left w:val="single" w:sz="4" w:space="0" w:color="auto"/>
-              <w:bottom w:val="single" w:sz="4" w:space="0" w:color="auto"/>
-              <w:right w:val="single" w:sz="4" w:space="0" w:color="auto"/>
-            </w:tcBorders>
-          </w:tcPr>
-          <w:p>
-            <w:pPr>
-              <w:spacing w:before="0" w:after="0"/>
-              <w:jc w:val="center"/>
-              <w:rPr>
-                <w:rFonts w:ascii="Aptos" w:eastAsia="等线" w:hAnsi="Aptos"/>
-                <w:kern w:val="2"/>
-                <w:sz w:val="24"/>
-                <w:szCs w:val="24"/>
-                <w:lang w:val="en-US"/>
-              </w:rPr>
-            </w:pPr>
-          </w:p>
-        </w:tc>
-      </w:tr>
-      <w:tr>
-        <w:tc>
-          <w:tcPr>
-            <w:tcW w:w="562" w:type="dxa"/>
-            <w:tcBorders>
-              <w:top w:val="single" w:sz="4" w:space="0" w:color="auto"/>
-              <w:left w:val="single" w:sz="4" w:space="0" w:color="auto"/>
-              <w:bottom w:val="single" w:sz="4" w:space="0" w:color="auto"/>
-              <w:right w:val="single" w:sz="4" w:space="0" w:color="auto"/>
-            </w:tcBorders>
-            <w:hideMark/>
-          </w:tcPr>
-          <w:p>
-            <w:pPr>
-              <w:spacing w:before="0" w:after="0"/>
-              <w:jc w:val="center"/>
-              <w:rPr>
-                <w:rFonts w:ascii="Aptos" w:eastAsia="等线" w:hAnsi="Aptos"/>
-                <w:kern w:val="2"/>
-                <w:sz w:val="24"/>
-                <w:szCs w:val="24"/>
-                <w:lang w:val="en-US"/>
-              </w:rPr>
-            </w:pPr>
-            <w:r>
-              <w:rPr>
-                <w:rFonts w:ascii="Aptos" w:eastAsia="等线" w:hAnsi="Aptos"/>
-                <w:kern w:val="2"/>
-                <w:sz w:val="24"/>
-                <w:szCs w:val="24"/>
-                <w:lang w:val="en-US"/>
-              </w:rPr>
-              <w:t>5</w:t>
-            </w:r>
-          </w:p>
-        </w:tc>
-        <w:tc>
-          <w:tcPr>
-            <w:tcW w:w="1134" w:type="dxa"/>
-            <w:tcBorders>
-              <w:top w:val="single" w:sz="4" w:space="0" w:color="auto"/>
-              <w:left w:val="single" w:sz="4" w:space="0" w:color="auto"/>
-              <w:bottom w:val="single" w:sz="4" w:space="0" w:color="auto"/>
-              <w:right w:val="single" w:sz="4" w:space="0" w:color="auto"/>
-            </w:tcBorders>
-          </w:tcPr>
-          <w:p>
-            <w:pPr>
-              <w:spacing w:before="0" w:after="0"/>
-              <w:jc w:val="center"/>
-              <w:rPr>
-                <w:rFonts w:ascii="Aptos" w:eastAsia="等线" w:hAnsi="Aptos"/>
-                <w:kern w:val="2"/>
-                <w:sz w:val="24"/>
-                <w:szCs w:val="24"/>
-                <w:lang w:val="en-US"/>
-              </w:rPr>
-            </w:pPr>
-          </w:p>
-        </w:tc>
-        <w:tc>
-          <w:tcPr>
-            <w:tcW w:w="1276" w:type="dxa"/>
-            <w:tcBorders>
-              <w:top w:val="single" w:sz="4" w:space="0" w:color="auto"/>
-              <w:left w:val="single" w:sz="4" w:space="0" w:color="auto"/>
-              <w:bottom w:val="single" w:sz="4" w:space="0" w:color="auto"/>
-              <w:right w:val="single" w:sz="4" w:space="0" w:color="auto"/>
-            </w:tcBorders>
-          </w:tcPr>
-          <w:p>
-            <w:pPr>
-              <w:spacing w:before="0" w:after="0"/>
-              <w:jc w:val="center"/>
-              <w:rPr>
-                <w:rFonts w:ascii="Aptos" w:eastAsia="等线" w:hAnsi="Aptos"/>
-                <w:kern w:val="2"/>
-                <w:sz w:val="24"/>
-                <w:szCs w:val="24"/>
-                <w:lang w:val="en-US"/>
-              </w:rPr>
-            </w:pPr>
-          </w:p>
-        </w:tc>
-        <w:tc>
-          <w:tcPr>
-            <w:tcW w:w="1959" w:type="dxa"/>
-            <w:tcBorders>
-              <w:top w:val="single" w:sz="4" w:space="0" w:color="auto"/>
-              <w:left w:val="single" w:sz="4" w:space="0" w:color="auto"/>
-              <w:bottom w:val="single" w:sz="4" w:space="0" w:color="auto"/>
-              <w:right w:val="single" w:sz="4" w:space="0" w:color="auto"/>
-            </w:tcBorders>
-          </w:tcPr>
-          <w:p>
-            <w:pPr>
-              <w:spacing w:before="0" w:after="0"/>
-              <w:jc w:val="center"/>
-              <w:rPr>
-                <w:rFonts w:ascii="Aptos" w:eastAsia="等线" w:hAnsi="Aptos"/>
-                <w:kern w:val="2"/>
-                <w:sz w:val="24"/>
-                <w:szCs w:val="24"/>
-                <w:lang w:val="en-US"/>
-              </w:rPr>
-            </w:pPr>
-          </w:p>
-        </w:tc>
-        <w:tc>
-          <w:tcPr>
-            <w:tcW w:w="1233" w:type="dxa"/>
-            <w:tcBorders>
-              <w:top w:val="single" w:sz="4" w:space="0" w:color="auto"/>
-              <w:left w:val="single" w:sz="4" w:space="0" w:color="auto"/>
-              <w:bottom w:val="single" w:sz="4" w:space="0" w:color="auto"/>
-              <w:right w:val="single" w:sz="4" w:space="0" w:color="auto"/>
-            </w:tcBorders>
-          </w:tcPr>
-          <w:p>
-            <w:pPr>
-              <w:spacing w:before="0" w:after="0"/>
-              <w:jc w:val="center"/>
-              <w:rPr>
-                <w:rFonts w:ascii="Aptos" w:eastAsia="等线" w:hAnsi="Aptos"/>
-                <w:kern w:val="2"/>
-                <w:sz w:val="24"/>
-                <w:szCs w:val="24"/>
-                <w:lang w:val="en-US"/>
-              </w:rPr>
-            </w:pPr>
-          </w:p>
-        </w:tc>
-        <w:tc>
-          <w:tcPr>
-            <w:tcW w:w="1233" w:type="dxa"/>
-            <w:tcBorders>
-              <w:top w:val="single" w:sz="4" w:space="0" w:color="auto"/>
-              <w:left w:val="single" w:sz="4" w:space="0" w:color="auto"/>
-              <w:bottom w:val="single" w:sz="4" w:space="0" w:color="auto"/>
-              <w:right w:val="single" w:sz="4" w:space="0" w:color="auto"/>
-            </w:tcBorders>
-          </w:tcPr>
-          <w:p>
-            <w:pPr>
-              <w:spacing w:before="0" w:after="0"/>
-              <w:jc w:val="center"/>
-              <w:rPr>
-                <w:rFonts w:ascii="Aptos" w:eastAsia="等线" w:hAnsi="Aptos"/>
-                <w:kern w:val="2"/>
-                <w:sz w:val="24"/>
-                <w:szCs w:val="24"/>
-                <w:lang w:val="en-US"/>
-              </w:rPr>
-            </w:pPr>
-          </w:p>
-        </w:tc>
-        <w:tc>
-          <w:tcPr>
-            <w:tcW w:w="1233" w:type="dxa"/>
-            <w:tcBorders>
-              <w:top w:val="single" w:sz="4" w:space="0" w:color="auto"/>
-              <w:left w:val="single" w:sz="4" w:space="0" w:color="auto"/>
-              <w:bottom w:val="single" w:sz="4" w:space="0" w:color="auto"/>
-              <w:right w:val="single" w:sz="4" w:space="0" w:color="auto"/>
-            </w:tcBorders>
-          </w:tcPr>
-          <w:p>
-            <w:pPr>
-              <w:spacing w:before="0" w:after="0"/>
-              <w:jc w:val="center"/>
-              <w:rPr>
-                <w:rFonts w:ascii="Aptos" w:eastAsia="等线" w:hAnsi="Aptos"/>
-                <w:kern w:val="2"/>
-                <w:sz w:val="24"/>
-                <w:szCs w:val="24"/>
-                <w:lang w:val="en-US"/>
-              </w:rPr>
-            </w:pPr>
-          </w:p>
-        </w:tc>
-      </w:tr>
-      <w:tr>
-        <w:tc>
-          <w:tcPr>
-            <w:tcW w:w="562" w:type="dxa"/>
-            <w:tcBorders>
-              <w:top w:val="single" w:sz="4" w:space="0" w:color="auto"/>
-              <w:left w:val="single" w:sz="4" w:space="0" w:color="auto"/>
-              <w:bottom w:val="single" w:sz="4" w:space="0" w:color="auto"/>
-              <w:right w:val="single" w:sz="4" w:space="0" w:color="auto"/>
-            </w:tcBorders>
-            <w:hideMark/>
-          </w:tcPr>
-          <w:p>
-            <w:pPr>
-              <w:spacing w:before="0" w:after="0"/>
-              <w:jc w:val="center"/>
-              <w:rPr>
-                <w:rFonts w:ascii="Aptos" w:eastAsia="等线" w:hAnsi="Aptos"/>
-                <w:kern w:val="2"/>
-                <w:sz w:val="24"/>
-                <w:szCs w:val="24"/>
-                <w:lang w:val="en-US"/>
-              </w:rPr>
-            </w:pPr>
-            <w:r>
-              <w:rPr>
-                <w:rFonts w:ascii="Aptos" w:eastAsia="等线" w:hAnsi="Aptos"/>
-                <w:kern w:val="2"/>
-                <w:sz w:val="24"/>
-                <w:szCs w:val="24"/>
-                <w:lang w:val="en-US"/>
-              </w:rPr>
-              <w:t>.</w:t>
-            </w:r>
-          </w:p>
-        </w:tc>
-        <w:tc>
-          <w:tcPr>
-            <w:tcW w:w="1134" w:type="dxa"/>
-            <w:tcBorders>
-              <w:top w:val="single" w:sz="4" w:space="0" w:color="auto"/>
-              <w:left w:val="single" w:sz="4" w:space="0" w:color="auto"/>
-              <w:bottom w:val="single" w:sz="4" w:space="0" w:color="auto"/>
-              <w:right w:val="single" w:sz="4" w:space="0" w:color="auto"/>
-            </w:tcBorders>
-          </w:tcPr>
-          <w:p>
-            <w:pPr>
-              <w:spacing w:before="0" w:after="0"/>
-              <w:jc w:val="center"/>
-              <w:rPr>
-                <w:rFonts w:ascii="Aptos" w:eastAsia="等线" w:hAnsi="Aptos"/>
-                <w:kern w:val="2"/>
-                <w:sz w:val="24"/>
-                <w:szCs w:val="24"/>
-                <w:lang w:val="en-US"/>
-              </w:rPr>
-            </w:pPr>
-          </w:p>
-        </w:tc>
-        <w:tc>
-          <w:tcPr>
-            <w:tcW w:w="1276" w:type="dxa"/>
-            <w:tcBorders>
-              <w:top w:val="single" w:sz="4" w:space="0" w:color="auto"/>
-              <w:left w:val="single" w:sz="4" w:space="0" w:color="auto"/>
-              <w:bottom w:val="single" w:sz="4" w:space="0" w:color="auto"/>
-              <w:right w:val="single" w:sz="4" w:space="0" w:color="auto"/>
-            </w:tcBorders>
-          </w:tcPr>
-          <w:p>
-            <w:pPr>
-              <w:spacing w:before="0" w:after="0"/>
-              <w:jc w:val="center"/>
-              <w:rPr>
-                <w:rFonts w:ascii="Aptos" w:eastAsia="等线" w:hAnsi="Aptos"/>
-                <w:kern w:val="2"/>
-                <w:sz w:val="24"/>
-                <w:szCs w:val="24"/>
-                <w:lang w:val="en-US"/>
-              </w:rPr>
-            </w:pPr>
-          </w:p>
-        </w:tc>
-        <w:tc>
-          <w:tcPr>
-            <w:tcW w:w="1959" w:type="dxa"/>
-            <w:tcBorders>
-              <w:top w:val="single" w:sz="4" w:space="0" w:color="auto"/>
-              <w:left w:val="single" w:sz="4" w:space="0" w:color="auto"/>
-              <w:bottom w:val="single" w:sz="4" w:space="0" w:color="auto"/>
-              <w:right w:val="single" w:sz="4" w:space="0" w:color="auto"/>
-            </w:tcBorders>
-          </w:tcPr>
-          <w:p>
-            <w:pPr>
-              <w:spacing w:before="0" w:after="0"/>
-              <w:jc w:val="center"/>
-              <w:rPr>
-                <w:rFonts w:ascii="Aptos" w:eastAsia="等线" w:hAnsi="Aptos"/>
-                <w:kern w:val="2"/>
-                <w:sz w:val="24"/>
-                <w:szCs w:val="24"/>
-                <w:lang w:val="en-US"/>
-              </w:rPr>
-            </w:pPr>
-          </w:p>
-        </w:tc>
-        <w:tc>
-          <w:tcPr>
-            <w:tcW w:w="1233" w:type="dxa"/>
-            <w:tcBorders>
-              <w:top w:val="single" w:sz="4" w:space="0" w:color="auto"/>
-              <w:left w:val="single" w:sz="4" w:space="0" w:color="auto"/>
-              <w:bottom w:val="single" w:sz="4" w:space="0" w:color="auto"/>
-              <w:right w:val="single" w:sz="4" w:space="0" w:color="auto"/>
-            </w:tcBorders>
-          </w:tcPr>
-          <w:p>
-            <w:pPr>
-              <w:spacing w:before="0" w:after="0"/>
-              <w:jc w:val="center"/>
-              <w:rPr>
-                <w:rFonts w:ascii="Aptos" w:eastAsia="等线" w:hAnsi="Aptos"/>
-                <w:kern w:val="2"/>
-                <w:sz w:val="24"/>
-                <w:szCs w:val="24"/>
-                <w:lang w:val="en-US"/>
-              </w:rPr>
-            </w:pPr>
-          </w:p>
-        </w:tc>
-        <w:tc>
-          <w:tcPr>
-            <w:tcW w:w="1233" w:type="dxa"/>
-            <w:tcBorders>
-              <w:top w:val="single" w:sz="4" w:space="0" w:color="auto"/>
-              <w:left w:val="single" w:sz="4" w:space="0" w:color="auto"/>
-              <w:bottom w:val="single" w:sz="4" w:space="0" w:color="auto"/>
-              <w:right w:val="single" w:sz="4" w:space="0" w:color="auto"/>
-            </w:tcBorders>
-          </w:tcPr>
-          <w:p>
-            <w:pPr>
-              <w:spacing w:before="0" w:after="0"/>
-              <w:jc w:val="center"/>
-              <w:rPr>
-                <w:rFonts w:ascii="Aptos" w:eastAsia="等线" w:hAnsi="Aptos"/>
-                <w:kern w:val="2"/>
-                <w:sz w:val="24"/>
-                <w:szCs w:val="24"/>
-                <w:lang w:val="en-US"/>
-              </w:rPr>
-            </w:pPr>
-          </w:p>
-        </w:tc>
-        <w:tc>
-          <w:tcPr>
-            <w:tcW w:w="1233" w:type="dxa"/>
-            <w:tcBorders>
-              <w:top w:val="single" w:sz="4" w:space="0" w:color="auto"/>
-              <w:left w:val="single" w:sz="4" w:space="0" w:color="auto"/>
-              <w:bottom w:val="single" w:sz="4" w:space="0" w:color="auto"/>
-              <w:right w:val="single" w:sz="4" w:space="0" w:color="auto"/>
-            </w:tcBorders>
-          </w:tcPr>
-          <w:p>
-            <w:pPr>
-              <w:spacing w:before="0" w:after="0"/>
-              <w:jc w:val="center"/>
-              <w:rPr>
-                <w:rFonts w:ascii="Aptos" w:eastAsia="等线" w:hAnsi="Aptos"/>
-                <w:kern w:val="2"/>
-                <w:sz w:val="24"/>
-                <w:szCs w:val="24"/>
-                <w:lang w:val="en-US"/>
-              </w:rPr>
-            </w:pPr>
-          </w:p>
-        </w:tc>
-      </w:tr>
-      <w:tr>
-        <w:tc>
-          <w:tcPr>
-            <w:tcW w:w="562" w:type="dxa"/>
-            <w:tcBorders>
-              <w:top w:val="single" w:sz="4" w:space="0" w:color="auto"/>
-              <w:left w:val="single" w:sz="4" w:space="0" w:color="auto"/>
-              <w:bottom w:val="single" w:sz="4" w:space="0" w:color="auto"/>
-              <w:right w:val="single" w:sz="4" w:space="0" w:color="auto"/>
-            </w:tcBorders>
-            <w:hideMark/>
-          </w:tcPr>
-          <w:p>
-            <w:pPr>
-              <w:spacing w:before="0" w:after="0"/>
-              <w:jc w:val="center"/>
-              <w:rPr>
-                <w:rFonts w:ascii="Aptos" w:eastAsia="等线" w:hAnsi="Aptos"/>
-                <w:kern w:val="2"/>
-                <w:sz w:val="24"/>
-                <w:szCs w:val="24"/>
-                <w:lang w:val="en-US"/>
-              </w:rPr>
-            </w:pPr>
-            <w:r>
-              <w:rPr>
-                <w:rFonts w:ascii="Aptos" w:eastAsia="等线" w:hAnsi="Aptos"/>
-                <w:kern w:val="2"/>
-                <w:sz w:val="24"/>
-                <w:szCs w:val="24"/>
-                <w:lang w:val="en-US"/>
-              </w:rPr>
-              <w:t>.</w:t>
-            </w:r>
-          </w:p>
-        </w:tc>
-        <w:tc>
-          <w:tcPr>
-            <w:tcW w:w="1134" w:type="dxa"/>
-            <w:tcBorders>
-              <w:top w:val="single" w:sz="4" w:space="0" w:color="auto"/>
-              <w:left w:val="single" w:sz="4" w:space="0" w:color="auto"/>
-              <w:bottom w:val="single" w:sz="4" w:space="0" w:color="auto"/>
-              <w:right w:val="single" w:sz="4" w:space="0" w:color="auto"/>
-            </w:tcBorders>
-          </w:tcPr>
-          <w:p>
-            <w:pPr>
-              <w:spacing w:before="0" w:after="0"/>
-              <w:jc w:val="center"/>
-              <w:rPr>
-                <w:rFonts w:ascii="Aptos" w:eastAsia="等线" w:hAnsi="Aptos"/>
-                <w:kern w:val="2"/>
-                <w:sz w:val="24"/>
-                <w:szCs w:val="24"/>
-                <w:lang w:val="en-US"/>
-              </w:rPr>
-            </w:pPr>
-          </w:p>
-        </w:tc>
-        <w:tc>
-          <w:tcPr>
-            <w:tcW w:w="1276" w:type="dxa"/>
-            <w:tcBorders>
-              <w:top w:val="single" w:sz="4" w:space="0" w:color="auto"/>
-              <w:left w:val="single" w:sz="4" w:space="0" w:color="auto"/>
-              <w:bottom w:val="single" w:sz="4" w:space="0" w:color="auto"/>
-              <w:right w:val="single" w:sz="4" w:space="0" w:color="auto"/>
-            </w:tcBorders>
-          </w:tcPr>
-          <w:p>
-            <w:pPr>
-              <w:spacing w:before="0" w:after="0"/>
-              <w:jc w:val="center"/>
-              <w:rPr>
-                <w:rFonts w:ascii="Aptos" w:eastAsia="等线" w:hAnsi="Aptos"/>
-                <w:kern w:val="2"/>
-                <w:sz w:val="24"/>
-                <w:szCs w:val="24"/>
-                <w:lang w:val="en-US"/>
-              </w:rPr>
-            </w:pPr>
-          </w:p>
-        </w:tc>
-        <w:tc>
-          <w:tcPr>
-            <w:tcW w:w="1959" w:type="dxa"/>
-            <w:tcBorders>
-              <w:top w:val="single" w:sz="4" w:space="0" w:color="auto"/>
-              <w:left w:val="single" w:sz="4" w:space="0" w:color="auto"/>
-              <w:bottom w:val="single" w:sz="4" w:space="0" w:color="auto"/>
-              <w:right w:val="single" w:sz="4" w:space="0" w:color="auto"/>
-            </w:tcBorders>
-          </w:tcPr>
-          <w:p>
-            <w:pPr>
-              <w:spacing w:before="0" w:after="0"/>
-              <w:jc w:val="center"/>
-              <w:rPr>
-                <w:rFonts w:ascii="Aptos" w:eastAsia="等线" w:hAnsi="Aptos"/>
-                <w:kern w:val="2"/>
-                <w:sz w:val="24"/>
-                <w:szCs w:val="24"/>
-                <w:lang w:val="en-US"/>
-              </w:rPr>
-            </w:pPr>
-          </w:p>
-        </w:tc>
-        <w:tc>
-          <w:tcPr>
-            <w:tcW w:w="1233" w:type="dxa"/>
-            <w:tcBorders>
-              <w:top w:val="single" w:sz="4" w:space="0" w:color="auto"/>
-              <w:left w:val="single" w:sz="4" w:space="0" w:color="auto"/>
-              <w:bottom w:val="single" w:sz="4" w:space="0" w:color="auto"/>
-              <w:right w:val="single" w:sz="4" w:space="0" w:color="auto"/>
-            </w:tcBorders>
-          </w:tcPr>
-          <w:p>
-            <w:pPr>
-              <w:spacing w:before="0" w:after="0"/>
-              <w:jc w:val="center"/>
-              <w:rPr>
-                <w:rFonts w:ascii="Aptos" w:eastAsia="等线" w:hAnsi="Aptos"/>
-                <w:kern w:val="2"/>
-                <w:sz w:val="24"/>
-                <w:szCs w:val="24"/>
-                <w:lang w:val="en-US"/>
-              </w:rPr>
-            </w:pPr>
-          </w:p>
-        </w:tc>
-        <w:tc>
-          <w:tcPr>
-            <w:tcW w:w="1233" w:type="dxa"/>
-            <w:tcBorders>
-              <w:top w:val="single" w:sz="4" w:space="0" w:color="auto"/>
-              <w:left w:val="single" w:sz="4" w:space="0" w:color="auto"/>
-              <w:bottom w:val="single" w:sz="4" w:space="0" w:color="auto"/>
-              <w:right w:val="single" w:sz="4" w:space="0" w:color="auto"/>
-            </w:tcBorders>
-          </w:tcPr>
-          <w:p>
-            <w:pPr>
-              <w:spacing w:before="0" w:after="0"/>
-              <w:jc w:val="center"/>
-              <w:rPr>
-                <w:rFonts w:ascii="Aptos" w:eastAsia="等线" w:hAnsi="Aptos"/>
-                <w:kern w:val="2"/>
-                <w:sz w:val="24"/>
-                <w:szCs w:val="24"/>
-                <w:lang w:val="en-US"/>
-              </w:rPr>
-            </w:pPr>
-          </w:p>
-        </w:tc>
-        <w:tc>
-          <w:tcPr>
-            <w:tcW w:w="1233" w:type="dxa"/>
-            <w:tcBorders>
-              <w:top w:val="single" w:sz="4" w:space="0" w:color="auto"/>
-              <w:left w:val="single" w:sz="4" w:space="0" w:color="auto"/>
-              <w:bottom w:val="single" w:sz="4" w:space="0" w:color="auto"/>
-              <w:right w:val="single" w:sz="4" w:space="0" w:color="auto"/>
-            </w:tcBorders>
-          </w:tcPr>
-          <w:p>
-            <w:pPr>
-              <w:spacing w:before="0" w:after="0"/>
-              <w:jc w:val="center"/>
-              <w:rPr>
-                <w:rFonts w:ascii="Aptos" w:eastAsia="等线" w:hAnsi="Aptos"/>
-                <w:kern w:val="2"/>
-                <w:sz w:val="24"/>
-                <w:szCs w:val="24"/>
-                <w:lang w:val="en-US"/>
-              </w:rPr>
-            </w:pPr>
-          </w:p>
-        </w:tc>
-      </w:tr>
-    </w:tbl>
-    <w:p>
-      <w:pPr>
-        <w:spacing w:before="0" w:after="200" w:line="276" w:lineRule="auto"/>
-        <w:jc w:val="left"/>
-        <w:rPr>
-          <w:rFonts w:ascii="Arial" w:eastAsia="黑体" w:hAnsi="黑体" w:cs="Arial" w:hint="eastAsia"/>
-          <w:kern w:val="32"/>
-          <w:sz w:val="34"/>
-          <w:szCs w:val="36"/>
-          <w:lang w:val="en-US"/>
+        <w:rPr>
+          <w:rFonts w:hint="eastAsia"/>
         </w:rPr>
       </w:pPr>
       <w:r>
         <w:rPr>
-          <w:rFonts w:ascii="Arial" w:eastAsia="黑体" w:hAnsi="黑体" w:cs="Arial"/>
-          <w:kern w:val="32"/>
-          <w:sz w:val="34"/>
-          <w:szCs w:val="36"/>
-          <w:lang w:val="en-US"/>
-        </w:rPr>
-        <w:br w:type="page"/>
+          <w:rFonts w:hint="eastAsia"/>
+        </w:rPr>
+        <w:t>{$</w:t>
+      </w:r>
+      <w:proofErr w:type="spellStart"/>
+      <w:r>
+        <w:rPr>
+          <w:rFonts w:hint="eastAsia"/>
+        </w:rPr>
+        <w:t>maintainList</w:t>
+      </w:r>
+      <w:proofErr w:type="spellEnd"/>
+      <w:r>
+        <w:rPr>
+          <w:rFonts w:hint="eastAsia"/>
+        </w:rPr>
+        <w:t>}</w:t>
       </w:r>
     </w:p>
     <w:p>
@@ -8261,6 +4913,16 @@
         <w:spacing w:before="0" w:line="720" w:lineRule="auto"/>
         <w:ind w:hanging="720"/>
         <w:rPr>
+          <w:rFonts w:ascii="Arial" w:eastAsia="黑体" w:hAnsi="黑体" w:cs="Arial"/>
+          <w:color w:val="auto"/>
+          <w:kern w:val="32"/>
+          <w:sz w:val="34"/>
+          <w:szCs w:val="36"/>
+          <w:lang w:val="en-US"/>
+        </w:rPr>
+      </w:pPr>
+      <w:r>
+        <w:rPr>
           <w:rFonts w:ascii="Arial" w:eastAsia="黑体" w:hAnsi="黑体" w:cs="Arial" w:hint="eastAsia"/>
           <w:color w:val="auto"/>
           <w:kern w:val="32"/>
@@ -8268,1659 +4930,9 @@
           <w:szCs w:val="36"/>
           <w:lang w:val="en-US"/>
         </w:rPr>
-      </w:pPr>
-      <w:r>
-        <w:rPr>
-          <w:rFonts w:ascii="Arial" w:eastAsia="黑体" w:hAnsi="黑体" w:cs="Arial" w:hint="eastAsia"/>
-          <w:color w:val="auto"/>
-          <w:kern w:val="32"/>
-          <w:sz w:val="34"/>
-          <w:szCs w:val="36"/>
-          <w:lang w:val="en-US"/>
-        </w:rPr>
-        <w:lastRenderedPageBreak/>
         <w:t>维护问题发现</w:t>
       </w:r>
     </w:p>
-    <w:tbl>
-      <w:tblPr>
-        <w:tblStyle w:val="TableGrid4"/>
-        <w:tblW w:w="0" w:type="auto"/>
-        <w:tblInd w:w="360" w:type="dxa"/>
-        <w:tblLook w:val="04A0" w:firstRow="1" w:lastRow="0" w:firstColumn="1" w:lastColumn="0" w:noHBand="0" w:noVBand="1"/>
-      </w:tblPr>
-      <w:tblGrid>
-        <w:gridCol w:w="1889"/>
-        <w:gridCol w:w="3558"/>
-        <w:gridCol w:w="322"/>
-        <w:gridCol w:w="2887"/>
-      </w:tblGrid>
-      <w:tr>
-        <w:tc>
-          <w:tcPr>
-            <w:tcW w:w="8656" w:type="dxa"/>
-            <w:gridSpan w:val="4"/>
-            <w:tcBorders>
-              <w:top w:val="single" w:sz="4" w:space="0" w:color="auto"/>
-              <w:left w:val="single" w:sz="4" w:space="0" w:color="auto"/>
-              <w:bottom w:val="single" w:sz="4" w:space="0" w:color="auto"/>
-              <w:right w:val="single" w:sz="4" w:space="0" w:color="auto"/>
-            </w:tcBorders>
-          </w:tcPr>
-          <w:p>
-            <w:pPr>
-              <w:spacing w:before="0" w:after="0"/>
-              <w:jc w:val="left"/>
-              <w:rPr>
-                <w:rFonts w:ascii="Aptos" w:eastAsia="等线" w:hAnsi="Aptos"/>
-                <w:b/>
-                <w:bCs/>
-                <w:kern w:val="2"/>
-                <w:sz w:val="24"/>
-                <w:szCs w:val="24"/>
-                <w:lang w:val="en-US"/>
-              </w:rPr>
-            </w:pPr>
-            <w:r>
-              <w:rPr>
-                <w:rFonts w:ascii="Aptos" w:eastAsia="等线" w:hAnsi="Aptos" w:hint="eastAsia"/>
-                <w:b/>
-                <w:bCs/>
-                <w:kern w:val="2"/>
-                <w:sz w:val="24"/>
-                <w:szCs w:val="24"/>
-                <w:lang w:val="en-US"/>
-              </w:rPr>
-              <w:t>{$</w:t>
-            </w:r>
-            <w:r>
-              <w:rPr>
-                <w:rFonts w:ascii="Aptos" w:eastAsia="等线" w:hAnsi="Aptos"/>
-                <w:b/>
-                <w:bCs/>
-                <w:kern w:val="2"/>
-                <w:sz w:val="24"/>
-                <w:szCs w:val="24"/>
-                <w:lang w:val="en-US"/>
-              </w:rPr>
-              <w:t>factory</w:t>
-            </w:r>
-            <w:r>
-              <w:rPr>
-                <w:rFonts w:ascii="Aptos" w:eastAsia="等线" w:hAnsi="Aptos" w:hint="eastAsia"/>
-                <w:b/>
-                <w:bCs/>
-                <w:kern w:val="2"/>
-                <w:sz w:val="24"/>
-                <w:szCs w:val="24"/>
-                <w:lang w:val="en-US"/>
-              </w:rPr>
-              <w:t>}</w:t>
-            </w:r>
-            <w:r>
-              <w:rPr>
-                <w:rFonts w:ascii="Aptos" w:eastAsia="等线" w:hAnsi="Aptos" w:hint="eastAsia"/>
-                <w:b/>
-                <w:bCs/>
-                <w:kern w:val="2"/>
-                <w:sz w:val="24"/>
-                <w:szCs w:val="24"/>
-                <w:lang w:val="en-US"/>
-              </w:rPr>
-              <w:t>车间隐患以及解决措施</w:t>
-            </w:r>
-          </w:p>
-          <w:p>
-            <w:pPr>
-              <w:spacing w:before="0" w:after="0"/>
-              <w:jc w:val="left"/>
-              <w:rPr>
-                <w:rFonts w:ascii="Aptos" w:eastAsia="等线" w:hAnsi="Aptos"/>
-                <w:b/>
-                <w:bCs/>
-                <w:kern w:val="2"/>
-                <w:sz w:val="24"/>
-                <w:szCs w:val="24"/>
-                <w:lang w:val="en-US"/>
-              </w:rPr>
-            </w:pPr>
-          </w:p>
-        </w:tc>
-      </w:tr>
-      <w:tr>
-        <w:trPr>
-          <w:trHeight w:val="255"/>
-        </w:trPr>
-        <w:tc>
-          <w:tcPr>
-            <w:tcW w:w="1889" w:type="dxa"/>
-            <w:vMerge w:val="restart"/>
-            <w:tcBorders>
-              <w:top w:val="single" w:sz="4" w:space="0" w:color="auto"/>
-              <w:left w:val="single" w:sz="4" w:space="0" w:color="auto"/>
-              <w:bottom w:val="single" w:sz="4" w:space="0" w:color="auto"/>
-              <w:right w:val="single" w:sz="4" w:space="0" w:color="auto"/>
-            </w:tcBorders>
-          </w:tcPr>
-          <w:p>
-            <w:pPr>
-              <w:spacing w:before="0" w:after="0"/>
-              <w:jc w:val="center"/>
-              <w:rPr>
-                <w:rFonts w:ascii="Aptos" w:eastAsia="等线" w:hAnsi="Aptos"/>
-                <w:kern w:val="2"/>
-                <w:sz w:val="24"/>
-                <w:szCs w:val="24"/>
-                <w:lang w:val="en-US"/>
-              </w:rPr>
-            </w:pPr>
-          </w:p>
-          <w:p>
-            <w:pPr>
-              <w:spacing w:before="0" w:after="0"/>
-              <w:jc w:val="center"/>
-              <w:rPr>
-                <w:rFonts w:ascii="Aptos" w:eastAsia="等线" w:hAnsi="Aptos"/>
-                <w:kern w:val="2"/>
-                <w:sz w:val="24"/>
-                <w:szCs w:val="24"/>
-                <w:lang w:val="en-US"/>
-              </w:rPr>
-            </w:pPr>
-          </w:p>
-          <w:p>
-            <w:pPr>
-              <w:spacing w:before="0" w:after="0"/>
-              <w:jc w:val="center"/>
-              <w:rPr>
-                <w:rFonts w:ascii="Aptos" w:eastAsia="等线" w:hAnsi="Aptos"/>
-                <w:kern w:val="2"/>
-                <w:sz w:val="24"/>
-                <w:szCs w:val="24"/>
-                <w:lang w:val="en-US"/>
-              </w:rPr>
-            </w:pPr>
-          </w:p>
-          <w:p>
-            <w:pPr>
-              <w:spacing w:before="0" w:after="0"/>
-              <w:jc w:val="center"/>
-              <w:rPr>
-                <w:rFonts w:ascii="Aptos" w:eastAsia="等线" w:hAnsi="Aptos"/>
-                <w:kern w:val="2"/>
-                <w:sz w:val="24"/>
-                <w:szCs w:val="24"/>
-                <w:lang w:val="en-US"/>
-              </w:rPr>
-            </w:pPr>
-          </w:p>
-          <w:p>
-            <w:pPr>
-              <w:spacing w:before="0" w:after="0"/>
-              <w:jc w:val="center"/>
-              <w:rPr>
-                <w:rFonts w:ascii="Aptos" w:eastAsia="等线" w:hAnsi="Aptos"/>
-                <w:kern w:val="2"/>
-                <w:sz w:val="24"/>
-                <w:szCs w:val="24"/>
-                <w:lang w:val="en-US"/>
-              </w:rPr>
-            </w:pPr>
-          </w:p>
-          <w:p>
-            <w:pPr>
-              <w:spacing w:before="0" w:after="0"/>
-              <w:jc w:val="center"/>
-              <w:rPr>
-                <w:rFonts w:ascii="Aptos" w:eastAsia="等线" w:hAnsi="Aptos"/>
-                <w:kern w:val="2"/>
-                <w:sz w:val="24"/>
-                <w:szCs w:val="24"/>
-                <w:lang w:val="en-US"/>
-              </w:rPr>
-            </w:pPr>
-          </w:p>
-          <w:p>
-            <w:pPr>
-              <w:spacing w:before="0" w:after="0"/>
-              <w:jc w:val="center"/>
-              <w:rPr>
-                <w:rFonts w:ascii="Aptos" w:eastAsia="等线" w:hAnsi="Aptos"/>
-                <w:kern w:val="2"/>
-                <w:sz w:val="24"/>
-                <w:szCs w:val="24"/>
-                <w:lang w:val="en-US"/>
-              </w:rPr>
-            </w:pPr>
-          </w:p>
-          <w:p>
-            <w:pPr>
-              <w:spacing w:before="0" w:after="0"/>
-              <w:jc w:val="center"/>
-              <w:rPr>
-                <w:rFonts w:ascii="Aptos" w:eastAsia="等线" w:hAnsi="Aptos"/>
-                <w:kern w:val="2"/>
-                <w:sz w:val="24"/>
-                <w:szCs w:val="24"/>
-                <w:lang w:val="en-US"/>
-              </w:rPr>
-            </w:pPr>
-          </w:p>
-          <w:p>
-            <w:pPr>
-              <w:spacing w:before="0" w:after="0"/>
-              <w:jc w:val="center"/>
-              <w:rPr>
-                <w:rFonts w:ascii="Aptos" w:eastAsia="等线" w:hAnsi="Aptos"/>
-                <w:kern w:val="2"/>
-                <w:sz w:val="24"/>
-                <w:szCs w:val="24"/>
-                <w:lang w:val="en-US"/>
-              </w:rPr>
-            </w:pPr>
-            <w:r>
-              <w:rPr>
-                <w:rFonts w:ascii="Aptos" w:eastAsia="等线" w:hAnsi="Aptos" w:hint="eastAsia"/>
-                <w:kern w:val="2"/>
-                <w:sz w:val="24"/>
-                <w:szCs w:val="24"/>
-                <w:lang w:val="en-US"/>
-              </w:rPr>
-              <w:t>{$</w:t>
-            </w:r>
-            <w:proofErr w:type="spellStart"/>
-            <w:r>
-              <w:rPr>
-                <w:rFonts w:ascii="Aptos" w:eastAsia="等线" w:hAnsi="Aptos"/>
-                <w:kern w:val="2"/>
-                <w:sz w:val="24"/>
-                <w:szCs w:val="24"/>
-                <w:lang w:val="en-US"/>
-              </w:rPr>
-              <w:t>electricroom</w:t>
-            </w:r>
-            <w:proofErr w:type="spellEnd"/>
-            <w:r>
-              <w:rPr>
-                <w:rFonts w:ascii="Aptos" w:eastAsia="等线" w:hAnsi="Aptos" w:hint="eastAsia"/>
-                <w:kern w:val="2"/>
-                <w:sz w:val="24"/>
-                <w:szCs w:val="24"/>
-                <w:lang w:val="en-US"/>
-              </w:rPr>
-              <w:t>}</w:t>
-            </w:r>
-          </w:p>
-        </w:tc>
-        <w:tc>
-          <w:tcPr>
-            <w:tcW w:w="3558" w:type="dxa"/>
-            <w:tcBorders>
-              <w:top w:val="single" w:sz="4" w:space="0" w:color="auto"/>
-              <w:left w:val="single" w:sz="4" w:space="0" w:color="auto"/>
-              <w:bottom w:val="single" w:sz="4" w:space="0" w:color="auto"/>
-              <w:right w:val="single" w:sz="4" w:space="0" w:color="auto"/>
-            </w:tcBorders>
-            <w:hideMark/>
-          </w:tcPr>
-          <w:p>
-            <w:pPr>
-              <w:spacing w:before="0" w:after="0"/>
-              <w:jc w:val="left"/>
-              <w:rPr>
-                <w:rFonts w:ascii="Aptos" w:eastAsia="等线" w:hAnsi="Aptos"/>
-                <w:kern w:val="2"/>
-                <w:sz w:val="24"/>
-                <w:szCs w:val="24"/>
-                <w:lang w:val="en-US"/>
-              </w:rPr>
-            </w:pPr>
-            <w:r>
-              <w:rPr>
-                <w:rFonts w:ascii="Aptos" w:eastAsia="等线" w:hAnsi="Aptos" w:hint="eastAsia"/>
-                <w:kern w:val="2"/>
-                <w:sz w:val="24"/>
-                <w:szCs w:val="24"/>
-                <w:lang w:val="en-US"/>
-              </w:rPr>
-              <w:t>设备名称</w:t>
-            </w:r>
-            <w:r>
-              <w:rPr>
-                <w:rFonts w:ascii="Aptos" w:eastAsia="等线" w:hAnsi="Aptos"/>
-                <w:kern w:val="2"/>
-                <w:sz w:val="24"/>
-                <w:szCs w:val="24"/>
-                <w:lang w:val="en-US"/>
-              </w:rPr>
-              <w:t>:</w:t>
-            </w:r>
-            <w:r>
-              <w:rPr>
-                <w:rFonts w:ascii="Aptos" w:eastAsia="等线" w:hAnsi="Aptos" w:hint="eastAsia"/>
-                <w:kern w:val="2"/>
-                <w:sz w:val="24"/>
-                <w:szCs w:val="24"/>
-                <w:lang w:val="en-US"/>
-              </w:rPr>
-              <w:t>{$</w:t>
-            </w:r>
-            <w:r>
-              <w:t xml:space="preserve"> </w:t>
-            </w:r>
-            <w:proofErr w:type="spellStart"/>
-            <w:r>
-              <w:rPr>
-                <w:rFonts w:ascii="Aptos" w:eastAsia="等线" w:hAnsi="Aptos"/>
-                <w:kern w:val="2"/>
-                <w:sz w:val="24"/>
-                <w:szCs w:val="24"/>
-                <w:lang w:val="en-US"/>
-              </w:rPr>
-              <w:t>equipmentname</w:t>
-            </w:r>
-            <w:proofErr w:type="spellEnd"/>
-            <w:r>
-              <w:rPr>
-                <w:rFonts w:ascii="Aptos" w:eastAsia="等线" w:hAnsi="Aptos" w:hint="eastAsia"/>
-                <w:kern w:val="2"/>
-                <w:sz w:val="24"/>
-                <w:szCs w:val="24"/>
-                <w:lang w:val="en-US"/>
-              </w:rPr>
-              <w:t>}</w:t>
-            </w:r>
-          </w:p>
-        </w:tc>
-        <w:tc>
-          <w:tcPr>
-            <w:tcW w:w="3209" w:type="dxa"/>
-            <w:gridSpan w:val="2"/>
-            <w:tcBorders>
-              <w:top w:val="single" w:sz="4" w:space="0" w:color="auto"/>
-              <w:left w:val="single" w:sz="4" w:space="0" w:color="auto"/>
-              <w:bottom w:val="single" w:sz="4" w:space="0" w:color="auto"/>
-              <w:right w:val="single" w:sz="4" w:space="0" w:color="auto"/>
-            </w:tcBorders>
-            <w:hideMark/>
-          </w:tcPr>
-          <w:p>
-            <w:pPr>
-              <w:spacing w:before="0" w:after="0"/>
-              <w:jc w:val="left"/>
-              <w:rPr>
-                <w:rFonts w:ascii="Aptos" w:eastAsia="等线" w:hAnsi="Aptos"/>
-                <w:kern w:val="2"/>
-                <w:sz w:val="24"/>
-                <w:szCs w:val="24"/>
-                <w:lang w:val="en-US"/>
-              </w:rPr>
-            </w:pPr>
-            <w:r>
-              <w:rPr>
-                <w:rFonts w:ascii="Aptos" w:eastAsia="等线" w:hAnsi="Aptos" w:hint="eastAsia"/>
-                <w:kern w:val="2"/>
-                <w:sz w:val="24"/>
-                <w:szCs w:val="24"/>
-                <w:lang w:val="en-US"/>
-              </w:rPr>
-              <w:t>设备型号</w:t>
-            </w:r>
-            <w:r>
-              <w:rPr>
-                <w:rFonts w:ascii="Aptos" w:eastAsia="等线" w:hAnsi="Aptos"/>
-                <w:kern w:val="2"/>
-                <w:sz w:val="24"/>
-                <w:szCs w:val="24"/>
-                <w:lang w:val="en-US"/>
-              </w:rPr>
-              <w:t>:</w:t>
-            </w:r>
-            <w:r>
-              <w:rPr>
-                <w:rFonts w:ascii="Aptos" w:eastAsia="等线" w:hAnsi="Aptos" w:hint="eastAsia"/>
-                <w:kern w:val="2"/>
-                <w:sz w:val="24"/>
-                <w:szCs w:val="24"/>
-                <w:lang w:val="en-US"/>
-              </w:rPr>
-              <w:t>{$</w:t>
-            </w:r>
-            <w:proofErr w:type="spellStart"/>
-            <w:r>
-              <w:rPr>
-                <w:rFonts w:ascii="Aptos" w:eastAsia="等线" w:hAnsi="Aptos"/>
-                <w:kern w:val="2"/>
-                <w:sz w:val="24"/>
-                <w:szCs w:val="24"/>
-                <w:lang w:val="en-US"/>
-              </w:rPr>
-              <w:t>mlfb</w:t>
-            </w:r>
-            <w:proofErr w:type="spellEnd"/>
-            <w:r>
-              <w:rPr>
-                <w:rFonts w:ascii="Aptos" w:eastAsia="等线" w:hAnsi="Aptos" w:hint="eastAsia"/>
-                <w:kern w:val="2"/>
-                <w:sz w:val="24"/>
-                <w:szCs w:val="24"/>
-                <w:lang w:val="en-US"/>
-              </w:rPr>
-              <w:t>}</w:t>
-            </w:r>
-          </w:p>
-        </w:tc>
-      </w:tr>
-      <w:tr>
-        <w:trPr>
-          <w:trHeight w:val="255"/>
-        </w:trPr>
-        <w:tc>
-          <w:tcPr>
-            <w:tcW w:w="0" w:type="auto"/>
-            <w:vMerge/>
-            <w:tcBorders>
-              <w:top w:val="single" w:sz="4" w:space="0" w:color="auto"/>
-              <w:left w:val="single" w:sz="4" w:space="0" w:color="auto"/>
-              <w:bottom w:val="single" w:sz="4" w:space="0" w:color="auto"/>
-              <w:right w:val="single" w:sz="4" w:space="0" w:color="auto"/>
-            </w:tcBorders>
-            <w:vAlign w:val="center"/>
-            <w:hideMark/>
-          </w:tcPr>
-          <w:p>
-            <w:pPr>
-              <w:spacing w:before="0" w:after="0"/>
-              <w:jc w:val="left"/>
-              <w:rPr>
-                <w:rFonts w:ascii="Aptos" w:eastAsia="等线" w:hAnsi="Aptos"/>
-                <w:kern w:val="2"/>
-                <w:sz w:val="24"/>
-                <w:szCs w:val="24"/>
-                <w:lang w:val="en-US"/>
-              </w:rPr>
-            </w:pPr>
-          </w:p>
-        </w:tc>
-        <w:tc>
-          <w:tcPr>
-            <w:tcW w:w="3558" w:type="dxa"/>
-            <w:tcBorders>
-              <w:top w:val="single" w:sz="4" w:space="0" w:color="auto"/>
-              <w:left w:val="single" w:sz="4" w:space="0" w:color="auto"/>
-              <w:bottom w:val="single" w:sz="4" w:space="0" w:color="auto"/>
-              <w:right w:val="single" w:sz="4" w:space="0" w:color="auto"/>
-            </w:tcBorders>
-            <w:hideMark/>
-          </w:tcPr>
-          <w:p>
-            <w:pPr>
-              <w:spacing w:before="0" w:after="0"/>
-              <w:jc w:val="left"/>
-              <w:rPr>
-                <w:rFonts w:ascii="Aptos" w:eastAsia="等线" w:hAnsi="Aptos"/>
-                <w:kern w:val="2"/>
-                <w:sz w:val="24"/>
-                <w:szCs w:val="24"/>
-                <w:lang w:val="en-US"/>
-              </w:rPr>
-            </w:pPr>
-            <w:r>
-              <w:rPr>
-                <w:rFonts w:ascii="Aptos" w:eastAsia="等线" w:hAnsi="Aptos" w:hint="eastAsia"/>
-                <w:kern w:val="2"/>
-                <w:sz w:val="24"/>
-                <w:szCs w:val="24"/>
-                <w:lang w:val="en-US"/>
-              </w:rPr>
-              <w:t>设备编号</w:t>
-            </w:r>
-            <w:r>
-              <w:rPr>
-                <w:rFonts w:ascii="Aptos" w:eastAsia="等线" w:hAnsi="Aptos"/>
-                <w:kern w:val="2"/>
-                <w:sz w:val="24"/>
-                <w:szCs w:val="24"/>
-                <w:lang w:val="en-US"/>
-              </w:rPr>
-              <w:t>:</w:t>
-            </w:r>
-            <w:r>
-              <w:rPr>
-                <w:rFonts w:ascii="Aptos" w:eastAsia="等线" w:hAnsi="Aptos" w:hint="eastAsia"/>
-                <w:kern w:val="2"/>
-                <w:sz w:val="24"/>
-                <w:szCs w:val="24"/>
-                <w:lang w:val="en-US"/>
-              </w:rPr>
-              <w:t>{$</w:t>
-            </w:r>
-            <w:r>
-              <w:t xml:space="preserve"> </w:t>
-            </w:r>
-            <w:proofErr w:type="spellStart"/>
-            <w:r>
-              <w:rPr>
-                <w:rFonts w:ascii="Aptos" w:eastAsia="等线" w:hAnsi="Aptos"/>
-                <w:kern w:val="2"/>
-                <w:sz w:val="24"/>
-                <w:szCs w:val="24"/>
-                <w:lang w:val="en-US"/>
-              </w:rPr>
-              <w:t>equipmentnumber</w:t>
-            </w:r>
-            <w:proofErr w:type="spellEnd"/>
-            <w:r>
-              <w:rPr>
-                <w:rFonts w:ascii="Aptos" w:eastAsia="等线" w:hAnsi="Aptos" w:hint="eastAsia"/>
-                <w:kern w:val="2"/>
-                <w:sz w:val="24"/>
-                <w:szCs w:val="24"/>
-                <w:lang w:val="en-US"/>
-              </w:rPr>
-              <w:t>}</w:t>
-            </w:r>
-          </w:p>
-        </w:tc>
-        <w:tc>
-          <w:tcPr>
-            <w:tcW w:w="3209" w:type="dxa"/>
-            <w:gridSpan w:val="2"/>
-            <w:tcBorders>
-              <w:top w:val="single" w:sz="4" w:space="0" w:color="auto"/>
-              <w:left w:val="single" w:sz="4" w:space="0" w:color="auto"/>
-              <w:bottom w:val="single" w:sz="4" w:space="0" w:color="auto"/>
-              <w:right w:val="single" w:sz="4" w:space="0" w:color="auto"/>
-            </w:tcBorders>
-            <w:hideMark/>
-          </w:tcPr>
-          <w:p>
-            <w:pPr>
-              <w:spacing w:before="0" w:after="0"/>
-              <w:jc w:val="left"/>
-              <w:rPr>
-                <w:rFonts w:ascii="Aptos" w:eastAsia="等线" w:hAnsi="Aptos"/>
-                <w:kern w:val="2"/>
-                <w:sz w:val="24"/>
-                <w:szCs w:val="24"/>
-                <w:lang w:val="en-US"/>
-              </w:rPr>
-            </w:pPr>
-            <w:r>
-              <w:rPr>
-                <w:rFonts w:ascii="Aptos" w:eastAsia="等线" w:hAnsi="Aptos" w:hint="eastAsia"/>
-                <w:kern w:val="2"/>
-                <w:sz w:val="24"/>
-                <w:szCs w:val="24"/>
-                <w:lang w:val="en-US"/>
-              </w:rPr>
-              <w:t>序列号</w:t>
-            </w:r>
-            <w:r>
-              <w:rPr>
-                <w:rFonts w:ascii="Aptos" w:eastAsia="等线" w:hAnsi="Aptos"/>
-                <w:kern w:val="2"/>
-                <w:sz w:val="24"/>
-                <w:szCs w:val="24"/>
-                <w:lang w:val="en-US"/>
-              </w:rPr>
-              <w:t>:</w:t>
-            </w:r>
-            <w:r>
-              <w:rPr>
-                <w:rFonts w:ascii="Aptos" w:eastAsia="等线" w:hAnsi="Aptos" w:hint="eastAsia"/>
-                <w:kern w:val="2"/>
-                <w:sz w:val="24"/>
-                <w:szCs w:val="24"/>
-                <w:lang w:val="en-US"/>
-              </w:rPr>
-              <w:t>{$</w:t>
-            </w:r>
-            <w:proofErr w:type="spellStart"/>
-            <w:r>
-              <w:rPr>
-                <w:rFonts w:ascii="Aptos" w:eastAsia="等线" w:hAnsi="Aptos"/>
-                <w:kern w:val="2"/>
-                <w:sz w:val="24"/>
-                <w:szCs w:val="24"/>
-                <w:lang w:val="en-US"/>
-              </w:rPr>
-              <w:t>serialno</w:t>
-            </w:r>
-            <w:proofErr w:type="spellEnd"/>
-            <w:r>
-              <w:rPr>
-                <w:rFonts w:ascii="Aptos" w:eastAsia="等线" w:hAnsi="Aptos" w:hint="eastAsia"/>
-                <w:kern w:val="2"/>
-                <w:sz w:val="24"/>
-                <w:szCs w:val="24"/>
-                <w:lang w:val="en-US"/>
-              </w:rPr>
-              <w:t>}</w:t>
-            </w:r>
-          </w:p>
-        </w:tc>
-      </w:tr>
-      <w:tr>
-        <w:tc>
-          <w:tcPr>
-            <w:tcW w:w="0" w:type="auto"/>
-            <w:vMerge/>
-            <w:tcBorders>
-              <w:top w:val="single" w:sz="4" w:space="0" w:color="auto"/>
-              <w:left w:val="single" w:sz="4" w:space="0" w:color="auto"/>
-              <w:bottom w:val="single" w:sz="4" w:space="0" w:color="auto"/>
-              <w:right w:val="single" w:sz="4" w:space="0" w:color="auto"/>
-            </w:tcBorders>
-            <w:vAlign w:val="center"/>
-            <w:hideMark/>
-          </w:tcPr>
-          <w:p>
-            <w:pPr>
-              <w:spacing w:before="0" w:after="0"/>
-              <w:jc w:val="left"/>
-              <w:rPr>
-                <w:rFonts w:ascii="Aptos" w:eastAsia="等线" w:hAnsi="Aptos"/>
-                <w:kern w:val="2"/>
-                <w:sz w:val="24"/>
-                <w:szCs w:val="24"/>
-                <w:lang w:val="en-US"/>
-              </w:rPr>
-            </w:pPr>
-          </w:p>
-        </w:tc>
-        <w:tc>
-          <w:tcPr>
-            <w:tcW w:w="6767" w:type="dxa"/>
-            <w:gridSpan w:val="3"/>
-            <w:tcBorders>
-              <w:top w:val="single" w:sz="4" w:space="0" w:color="auto"/>
-              <w:left w:val="single" w:sz="4" w:space="0" w:color="auto"/>
-              <w:bottom w:val="single" w:sz="4" w:space="0" w:color="auto"/>
-              <w:right w:val="single" w:sz="4" w:space="0" w:color="auto"/>
-            </w:tcBorders>
-          </w:tcPr>
-          <w:p>
-            <w:pPr>
-              <w:spacing w:before="0" w:after="0"/>
-              <w:jc w:val="left"/>
-              <w:rPr>
-                <w:rFonts w:ascii="Aptos" w:eastAsia="等线" w:hAnsi="Aptos"/>
-                <w:kern w:val="2"/>
-                <w:sz w:val="24"/>
-                <w:szCs w:val="24"/>
-                <w:lang w:val="en-US"/>
-              </w:rPr>
-            </w:pPr>
-            <w:r>
-              <w:rPr>
-                <w:rFonts w:ascii="Aptos" w:eastAsia="等线" w:hAnsi="Aptos" w:hint="eastAsia"/>
-                <w:kern w:val="2"/>
-                <w:sz w:val="24"/>
-                <w:szCs w:val="24"/>
-                <w:lang w:val="en-US"/>
-              </w:rPr>
-              <w:t>问题描述：</w:t>
-            </w:r>
-          </w:p>
-          <w:p>
-            <w:pPr>
-              <w:spacing w:before="0" w:after="0"/>
-              <w:jc w:val="left"/>
-              <w:rPr>
-                <w:rFonts w:ascii="Aptos" w:eastAsia="等线" w:hAnsi="Aptos"/>
-                <w:kern w:val="2"/>
-                <w:sz w:val="24"/>
-                <w:szCs w:val="24"/>
-                <w:lang w:val="en-US"/>
-              </w:rPr>
-            </w:pPr>
-            <w:r>
-              <w:rPr>
-                <w:rFonts w:ascii="Aptos" w:eastAsia="等线" w:hAnsi="Aptos" w:hint="eastAsia"/>
-                <w:kern w:val="2"/>
-                <w:sz w:val="24"/>
-                <w:szCs w:val="24"/>
-                <w:lang w:val="en-US"/>
-              </w:rPr>
-              <w:t>{$</w:t>
-            </w:r>
-            <w:proofErr w:type="spellStart"/>
-            <w:r>
-              <w:rPr>
-                <w:rFonts w:ascii="Aptos" w:eastAsia="等线" w:hAnsi="Aptos"/>
-                <w:kern w:val="2"/>
-                <w:sz w:val="24"/>
-                <w:szCs w:val="24"/>
-                <w:lang w:val="en-US"/>
-              </w:rPr>
-              <w:t>categorypath</w:t>
-            </w:r>
-            <w:proofErr w:type="spellEnd"/>
-            <w:r>
-              <w:rPr>
-                <w:rFonts w:ascii="Aptos" w:eastAsia="等线" w:hAnsi="Aptos" w:hint="eastAsia"/>
-                <w:kern w:val="2"/>
-                <w:sz w:val="24"/>
-                <w:szCs w:val="24"/>
-                <w:lang w:val="en-US"/>
-              </w:rPr>
-              <w:t>}</w:t>
-            </w:r>
-          </w:p>
-          <w:p>
-            <w:pPr>
-              <w:spacing w:before="0" w:after="0"/>
-              <w:jc w:val="left"/>
-              <w:rPr>
-                <w:rFonts w:ascii="Aptos" w:eastAsia="等线" w:hAnsi="Aptos"/>
-                <w:kern w:val="2"/>
-                <w:sz w:val="24"/>
-                <w:szCs w:val="24"/>
-                <w:lang w:val="en-US"/>
-              </w:rPr>
-            </w:pPr>
-            <w:r>
-              <w:rPr>
-                <w:rFonts w:ascii="Aptos" w:eastAsia="等线" w:hAnsi="Aptos" w:hint="eastAsia"/>
-                <w:kern w:val="2"/>
-                <w:sz w:val="24"/>
-                <w:szCs w:val="24"/>
-                <w:lang w:val="en-US"/>
-              </w:rPr>
-              <w:t>{$</w:t>
-            </w:r>
-            <w:r>
-              <w:t xml:space="preserve"> </w:t>
-            </w:r>
-            <w:proofErr w:type="spellStart"/>
-            <w:proofErr w:type="gramStart"/>
-            <w:r>
-              <w:rPr>
-                <w:rFonts w:ascii="Aptos" w:eastAsia="等线" w:hAnsi="Aptos"/>
-                <w:kern w:val="2"/>
-                <w:sz w:val="24"/>
-                <w:szCs w:val="24"/>
-                <w:lang w:val="en-US"/>
-              </w:rPr>
-              <w:t>taskname</w:t>
-            </w:r>
-            <w:proofErr w:type="spellEnd"/>
-            <w:r>
-              <w:rPr>
-                <w:rFonts w:ascii="Aptos" w:eastAsia="等线" w:hAnsi="Aptos"/>
-                <w:kern w:val="2"/>
-                <w:sz w:val="24"/>
-                <w:szCs w:val="24"/>
-                <w:lang w:val="en-US"/>
-              </w:rPr>
-              <w:t xml:space="preserve"> </w:t>
-            </w:r>
-            <w:r>
-              <w:rPr>
-                <w:rFonts w:ascii="Aptos" w:eastAsia="等线" w:hAnsi="Aptos" w:hint="eastAsia"/>
-                <w:kern w:val="2"/>
-                <w:sz w:val="24"/>
-                <w:szCs w:val="24"/>
-                <w:lang w:val="en-US"/>
-              </w:rPr>
-              <w:t>}</w:t>
-            </w:r>
-            <w:proofErr w:type="gramEnd"/>
-            <w:r>
-              <w:rPr>
-                <w:rFonts w:ascii="Aptos" w:eastAsia="等线" w:hAnsi="Aptos" w:hint="eastAsia"/>
-                <w:kern w:val="2"/>
-                <w:sz w:val="24"/>
-                <w:szCs w:val="24"/>
-                <w:lang w:val="en-US"/>
-              </w:rPr>
-              <w:t xml:space="preserve"> : </w:t>
-            </w:r>
-            <w:r>
-              <w:rPr>
-                <w:rFonts w:ascii="Aptos" w:eastAsia="等线" w:hAnsi="Aptos" w:hint="eastAsia"/>
-                <w:kern w:val="2"/>
-                <w:sz w:val="24"/>
-                <w:szCs w:val="24"/>
-                <w:lang w:val="en-US"/>
-              </w:rPr>
-              <w:t>{$</w:t>
-            </w:r>
-            <w:r>
-              <w:rPr>
-                <w:rFonts w:ascii="Aptos" w:eastAsia="等线" w:hAnsi="Aptos"/>
-                <w:sz w:val="24"/>
-                <w:szCs w:val="24"/>
-                <w:lang w:val="en-US"/>
-                <w14:ligatures w14:val="none"/>
-              </w:rPr>
-              <w:t xml:space="preserve"> </w:t>
-            </w:r>
-            <w:proofErr w:type="gramStart"/>
-            <w:r>
-              <w:rPr>
-                <w:rFonts w:ascii="Aptos" w:eastAsia="等线" w:hAnsi="Aptos"/>
-                <w:kern w:val="2"/>
-                <w:sz w:val="24"/>
-                <w:szCs w:val="24"/>
-                <w:lang w:val="en-US"/>
-              </w:rPr>
-              <w:t xml:space="preserve">value </w:t>
-            </w:r>
-            <w:r>
-              <w:rPr>
-                <w:rFonts w:ascii="Aptos" w:eastAsia="等线" w:hAnsi="Aptos" w:hint="eastAsia"/>
-                <w:kern w:val="2"/>
-                <w:sz w:val="24"/>
-                <w:szCs w:val="24"/>
-                <w:lang w:val="en-US"/>
-              </w:rPr>
-              <w:t>}</w:t>
-            </w:r>
-            <w:proofErr w:type="gramEnd"/>
-          </w:p>
-          <w:p>
-            <w:pPr>
-              <w:spacing w:before="0" w:after="0"/>
-              <w:jc w:val="left"/>
-              <w:rPr>
-                <w:rFonts w:ascii="Aptos" w:eastAsia="等线" w:hAnsi="Aptos"/>
-                <w:kern w:val="2"/>
-                <w:sz w:val="24"/>
-                <w:szCs w:val="24"/>
-                <w:lang w:val="en-US"/>
-              </w:rPr>
-            </w:pPr>
-          </w:p>
-          <w:p>
-            <w:pPr>
-              <w:spacing w:before="0" w:after="0"/>
-              <w:jc w:val="left"/>
-              <w:rPr>
-                <w:rFonts w:ascii="Aptos" w:eastAsia="等线" w:hAnsi="Aptos"/>
-                <w:kern w:val="2"/>
-                <w:sz w:val="24"/>
-                <w:szCs w:val="24"/>
-                <w:lang w:val="en-US"/>
-              </w:rPr>
-            </w:pPr>
-          </w:p>
-        </w:tc>
-      </w:tr>
-      <w:tr>
-        <w:tc>
-          <w:tcPr>
-            <w:tcW w:w="0" w:type="auto"/>
-            <w:vMerge/>
-            <w:tcBorders>
-              <w:top w:val="single" w:sz="4" w:space="0" w:color="auto"/>
-              <w:left w:val="single" w:sz="4" w:space="0" w:color="auto"/>
-              <w:bottom w:val="single" w:sz="4" w:space="0" w:color="auto"/>
-              <w:right w:val="single" w:sz="4" w:space="0" w:color="auto"/>
-            </w:tcBorders>
-            <w:vAlign w:val="center"/>
-            <w:hideMark/>
-          </w:tcPr>
-          <w:p>
-            <w:pPr>
-              <w:spacing w:before="0" w:after="0"/>
-              <w:jc w:val="left"/>
-              <w:rPr>
-                <w:rFonts w:ascii="Aptos" w:eastAsia="等线" w:hAnsi="Aptos"/>
-                <w:kern w:val="2"/>
-                <w:sz w:val="24"/>
-                <w:szCs w:val="24"/>
-                <w:lang w:val="en-US"/>
-              </w:rPr>
-            </w:pPr>
-          </w:p>
-        </w:tc>
-        <w:tc>
-          <w:tcPr>
-            <w:tcW w:w="6767" w:type="dxa"/>
-            <w:gridSpan w:val="3"/>
-            <w:tcBorders>
-              <w:top w:val="single" w:sz="4" w:space="0" w:color="auto"/>
-              <w:left w:val="single" w:sz="4" w:space="0" w:color="auto"/>
-              <w:bottom w:val="single" w:sz="4" w:space="0" w:color="auto"/>
-              <w:right w:val="single" w:sz="4" w:space="0" w:color="auto"/>
-            </w:tcBorders>
-          </w:tcPr>
-          <w:p>
-            <w:pPr>
-              <w:spacing w:before="0" w:after="0"/>
-              <w:jc w:val="left"/>
-              <w:rPr>
-                <w:rFonts w:ascii="Aptos" w:eastAsia="等线" w:hAnsi="Aptos"/>
-                <w:kern w:val="2"/>
-                <w:sz w:val="24"/>
-                <w:szCs w:val="24"/>
-                <w:lang w:val="en-US"/>
-              </w:rPr>
-            </w:pPr>
-            <w:r>
-              <w:rPr>
-                <w:rFonts w:ascii="Aptos" w:eastAsia="等线" w:hAnsi="Aptos" w:hint="eastAsia"/>
-                <w:kern w:val="2"/>
-                <w:sz w:val="24"/>
-                <w:szCs w:val="24"/>
-                <w:lang w:val="en-US"/>
-              </w:rPr>
-              <w:t>解决措施或建议：</w:t>
-            </w:r>
-          </w:p>
-          <w:p>
-            <w:pPr>
-              <w:spacing w:before="0" w:after="0"/>
-              <w:jc w:val="left"/>
-              <w:rPr>
-                <w:rFonts w:ascii="Aptos" w:eastAsia="等线" w:hAnsi="Aptos"/>
-                <w:kern w:val="2"/>
-                <w:sz w:val="24"/>
-                <w:szCs w:val="24"/>
-                <w:lang w:val="en-US"/>
-              </w:rPr>
-            </w:pPr>
-            <w:r>
-              <w:rPr>
-                <w:rFonts w:ascii="Aptos" w:eastAsia="等线" w:hAnsi="Aptos"/>
-                <w:kern w:val="2"/>
-                <w:sz w:val="24"/>
-                <w:szCs w:val="24"/>
-                <w:lang w:val="en-US"/>
-              </w:rPr>
-              <w:t>{"value": "</w:t>
-            </w:r>
-            <w:r>
-              <w:rPr>
-                <w:rFonts w:ascii="Aptos" w:eastAsia="等线" w:hAnsi="Aptos"/>
-                <w:kern w:val="2"/>
-                <w:sz w:val="24"/>
-                <w:szCs w:val="24"/>
-                <w:lang w:val="en-US"/>
-              </w:rPr>
-              <w:t>否</w:t>
-            </w:r>
-            <w:r>
-              <w:rPr>
-                <w:rFonts w:ascii="Aptos" w:eastAsia="等线" w:hAnsi="Aptos"/>
-                <w:kern w:val="2"/>
-                <w:sz w:val="24"/>
-                <w:szCs w:val="24"/>
-                <w:lang w:val="en-US"/>
-              </w:rPr>
-              <w:t>", "remarks": "", "</w:t>
-            </w:r>
-            <w:proofErr w:type="spellStart"/>
-            <w:r>
-              <w:rPr>
-                <w:rFonts w:ascii="Aptos" w:eastAsia="等线" w:hAnsi="Aptos"/>
-                <w:kern w:val="2"/>
-                <w:sz w:val="24"/>
-                <w:szCs w:val="24"/>
-                <w:lang w:val="en-US"/>
-              </w:rPr>
-              <w:t>actionTaken</w:t>
-            </w:r>
-            <w:proofErr w:type="spellEnd"/>
-            <w:r>
-              <w:rPr>
-                <w:rFonts w:ascii="Aptos" w:eastAsia="等线" w:hAnsi="Aptos"/>
-                <w:kern w:val="2"/>
-                <w:sz w:val="24"/>
-                <w:szCs w:val="24"/>
-                <w:lang w:val="en-US"/>
-              </w:rPr>
-              <w:t>": "", "</w:t>
-            </w:r>
-            <w:proofErr w:type="spellStart"/>
-            <w:r>
-              <w:rPr>
-                <w:rFonts w:ascii="Aptos" w:eastAsia="等线" w:hAnsi="Aptos"/>
-                <w:kern w:val="2"/>
-                <w:sz w:val="24"/>
-                <w:szCs w:val="24"/>
-                <w:lang w:val="en-US"/>
-              </w:rPr>
-              <w:t>resultState</w:t>
-            </w:r>
-            <w:proofErr w:type="spellEnd"/>
-            <w:r>
-              <w:rPr>
-                <w:rFonts w:ascii="Aptos" w:eastAsia="等线" w:hAnsi="Aptos"/>
-                <w:kern w:val="2"/>
-                <w:sz w:val="24"/>
-                <w:szCs w:val="24"/>
-                <w:lang w:val="en-US"/>
-              </w:rPr>
-              <w:t>": "abnormal", "</w:t>
-            </w:r>
-            <w:proofErr w:type="spellStart"/>
-            <w:r>
-              <w:rPr>
-                <w:rFonts w:ascii="Aptos" w:eastAsia="等线" w:hAnsi="Aptos"/>
-                <w:kern w:val="2"/>
-                <w:sz w:val="24"/>
-                <w:szCs w:val="24"/>
-                <w:lang w:val="en-US"/>
-              </w:rPr>
-              <w:t>recheckvalue</w:t>
-            </w:r>
-            <w:proofErr w:type="spellEnd"/>
-            <w:r>
-              <w:rPr>
-                <w:rFonts w:ascii="Aptos" w:eastAsia="等线" w:hAnsi="Aptos"/>
-                <w:kern w:val="2"/>
-                <w:sz w:val="24"/>
-                <w:szCs w:val="24"/>
-                <w:lang w:val="en-US"/>
-              </w:rPr>
-              <w:t>": null, "</w:t>
-            </w:r>
-            <w:proofErr w:type="spellStart"/>
-            <w:r>
-              <w:rPr>
-                <w:rFonts w:ascii="Aptos" w:eastAsia="等线" w:hAnsi="Aptos"/>
-                <w:kern w:val="2"/>
-                <w:sz w:val="24"/>
-                <w:szCs w:val="24"/>
-                <w:lang w:val="en-US"/>
-              </w:rPr>
-              <w:t>hazardResolved</w:t>
-            </w:r>
-            <w:proofErr w:type="spellEnd"/>
-            <w:r>
-              <w:rPr>
-                <w:rFonts w:ascii="Aptos" w:eastAsia="等线" w:hAnsi="Aptos"/>
-                <w:kern w:val="2"/>
-                <w:sz w:val="24"/>
-                <w:szCs w:val="24"/>
-                <w:lang w:val="en-US"/>
-              </w:rPr>
-              <w:t>": false, "</w:t>
-            </w:r>
-            <w:proofErr w:type="spellStart"/>
-            <w:r>
-              <w:rPr>
-                <w:rFonts w:ascii="Aptos" w:eastAsia="等线" w:hAnsi="Aptos"/>
-                <w:kern w:val="2"/>
-                <w:sz w:val="24"/>
-                <w:szCs w:val="24"/>
-                <w:lang w:val="en-US"/>
-              </w:rPr>
-              <w:t>recommendationContent</w:t>
-            </w:r>
-            <w:proofErr w:type="spellEnd"/>
-            <w:r>
-              <w:rPr>
-                <w:rFonts w:ascii="Aptos" w:eastAsia="等线" w:hAnsi="Aptos"/>
-                <w:kern w:val="2"/>
-                <w:sz w:val="24"/>
-                <w:szCs w:val="24"/>
-                <w:lang w:val="en-US"/>
-              </w:rPr>
-              <w:t>": "</w:t>
-            </w:r>
-            <w:r>
-              <w:rPr>
-                <w:rFonts w:ascii="Aptos" w:eastAsia="等线" w:hAnsi="Aptos"/>
-                <w:kern w:val="2"/>
-                <w:sz w:val="24"/>
-                <w:szCs w:val="24"/>
-                <w:lang w:val="en-US"/>
-              </w:rPr>
-              <w:t>使用厂商指定型号润滑油</w:t>
-            </w:r>
-            <w:r>
-              <w:rPr>
-                <w:rFonts w:ascii="Aptos" w:eastAsia="等线" w:hAnsi="Aptos"/>
-                <w:kern w:val="2"/>
-                <w:sz w:val="24"/>
-                <w:szCs w:val="24"/>
-                <w:lang w:val="en-US"/>
-              </w:rPr>
-              <w:t>"}</w:t>
-            </w:r>
-            <w:r>
-              <w:rPr>
-                <w:rFonts w:ascii="Aptos" w:eastAsia="等线" w:hAnsi="Aptos"/>
-                <w:kern w:val="2"/>
-                <w:sz w:val="24"/>
-                <w:szCs w:val="24"/>
-                <w:lang w:val="en-US"/>
-              </w:rPr>
-              <w:br/>
-            </w:r>
-            <w:r>
-              <w:rPr>
-                <w:rFonts w:ascii="Aptos" w:eastAsia="等线" w:hAnsi="Aptos" w:hint="eastAsia"/>
-                <w:kern w:val="2"/>
-                <w:sz w:val="24"/>
-                <w:szCs w:val="24"/>
-                <w:lang w:val="en-US"/>
-              </w:rPr>
-              <w:t>如果</w:t>
-            </w:r>
-            <w:proofErr w:type="spellStart"/>
-            <w:r>
-              <w:rPr>
-                <w:rFonts w:ascii="Aptos" w:eastAsia="等线" w:hAnsi="Aptos"/>
-                <w:kern w:val="2"/>
-                <w:sz w:val="24"/>
-                <w:szCs w:val="24"/>
-                <w:lang w:val="en-US"/>
-              </w:rPr>
-              <w:t>hazardResolved</w:t>
-            </w:r>
-            <w:proofErr w:type="spellEnd"/>
-            <w:r>
-              <w:rPr>
-                <w:rFonts w:ascii="Aptos" w:eastAsia="等线" w:hAnsi="Aptos" w:hint="eastAsia"/>
-                <w:kern w:val="2"/>
-                <w:sz w:val="24"/>
-                <w:szCs w:val="24"/>
-                <w:lang w:val="en-US"/>
-              </w:rPr>
-              <w:t>为</w:t>
-            </w:r>
-            <w:r>
-              <w:rPr>
-                <w:rFonts w:ascii="Aptos" w:eastAsia="等线" w:hAnsi="Aptos" w:hint="eastAsia"/>
-                <w:kern w:val="2"/>
-                <w:sz w:val="24"/>
-                <w:szCs w:val="24"/>
-                <w:lang w:val="en-US"/>
-              </w:rPr>
-              <w:t xml:space="preserve">false </w:t>
-            </w:r>
-            <w:r>
-              <w:rPr>
-                <w:rFonts w:ascii="Aptos" w:eastAsia="等线" w:hAnsi="Aptos" w:hint="eastAsia"/>
-                <w:kern w:val="2"/>
-                <w:sz w:val="24"/>
-                <w:szCs w:val="24"/>
-                <w:lang w:val="en-US"/>
-              </w:rPr>
-              <w:t>则显示</w:t>
-            </w:r>
-            <w:proofErr w:type="spellStart"/>
-            <w:r>
-              <w:rPr>
-                <w:rFonts w:ascii="Aptos" w:eastAsia="等线" w:hAnsi="Aptos"/>
-                <w:kern w:val="2"/>
-                <w:sz w:val="24"/>
-                <w:szCs w:val="24"/>
-                <w:lang w:val="en-US"/>
-              </w:rPr>
-              <w:t>recommendationContent</w:t>
-            </w:r>
-            <w:proofErr w:type="spellEnd"/>
-            <w:r>
-              <w:rPr>
-                <w:rFonts w:ascii="Aptos" w:eastAsia="等线" w:hAnsi="Aptos" w:hint="eastAsia"/>
-                <w:kern w:val="2"/>
-                <w:sz w:val="24"/>
-                <w:szCs w:val="24"/>
-                <w:lang w:val="en-US"/>
-              </w:rPr>
-              <w:t>内容</w:t>
-            </w:r>
-          </w:p>
-          <w:p>
-            <w:pPr>
-              <w:spacing w:before="0" w:after="0"/>
-              <w:jc w:val="left"/>
-              <w:rPr>
-                <w:rFonts w:ascii="Aptos" w:eastAsia="等线" w:hAnsi="Aptos"/>
-                <w:kern w:val="2"/>
-                <w:sz w:val="24"/>
-                <w:szCs w:val="24"/>
-                <w:lang w:val="en-US"/>
-              </w:rPr>
-            </w:pPr>
-            <w:r>
-              <w:rPr>
-                <w:rFonts w:ascii="Aptos" w:eastAsia="等线" w:hAnsi="Aptos" w:hint="eastAsia"/>
-                <w:kern w:val="2"/>
-                <w:sz w:val="24"/>
-                <w:szCs w:val="24"/>
-                <w:lang w:val="en-US"/>
-              </w:rPr>
-              <w:t>如果为</w:t>
-            </w:r>
-            <w:r>
-              <w:rPr>
-                <w:rFonts w:ascii="Aptos" w:eastAsia="等线" w:hAnsi="Aptos" w:hint="eastAsia"/>
-                <w:kern w:val="2"/>
-                <w:sz w:val="24"/>
-                <w:szCs w:val="24"/>
-                <w:lang w:val="en-US"/>
-              </w:rPr>
-              <w:t xml:space="preserve">True </w:t>
-            </w:r>
-            <w:r>
-              <w:rPr>
-                <w:rFonts w:ascii="Aptos" w:eastAsia="等线" w:hAnsi="Aptos" w:hint="eastAsia"/>
-                <w:kern w:val="2"/>
-                <w:sz w:val="24"/>
-                <w:szCs w:val="24"/>
-                <w:lang w:val="en-US"/>
-              </w:rPr>
-              <w:t>则显示</w:t>
-            </w:r>
-            <w:proofErr w:type="spellStart"/>
-            <w:r>
-              <w:rPr>
-                <w:rFonts w:ascii="Aptos" w:eastAsia="等线" w:hAnsi="Aptos"/>
-                <w:kern w:val="2"/>
-                <w:sz w:val="24"/>
-                <w:szCs w:val="24"/>
-                <w:lang w:val="en-US"/>
-              </w:rPr>
-              <w:t>actionTaken</w:t>
-            </w:r>
-            <w:proofErr w:type="spellEnd"/>
-            <w:r>
-              <w:rPr>
-                <w:rFonts w:ascii="Aptos" w:eastAsia="等线" w:hAnsi="Aptos" w:hint="eastAsia"/>
-                <w:kern w:val="2"/>
-                <w:sz w:val="24"/>
-                <w:szCs w:val="24"/>
-                <w:lang w:val="en-US"/>
-              </w:rPr>
-              <w:t>内容</w:t>
-            </w:r>
-          </w:p>
-          <w:p>
-            <w:pPr>
-              <w:spacing w:before="0" w:after="0"/>
-              <w:jc w:val="left"/>
-              <w:rPr>
-                <w:rFonts w:ascii="Aptos" w:eastAsia="等线" w:hAnsi="Aptos"/>
-                <w:kern w:val="2"/>
-                <w:sz w:val="24"/>
-                <w:szCs w:val="24"/>
-                <w:lang w:val="en-US"/>
-              </w:rPr>
-            </w:pPr>
-          </w:p>
-          <w:p>
-            <w:pPr>
-              <w:spacing w:before="0" w:after="0"/>
-              <w:jc w:val="left"/>
-              <w:rPr>
-                <w:rFonts w:ascii="Aptos" w:eastAsia="等线" w:hAnsi="Aptos"/>
-                <w:kern w:val="2"/>
-                <w:sz w:val="24"/>
-                <w:szCs w:val="24"/>
-                <w:lang w:val="en-US"/>
-              </w:rPr>
-            </w:pPr>
-          </w:p>
-        </w:tc>
-      </w:tr>
-      <w:tr>
-        <w:trPr>
-          <w:trHeight w:val="596"/>
-        </w:trPr>
-        <w:tc>
-          <w:tcPr>
-            <w:tcW w:w="0" w:type="auto"/>
-            <w:vMerge/>
-            <w:tcBorders>
-              <w:top w:val="single" w:sz="4" w:space="0" w:color="auto"/>
-              <w:left w:val="single" w:sz="4" w:space="0" w:color="auto"/>
-              <w:bottom w:val="single" w:sz="4" w:space="0" w:color="auto"/>
-              <w:right w:val="single" w:sz="4" w:space="0" w:color="auto"/>
-            </w:tcBorders>
-            <w:vAlign w:val="center"/>
-            <w:hideMark/>
-          </w:tcPr>
-          <w:p>
-            <w:pPr>
-              <w:spacing w:before="0" w:after="0"/>
-              <w:jc w:val="left"/>
-              <w:rPr>
-                <w:rFonts w:ascii="Aptos" w:eastAsia="等线" w:hAnsi="Aptos"/>
-                <w:kern w:val="2"/>
-                <w:sz w:val="24"/>
-                <w:szCs w:val="24"/>
-                <w:lang w:val="en-US"/>
-              </w:rPr>
-            </w:pPr>
-          </w:p>
-        </w:tc>
-        <w:tc>
-          <w:tcPr>
-            <w:tcW w:w="3880" w:type="dxa"/>
-            <w:gridSpan w:val="2"/>
-            <w:tcBorders>
-              <w:top w:val="single" w:sz="4" w:space="0" w:color="auto"/>
-              <w:left w:val="single" w:sz="4" w:space="0" w:color="auto"/>
-              <w:bottom w:val="single" w:sz="4" w:space="0" w:color="auto"/>
-              <w:right w:val="single" w:sz="4" w:space="0" w:color="auto"/>
-            </w:tcBorders>
-          </w:tcPr>
-          <w:p>
-            <w:pPr>
-              <w:spacing w:before="0" w:after="0"/>
-              <w:jc w:val="left"/>
-              <w:rPr>
-                <w:rFonts w:ascii="Aptos" w:eastAsia="等线" w:hAnsi="Aptos"/>
-                <w:kern w:val="2"/>
-                <w:sz w:val="24"/>
-                <w:szCs w:val="24"/>
-                <w:lang w:val="en-US"/>
-              </w:rPr>
-            </w:pPr>
-            <w:r>
-              <w:rPr>
-                <w:rFonts w:ascii="Aptos" w:eastAsia="等线" w:hAnsi="Aptos" w:hint="eastAsia"/>
-                <w:kern w:val="2"/>
-                <w:sz w:val="24"/>
-                <w:szCs w:val="24"/>
-                <w:lang w:val="en-US"/>
-              </w:rPr>
-              <w:t>照片</w:t>
-            </w:r>
-            <w:r>
-              <w:rPr>
-                <w:rFonts w:ascii="Aptos" w:eastAsia="等线" w:hAnsi="Aptos"/>
-                <w:kern w:val="2"/>
-                <w:sz w:val="24"/>
-                <w:szCs w:val="24"/>
-                <w:lang w:val="en-US"/>
-              </w:rPr>
-              <w:t>1</w:t>
-            </w:r>
-            <w:r>
-              <w:rPr>
-                <w:rFonts w:ascii="Aptos" w:eastAsia="等线" w:hAnsi="Aptos" w:hint="eastAsia"/>
-                <w:kern w:val="2"/>
-                <w:sz w:val="24"/>
-                <w:szCs w:val="24"/>
-                <w:lang w:val="en-US"/>
-              </w:rPr>
-              <w:t>：</w:t>
-            </w:r>
-          </w:p>
-          <w:p>
-            <w:pPr>
-              <w:spacing w:before="0" w:after="0"/>
-              <w:jc w:val="left"/>
-              <w:rPr>
-                <w:rFonts w:ascii="Aptos" w:eastAsia="等线" w:hAnsi="Aptos"/>
-                <w:kern w:val="2"/>
-                <w:sz w:val="24"/>
-                <w:szCs w:val="24"/>
-                <w:lang w:val="en-US"/>
-              </w:rPr>
-            </w:pPr>
-          </w:p>
-          <w:p>
-            <w:pPr>
-              <w:spacing w:before="0" w:after="0"/>
-              <w:jc w:val="left"/>
-              <w:rPr>
-                <w:rFonts w:ascii="Aptos" w:eastAsia="等线" w:hAnsi="Aptos"/>
-                <w:kern w:val="2"/>
-                <w:sz w:val="24"/>
-                <w:szCs w:val="24"/>
-                <w:lang w:val="en-US"/>
-              </w:rPr>
-            </w:pPr>
-          </w:p>
-        </w:tc>
-        <w:tc>
-          <w:tcPr>
-            <w:tcW w:w="2887" w:type="dxa"/>
-            <w:tcBorders>
-              <w:top w:val="single" w:sz="4" w:space="0" w:color="auto"/>
-              <w:left w:val="single" w:sz="4" w:space="0" w:color="auto"/>
-              <w:bottom w:val="single" w:sz="4" w:space="0" w:color="auto"/>
-              <w:right w:val="single" w:sz="4" w:space="0" w:color="auto"/>
-            </w:tcBorders>
-          </w:tcPr>
-          <w:p>
-            <w:pPr>
-              <w:spacing w:before="0" w:after="0"/>
-              <w:jc w:val="left"/>
-              <w:rPr>
-                <w:rFonts w:ascii="Aptos" w:eastAsia="等线" w:hAnsi="Aptos"/>
-                <w:kern w:val="2"/>
-                <w:sz w:val="24"/>
-                <w:szCs w:val="24"/>
-                <w:lang w:val="en-US"/>
-              </w:rPr>
-            </w:pPr>
-            <w:r>
-              <w:rPr>
-                <w:rFonts w:ascii="Aptos" w:eastAsia="等线" w:hAnsi="Aptos" w:hint="eastAsia"/>
-                <w:kern w:val="2"/>
-                <w:sz w:val="24"/>
-                <w:szCs w:val="24"/>
-                <w:lang w:val="en-US"/>
-              </w:rPr>
-              <w:t>照片</w:t>
-            </w:r>
-            <w:r>
-              <w:rPr>
-                <w:rFonts w:ascii="Aptos" w:eastAsia="等线" w:hAnsi="Aptos"/>
-                <w:kern w:val="2"/>
-                <w:sz w:val="24"/>
-                <w:szCs w:val="24"/>
-                <w:lang w:val="en-US"/>
-              </w:rPr>
-              <w:t>2</w:t>
-            </w:r>
-            <w:r>
-              <w:rPr>
-                <w:rFonts w:ascii="Aptos" w:eastAsia="等线" w:hAnsi="Aptos" w:hint="eastAsia"/>
-                <w:kern w:val="2"/>
-                <w:sz w:val="24"/>
-                <w:szCs w:val="24"/>
-                <w:lang w:val="en-US"/>
-              </w:rPr>
-              <w:t>：</w:t>
-            </w:r>
-          </w:p>
-          <w:p>
-            <w:pPr>
-              <w:spacing w:before="0" w:after="0"/>
-              <w:jc w:val="left"/>
-              <w:rPr>
-                <w:rFonts w:ascii="Aptos" w:eastAsia="等线" w:hAnsi="Aptos"/>
-                <w:kern w:val="2"/>
-                <w:sz w:val="24"/>
-                <w:szCs w:val="24"/>
-                <w:lang w:val="en-US"/>
-              </w:rPr>
-            </w:pPr>
-          </w:p>
-        </w:tc>
-      </w:tr>
-      <w:tr>
-        <w:trPr>
-          <w:trHeight w:val="596"/>
-        </w:trPr>
-        <w:tc>
-          <w:tcPr>
-            <w:tcW w:w="0" w:type="auto"/>
-            <w:vMerge/>
-            <w:tcBorders>
-              <w:top w:val="single" w:sz="4" w:space="0" w:color="auto"/>
-              <w:left w:val="single" w:sz="4" w:space="0" w:color="auto"/>
-              <w:bottom w:val="single" w:sz="4" w:space="0" w:color="auto"/>
-              <w:right w:val="single" w:sz="4" w:space="0" w:color="auto"/>
-            </w:tcBorders>
-            <w:vAlign w:val="center"/>
-            <w:hideMark/>
-          </w:tcPr>
-          <w:p>
-            <w:pPr>
-              <w:spacing w:before="0" w:after="0"/>
-              <w:jc w:val="left"/>
-              <w:rPr>
-                <w:rFonts w:ascii="Aptos" w:eastAsia="等线" w:hAnsi="Aptos"/>
-                <w:kern w:val="2"/>
-                <w:sz w:val="24"/>
-                <w:szCs w:val="24"/>
-                <w:lang w:val="en-US"/>
-              </w:rPr>
-            </w:pPr>
-          </w:p>
-        </w:tc>
-        <w:tc>
-          <w:tcPr>
-            <w:tcW w:w="3880" w:type="dxa"/>
-            <w:gridSpan w:val="2"/>
-            <w:tcBorders>
-              <w:top w:val="single" w:sz="4" w:space="0" w:color="auto"/>
-              <w:left w:val="single" w:sz="4" w:space="0" w:color="auto"/>
-              <w:bottom w:val="single" w:sz="4" w:space="0" w:color="auto"/>
-              <w:right w:val="single" w:sz="4" w:space="0" w:color="auto"/>
-            </w:tcBorders>
-          </w:tcPr>
-          <w:p>
-            <w:pPr>
-              <w:spacing w:before="0" w:after="0"/>
-              <w:jc w:val="left"/>
-              <w:rPr>
-                <w:rFonts w:ascii="Aptos" w:eastAsia="等线" w:hAnsi="Aptos"/>
-                <w:kern w:val="2"/>
-                <w:sz w:val="24"/>
-                <w:szCs w:val="24"/>
-                <w:lang w:val="en-US"/>
-              </w:rPr>
-            </w:pPr>
-            <w:r>
-              <w:rPr>
-                <w:rFonts w:ascii="Aptos" w:eastAsia="等线" w:hAnsi="Aptos" w:hint="eastAsia"/>
-                <w:kern w:val="2"/>
-                <w:sz w:val="24"/>
-                <w:szCs w:val="24"/>
-                <w:lang w:val="en-US"/>
-              </w:rPr>
-              <w:t>照片</w:t>
-            </w:r>
-            <w:r>
-              <w:rPr>
-                <w:rFonts w:ascii="Aptos" w:eastAsia="等线" w:hAnsi="Aptos"/>
-                <w:kern w:val="2"/>
-                <w:sz w:val="24"/>
-                <w:szCs w:val="24"/>
-                <w:lang w:val="en-US"/>
-              </w:rPr>
-              <w:t>3</w:t>
-            </w:r>
-            <w:r>
-              <w:rPr>
-                <w:rFonts w:ascii="Aptos" w:eastAsia="等线" w:hAnsi="Aptos" w:hint="eastAsia"/>
-                <w:kern w:val="2"/>
-                <w:sz w:val="24"/>
-                <w:szCs w:val="24"/>
-                <w:lang w:val="en-US"/>
-              </w:rPr>
-              <w:t>：</w:t>
-            </w:r>
-          </w:p>
-          <w:p>
-            <w:pPr>
-              <w:spacing w:before="0" w:after="0"/>
-              <w:jc w:val="left"/>
-              <w:rPr>
-                <w:rFonts w:ascii="Aptos" w:eastAsia="等线" w:hAnsi="Aptos"/>
-                <w:kern w:val="2"/>
-                <w:sz w:val="24"/>
-                <w:szCs w:val="24"/>
-                <w:lang w:val="en-US"/>
-              </w:rPr>
-            </w:pPr>
-          </w:p>
-          <w:p>
-            <w:pPr>
-              <w:spacing w:before="0" w:after="0"/>
-              <w:jc w:val="left"/>
-              <w:rPr>
-                <w:rFonts w:ascii="Aptos" w:eastAsia="等线" w:hAnsi="Aptos"/>
-                <w:kern w:val="2"/>
-                <w:sz w:val="24"/>
-                <w:szCs w:val="24"/>
-                <w:lang w:val="en-US"/>
-              </w:rPr>
-            </w:pPr>
-          </w:p>
-        </w:tc>
-        <w:tc>
-          <w:tcPr>
-            <w:tcW w:w="2887" w:type="dxa"/>
-            <w:tcBorders>
-              <w:top w:val="single" w:sz="4" w:space="0" w:color="auto"/>
-              <w:left w:val="single" w:sz="4" w:space="0" w:color="auto"/>
-              <w:bottom w:val="single" w:sz="4" w:space="0" w:color="auto"/>
-              <w:right w:val="single" w:sz="4" w:space="0" w:color="auto"/>
-            </w:tcBorders>
-          </w:tcPr>
-          <w:p>
-            <w:pPr>
-              <w:spacing w:before="0" w:after="0"/>
-              <w:jc w:val="left"/>
-              <w:rPr>
-                <w:rFonts w:ascii="Aptos" w:eastAsia="等线" w:hAnsi="Aptos"/>
-                <w:kern w:val="2"/>
-                <w:sz w:val="24"/>
-                <w:szCs w:val="24"/>
-                <w:lang w:val="en-US"/>
-              </w:rPr>
-            </w:pPr>
-            <w:r>
-              <w:rPr>
-                <w:rFonts w:ascii="Aptos" w:eastAsia="等线" w:hAnsi="Aptos" w:hint="eastAsia"/>
-                <w:kern w:val="2"/>
-                <w:sz w:val="24"/>
-                <w:szCs w:val="24"/>
-                <w:lang w:val="en-US"/>
-              </w:rPr>
-              <w:t>照片</w:t>
-            </w:r>
-            <w:r>
-              <w:rPr>
-                <w:rFonts w:ascii="Aptos" w:eastAsia="等线" w:hAnsi="Aptos"/>
-                <w:kern w:val="2"/>
-                <w:sz w:val="24"/>
-                <w:szCs w:val="24"/>
-                <w:lang w:val="en-US"/>
-              </w:rPr>
-              <w:t>4</w:t>
-            </w:r>
-            <w:r>
-              <w:rPr>
-                <w:rFonts w:ascii="Aptos" w:eastAsia="等线" w:hAnsi="Aptos" w:hint="eastAsia"/>
-                <w:kern w:val="2"/>
-                <w:sz w:val="24"/>
-                <w:szCs w:val="24"/>
-                <w:lang w:val="en-US"/>
-              </w:rPr>
-              <w:t>：</w:t>
-            </w:r>
-          </w:p>
-          <w:p>
-            <w:pPr>
-              <w:spacing w:before="0" w:after="0"/>
-              <w:jc w:val="left"/>
-              <w:rPr>
-                <w:rFonts w:ascii="Aptos" w:eastAsia="等线" w:hAnsi="Aptos"/>
-                <w:kern w:val="2"/>
-                <w:sz w:val="24"/>
-                <w:szCs w:val="24"/>
-                <w:lang w:val="en-US"/>
-              </w:rPr>
-            </w:pPr>
-          </w:p>
-        </w:tc>
-      </w:tr>
-    </w:tbl>
     <w:p>
       <w:pPr>
         <w:rPr>
@@ -9928,6 +4940,29 @@
           <w:lang w:val="en-US"/>
         </w:rPr>
       </w:pPr>
+      <w:r>
+        <w:rPr>
+          <w:rFonts w:hint="eastAsia"/>
+          <w:lang w:val="en-US"/>
+        </w:rPr>
+        <w:t>{$</w:t>
+      </w:r>
+      <w:proofErr w:type="spellStart"/>
+      <w:r>
+        <w:rPr>
+          <w:rFonts w:hint="eastAsia"/>
+          <w:lang w:val="en-US"/>
+        </w:rPr>
+        <w:t>failresults</w:t>
+      </w:r>
+      <w:proofErr w:type="spellEnd"/>
+      <w:r>
+        <w:rPr>
+          <w:rFonts w:hint="eastAsia"/>
+          <w:lang w:val="en-US"/>
+        </w:rPr>
+        <w:t>}</w:t>
+      </w:r>
     </w:p>
     <w:p>
       <w:pPr>
@@ -9961,7 +4996,6 @@
           <w:szCs w:val="36"/>
           <w:lang w:val="en-US"/>
         </w:rPr>
-        <w:lastRenderedPageBreak/>
         <w:t>系统综合维护建议</w:t>
       </w:r>
       <w:bookmarkEnd w:id="38"/>
@@ -10102,7 +5136,7 @@
         <w:spacing w:before="0" w:line="720" w:lineRule="auto"/>
         <w:ind w:hanging="720"/>
         <w:rPr>
-          <w:rFonts w:ascii="Arial" w:eastAsia="黑体" w:hAnsi="Arial" w:cs="Arial"/>
+          <w:rFonts w:ascii="Arial" w:eastAsia="黑体" w:hAnsi="黑体" w:cs="Arial" w:hint="eastAsia"/>
           <w:color w:val="auto"/>
           <w:kern w:val="32"/>
           <w:sz w:val="34"/>
@@ -10172,16 +5206,8 @@
           <w:p>
             <w:pPr>
               <w:pStyle w:val="2"/>
-              <w:numPr>
-                <w:ilvl w:val="1"/>
-                <w:numId w:val="1"/>
-              </w:numPr>
               <w:spacing w:before="0" w:line="480" w:lineRule="auto"/>
-              <w:ind w:left="720"/>
-              <w:rPr>
-                <w:rFonts w:ascii="Arial" w:eastAsia="黑体" w:hAnsi="Arial" w:cs="Arial"/>
-                <w:color w:val="auto"/>
-                <w:szCs w:val="28"/>
+              <w:rPr>
                 <w:lang w:val="en-US"/>
               </w:rPr>
             </w:pPr>
@@ -10195,26 +5221,6 @@
               <w:t>{$</w:t>
             </w:r>
             <w:proofErr w:type="spellStart"/>
-            <w:proofErr w:type="gramStart"/>
-            <w:r>
-              <w:rPr>
-                <w:rFonts w:ascii="Arial" w:eastAsia="黑体" w:hAnsi="Arial" w:cs="Arial"/>
-                <w:color w:val="auto"/>
-                <w:szCs w:val="28"/>
-                <w:lang w:val="en-US"/>
-              </w:rPr>
-              <w:t>electricroom</w:t>
-            </w:r>
-            <w:proofErr w:type="spellEnd"/>
-            <w:r>
-              <w:rPr>
-                <w:rFonts w:ascii="Arial" w:eastAsia="黑体" w:hAnsi="Arial" w:cs="Arial"/>
-                <w:color w:val="auto"/>
-                <w:szCs w:val="28"/>
-                <w:lang w:val="en-US"/>
-              </w:rPr>
-              <w:t xml:space="preserve"> </w:t>
-            </w:r>
             <w:r>
               <w:rPr>
                 <w:rFonts w:ascii="Arial" w:eastAsia="黑体" w:hAnsi="Arial" w:cs="Arial" w:hint="eastAsia"/>
@@ -10222,97 +5228,7 @@
                 <w:szCs w:val="28"/>
                 <w:lang w:val="en-US"/>
               </w:rPr>
-              <w:t>}</w:t>
-            </w:r>
-            <w:proofErr w:type="gramEnd"/>
-            <w:r>
-              <w:rPr>
-                <w:rFonts w:ascii="Arial" w:eastAsia="黑体" w:hAnsi="Arial" w:cs="Arial" w:hint="eastAsia"/>
-                <w:color w:val="auto"/>
-                <w:szCs w:val="28"/>
-                <w:lang w:val="en-US"/>
-              </w:rPr>
-              <w:t>&gt;</w:t>
-            </w:r>
-            <w:proofErr w:type="gramStart"/>
-            <w:r>
-              <w:rPr>
-                <w:rFonts w:ascii="Arial" w:eastAsia="黑体" w:hAnsi="Arial" w:cs="Arial" w:hint="eastAsia"/>
-                <w:color w:val="auto"/>
-                <w:szCs w:val="28"/>
-                <w:lang w:val="en-US"/>
-              </w:rPr>
-              <w:t>&gt;</w:t>
-            </w:r>
-            <w:r>
-              <w:rPr>
-                <w:rFonts w:ascii="Arial" w:eastAsia="黑体" w:hAnsi="Arial" w:cs="Arial" w:hint="eastAsia"/>
-                <w:color w:val="auto"/>
-                <w:szCs w:val="28"/>
-                <w:lang w:val="en-US"/>
-              </w:rPr>
-              <w:t>{</w:t>
-            </w:r>
-            <w:proofErr w:type="gramEnd"/>
-            <w:r>
-              <w:rPr>
-                <w:rFonts w:ascii="Arial" w:eastAsia="黑体" w:hAnsi="Arial" w:cs="Arial" w:hint="eastAsia"/>
-                <w:color w:val="auto"/>
-                <w:szCs w:val="28"/>
-                <w:lang w:val="en-US"/>
-              </w:rPr>
-              <w:t>$</w:t>
-            </w:r>
-            <w:r>
-              <w:t xml:space="preserve"> </w:t>
-            </w:r>
-            <w:proofErr w:type="spellStart"/>
-            <w:r>
-              <w:rPr>
-                <w:rFonts w:ascii="Arial" w:eastAsia="黑体" w:hAnsi="Arial" w:cs="Arial"/>
-                <w:color w:val="auto"/>
-                <w:szCs w:val="28"/>
-                <w:lang w:val="en-US"/>
-              </w:rPr>
-              <w:t>equipmentname</w:t>
-            </w:r>
-            <w:proofErr w:type="spellEnd"/>
-            <w:r>
-              <w:rPr>
-                <w:rFonts w:ascii="Arial" w:eastAsia="黑体" w:hAnsi="Arial" w:cs="Arial" w:hint="eastAsia"/>
-                <w:color w:val="auto"/>
-                <w:szCs w:val="28"/>
-                <w:lang w:val="en-US"/>
-              </w:rPr>
-              <w:t>}</w:t>
-            </w:r>
-            <w:r>
-              <w:rPr>
-                <w:rFonts w:ascii="Arial" w:eastAsia="黑体" w:hAnsi="Arial" w:cs="Arial" w:hint="eastAsia"/>
-                <w:color w:val="auto"/>
-                <w:szCs w:val="28"/>
-                <w:lang w:val="en-US"/>
-              </w:rPr>
-              <w:t>&gt;&gt;</w:t>
-            </w:r>
-            <w:r>
-              <w:rPr>
-                <w:rFonts w:ascii="Arial" w:eastAsia="黑体" w:hAnsi="Arial" w:cs="Arial" w:hint="eastAsia"/>
-                <w:color w:val="auto"/>
-                <w:szCs w:val="28"/>
-                <w:lang w:val="en-US"/>
-              </w:rPr>
-              <w:t>{$</w:t>
-            </w:r>
-            <w:proofErr w:type="spellStart"/>
-            <w:r>
-              <w:rPr>
-                <w:rFonts w:ascii="Arial" w:eastAsia="黑体" w:hAnsi="Arial" w:cs="Arial"/>
-                <w:color w:val="auto"/>
-                <w:szCs w:val="28"/>
-                <w:lang w:val="en-US"/>
-              </w:rPr>
-              <w:t>equipmentnumber</w:t>
+              <w:t>detailList</w:t>
             </w:r>
             <w:proofErr w:type="spellEnd"/>
             <w:r>
@@ -10328,763 +5244,12 @@
         </w:tc>
         <w:tc>
           <w:tcPr>
-            <w:tcW w:w="706" w:type="dxa"/>
+            <w:tcW w:w="490" w:type="dxa"/>
           </w:tcPr>
           <w:p>
             <w:pPr>
               <w:rPr>
                 <w:rFonts w:hint="eastAsia"/>
-                <w:lang w:val="en-US"/>
-              </w:rPr>
-            </w:pPr>
-          </w:p>
-        </w:tc>
-      </w:tr>
-    </w:tbl>
-    <w:p>
-      <w:pPr>
-        <w:spacing w:before="60" w:after="60"/>
-        <w:ind w:firstLine="418"/>
-        <w:jc w:val="left"/>
-        <w:rPr>
-          <w:rFonts w:ascii="Arial" w:eastAsia="黑体" w:hAnsi="Arial" w:cs="Arial"/>
-          <w:sz w:val="21"/>
-          <w:szCs w:val="21"/>
-          <w:lang w:val="en-US"/>
-        </w:rPr>
-      </w:pPr>
-    </w:p>
-    <w:tbl>
-      <w:tblPr>
-        <w:tblStyle w:val="a3"/>
-        <w:tblW w:w="0" w:type="auto"/>
-        <w:tblInd w:w="468" w:type="dxa"/>
-        <w:tblLook w:val="04A0" w:firstRow="1" w:lastRow="0" w:firstColumn="1" w:lastColumn="0" w:noHBand="0" w:noVBand="1"/>
-      </w:tblPr>
-      <w:tblGrid>
-        <w:gridCol w:w="1388"/>
-        <w:gridCol w:w="1164"/>
-        <w:gridCol w:w="1578"/>
-        <w:gridCol w:w="1848"/>
-        <w:gridCol w:w="1724"/>
-        <w:gridCol w:w="846"/>
-      </w:tblGrid>
-      <w:tr>
-        <w:trPr>
-          <w:cantSplit/>
-          <w:trHeight w:val="515"/>
-        </w:trPr>
-        <w:tc>
-          <w:tcPr>
-            <w:tcW w:w="8548" w:type="dxa"/>
-            <w:gridSpan w:val="6"/>
-          </w:tcPr>
-          <w:p>
-            <w:pPr>
-              <w:spacing w:before="60" w:after="60"/>
-              <w:jc w:val="left"/>
-              <w:rPr>
-                <w:rFonts w:ascii="Arial" w:eastAsia="黑体" w:hAnsi="Arial" w:cs="Arial"/>
-                <w:sz w:val="21"/>
-                <w:szCs w:val="21"/>
-                <w:lang w:val="en-US"/>
-              </w:rPr>
-            </w:pPr>
-            <w:r>
-              <w:rPr>
-                <w:rFonts w:ascii="Arial" w:eastAsia="黑体" w:hAnsi="Arial" w:cs="Arial" w:hint="eastAsia"/>
-                <w:sz w:val="21"/>
-                <w:szCs w:val="21"/>
-                <w:lang w:val="en-US"/>
-              </w:rPr>
-              <w:t>机柜间</w:t>
-            </w:r>
-            <w:r>
-              <w:rPr>
-                <w:rFonts w:ascii="Arial" w:eastAsia="黑体" w:hAnsi="Arial" w:cs="Arial" w:hint="eastAsia"/>
-                <w:sz w:val="21"/>
-                <w:szCs w:val="21"/>
-                <w:lang w:val="en-US"/>
-              </w:rPr>
-              <w:t xml:space="preserve"> &gt;&gt; </w:t>
-            </w:r>
-            <w:r>
-              <w:rPr>
-                <w:rFonts w:ascii="Arial" w:eastAsia="黑体" w:hAnsi="Arial" w:cs="Arial" w:hint="eastAsia"/>
-                <w:sz w:val="21"/>
-                <w:szCs w:val="21"/>
-                <w:lang w:val="en-US"/>
-              </w:rPr>
-              <w:t>环境</w:t>
-            </w:r>
-            <w:r>
-              <w:rPr>
-                <w:rFonts w:ascii="Arial" w:eastAsia="黑体" w:hAnsi="Arial" w:cs="Arial" w:hint="eastAsia"/>
-                <w:sz w:val="21"/>
-                <w:szCs w:val="21"/>
-                <w:lang w:val="en-US"/>
-              </w:rPr>
-              <w:t xml:space="preserve"> &gt;&gt; </w:t>
-            </w:r>
-            <w:r>
-              <w:rPr>
-                <w:rFonts w:ascii="Arial" w:eastAsia="黑体" w:hAnsi="Arial" w:cs="Arial" w:hint="eastAsia"/>
-                <w:sz w:val="21"/>
-                <w:szCs w:val="21"/>
-                <w:lang w:val="en-US"/>
-              </w:rPr>
-              <w:t>温度</w:t>
-            </w:r>
-            <w:r>
-              <w:rPr>
-                <w:rFonts w:ascii="Arial" w:eastAsia="黑体" w:hAnsi="Arial" w:cs="Arial" w:hint="eastAsia"/>
-                <w:sz w:val="21"/>
-                <w:szCs w:val="21"/>
-                <w:lang w:val="en-US"/>
-              </w:rPr>
-              <w:t xml:space="preserve"> (</w:t>
-            </w:r>
-            <w:r>
-              <w:rPr>
-                <w:rFonts w:ascii="Arial" w:eastAsia="黑体" w:hAnsi="Arial" w:cs="Arial" w:hint="eastAsia"/>
-                <w:sz w:val="21"/>
-                <w:szCs w:val="21"/>
-                <w:lang w:val="en-US"/>
-              </w:rPr>
-              <w:t>机柜间</w:t>
-            </w:r>
-            <w:r>
-              <w:rPr>
-                <w:rFonts w:ascii="Arial" w:eastAsia="黑体" w:hAnsi="Arial" w:cs="Arial" w:hint="eastAsia"/>
-                <w:sz w:val="21"/>
-                <w:szCs w:val="21"/>
-                <w:lang w:val="en-US"/>
-              </w:rPr>
-              <w:t>)</w:t>
-            </w:r>
-          </w:p>
-        </w:tc>
-      </w:tr>
-      <w:tr>
-        <w:trPr>
-          <w:cantSplit/>
-        </w:trPr>
-        <w:tc>
-          <w:tcPr>
-            <w:tcW w:w="1463" w:type="dxa"/>
-            <w:shd w:val="clear" w:color="auto" w:fill="DBE5F1" w:themeFill="accent1" w:themeFillTint="33"/>
-          </w:tcPr>
-          <w:p>
-            <w:pPr>
-              <w:spacing w:before="60" w:after="60"/>
-              <w:ind w:left="420" w:hangingChars="200" w:hanging="420"/>
-              <w:jc w:val="left"/>
-              <w:rPr>
-                <w:rFonts w:ascii="Arial" w:eastAsia="黑体" w:hAnsi="Arial" w:cs="Arial"/>
-                <w:sz w:val="21"/>
-                <w:szCs w:val="21"/>
-                <w:lang w:val="en-US"/>
-              </w:rPr>
-            </w:pPr>
-            <w:r>
-              <w:rPr>
-                <w:rFonts w:ascii="Arial" w:eastAsia="黑体" w:hAnsi="Arial" w:cs="Arial" w:hint="eastAsia"/>
-                <w:sz w:val="21"/>
-                <w:szCs w:val="21"/>
-                <w:lang w:val="en-US"/>
-              </w:rPr>
-              <w:t>检查项</w:t>
-            </w:r>
-          </w:p>
-        </w:tc>
-        <w:tc>
-          <w:tcPr>
-            <w:tcW w:w="1207" w:type="dxa"/>
-            <w:shd w:val="clear" w:color="auto" w:fill="DBE5F1" w:themeFill="accent1" w:themeFillTint="33"/>
-          </w:tcPr>
-          <w:p>
-            <w:pPr>
-              <w:spacing w:before="60" w:after="60"/>
-              <w:ind w:left="420" w:hangingChars="200" w:hanging="420"/>
-              <w:jc w:val="left"/>
-              <w:rPr>
-                <w:rFonts w:ascii="Arial" w:eastAsia="黑体" w:hAnsi="Arial" w:cs="Arial"/>
-                <w:sz w:val="21"/>
-                <w:szCs w:val="21"/>
-                <w:lang w:val="en-US"/>
-              </w:rPr>
-            </w:pPr>
-            <w:r>
-              <w:rPr>
-                <w:rFonts w:ascii="Arial" w:eastAsia="黑体" w:hAnsi="Arial" w:cs="Arial" w:hint="eastAsia"/>
-                <w:sz w:val="21"/>
-                <w:szCs w:val="21"/>
-                <w:lang w:val="en-US"/>
-              </w:rPr>
-              <w:t>测试结果</w:t>
-            </w:r>
-          </w:p>
-        </w:tc>
-        <w:tc>
-          <w:tcPr>
-            <w:tcW w:w="1677" w:type="dxa"/>
-            <w:shd w:val="clear" w:color="auto" w:fill="DBE5F1" w:themeFill="accent1" w:themeFillTint="33"/>
-          </w:tcPr>
-          <w:p>
-            <w:pPr>
-              <w:spacing w:before="60" w:after="60"/>
-              <w:ind w:left="420" w:hangingChars="200" w:hanging="420"/>
-              <w:jc w:val="left"/>
-              <w:rPr>
-                <w:rFonts w:ascii="Arial" w:eastAsia="黑体" w:hAnsi="Arial" w:cs="Arial"/>
-                <w:sz w:val="21"/>
-                <w:szCs w:val="21"/>
-                <w:lang w:val="en-US"/>
-              </w:rPr>
-            </w:pPr>
-            <w:r>
-              <w:rPr>
-                <w:rFonts w:ascii="Arial" w:eastAsia="黑体" w:hAnsi="Arial" w:cs="Arial" w:hint="eastAsia"/>
-                <w:sz w:val="21"/>
-                <w:szCs w:val="21"/>
-                <w:lang w:val="en-US"/>
-              </w:rPr>
-              <w:t>检测值</w:t>
-            </w:r>
-          </w:p>
-        </w:tc>
-        <w:tc>
-          <w:tcPr>
-            <w:tcW w:w="1984" w:type="dxa"/>
-            <w:shd w:val="clear" w:color="auto" w:fill="DBE5F1" w:themeFill="accent1" w:themeFillTint="33"/>
-          </w:tcPr>
-          <w:p>
-            <w:pPr>
-              <w:spacing w:before="60" w:after="60"/>
-              <w:ind w:left="420" w:hangingChars="200" w:hanging="420"/>
-              <w:jc w:val="left"/>
-              <w:rPr>
-                <w:rFonts w:ascii="Arial" w:eastAsia="黑体" w:hAnsi="Arial" w:cs="Arial"/>
-                <w:sz w:val="21"/>
-                <w:szCs w:val="21"/>
-                <w:lang w:val="en-US"/>
-              </w:rPr>
-            </w:pPr>
-            <w:r>
-              <w:rPr>
-                <w:rFonts w:ascii="Arial" w:eastAsia="黑体" w:hAnsi="Arial" w:cs="Arial" w:hint="eastAsia"/>
-                <w:sz w:val="21"/>
-                <w:szCs w:val="21"/>
-                <w:lang w:val="en-US"/>
-              </w:rPr>
-              <w:t>问题隐患说明</w:t>
-            </w:r>
-          </w:p>
-        </w:tc>
-        <w:tc>
-          <w:tcPr>
-            <w:tcW w:w="1843" w:type="dxa"/>
-            <w:shd w:val="clear" w:color="auto" w:fill="DBE5F1" w:themeFill="accent1" w:themeFillTint="33"/>
-          </w:tcPr>
-          <w:p>
-            <w:pPr>
-              <w:spacing w:before="60" w:after="60"/>
-              <w:ind w:left="420" w:hangingChars="200" w:hanging="420"/>
-              <w:jc w:val="left"/>
-              <w:rPr>
-                <w:rFonts w:ascii="Arial" w:eastAsia="黑体" w:hAnsi="Arial" w:cs="Arial"/>
-                <w:sz w:val="21"/>
-                <w:szCs w:val="21"/>
-                <w:lang w:val="en-US"/>
-              </w:rPr>
-            </w:pPr>
-            <w:r>
-              <w:rPr>
-                <w:rFonts w:ascii="Arial" w:eastAsia="黑体" w:hAnsi="Arial" w:cs="Arial"/>
-                <w:sz w:val="21"/>
-                <w:szCs w:val="21"/>
-                <w:lang w:val="en-US"/>
-              </w:rPr>
-              <w:t>维护与优化建议</w:t>
-            </w:r>
-          </w:p>
-        </w:tc>
-        <w:tc>
-          <w:tcPr>
-            <w:tcW w:w="374" w:type="dxa"/>
-            <w:shd w:val="clear" w:color="auto" w:fill="DBE5F1" w:themeFill="accent1" w:themeFillTint="33"/>
-          </w:tcPr>
-          <w:p>
-            <w:pPr>
-              <w:spacing w:before="60" w:after="60"/>
-              <w:ind w:left="420" w:hangingChars="200" w:hanging="420"/>
-              <w:jc w:val="left"/>
-              <w:rPr>
-                <w:rFonts w:ascii="Arial" w:eastAsia="黑体" w:hAnsi="Arial" w:cs="Arial"/>
-                <w:sz w:val="21"/>
-                <w:szCs w:val="21"/>
-                <w:lang w:val="en-US"/>
-              </w:rPr>
-            </w:pPr>
-            <w:r>
-              <w:rPr>
-                <w:rFonts w:ascii="Arial" w:eastAsia="黑体" w:hAnsi="Arial" w:cs="Arial" w:hint="eastAsia"/>
-                <w:sz w:val="21"/>
-                <w:szCs w:val="21"/>
-                <w:lang w:val="en-US"/>
-              </w:rPr>
-              <w:t>备注</w:t>
-            </w:r>
-          </w:p>
-        </w:tc>
-      </w:tr>
-      <w:tr>
-        <w:trPr>
-          <w:cantSplit/>
-        </w:trPr>
-        <w:tc>
-          <w:tcPr>
-            <w:tcW w:w="1463" w:type="dxa"/>
-          </w:tcPr>
-          <w:p>
-            <w:pPr>
-              <w:spacing w:before="60" w:after="60"/>
-              <w:ind w:left="420" w:hangingChars="200" w:hanging="420"/>
-              <w:jc w:val="left"/>
-              <w:rPr>
-                <w:rFonts w:ascii="Arial" w:eastAsia="黑体" w:hAnsi="Arial" w:cs="Arial"/>
-                <w:sz w:val="21"/>
-                <w:szCs w:val="21"/>
-                <w:lang w:val="en-US"/>
-              </w:rPr>
-            </w:pPr>
-          </w:p>
-        </w:tc>
-        <w:tc>
-          <w:tcPr>
-            <w:tcW w:w="1207" w:type="dxa"/>
-          </w:tcPr>
-          <w:p>
-            <w:pPr>
-              <w:spacing w:before="60" w:after="60"/>
-              <w:ind w:left="420" w:hangingChars="200" w:hanging="420"/>
-              <w:jc w:val="left"/>
-              <w:rPr>
-                <w:rFonts w:ascii="Arial" w:eastAsia="黑体" w:hAnsi="Arial" w:cs="Arial"/>
-                <w:sz w:val="21"/>
-                <w:szCs w:val="21"/>
-                <w:lang w:val="en-US"/>
-              </w:rPr>
-            </w:pPr>
-            <w:r>
-              <w:rPr>
-                <w:rFonts w:ascii="Arial" w:eastAsia="黑体" w:hAnsi="Arial" w:cs="Arial" w:hint="eastAsia"/>
-                <w:sz w:val="21"/>
-                <w:szCs w:val="21"/>
-                <w:lang w:val="en-US"/>
-              </w:rPr>
-              <w:t xml:space="preserve">　　</w:t>
-            </w:r>
-          </w:p>
-        </w:tc>
-        <w:tc>
-          <w:tcPr>
-            <w:tcW w:w="1677" w:type="dxa"/>
-          </w:tcPr>
-          <w:p>
-            <w:pPr>
-              <w:spacing w:before="60" w:after="60"/>
-              <w:ind w:left="420" w:hangingChars="200" w:hanging="420"/>
-              <w:jc w:val="left"/>
-              <w:rPr>
-                <w:rFonts w:ascii="Arial" w:eastAsia="黑体" w:hAnsi="Arial" w:cs="Arial"/>
-                <w:sz w:val="21"/>
-                <w:szCs w:val="21"/>
-                <w:lang w:val="en-US"/>
-              </w:rPr>
-            </w:pPr>
-          </w:p>
-        </w:tc>
-        <w:tc>
-          <w:tcPr>
-            <w:tcW w:w="1984" w:type="dxa"/>
-          </w:tcPr>
-          <w:p>
-            <w:pPr>
-              <w:spacing w:before="60" w:after="60"/>
-              <w:ind w:left="420" w:hangingChars="200" w:hanging="420"/>
-              <w:jc w:val="left"/>
-              <w:rPr>
-                <w:rFonts w:ascii="Arial" w:eastAsia="黑体" w:hAnsi="Arial" w:cs="Arial"/>
-                <w:sz w:val="21"/>
-                <w:szCs w:val="21"/>
-                <w:lang w:val="en-US"/>
-              </w:rPr>
-            </w:pPr>
-          </w:p>
-        </w:tc>
-        <w:tc>
-          <w:tcPr>
-            <w:tcW w:w="1843" w:type="dxa"/>
-          </w:tcPr>
-          <w:p>
-            <w:pPr>
-              <w:spacing w:before="60" w:after="60"/>
-              <w:ind w:left="420" w:hangingChars="200" w:hanging="420"/>
-              <w:jc w:val="left"/>
-              <w:rPr>
-                <w:rFonts w:ascii="Arial" w:eastAsia="黑体" w:hAnsi="Arial" w:cs="Arial"/>
-                <w:sz w:val="21"/>
-                <w:szCs w:val="21"/>
-                <w:lang w:val="en-US"/>
-              </w:rPr>
-            </w:pPr>
-          </w:p>
-        </w:tc>
-        <w:tc>
-          <w:tcPr>
-            <w:tcW w:w="374" w:type="dxa"/>
-          </w:tcPr>
-          <w:p>
-            <w:pPr>
-              <w:spacing w:before="60" w:after="60"/>
-              <w:ind w:left="420" w:hangingChars="200" w:hanging="420"/>
-              <w:jc w:val="left"/>
-              <w:rPr>
-                <w:rFonts w:ascii="Arial" w:eastAsia="黑体" w:hAnsi="Arial" w:cs="Arial"/>
-                <w:sz w:val="21"/>
-                <w:szCs w:val="21"/>
-                <w:lang w:val="en-US"/>
-              </w:rPr>
-            </w:pPr>
-          </w:p>
-        </w:tc>
-      </w:tr>
-      <w:tr>
-        <w:tc>
-          <w:tcPr>
-            <w:tcW w:w="1463" w:type="dxa"/>
-          </w:tcPr>
-          <w:p>
-            <w:pPr>
-              <w:spacing w:before="60" w:after="60"/>
-              <w:ind w:left="420" w:hangingChars="200" w:hanging="420"/>
-              <w:jc w:val="left"/>
-              <w:rPr>
-                <w:rFonts w:ascii="Arial" w:eastAsia="黑体" w:hAnsi="Arial" w:cs="Arial"/>
-                <w:sz w:val="21"/>
-                <w:szCs w:val="21"/>
-                <w:lang w:val="en-US"/>
-              </w:rPr>
-            </w:pPr>
-          </w:p>
-        </w:tc>
-        <w:tc>
-          <w:tcPr>
-            <w:tcW w:w="1207" w:type="dxa"/>
-          </w:tcPr>
-          <w:p>
-            <w:pPr>
-              <w:spacing w:before="60" w:after="60"/>
-              <w:ind w:left="420" w:hangingChars="200" w:hanging="420"/>
-              <w:jc w:val="left"/>
-              <w:rPr>
-                <w:rFonts w:ascii="Arial" w:eastAsia="黑体" w:hAnsi="Arial" w:cs="Arial"/>
-                <w:sz w:val="21"/>
-                <w:szCs w:val="21"/>
-                <w:lang w:val="en-US"/>
-              </w:rPr>
-            </w:pPr>
-          </w:p>
-        </w:tc>
-        <w:tc>
-          <w:tcPr>
-            <w:tcW w:w="1677" w:type="dxa"/>
-          </w:tcPr>
-          <w:p>
-            <w:pPr>
-              <w:spacing w:before="60" w:after="60"/>
-              <w:ind w:left="420" w:hangingChars="200" w:hanging="420"/>
-              <w:jc w:val="left"/>
-              <w:rPr>
-                <w:rFonts w:ascii="Arial" w:eastAsia="黑体" w:hAnsi="Arial" w:cs="Arial"/>
-                <w:sz w:val="21"/>
-                <w:szCs w:val="21"/>
-                <w:lang w:val="en-US"/>
-              </w:rPr>
-            </w:pPr>
-          </w:p>
-        </w:tc>
-        <w:tc>
-          <w:tcPr>
-            <w:tcW w:w="1984" w:type="dxa"/>
-          </w:tcPr>
-          <w:p>
-            <w:pPr>
-              <w:spacing w:before="60" w:after="60"/>
-              <w:ind w:left="420" w:hangingChars="200" w:hanging="420"/>
-              <w:jc w:val="left"/>
-              <w:rPr>
-                <w:rFonts w:ascii="Arial" w:eastAsia="黑体" w:hAnsi="Arial" w:cs="Arial"/>
-                <w:sz w:val="21"/>
-                <w:szCs w:val="21"/>
-                <w:lang w:val="en-US"/>
-              </w:rPr>
-            </w:pPr>
-          </w:p>
-        </w:tc>
-        <w:tc>
-          <w:tcPr>
-            <w:tcW w:w="1843" w:type="dxa"/>
-          </w:tcPr>
-          <w:p>
-            <w:pPr>
-              <w:spacing w:before="60" w:after="60"/>
-              <w:ind w:left="420" w:hangingChars="200" w:hanging="420"/>
-              <w:jc w:val="left"/>
-              <w:rPr>
-                <w:rFonts w:ascii="Arial" w:eastAsia="黑体" w:hAnsi="Arial" w:cs="Arial"/>
-                <w:sz w:val="21"/>
-                <w:szCs w:val="21"/>
-                <w:lang w:val="en-US"/>
-              </w:rPr>
-            </w:pPr>
-          </w:p>
-        </w:tc>
-        <w:tc>
-          <w:tcPr>
-            <w:tcW w:w="374" w:type="dxa"/>
-          </w:tcPr>
-          <w:p>
-            <w:pPr>
-              <w:spacing w:before="60" w:after="60"/>
-              <w:ind w:left="420" w:hangingChars="200" w:hanging="420"/>
-              <w:jc w:val="left"/>
-              <w:rPr>
-                <w:rFonts w:ascii="Arial" w:eastAsia="黑体" w:hAnsi="Arial" w:cs="Arial"/>
-                <w:sz w:val="21"/>
-                <w:szCs w:val="21"/>
-                <w:lang w:val="en-US"/>
-              </w:rPr>
-            </w:pPr>
-          </w:p>
-        </w:tc>
-      </w:tr>
-    </w:tbl>
-    <w:p>
-      <w:pPr>
-        <w:spacing w:before="60" w:after="60"/>
-        <w:ind w:firstLine="418"/>
-        <w:jc w:val="left"/>
-        <w:rPr>
-          <w:rFonts w:ascii="Arial" w:eastAsia="黑体" w:hAnsi="Arial" w:cs="Arial"/>
-          <w:sz w:val="21"/>
-          <w:szCs w:val="21"/>
-          <w:lang w:val="en-US"/>
-        </w:rPr>
-      </w:pPr>
-    </w:p>
-    <w:tbl>
-      <w:tblPr>
-        <w:tblStyle w:val="a3"/>
-        <w:tblW w:w="0" w:type="auto"/>
-        <w:tblBorders>
-          <w:top w:val="none" w:sz="0" w:space="0" w:color="auto"/>
-          <w:left w:val="none" w:sz="0" w:space="0" w:color="auto"/>
-          <w:bottom w:val="none" w:sz="0" w:space="0" w:color="auto"/>
-          <w:right w:val="none" w:sz="0" w:space="0" w:color="auto"/>
-          <w:insideH w:val="none" w:sz="0" w:space="0" w:color="auto"/>
-          <w:insideV w:val="none" w:sz="0" w:space="0" w:color="auto"/>
-        </w:tblBorders>
-        <w:tblLook w:val="04A0" w:firstRow="1" w:lastRow="0" w:firstColumn="1" w:lastColumn="0" w:noHBand="0" w:noVBand="1"/>
-      </w:tblPr>
-      <w:tblGrid>
-        <w:gridCol w:w="8551"/>
-        <w:gridCol w:w="475"/>
-      </w:tblGrid>
-      <w:tr>
-        <w:tc>
-          <w:tcPr>
-            <w:tcW w:w="8536" w:type="dxa"/>
-            <w:hideMark/>
-          </w:tcPr>
-          <w:p>
-            <w:pPr>
-              <w:pStyle w:val="2"/>
-              <w:numPr>
-                <w:ilvl w:val="1"/>
-                <w:numId w:val="1"/>
-              </w:numPr>
-              <w:spacing w:before="0" w:line="480" w:lineRule="auto"/>
-              <w:ind w:left="720"/>
-              <w:rPr>
-                <w:rFonts w:ascii="Arial" w:eastAsia="黑体" w:hAnsi="Arial" w:cs="Arial"/>
-                <w:sz w:val="21"/>
-                <w:szCs w:val="21"/>
-                <w:lang w:val="en-US"/>
-              </w:rPr>
-            </w:pPr>
-            <w:r>
-              <w:rPr>
-                <w:rFonts w:ascii="Arial" w:eastAsia="黑体" w:hAnsi="Arial" w:cs="Arial"/>
-                <w:color w:val="auto"/>
-                <w:szCs w:val="28"/>
-                <w:lang w:val="en-US"/>
-              </w:rPr>
-              <w:t>{$</w:t>
-            </w:r>
-            <w:proofErr w:type="spellStart"/>
-            <w:proofErr w:type="gramStart"/>
-            <w:r>
-              <w:rPr>
-                <w:rFonts w:ascii="Arial" w:eastAsia="黑体" w:hAnsi="Arial" w:cs="Arial"/>
-                <w:color w:val="auto"/>
-                <w:szCs w:val="28"/>
-                <w:lang w:val="en-US"/>
-              </w:rPr>
-              <w:t>electricroom</w:t>
-            </w:r>
-            <w:proofErr w:type="spellEnd"/>
-            <w:r>
-              <w:rPr>
-                <w:rFonts w:ascii="Arial" w:eastAsia="黑体" w:hAnsi="Arial" w:cs="Arial"/>
-                <w:color w:val="auto"/>
-                <w:szCs w:val="28"/>
-                <w:lang w:val="en-US"/>
-              </w:rPr>
-              <w:t xml:space="preserve"> </w:t>
-            </w:r>
-            <w:r>
-              <w:rPr>
-                <w:rFonts w:ascii="Arial" w:eastAsia="黑体" w:hAnsi="Arial" w:cs="Arial"/>
-                <w:color w:val="auto"/>
-                <w:szCs w:val="28"/>
-                <w:lang w:val="en-US"/>
-              </w:rPr>
-              <w:t>}</w:t>
-            </w:r>
-            <w:proofErr w:type="gramEnd"/>
-            <w:r>
-              <w:rPr>
-                <w:rFonts w:ascii="Arial" w:eastAsia="黑体" w:hAnsi="Arial" w:cs="Arial"/>
-                <w:color w:val="auto"/>
-                <w:szCs w:val="28"/>
-                <w:lang w:val="en-US"/>
-              </w:rPr>
-              <w:t>&gt;</w:t>
-            </w:r>
-            <w:proofErr w:type="gramStart"/>
-            <w:r>
-              <w:rPr>
-                <w:rFonts w:ascii="Arial" w:eastAsia="黑体" w:hAnsi="Arial" w:cs="Arial"/>
-                <w:color w:val="auto"/>
-                <w:szCs w:val="28"/>
-                <w:lang w:val="en-US"/>
-              </w:rPr>
-              <w:t>&gt;</w:t>
-            </w:r>
-            <w:r>
-              <w:rPr>
-                <w:rFonts w:ascii="Arial" w:eastAsia="黑体" w:hAnsi="Arial" w:cs="Arial"/>
-                <w:color w:val="auto"/>
-                <w:szCs w:val="28"/>
-                <w:lang w:val="en-US"/>
-              </w:rPr>
-              <w:t>{</w:t>
-            </w:r>
-            <w:proofErr w:type="gramEnd"/>
-            <w:r>
-              <w:rPr>
-                <w:rFonts w:ascii="Arial" w:eastAsia="黑体" w:hAnsi="Arial" w:cs="Arial"/>
-                <w:color w:val="auto"/>
-                <w:szCs w:val="28"/>
-                <w:lang w:val="en-US"/>
-              </w:rPr>
-              <w:t>$</w:t>
-            </w:r>
-            <w:r>
-              <w:rPr>
-                <w:rFonts w:ascii="Arial" w:eastAsia="黑体" w:hAnsi="Arial" w:cs="Arial"/>
-                <w:color w:val="auto"/>
-                <w:szCs w:val="28"/>
-                <w:lang w:val="en-US"/>
-              </w:rPr>
-              <w:t xml:space="preserve"> </w:t>
-            </w:r>
-            <w:proofErr w:type="spellStart"/>
-            <w:r>
-              <w:rPr>
-                <w:rFonts w:ascii="Arial" w:eastAsia="黑体" w:hAnsi="Arial" w:cs="Arial"/>
-                <w:color w:val="auto"/>
-                <w:szCs w:val="28"/>
-                <w:lang w:val="en-US"/>
-              </w:rPr>
-              <w:t>equipmentname</w:t>
-            </w:r>
-            <w:proofErr w:type="spellEnd"/>
-            <w:r>
-              <w:rPr>
-                <w:rFonts w:ascii="Arial" w:eastAsia="黑体" w:hAnsi="Arial" w:cs="Arial"/>
-                <w:color w:val="auto"/>
-                <w:szCs w:val="28"/>
-                <w:lang w:val="en-US"/>
-              </w:rPr>
-              <w:t>}</w:t>
-            </w:r>
-            <w:r>
-              <w:rPr>
-                <w:rFonts w:ascii="Arial" w:eastAsia="黑体" w:hAnsi="Arial" w:cs="Arial"/>
-                <w:color w:val="auto"/>
-                <w:szCs w:val="28"/>
-                <w:lang w:val="en-US"/>
-              </w:rPr>
-              <w:t>&gt;&gt;</w:t>
-            </w:r>
-            <w:r>
-              <w:rPr>
-                <w:rFonts w:ascii="Arial" w:eastAsia="黑体" w:hAnsi="Arial" w:cs="Arial"/>
-                <w:color w:val="auto"/>
-                <w:szCs w:val="28"/>
-                <w:lang w:val="en-US"/>
-              </w:rPr>
-              <w:t>{$</w:t>
-            </w:r>
-            <w:proofErr w:type="spellStart"/>
-            <w:r>
-              <w:rPr>
-                <w:rFonts w:ascii="Arial" w:eastAsia="黑体" w:hAnsi="Arial" w:cs="Arial"/>
-                <w:color w:val="auto"/>
-                <w:szCs w:val="28"/>
-                <w:lang w:val="en-US"/>
-              </w:rPr>
-              <w:t>equipmentnumber</w:t>
-            </w:r>
-            <w:proofErr w:type="spellEnd"/>
-            <w:r>
-              <w:rPr>
-                <w:rFonts w:ascii="Arial" w:eastAsia="黑体" w:hAnsi="Arial" w:cs="Arial"/>
-                <w:color w:val="auto"/>
-                <w:szCs w:val="28"/>
-                <w:lang w:val="en-US"/>
-              </w:rPr>
-              <w:t>}</w:t>
-            </w:r>
-          </w:p>
-        </w:tc>
-        <w:tc>
-          <w:tcPr>
-            <w:tcW w:w="706" w:type="dxa"/>
-          </w:tcPr>
-          <w:p>
-            <w:pPr>
-              <w:spacing w:before="60" w:after="60"/>
-              <w:jc w:val="left"/>
-              <w:rPr>
-                <w:rFonts w:ascii="Arial" w:eastAsia="黑体" w:hAnsi="Arial" w:cs="Arial"/>
-                <w:b/>
-                <w:bCs/>
-                <w:sz w:val="21"/>
-                <w:szCs w:val="21"/>
                 <w:lang w:val="en-US"/>
               </w:rPr>
             </w:pPr>
@@ -11097,20 +5262,7 @@
         <w:spacing w:before="60" w:after="60"/>
         <w:jc w:val="left"/>
         <w:rPr>
-          <w:rFonts w:ascii="Arial" w:eastAsia="黑体" w:hAnsi="Arial" w:cs="Arial"/>
-          <w:sz w:val="21"/>
-          <w:szCs w:val="21"/>
-          <w:lang w:val="en-US"/>
-        </w:rPr>
-      </w:pPr>
-    </w:p>
-    <w:p>
-      <w:pPr>
-        <w:spacing w:before="60" w:after="60"/>
-        <w:ind w:firstLine="418"/>
-        <w:jc w:val="left"/>
-        <w:rPr>
-          <w:rFonts w:ascii="Arial" w:eastAsia="黑体" w:hAnsi="Arial" w:cs="Arial"/>
+          <w:rFonts w:ascii="Arial" w:eastAsia="黑体" w:hAnsi="Arial" w:cs="Arial" w:hint="eastAsia"/>
           <w:sz w:val="21"/>
           <w:szCs w:val="21"/>
         </w:rPr>
@@ -13277,10 +7429,6 @@
 </file>
 
 <file path=customXml/item1.xml><?xml version="1.0" encoding="utf-8"?>
-<b:Sources xmlns:b="http://schemas.openxmlformats.org/officeDocument/2006/bibliography" xmlns="http://schemas.openxmlformats.org/officeDocument/2006/bibliography" SelectedStyle="\APA.XSL" StyleName="APA"/>
-</file>
-
-<file path=customXml/item2.xml><?xml version="1.0" encoding="utf-8"?>
 <?mso-contentType ?>
 <FormTemplates xmlns="http://schemas.microsoft.com/sharepoint/v3/contenttype/forms">
   <Display>DocumentLibraryForm</Display>
@@ -13289,7 +7437,7 @@
 </FormTemplates>
 </file>
 
-<file path=customXml/item3.xml><?xml version="1.0" encoding="utf-8"?>
+<file path=customXml/item2.xml><?xml version="1.0" encoding="utf-8"?>
 <ct:contentTypeSchema xmlns:ct="http://schemas.microsoft.com/office/2006/metadata/contentType" xmlns:ma="http://schemas.microsoft.com/office/2006/metadata/properties/metaAttributes" ct:_="" ma:_="" ma:contentTypeName="Document" ma:contentTypeID="0x010100E5923152C64AB245A4920FAC4BFBAFBF" ma:contentTypeVersion="14" ma:contentTypeDescription="Create a new document." ma:contentTypeScope="" ma:versionID="a147ce5196179442ab1c9726cb178aa9">
   <xsd:schema xmlns:xsd="http://www.w3.org/2001/XMLSchema" xmlns:xs="http://www.w3.org/2001/XMLSchema" xmlns:p="http://schemas.microsoft.com/office/2006/metadata/properties" xmlns:ns2="6bd1f968-35b2-42cf-8f7c-e2953acad71e" xmlns:ns3="1ae5cbaf-126a-426e-8f85-663306326d36" targetNamespace="http://schemas.microsoft.com/office/2006/metadata/properties" ma:root="true" ma:fieldsID="10ccb65649512309cf78050fc0bef035" ns2:_="" ns3:_="">
     <xsd:import namespace="6bd1f968-35b2-42cf-8f7c-e2953acad71e"/>
@@ -13512,7 +7660,7 @@
 </ct:contentTypeSchema>
 </file>
 
-<file path=customXml/item4.xml><?xml version="1.0" encoding="utf-8"?>
+<file path=customXml/item3.xml><?xml version="1.0" encoding="utf-8"?>
 <p:properties xmlns:p="http://schemas.microsoft.com/office/2006/metadata/properties" xmlns:xsi="http://www.w3.org/2001/XMLSchema-instance" xmlns:pc="http://schemas.microsoft.com/office/infopath/2007/PartnerControls">
   <documentManagement>
     <lcf76f155ced4ddcb4097134ff3c332f xmlns="6bd1f968-35b2-42cf-8f7c-e2953acad71e">
@@ -13522,15 +7670,11 @@
 </p:properties>
 </file>
 
-<file path=customXml/itemProps1.xml><?xml version="1.0" encoding="utf-8"?>
-<ds:datastoreItem xmlns:ds="http://schemas.openxmlformats.org/officeDocument/2006/customXml" ds:itemID="{3D111A1D-BACC-4D5C-810C-4E97598CED44}">
-  <ds:schemaRefs>
-    <ds:schemaRef ds:uri="http://schemas.openxmlformats.org/officeDocument/2006/bibliography"/>
-  </ds:schemaRefs>
-</ds:datastoreItem>
+<file path=customXml/item4.xml><?xml version="1.0" encoding="utf-8"?>
+<b:Sources xmlns:b="http://schemas.openxmlformats.org/officeDocument/2006/bibliography" xmlns="http://schemas.openxmlformats.org/officeDocument/2006/bibliography" SelectedStyle="\APA.XSL" StyleName="APA"/>
 </file>
 
-<file path=customXml/itemProps2.xml><?xml version="1.0" encoding="utf-8"?>
+<file path=customXml/itemProps1.xml><?xml version="1.0" encoding="utf-8"?>
 <ds:datastoreItem xmlns:ds="http://schemas.openxmlformats.org/officeDocument/2006/customXml" ds:itemID="{41511153-9494-4926-AFDA-515F43782D8D}">
   <ds:schemaRefs>
     <ds:schemaRef ds:uri="http://schemas.microsoft.com/sharepoint/v3/contenttype/forms"/>
@@ -13538,7 +7682,7 @@
 </ds:datastoreItem>
 </file>
 
-<file path=customXml/itemProps3.xml><?xml version="1.0" encoding="utf-8"?>
+<file path=customXml/itemProps2.xml><?xml version="1.0" encoding="utf-8"?>
 <ds:datastoreItem xmlns:ds="http://schemas.openxmlformats.org/officeDocument/2006/customXml" ds:itemID="{4F3A5B65-3D58-4339-8EB7-80F7572AF648}">
   <ds:schemaRefs>
     <ds:schemaRef ds:uri="http://schemas.microsoft.com/office/2006/metadata/contentType"/>
@@ -13557,7 +7701,7 @@
 </ds:datastoreItem>
 </file>
 
-<file path=customXml/itemProps4.xml><?xml version="1.0" encoding="utf-8"?>
+<file path=customXml/itemProps3.xml><?xml version="1.0" encoding="utf-8"?>
 <ds:datastoreItem xmlns:ds="http://schemas.openxmlformats.org/officeDocument/2006/customXml" ds:itemID="{99858B9D-9DC1-4880-ACB5-28AD6AAAFB05}">
   <ds:schemaRefs>
     <ds:schemaRef ds:uri="http://schemas.microsoft.com/office/2006/metadata/properties"/>
@@ -13567,6 +7711,14 @@
 </ds:datastoreItem>
 </file>
 
+<file path=customXml/itemProps4.xml><?xml version="1.0" encoding="utf-8"?>
+<ds:datastoreItem xmlns:ds="http://schemas.openxmlformats.org/officeDocument/2006/customXml" ds:itemID="{3D111A1D-BACC-4D5C-810C-4E97598CED44}">
+  <ds:schemaRefs>
+    <ds:schemaRef ds:uri="http://schemas.openxmlformats.org/officeDocument/2006/bibliography"/>
+  </ds:schemaRefs>
+</ds:datastoreItem>
+</file>
+
 <file path=docMetadata/LabelInfo.xml><?xml version="1.0" encoding="utf-8"?>
 <clbl:labelList xmlns:clbl="http://schemas.microsoft.com/office/2020/mipLabelMetadata">
   <clbl:label id="{9d258917-277f-42cd-a3cd-14c4e9ee58bc}" enabled="1" method="Standard" siteId="{38ae3bcd-9579-4fd4-adda-b42e1495d55a}" removed="0"/>

--- a/code/backend/premaintainProjects/Reports/reportTemplate.docx
+++ b/code/backend/premaintainProjects/Reports/reportTemplate.docx
@@ -21,7 +21,7 @@
           <w:lang w:val="en-US"/>
         </w:rPr>
         <w:drawing>
-          <wp:inline distT="0" distB="0" distL="0" distR="0" wp14:anchorId="74CAE23F" wp14:editId="2656853F">
+          <wp:inline distT="0" distB="0" distL="0" distR="0" wp14:anchorId="4D03C5F0" wp14:editId="24CD6853">
             <wp:extent cx="1641600" cy="306000"/>
             <wp:effectExtent l="0" t="0" r="0" b="0"/>
             <wp:docPr id="2" name="Picture 2" descr="siemens green s"/>
@@ -75,7 +75,7 @@
         <mc:AlternateContent>
           <mc:Choice Requires="wps">
             <w:drawing>
-              <wp:anchor distT="0" distB="0" distL="114300" distR="114300" simplePos="0" relativeHeight="251658240" behindDoc="0" locked="0" layoutInCell="1" allowOverlap="1" wp14:anchorId="60428D30" wp14:editId="1A26977E">
+              <wp:anchor distT="0" distB="0" distL="114300" distR="114300" simplePos="0" relativeHeight="251659264" behindDoc="0" locked="0" layoutInCell="1" allowOverlap="1" wp14:anchorId="7727ED59" wp14:editId="51C96E2F">
                 <wp:simplePos x="0" y="0"/>
                 <wp:positionH relativeFrom="column">
                   <wp:posOffset>2831465</wp:posOffset>
@@ -504,6 +504,16 @@
                                       <w:szCs w:val="26"/>
                                     </w:rPr>
                                   </w:pPr>
+                                  <w:r>
+                                    <w:rPr>
+                                      <w:rFonts w:ascii="Arial" w:eastAsia="黑体" w:hAnsi="Arial" w:cs="Arial" w:hint="eastAsia"/>
+                                      <w:kern w:val="32"/>
+                                      <w:sz w:val="28"/>
+                                      <w:szCs w:val="28"/>
+                                      <w:lang w:val="en-US"/>
+                                    </w:rPr>
+                                    <w:t>维护备件建议</w:t>
+                                  </w:r>
                                 </w:p>
                               </w:tc>
                               <w:tc>
@@ -566,6 +576,28 @@
                                       <w:szCs w:val="26"/>
                                     </w:rPr>
                                   </w:pPr>
+                                  <w:proofErr w:type="gramStart"/>
+                                  <w:r>
+                                    <w:rPr>
+                                      <w:rFonts w:ascii="Arial" w:eastAsia="黑体" w:hAnsi="Arial" w:cs="Arial"/>
+                                      <w:kern w:val="32"/>
+                                      <w:sz w:val="28"/>
+                                      <w:szCs w:val="28"/>
+                                      <w:lang w:val="en-US"/>
+                                    </w:rPr>
+                                    <w:t>详细维护</w:t>
+                                  </w:r>
+                                  <w:proofErr w:type="gramEnd"/>
+                                  <w:r>
+                                    <w:rPr>
+                                      <w:rFonts w:ascii="Arial" w:eastAsia="黑体" w:hAnsi="Arial" w:cs="Arial"/>
+                                      <w:kern w:val="32"/>
+                                      <w:sz w:val="28"/>
+                                      <w:szCs w:val="28"/>
+                                      <w:lang w:val="en-US"/>
+                                    </w:rPr>
+                                    <w:t>检查与建议</w:t>
+                                  </w:r>
                                 </w:p>
                               </w:tc>
                               <w:tc>
@@ -1226,11 +1258,11 @@
           </mc:Choice>
           <mc:Fallback>
             <w:pict>
-              <v:shapetype w14:anchorId="60428D30" id="_x0000_t202" coordsize="21600,21600" o:spt="202" path="m,l,21600r21600,l21600,xe">
+              <v:shapetype w14:anchorId="7727ED59" id="_x0000_t202" coordsize="21600,21600" o:spt="202" path="m,l,21600r21600,l21600,xe">
                 <v:stroke joinstyle="miter"/>
                 <v:path gradientshapeok="t" o:connecttype="rect"/>
               </v:shapetype>
-              <v:shape id="Text Box 1" o:spid="_x0000_s1026" type="#_x0000_t202" style="position:absolute;left:0;text-align:left;margin-left:222.95pt;margin-top:-13.6pt;width:304.45pt;height:712.55pt;z-index:251658240;visibility:visible;mso-wrap-style:square;mso-width-percent:0;mso-height-percent:0;mso-wrap-distance-left:9pt;mso-wrap-distance-top:0;mso-wrap-distance-right:9pt;mso-wrap-distance-bottom:0;mso-position-horizontal:absolute;mso-position-horizontal-relative:text;mso-position-vertical:absolute;mso-position-vertical-relative:text;mso-width-percent:0;mso-height-percent:0;mso-width-relative:page;mso-height-relative:page;v-text-anchor:top" o:gfxdata="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" filled="f" stroked="f">
+              <v:shape id="Text Box 1" o:spid="_x0000_s1026" type="#_x0000_t202" style="position:absolute;left:0;text-align:left;margin-left:222.95pt;margin-top:-13.6pt;width:304.45pt;height:712.55pt;z-index:251659264;visibility:visible;mso-wrap-style:square;mso-width-percent:0;mso-height-percent:0;mso-wrap-distance-left:9pt;mso-wrap-distance-top:0;mso-wrap-distance-right:9pt;mso-wrap-distance-bottom:0;mso-position-horizontal:absolute;mso-position-horizontal-relative:text;mso-position-vertical:absolute;mso-position-vertical-relative:text;mso-width-percent:0;mso-height-percent:0;mso-width-relative:page;mso-height-relative:page;v-text-anchor:top" o:gfxdata="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" filled="f" stroked="f">
                 <v:textbox>
                   <w:txbxContent>
                     <w:tbl>
@@ -1607,6 +1639,16 @@
                                 <w:szCs w:val="26"/>
                               </w:rPr>
                             </w:pPr>
+                            <w:r>
+                              <w:rPr>
+                                <w:rFonts w:ascii="Arial" w:eastAsia="黑体" w:hAnsi="Arial" w:cs="Arial" w:hint="eastAsia"/>
+                                <w:kern w:val="32"/>
+                                <w:sz w:val="28"/>
+                                <w:szCs w:val="28"/>
+                                <w:lang w:val="en-US"/>
+                              </w:rPr>
+                              <w:t>维护备件建议</w:t>
+                            </w:r>
                           </w:p>
                         </w:tc>
                         <w:tc>
@@ -1669,6 +1711,28 @@
                                 <w:szCs w:val="26"/>
                               </w:rPr>
                             </w:pPr>
+                            <w:proofErr w:type="gramStart"/>
+                            <w:r>
+                              <w:rPr>
+                                <w:rFonts w:ascii="Arial" w:eastAsia="黑体" w:hAnsi="Arial" w:cs="Arial"/>
+                                <w:kern w:val="32"/>
+                                <w:sz w:val="28"/>
+                                <w:szCs w:val="28"/>
+                                <w:lang w:val="en-US"/>
+                              </w:rPr>
+                              <w:t>详细维护</w:t>
+                            </w:r>
+                            <w:proofErr w:type="gramEnd"/>
+                            <w:r>
+                              <w:rPr>
+                                <w:rFonts w:ascii="Arial" w:eastAsia="黑体" w:hAnsi="Arial" w:cs="Arial"/>
+                                <w:kern w:val="32"/>
+                                <w:sz w:val="28"/>
+                                <w:szCs w:val="28"/>
+                                <w:lang w:val="en-US"/>
+                              </w:rPr>
+                              <w:t>检查与建议</w:t>
+                            </w:r>
                           </w:p>
                         </w:tc>
                         <w:tc>
@@ -2330,10 +2394,11 @@
     </w:p>
     <w:p>
       <w:pPr>
-        <w:pStyle w:val="TOC1"/>
+        <w:spacing w:after="100"/>
         <w:ind w:right="4079"/>
         <w:rPr>
           <w:rFonts w:ascii="Arial" w:hAnsi="Arial" w:cs="Arial"/>
+          <w:b/>
           <w:szCs w:val="24"/>
           <w:lang w:val="en-US"/>
         </w:rPr>
@@ -2341,10 +2406,11 @@
     </w:p>
     <w:p>
       <w:pPr>
-        <w:pStyle w:val="TOC1"/>
+        <w:spacing w:after="100"/>
         <w:ind w:right="4079"/>
         <w:rPr>
           <w:rFonts w:ascii="Arial" w:hAnsi="Arial" w:cs="Arial"/>
+          <w:b/>
           <w:szCs w:val="24"/>
           <w:lang w:val="en-US"/>
         </w:rPr>
@@ -2352,10 +2418,11 @@
     </w:p>
     <w:p>
       <w:pPr>
-        <w:pStyle w:val="TOC1"/>
+        <w:spacing w:after="100"/>
         <w:ind w:right="4079"/>
         <w:rPr>
           <w:rFonts w:ascii="Arial" w:hAnsi="Arial" w:cs="Arial"/>
+          <w:b/>
           <w:szCs w:val="24"/>
           <w:lang w:val="en-US"/>
         </w:rPr>
@@ -2363,10 +2430,11 @@
     </w:p>
     <w:p>
       <w:pPr>
-        <w:pStyle w:val="TOC1"/>
+        <w:spacing w:after="100"/>
         <w:ind w:right="4079"/>
         <w:rPr>
           <w:rFonts w:ascii="Arial" w:hAnsi="Arial" w:cs="Arial"/>
+          <w:b/>
           <w:szCs w:val="24"/>
           <w:lang w:val="en-US"/>
         </w:rPr>
@@ -2374,10 +2442,11 @@
     </w:p>
     <w:p>
       <w:pPr>
-        <w:pStyle w:val="TOC1"/>
+        <w:spacing w:after="100"/>
         <w:ind w:right="4079"/>
         <w:rPr>
           <w:rFonts w:ascii="Arial" w:hAnsi="Arial" w:cs="Arial"/>
+          <w:b/>
           <w:szCs w:val="24"/>
           <w:lang w:val="en-US"/>
         </w:rPr>
@@ -2385,10 +2454,11 @@
     </w:p>
     <w:p>
       <w:pPr>
-        <w:pStyle w:val="TOC1"/>
+        <w:spacing w:after="100"/>
         <w:ind w:right="4079"/>
         <w:rPr>
           <w:rFonts w:ascii="Arial" w:hAnsi="Arial" w:cs="Arial"/>
+          <w:b/>
           <w:szCs w:val="24"/>
           <w:lang w:val="en-US"/>
         </w:rPr>
@@ -2413,16 +2483,7 @@
           <w:sz w:val="32"/>
           <w:szCs w:val="32"/>
         </w:rPr>
-        <w:t xml:space="preserve">Service </w:t>
-      </w:r>
-      <w:r>
-        <w:rPr>
-          <w:rFonts w:ascii="微软雅黑" w:eastAsia="微软雅黑" w:hAnsi="微软雅黑"/>
-          <w:b/>
-          <w:sz w:val="32"/>
-          <w:szCs w:val="32"/>
-        </w:rPr>
-        <w:t>Report</w:t>
+        <w:t>Service Report</w:t>
       </w:r>
       <w:r>
         <w:rPr>
@@ -2432,16 +2493,7 @@
           <w:szCs w:val="32"/>
         </w:rPr>
         <w:br/>
-        <w:t>服务</w:t>
-      </w:r>
-      <w:r>
-        <w:rPr>
-          <w:rFonts w:ascii="微软雅黑" w:eastAsia="微软雅黑" w:hAnsi="微软雅黑" w:hint="eastAsia"/>
-          <w:b/>
-          <w:sz w:val="32"/>
-          <w:szCs w:val="32"/>
-        </w:rPr>
-        <w:t>报告</w:t>
+        <w:t>服务报告</w:t>
       </w:r>
     </w:p>
     <w:p>
@@ -2517,16 +2569,7 @@
           <w:szCs w:val="32"/>
           <w:lang w:val="en-US"/>
         </w:rPr>
-        <w:t>预防性检查</w:t>
-      </w:r>
-      <w:r>
-        <w:rPr>
-          <w:rFonts w:ascii="微软雅黑" w:eastAsia="微软雅黑" w:hAnsi="微软雅黑" w:cs="Arial" w:hint="eastAsia"/>
-          <w:sz w:val="32"/>
-          <w:szCs w:val="32"/>
-          <w:lang w:val="en-US"/>
-        </w:rPr>
-        <w:t>报告</w:t>
+        <w:t>预防性检查报告</w:t>
       </w:r>
       <w:r>
         <w:rPr>
@@ -2585,6 +2628,7 @@
               <w:jc w:val="left"/>
               <w:rPr>
                 <w:rFonts w:ascii="微软雅黑" w:eastAsia="微软雅黑" w:hAnsi="微软雅黑" w:cs="Arial" w:hint="eastAsia"/>
+                <w:b/>
                 <w:sz w:val="24"/>
                 <w:szCs w:val="24"/>
                 <w:lang w:val="en-US"/>
@@ -2593,48 +2637,45 @@
             <w:r>
               <w:rPr>
                 <w:rFonts w:ascii="微软雅黑" w:eastAsia="微软雅黑" w:hAnsi="微软雅黑" w:cs="Arial" w:hint="eastAsia"/>
+                <w:b/>
                 <w:sz w:val="24"/>
                 <w:szCs w:val="24"/>
                 <w:lang w:val="en-US"/>
               </w:rPr>
-              <w:t>{$</w:t>
-            </w:r>
-            <w:proofErr w:type="spellStart"/>
-            <w:r>
-              <w:rPr>
-                <w:rFonts w:ascii="微软雅黑" w:eastAsia="微软雅黑" w:hAnsi="微软雅黑" w:cs="Arial" w:hint="eastAsia"/>
+              <w:t>{</w:t>
+            </w:r>
+            <w:r>
+              <w:rPr>
+                <w:rFonts w:ascii="微软雅黑" w:eastAsia="微软雅黑" w:hAnsi="微软雅黑" w:cs="Arial"/>
+                <w:b/>
                 <w:sz w:val="24"/>
                 <w:szCs w:val="24"/>
                 <w:lang w:val="en-US"/>
               </w:rPr>
-              <w:t>companyname</w:t>
-            </w:r>
-            <w:proofErr w:type="spellEnd"/>
-            <w:r>
-              <w:rPr>
-                <w:rFonts w:ascii="微软雅黑" w:eastAsia="微软雅黑" w:hAnsi="微软雅黑" w:cs="Arial" w:hint="eastAsia"/>
+              <w:t>$</w:t>
+            </w:r>
+            <w:proofErr w:type="spellStart"/>
+            <w:r>
+              <w:rPr>
+                <w:rFonts w:ascii="微软雅黑" w:eastAsia="微软雅黑" w:hAnsi="微软雅黑" w:cs="Arial"/>
+                <w:b/>
                 <w:sz w:val="24"/>
                 <w:szCs w:val="24"/>
                 <w:lang w:val="en-US"/>
               </w:rPr>
-              <w:t>}</w:t>
-            </w:r>
-          </w:p>
-          <w:p>
-            <w:pPr>
-              <w:tabs>
-                <w:tab w:val="left" w:pos="4536"/>
-              </w:tabs>
-              <w:spacing w:before="0" w:after="0" w:line="216" w:lineRule="auto"/>
-              <w:ind w:right="68"/>
-              <w:jc w:val="left"/>
+              <w:t>companyname</w:t>
+            </w:r>
+            <w:proofErr w:type="spellEnd"/>
+            <w:r>
               <w:rPr>
                 <w:rFonts w:ascii="微软雅黑" w:eastAsia="微软雅黑" w:hAnsi="微软雅黑" w:cs="Arial" w:hint="eastAsia"/>
+                <w:b/>
                 <w:sz w:val="24"/>
                 <w:szCs w:val="24"/>
                 <w:lang w:val="en-US"/>
               </w:rPr>
-            </w:pPr>
+              <w:t>}</w:t>
+            </w:r>
           </w:p>
         </w:tc>
       </w:tr>
@@ -2656,6 +2697,7 @@
               <w:jc w:val="left"/>
               <w:rPr>
                 <w:rFonts w:ascii="Arial" w:eastAsia="微软雅黑" w:hAnsi="Arial" w:cs="Arial"/>
+                <w:b/>
                 <w:sz w:val="21"/>
                 <w:szCs w:val="21"/>
                 <w:lang w:val="en-US"/>
@@ -2664,6 +2706,7 @@
             <w:r>
               <w:rPr>
                 <w:rFonts w:ascii="Arial" w:eastAsia="微软雅黑" w:hAnsi="Arial" w:cs="Arial"/>
+                <w:b/>
                 <w:sz w:val="21"/>
                 <w:szCs w:val="21"/>
                 <w:lang w:val="en-US"/>
@@ -2691,6 +2734,7 @@
               <w:jc w:val="left"/>
               <w:rPr>
                 <w:rFonts w:ascii="Arial" w:eastAsia="微软雅黑" w:hAnsi="Arial" w:cs="Arial"/>
+                <w:b/>
                 <w:sz w:val="21"/>
                 <w:szCs w:val="21"/>
                 <w:lang w:val="en-US"/>
@@ -2699,6 +2743,7 @@
             <w:r>
               <w:rPr>
                 <w:rFonts w:ascii="Arial" w:eastAsia="微软雅黑" w:hAnsi="Arial" w:cs="Arial" w:hint="eastAsia"/>
+                <w:b/>
                 <w:sz w:val="21"/>
                 <w:szCs w:val="21"/>
                 <w:lang w:val="en-US"/>
@@ -2708,6 +2753,7 @@
             <w:r>
               <w:rPr>
                 <w:rFonts w:ascii="Arial" w:eastAsia="微软雅黑" w:hAnsi="Arial" w:cs="Arial"/>
+                <w:b/>
                 <w:sz w:val="21"/>
                 <w:szCs w:val="21"/>
                 <w:lang w:val="en-US"/>
@@ -2717,6 +2763,7 @@
             <w:r>
               <w:rPr>
                 <w:rFonts w:ascii="Arial" w:eastAsia="微软雅黑" w:hAnsi="Arial" w:cs="Arial" w:hint="eastAsia"/>
+                <w:b/>
                 <w:sz w:val="21"/>
                 <w:szCs w:val="21"/>
                 <w:lang w:val="en-US"/>
@@ -2744,6 +2791,7 @@
               <w:jc w:val="left"/>
               <w:rPr>
                 <w:rFonts w:ascii="Arial" w:eastAsia="微软雅黑" w:hAnsi="Arial" w:cs="Arial"/>
+                <w:b/>
                 <w:sz w:val="21"/>
                 <w:szCs w:val="21"/>
                 <w:lang w:val="en-US"/>
@@ -2752,6 +2800,7 @@
             <w:r>
               <w:rPr>
                 <w:rFonts w:ascii="Arial" w:eastAsia="微软雅黑" w:hAnsi="Arial" w:cs="Arial"/>
+                <w:b/>
                 <w:sz w:val="21"/>
                 <w:szCs w:val="21"/>
                 <w:lang w:val="en-US"/>
@@ -2779,6 +2828,7 @@
               <w:jc w:val="left"/>
               <w:rPr>
                 <w:rFonts w:ascii="Arial" w:eastAsia="微软雅黑" w:hAnsi="Arial" w:cs="Arial"/>
+                <w:b/>
                 <w:sz w:val="21"/>
                 <w:szCs w:val="21"/>
                 <w:lang w:val="en-US"/>
@@ -2787,6 +2837,7 @@
             <w:r>
               <w:rPr>
                 <w:rFonts w:ascii="Arial" w:eastAsia="微软雅黑" w:hAnsi="Arial" w:cs="Arial"/>
+                <w:b/>
                 <w:sz w:val="21"/>
                 <w:szCs w:val="21"/>
                 <w:lang w:val="en-US"/>
@@ -2796,6 +2847,7 @@
             <w:r>
               <w:rPr>
                 <w:rFonts w:ascii="Arial" w:eastAsia="微软雅黑" w:hAnsi="Arial" w:cs="Arial" w:hint="eastAsia"/>
+                <w:b/>
                 <w:sz w:val="21"/>
                 <w:szCs w:val="21"/>
                 <w:lang w:val="en-US"/>
@@ -2805,6 +2857,7 @@
             <w:r>
               <w:rPr>
                 <w:rFonts w:ascii="Arial" w:eastAsia="微软雅黑" w:hAnsi="Arial" w:cs="Arial"/>
+                <w:b/>
                 <w:sz w:val="21"/>
                 <w:szCs w:val="21"/>
                 <w:lang w:val="en-US"/>
@@ -2832,6 +2885,7 @@
               <w:jc w:val="left"/>
               <w:rPr>
                 <w:rFonts w:ascii="Arial" w:eastAsia="微软雅黑" w:hAnsi="Arial" w:cs="Arial"/>
+                <w:b/>
                 <w:sz w:val="21"/>
                 <w:szCs w:val="21"/>
                 <w:lang w:val="en-US"/>
@@ -2840,6 +2894,7 @@
             <w:r>
               <w:rPr>
                 <w:rFonts w:ascii="Arial" w:eastAsia="微软雅黑" w:hAnsi="Arial" w:cs="Arial" w:hint="eastAsia"/>
+                <w:b/>
                 <w:sz w:val="21"/>
                 <w:szCs w:val="21"/>
                 <w:lang w:val="en-US"/>
@@ -2874,11 +2929,10 @@
     </w:p>
     <w:p>
       <w:pPr>
-        <w:pStyle w:val="TOC1"/>
+        <w:spacing w:after="100"/>
         <w:jc w:val="center"/>
         <w:rPr>
           <w:rFonts w:ascii="Arial" w:hAnsi="Arial" w:cs="Arial"/>
-          <w:b w:val="0"/>
           <w:sz w:val="56"/>
           <w:szCs w:val="56"/>
           <w:lang w:val="en-US"/>
@@ -2887,6 +2941,7 @@
       <w:r>
         <w:rPr>
           <w:rFonts w:ascii="Arial" w:hAnsi="Arial" w:cs="Arial"/>
+          <w:b/>
           <w:sz w:val="56"/>
           <w:szCs w:val="56"/>
           <w:lang w:val="en-US"/>
@@ -2906,23 +2961,27 @@
     </w:p>
     <w:p>
       <w:pPr>
-        <w:pStyle w:val="TOC1"/>
         <w:tabs>
           <w:tab w:val="left" w:pos="440"/>
           <w:tab w:val="right" w:leader="dot" w:pos="9017"/>
         </w:tabs>
+        <w:spacing w:after="100"/>
         <w:rPr>
           <w:rFonts w:asciiTheme="minorHAnsi" w:eastAsiaTheme="minorEastAsia" w:hAnsiTheme="minorHAnsi" w:cstheme="minorBidi"/>
-          <w:b w:val="0"/>
           <w:noProof/>
-          <w:szCs w:val="22"/>
+          <w:color w:val="000000" w:themeColor="text1"/>
+          <w:kern w:val="2"/>
+          <w:szCs w:val="24"/>
           <w:lang w:val="en-US"/>
+          <w14:ligatures w14:val="standardContextual"/>
         </w:rPr>
       </w:pPr>
       <w:r>
         <w:rPr>
           <w:rFonts w:ascii="Arial" w:hAnsi="Arial" w:cs="Arial"/>
+          <w:b/>
           <w:bCs/>
+          <w:color w:val="000000" w:themeColor="text1"/>
           <w:lang w:val="en-US"/>
         </w:rPr>
         <w:fldChar w:fldCharType="begin"/>
@@ -2930,7 +2989,9 @@
       <w:r>
         <w:rPr>
           <w:rFonts w:ascii="Arial" w:hAnsi="Arial" w:cs="Arial"/>
+          <w:b/>
           <w:bCs/>
+          <w:color w:val="000000" w:themeColor="text1"/>
           <w:lang w:val="en-US"/>
         </w:rPr>
         <w:instrText xml:space="preserve"> TOC \o "1-2" \h \z \u </w:instrText>
@@ -2938,18 +2999,22 @@
       <w:r>
         <w:rPr>
           <w:rFonts w:ascii="Arial" w:hAnsi="Arial" w:cs="Arial"/>
+          <w:b/>
           <w:bCs/>
+          <w:color w:val="000000" w:themeColor="text1"/>
           <w:lang w:val="en-US"/>
         </w:rPr>
         <w:fldChar w:fldCharType="separate"/>
       </w:r>
-      <w:hyperlink w:anchor="_Toc50885238" w:history="1">
+      <w:hyperlink w:anchor="_Toc230958127" w:history="1">
         <w:r>
           <w:rPr>
-            <w:rStyle w:val="a4"/>
             <w:rFonts w:ascii="Arial" w:eastAsia="黑体" w:hAnsi="Arial" w:cs="Arial"/>
+            <w:b/>
             <w:noProof/>
+            <w:color w:val="000000" w:themeColor="text1"/>
             <w:kern w:val="32"/>
+            <w:u w:val="single"/>
             <w:lang w:val="en-US"/>
           </w:rPr>
           <w:t>1.</w:t>
@@ -2957,68 +3022,86 @@
         <w:r>
           <w:rPr>
             <w:rFonts w:asciiTheme="minorHAnsi" w:eastAsiaTheme="minorEastAsia" w:hAnsiTheme="minorHAnsi" w:cstheme="minorBidi"/>
-            <w:b w:val="0"/>
             <w:noProof/>
-            <w:szCs w:val="22"/>
+            <w:color w:val="000000" w:themeColor="text1"/>
+            <w:kern w:val="2"/>
+            <w:szCs w:val="24"/>
             <w:lang w:val="en-US"/>
+            <w14:ligatures w14:val="standardContextual"/>
           </w:rPr>
           <w:tab/>
         </w:r>
         <w:r>
           <w:rPr>
-            <w:rStyle w:val="a4"/>
-            <w:rFonts w:ascii="Arial" w:eastAsia="黑体" w:hAnsi="黑体" w:cs="Arial" w:hint="eastAsia"/>
+            <w:rFonts w:ascii="Arial" w:eastAsia="黑体" w:hAnsi="黑体" w:cs="Arial"/>
+            <w:b/>
             <w:noProof/>
+            <w:color w:val="000000" w:themeColor="text1"/>
             <w:kern w:val="32"/>
+            <w:u w:val="single"/>
             <w:lang w:val="en-US"/>
           </w:rPr>
           <w:t>服务基本信息</w:t>
         </w:r>
         <w:r>
           <w:rPr>
+            <w:b/>
             <w:noProof/>
             <w:webHidden/>
+            <w:color w:val="000000" w:themeColor="text1"/>
           </w:rPr>
           <w:tab/>
         </w:r>
         <w:r>
           <w:rPr>
+            <w:b/>
             <w:noProof/>
             <w:webHidden/>
+            <w:color w:val="000000" w:themeColor="text1"/>
           </w:rPr>
           <w:fldChar w:fldCharType="begin"/>
         </w:r>
         <w:r>
           <w:rPr>
+            <w:b/>
             <w:noProof/>
             <w:webHidden/>
+            <w:color w:val="000000" w:themeColor="text1"/>
           </w:rPr>
-          <w:instrText xml:space="preserve"> PAGEREF _Toc50885238 \h </w:instrText>
+          <w:instrText xml:space="preserve"> PAGEREF _Toc230958127 \h </w:instrText>
         </w:r>
         <w:r>
           <w:rPr>
+            <w:b/>
             <w:noProof/>
             <w:webHidden/>
+            <w:color w:val="000000" w:themeColor="text1"/>
           </w:rPr>
         </w:r>
         <w:r>
           <w:rPr>
+            <w:b/>
             <w:noProof/>
             <w:webHidden/>
+            <w:color w:val="000000" w:themeColor="text1"/>
           </w:rPr>
           <w:fldChar w:fldCharType="separate"/>
         </w:r>
         <w:r>
           <w:rPr>
+            <w:b/>
             <w:noProof/>
             <w:webHidden/>
+            <w:color w:val="000000" w:themeColor="text1"/>
           </w:rPr>
           <w:t>3</w:t>
         </w:r>
         <w:r>
           <w:rPr>
+            <w:b/>
             <w:noProof/>
             <w:webHidden/>
+            <w:color w:val="000000" w:themeColor="text1"/>
           </w:rPr>
           <w:fldChar w:fldCharType="end"/>
         </w:r>
@@ -3026,103 +3109,116 @@
     </w:p>
     <w:p>
       <w:pPr>
-        <w:pStyle w:val="TOC1"/>
         <w:tabs>
           <w:tab w:val="left" w:pos="440"/>
           <w:tab w:val="right" w:leader="dot" w:pos="9017"/>
         </w:tabs>
+        <w:spacing w:after="100"/>
         <w:rPr>
           <w:rFonts w:asciiTheme="minorHAnsi" w:eastAsiaTheme="minorEastAsia" w:hAnsiTheme="minorHAnsi" w:cstheme="minorBidi"/>
-          <w:b w:val="0"/>
           <w:noProof/>
-          <w:szCs w:val="22"/>
+          <w:color w:val="000000" w:themeColor="text1"/>
+          <w:kern w:val="2"/>
+          <w:szCs w:val="24"/>
           <w:lang w:val="en-US"/>
+          <w14:ligatures w14:val="standardContextual"/>
         </w:rPr>
       </w:pPr>
-      <w:hyperlink w:anchor="_Toc50885239" w:history="1">
+      <w:hyperlink w:anchor="_Toc230958128" w:history="1">
         <w:r>
           <w:rPr>
-            <w:rStyle w:val="a4"/>
             <w:rFonts w:ascii="Arial" w:eastAsia="黑体" w:hAnsi="黑体" w:cs="Arial"/>
+            <w:b/>
             <w:noProof/>
+            <w:color w:val="000000" w:themeColor="text1"/>
             <w:kern w:val="32"/>
+            <w:u w:val="single"/>
             <w:lang w:val="en-US"/>
           </w:rPr>
           <w:t>2.</w:t>
         </w:r>
         <w:r>
           <w:rPr>
-            <w:rStyle w:val="a4"/>
             <w:rFonts w:asciiTheme="minorHAnsi" w:eastAsiaTheme="minorEastAsia" w:hAnsiTheme="minorHAnsi" w:cstheme="minorBidi"/>
-            <w:b w:val="0"/>
             <w:noProof/>
-            <w:szCs w:val="22"/>
+            <w:color w:val="000000" w:themeColor="text1"/>
+            <w:kern w:val="2"/>
+            <w:szCs w:val="24"/>
             <w:lang w:val="en-US"/>
+            <w14:ligatures w14:val="standardContextual"/>
           </w:rPr>
           <w:tab/>
         </w:r>
         <w:r>
           <w:rPr>
-            <w:rStyle w:val="a4"/>
-            <w:rFonts w:ascii="Arial" w:eastAsia="黑体" w:hAnsi="黑体" w:cs="Arial" w:hint="eastAsia"/>
+            <w:rFonts w:ascii="Arial" w:eastAsia="黑体" w:hAnsi="黑体" w:cs="Arial"/>
+            <w:b/>
             <w:noProof/>
+            <w:color w:val="000000" w:themeColor="text1"/>
             <w:kern w:val="32"/>
-            <w:lang w:val="en-US"/>
+            <w:u w:val="single"/>
           </w:rPr>
           <w:t>维护设备清单</w:t>
         </w:r>
         <w:r>
           <w:rPr>
-            <w:rStyle w:val="a4"/>
+            <w:b/>
             <w:noProof/>
             <w:webHidden/>
+            <w:color w:val="000000" w:themeColor="text1"/>
           </w:rPr>
           <w:tab/>
         </w:r>
         <w:r>
           <w:rPr>
-            <w:rStyle w:val="a4"/>
+            <w:b/>
             <w:noProof/>
             <w:webHidden/>
+            <w:color w:val="000000" w:themeColor="text1"/>
           </w:rPr>
           <w:fldChar w:fldCharType="begin"/>
         </w:r>
         <w:r>
           <w:rPr>
-            <w:rStyle w:val="a4"/>
+            <w:b/>
             <w:noProof/>
             <w:webHidden/>
+            <w:color w:val="000000" w:themeColor="text1"/>
           </w:rPr>
-          <w:instrText xml:space="preserve"> PAGEREF _Toc50885239 \h </w:instrText>
+          <w:instrText xml:space="preserve"> PAGEREF _Toc230958128 \h </w:instrText>
         </w:r>
         <w:r>
           <w:rPr>
-            <w:rStyle w:val="a4"/>
+            <w:b/>
             <w:noProof/>
             <w:webHidden/>
+            <w:color w:val="000000" w:themeColor="text1"/>
           </w:rPr>
         </w:r>
         <w:r>
           <w:rPr>
-            <w:rStyle w:val="a4"/>
+            <w:b/>
             <w:noProof/>
             <w:webHidden/>
+            <w:color w:val="000000" w:themeColor="text1"/>
           </w:rPr>
           <w:fldChar w:fldCharType="separate"/>
         </w:r>
         <w:r>
           <w:rPr>
-            <w:rStyle w:val="a4"/>
+            <w:b/>
             <w:noProof/>
             <w:webHidden/>
+            <w:color w:val="000000" w:themeColor="text1"/>
           </w:rPr>
           <w:t>4</w:t>
         </w:r>
         <w:r>
           <w:rPr>
-            <w:rStyle w:val="a4"/>
+            <w:b/>
             <w:noProof/>
             <w:webHidden/>
+            <w:color w:val="000000" w:themeColor="text1"/>
           </w:rPr>
           <w:fldChar w:fldCharType="end"/>
         </w:r>
@@ -3130,103 +3226,117 @@
     </w:p>
     <w:p>
       <w:pPr>
-        <w:pStyle w:val="TOC1"/>
         <w:tabs>
           <w:tab w:val="left" w:pos="440"/>
           <w:tab w:val="right" w:leader="dot" w:pos="9017"/>
         </w:tabs>
+        <w:spacing w:after="100"/>
         <w:rPr>
           <w:rFonts w:asciiTheme="minorHAnsi" w:eastAsiaTheme="minorEastAsia" w:hAnsiTheme="minorHAnsi" w:cstheme="minorBidi"/>
-          <w:b w:val="0"/>
           <w:noProof/>
-          <w:szCs w:val="22"/>
+          <w:color w:val="000000" w:themeColor="text1"/>
+          <w:kern w:val="2"/>
+          <w:szCs w:val="24"/>
           <w:lang w:val="en-US"/>
+          <w14:ligatures w14:val="standardContextual"/>
         </w:rPr>
       </w:pPr>
-      <w:hyperlink w:anchor="_Toc50885240" w:history="1">
+      <w:hyperlink w:anchor="_Toc230958129" w:history="1">
         <w:r>
           <w:rPr>
-            <w:rStyle w:val="a4"/>
-            <w:rFonts w:ascii="Arial" w:eastAsia="黑体" w:hAnsi="Arial" w:cs="Arial"/>
+            <w:rFonts w:ascii="Arial" w:eastAsia="黑体" w:hAnsi="黑体" w:cs="Arial"/>
+            <w:b/>
             <w:noProof/>
+            <w:color w:val="000000" w:themeColor="text1"/>
             <w:kern w:val="32"/>
+            <w:u w:val="single"/>
             <w:lang w:val="en-US"/>
           </w:rPr>
           <w:t>3.</w:t>
         </w:r>
         <w:r>
           <w:rPr>
-            <w:rStyle w:val="a4"/>
             <w:rFonts w:asciiTheme="minorHAnsi" w:eastAsiaTheme="minorEastAsia" w:hAnsiTheme="minorHAnsi" w:cstheme="minorBidi"/>
-            <w:b w:val="0"/>
             <w:noProof/>
-            <w:szCs w:val="22"/>
+            <w:color w:val="000000" w:themeColor="text1"/>
+            <w:kern w:val="2"/>
+            <w:szCs w:val="24"/>
             <w:lang w:val="en-US"/>
+            <w14:ligatures w14:val="standardContextual"/>
           </w:rPr>
           <w:tab/>
         </w:r>
         <w:r>
           <w:rPr>
-            <w:rStyle w:val="a4"/>
-            <w:rFonts w:ascii="Arial" w:eastAsia="黑体" w:hAnsi="黑体" w:cs="Arial" w:hint="eastAsia"/>
+            <w:rFonts w:ascii="Arial" w:eastAsia="黑体" w:hAnsi="黑体" w:cs="Arial"/>
+            <w:b/>
             <w:noProof/>
+            <w:color w:val="000000" w:themeColor="text1"/>
             <w:kern w:val="32"/>
+            <w:u w:val="single"/>
             <w:lang w:val="en-US"/>
           </w:rPr>
           <w:t>维护问题发现</w:t>
         </w:r>
         <w:r>
           <w:rPr>
-            <w:rStyle w:val="a4"/>
+            <w:b/>
             <w:noProof/>
             <w:webHidden/>
+            <w:color w:val="000000" w:themeColor="text1"/>
           </w:rPr>
           <w:tab/>
         </w:r>
         <w:r>
           <w:rPr>
-            <w:rStyle w:val="a4"/>
+            <w:b/>
             <w:noProof/>
             <w:webHidden/>
+            <w:color w:val="000000" w:themeColor="text1"/>
           </w:rPr>
           <w:fldChar w:fldCharType="begin"/>
         </w:r>
         <w:r>
           <w:rPr>
-            <w:rStyle w:val="a4"/>
+            <w:b/>
             <w:noProof/>
             <w:webHidden/>
+            <w:color w:val="000000" w:themeColor="text1"/>
           </w:rPr>
-          <w:instrText xml:space="preserve"> PAGEREF _Toc50885240 \h </w:instrText>
+          <w:instrText xml:space="preserve"> PAGEREF _Toc230958129 \h </w:instrText>
         </w:r>
         <w:r>
           <w:rPr>
-            <w:rStyle w:val="a4"/>
+            <w:b/>
             <w:noProof/>
             <w:webHidden/>
+            <w:color w:val="000000" w:themeColor="text1"/>
           </w:rPr>
         </w:r>
         <w:r>
           <w:rPr>
-            <w:rStyle w:val="a4"/>
+            <w:b/>
             <w:noProof/>
             <w:webHidden/>
+            <w:color w:val="000000" w:themeColor="text1"/>
           </w:rPr>
           <w:fldChar w:fldCharType="separate"/>
         </w:r>
         <w:r>
           <w:rPr>
-            <w:rStyle w:val="a4"/>
+            <w:b/>
             <w:noProof/>
             <w:webHidden/>
+            <w:color w:val="000000" w:themeColor="text1"/>
           </w:rPr>
-          <w:t>6</w:t>
+          <w:t>5</w:t>
         </w:r>
         <w:r>
           <w:rPr>
-            <w:rStyle w:val="a4"/>
+            <w:b/>
             <w:noProof/>
             <w:webHidden/>
+            <w:color w:val="000000" w:themeColor="text1"/>
           </w:rPr>
           <w:fldChar w:fldCharType="end"/>
         </w:r>
@@ -3234,103 +3344,117 @@
     </w:p>
     <w:p>
       <w:pPr>
-        <w:pStyle w:val="TOC1"/>
         <w:tabs>
           <w:tab w:val="left" w:pos="440"/>
           <w:tab w:val="right" w:leader="dot" w:pos="9017"/>
         </w:tabs>
+        <w:spacing w:after="100"/>
         <w:rPr>
           <w:rFonts w:asciiTheme="minorHAnsi" w:eastAsiaTheme="minorEastAsia" w:hAnsiTheme="minorHAnsi" w:cstheme="minorBidi"/>
-          <w:b w:val="0"/>
           <w:noProof/>
-          <w:szCs w:val="22"/>
+          <w:color w:val="000000" w:themeColor="text1"/>
+          <w:kern w:val="2"/>
+          <w:szCs w:val="24"/>
           <w:lang w:val="en-US"/>
+          <w14:ligatures w14:val="standardContextual"/>
         </w:rPr>
       </w:pPr>
-      <w:hyperlink w:anchor="_Toc50885241" w:history="1">
+      <w:hyperlink w:anchor="_Toc230958130" w:history="1">
         <w:r>
           <w:rPr>
-            <w:rStyle w:val="a4"/>
-            <w:rFonts w:ascii="Arial" w:eastAsia="黑体" w:hAnsi="Arial" w:cs="Arial"/>
+            <w:rFonts w:ascii="Arial" w:eastAsia="黑体" w:hAnsi="黑体" w:cs="Arial"/>
+            <w:b/>
             <w:noProof/>
+            <w:color w:val="000000" w:themeColor="text1"/>
             <w:kern w:val="32"/>
+            <w:u w:val="single"/>
             <w:lang w:val="en-US"/>
           </w:rPr>
           <w:t>4.</w:t>
         </w:r>
         <w:r>
           <w:rPr>
-            <w:rStyle w:val="a4"/>
             <w:rFonts w:asciiTheme="minorHAnsi" w:eastAsiaTheme="minorEastAsia" w:hAnsiTheme="minorHAnsi" w:cstheme="minorBidi"/>
-            <w:b w:val="0"/>
             <w:noProof/>
-            <w:szCs w:val="22"/>
+            <w:color w:val="000000" w:themeColor="text1"/>
+            <w:kern w:val="2"/>
+            <w:szCs w:val="24"/>
             <w:lang w:val="en-US"/>
+            <w14:ligatures w14:val="standardContextual"/>
           </w:rPr>
           <w:tab/>
         </w:r>
         <w:r>
           <w:rPr>
-            <w:rStyle w:val="a4"/>
             <w:rFonts w:ascii="Arial" w:eastAsia="黑体" w:hAnsi="黑体" w:cs="Arial"/>
+            <w:b/>
             <w:noProof/>
+            <w:color w:val="000000" w:themeColor="text1"/>
             <w:kern w:val="32"/>
+            <w:u w:val="single"/>
             <w:lang w:val="en-US"/>
           </w:rPr>
           <w:t>系统综合维护建议</w:t>
         </w:r>
         <w:r>
           <w:rPr>
-            <w:rStyle w:val="a4"/>
+            <w:b/>
             <w:noProof/>
             <w:webHidden/>
+            <w:color w:val="000000" w:themeColor="text1"/>
           </w:rPr>
           <w:tab/>
         </w:r>
         <w:r>
           <w:rPr>
-            <w:rStyle w:val="a4"/>
+            <w:b/>
             <w:noProof/>
             <w:webHidden/>
+            <w:color w:val="000000" w:themeColor="text1"/>
           </w:rPr>
           <w:fldChar w:fldCharType="begin"/>
         </w:r>
         <w:r>
           <w:rPr>
-            <w:rStyle w:val="a4"/>
+            <w:b/>
             <w:noProof/>
             <w:webHidden/>
+            <w:color w:val="000000" w:themeColor="text1"/>
           </w:rPr>
-          <w:instrText xml:space="preserve"> PAGEREF _Toc50885241 \h </w:instrText>
+          <w:instrText xml:space="preserve"> PAGEREF _Toc230958130 \h </w:instrText>
         </w:r>
         <w:r>
           <w:rPr>
-            <w:rStyle w:val="a4"/>
+            <w:b/>
             <w:noProof/>
             <w:webHidden/>
+            <w:color w:val="000000" w:themeColor="text1"/>
           </w:rPr>
         </w:r>
         <w:r>
           <w:rPr>
-            <w:rStyle w:val="a4"/>
+            <w:b/>
             <w:noProof/>
             <w:webHidden/>
+            <w:color w:val="000000" w:themeColor="text1"/>
           </w:rPr>
           <w:fldChar w:fldCharType="separate"/>
         </w:r>
         <w:r>
           <w:rPr>
-            <w:rStyle w:val="a4"/>
+            <w:b/>
             <w:noProof/>
             <w:webHidden/>
+            <w:color w:val="000000" w:themeColor="text1"/>
           </w:rPr>
-          <w:t>7</w:t>
+          <w:t>6</w:t>
         </w:r>
         <w:r>
           <w:rPr>
-            <w:rStyle w:val="a4"/>
+            <w:b/>
             <w:noProof/>
             <w:webHidden/>
+            <w:color w:val="000000" w:themeColor="text1"/>
           </w:rPr>
           <w:fldChar w:fldCharType="end"/>
         </w:r>
@@ -3338,6 +3462,242 @@
     </w:p>
     <w:p>
       <w:pPr>
+        <w:tabs>
+          <w:tab w:val="left" w:pos="440"/>
+          <w:tab w:val="right" w:leader="dot" w:pos="9017"/>
+        </w:tabs>
+        <w:spacing w:after="100"/>
+        <w:rPr>
+          <w:rFonts w:asciiTheme="minorHAnsi" w:eastAsiaTheme="minorEastAsia" w:hAnsiTheme="minorHAnsi" w:cstheme="minorBidi"/>
+          <w:noProof/>
+          <w:color w:val="000000" w:themeColor="text1"/>
+          <w:kern w:val="2"/>
+          <w:szCs w:val="24"/>
+          <w:lang w:val="en-US"/>
+          <w14:ligatures w14:val="standardContextual"/>
+        </w:rPr>
+      </w:pPr>
+      <w:hyperlink w:anchor="_Toc230958131" w:history="1">
+        <w:r>
+          <w:rPr>
+            <w:rFonts w:ascii="Arial" w:eastAsia="黑体" w:hAnsi="黑体" w:cs="Arial"/>
+            <w:b/>
+            <w:noProof/>
+            <w:color w:val="000000" w:themeColor="text1"/>
+            <w:kern w:val="32"/>
+            <w:u w:val="single"/>
+            <w:lang w:val="en-US"/>
+          </w:rPr>
+          <w:t>5.</w:t>
+        </w:r>
+        <w:r>
+          <w:rPr>
+            <w:rFonts w:asciiTheme="minorHAnsi" w:eastAsiaTheme="minorEastAsia" w:hAnsiTheme="minorHAnsi" w:cstheme="minorBidi"/>
+            <w:noProof/>
+            <w:color w:val="000000" w:themeColor="text1"/>
+            <w:kern w:val="2"/>
+            <w:szCs w:val="24"/>
+            <w:lang w:val="en-US"/>
+            <w14:ligatures w14:val="standardContextual"/>
+          </w:rPr>
+          <w:tab/>
+        </w:r>
+        <w:r>
+          <w:rPr>
+            <w:rFonts w:ascii="Arial" w:eastAsia="黑体" w:hAnsi="黑体" w:cs="Arial"/>
+            <w:b/>
+            <w:noProof/>
+            <w:color w:val="000000" w:themeColor="text1"/>
+            <w:kern w:val="32"/>
+            <w:u w:val="single"/>
+            <w:lang w:val="en-US"/>
+          </w:rPr>
+          <w:t>维护备件建议</w:t>
+        </w:r>
+        <w:r>
+          <w:rPr>
+            <w:b/>
+            <w:noProof/>
+            <w:webHidden/>
+            <w:color w:val="000000" w:themeColor="text1"/>
+          </w:rPr>
+          <w:tab/>
+        </w:r>
+        <w:r>
+          <w:rPr>
+            <w:b/>
+            <w:noProof/>
+            <w:webHidden/>
+            <w:color w:val="000000" w:themeColor="text1"/>
+          </w:rPr>
+          <w:fldChar w:fldCharType="begin"/>
+        </w:r>
+        <w:r>
+          <w:rPr>
+            <w:b/>
+            <w:noProof/>
+            <w:webHidden/>
+            <w:color w:val="000000" w:themeColor="text1"/>
+          </w:rPr>
+          <w:instrText xml:space="preserve"> PAGEREF _Toc230958131 \h </w:instrText>
+        </w:r>
+        <w:r>
+          <w:rPr>
+            <w:b/>
+            <w:noProof/>
+            <w:webHidden/>
+            <w:color w:val="000000" w:themeColor="text1"/>
+          </w:rPr>
+        </w:r>
+        <w:r>
+          <w:rPr>
+            <w:b/>
+            <w:noProof/>
+            <w:webHidden/>
+            <w:color w:val="000000" w:themeColor="text1"/>
+          </w:rPr>
+          <w:fldChar w:fldCharType="separate"/>
+        </w:r>
+        <w:r>
+          <w:rPr>
+            <w:b/>
+            <w:noProof/>
+            <w:webHidden/>
+            <w:color w:val="000000" w:themeColor="text1"/>
+          </w:rPr>
+          <w:t>6</w:t>
+        </w:r>
+        <w:r>
+          <w:rPr>
+            <w:b/>
+            <w:noProof/>
+            <w:webHidden/>
+            <w:color w:val="000000" w:themeColor="text1"/>
+          </w:rPr>
+          <w:fldChar w:fldCharType="end"/>
+        </w:r>
+      </w:hyperlink>
+    </w:p>
+    <w:p>
+      <w:pPr>
+        <w:tabs>
+          <w:tab w:val="left" w:pos="440"/>
+          <w:tab w:val="right" w:leader="dot" w:pos="9017"/>
+        </w:tabs>
+        <w:spacing w:after="100"/>
+        <w:rPr>
+          <w:rFonts w:asciiTheme="minorHAnsi" w:eastAsiaTheme="minorEastAsia" w:hAnsiTheme="minorHAnsi" w:cstheme="minorBidi"/>
+          <w:noProof/>
+          <w:color w:val="000000" w:themeColor="text1"/>
+          <w:kern w:val="2"/>
+          <w:szCs w:val="24"/>
+          <w:lang w:val="en-US"/>
+          <w14:ligatures w14:val="standardContextual"/>
+        </w:rPr>
+      </w:pPr>
+      <w:hyperlink w:anchor="_Toc230958132" w:history="1">
+        <w:r>
+          <w:rPr>
+            <w:rFonts w:ascii="Arial" w:eastAsia="黑体" w:hAnsi="Arial" w:cs="Arial"/>
+            <w:b/>
+            <w:noProof/>
+            <w:color w:val="000000" w:themeColor="text1"/>
+            <w:kern w:val="32"/>
+            <w:u w:val="single"/>
+            <w:lang w:val="en-US"/>
+          </w:rPr>
+          <w:t>6.</w:t>
+        </w:r>
+        <w:r>
+          <w:rPr>
+            <w:rFonts w:asciiTheme="minorHAnsi" w:eastAsiaTheme="minorEastAsia" w:hAnsiTheme="minorHAnsi" w:cstheme="minorBidi"/>
+            <w:noProof/>
+            <w:color w:val="000000" w:themeColor="text1"/>
+            <w:kern w:val="2"/>
+            <w:szCs w:val="24"/>
+            <w:lang w:val="en-US"/>
+            <w14:ligatures w14:val="standardContextual"/>
+          </w:rPr>
+          <w:tab/>
+        </w:r>
+        <w:r>
+          <w:rPr>
+            <w:rFonts w:ascii="Arial" w:eastAsia="黑体" w:hAnsi="黑体" w:cs="Arial"/>
+            <w:b/>
+            <w:noProof/>
+            <w:color w:val="000000" w:themeColor="text1"/>
+            <w:kern w:val="32"/>
+            <w:u w:val="single"/>
+            <w:lang w:val="en-US"/>
+          </w:rPr>
+          <w:t>详细维护检查与建议</w:t>
+        </w:r>
+        <w:r>
+          <w:rPr>
+            <w:b/>
+            <w:noProof/>
+            <w:webHidden/>
+            <w:color w:val="000000" w:themeColor="text1"/>
+          </w:rPr>
+          <w:tab/>
+        </w:r>
+        <w:r>
+          <w:rPr>
+            <w:b/>
+            <w:noProof/>
+            <w:webHidden/>
+            <w:color w:val="000000" w:themeColor="text1"/>
+          </w:rPr>
+          <w:fldChar w:fldCharType="begin"/>
+        </w:r>
+        <w:r>
+          <w:rPr>
+            <w:b/>
+            <w:noProof/>
+            <w:webHidden/>
+            <w:color w:val="000000" w:themeColor="text1"/>
+          </w:rPr>
+          <w:instrText xml:space="preserve"> PAGEREF _Toc230958132 \h </w:instrText>
+        </w:r>
+        <w:r>
+          <w:rPr>
+            <w:b/>
+            <w:noProof/>
+            <w:webHidden/>
+            <w:color w:val="000000" w:themeColor="text1"/>
+          </w:rPr>
+        </w:r>
+        <w:r>
+          <w:rPr>
+            <w:b/>
+            <w:noProof/>
+            <w:webHidden/>
+            <w:color w:val="000000" w:themeColor="text1"/>
+          </w:rPr>
+          <w:fldChar w:fldCharType="separate"/>
+        </w:r>
+        <w:r>
+          <w:rPr>
+            <w:b/>
+            <w:noProof/>
+            <w:webHidden/>
+            <w:color w:val="000000" w:themeColor="text1"/>
+          </w:rPr>
+          <w:t>7</w:t>
+        </w:r>
+        <w:r>
+          <w:rPr>
+            <w:b/>
+            <w:noProof/>
+            <w:webHidden/>
+            <w:color w:val="000000" w:themeColor="text1"/>
+          </w:rPr>
+          <w:fldChar w:fldCharType="end"/>
+        </w:r>
+      </w:hyperlink>
+    </w:p>
+    <w:p>
+      <w:pPr>
         <w:rPr>
           <w:rFonts w:ascii="Arial" w:hAnsi="Arial" w:cs="Arial"/>
           <w:lang w:val="en-US"/>
@@ -3347,6 +3707,7 @@
         <w:rPr>
           <w:rFonts w:ascii="Arial" w:hAnsi="Arial" w:cs="Arial"/>
           <w:bCs/>
+          <w:color w:val="000000" w:themeColor="text1"/>
           <w:lang w:val="en-US"/>
         </w:rPr>
         <w:fldChar w:fldCharType="end"/>
@@ -3391,16 +3752,19 @@
     </w:p>
     <w:p>
       <w:pPr>
-        <w:pStyle w:val="1"/>
+        <w:keepNext/>
+        <w:keepLines/>
         <w:numPr>
           <w:ilvl w:val="0"/>
           <w:numId w:val="1"/>
         </w:numPr>
-        <w:spacing w:before="600" w:line="288" w:lineRule="auto"/>
+        <w:spacing w:before="600" w:after="0" w:line="288" w:lineRule="auto"/>
         <w:ind w:hanging="720"/>
-        <w:rPr>
-          <w:rFonts w:ascii="Arial" w:hAnsi="Arial" w:cs="Arial"/>
-          <w:color w:val="auto"/>
+        <w:outlineLvl w:val="0"/>
+        <w:rPr>
+          <w:rFonts w:ascii="Arial" w:eastAsiaTheme="majorEastAsia" w:hAnsi="Arial" w:cs="Arial"/>
+          <w:b/>
+          <w:bCs/>
           <w:kern w:val="32"/>
           <w:sz w:val="34"/>
           <w:szCs w:val="36"/>
@@ -3414,38 +3778,34 @@
           <w:docGrid w:linePitch="360"/>
         </w:sectPr>
       </w:pPr>
-      <w:bookmarkStart w:id="30" w:name="_Ref385116193"/>
     </w:p>
     <w:p>
       <w:pPr>
-        <w:pStyle w:val="1"/>
+        <w:keepNext/>
+        <w:keepLines/>
         <w:numPr>
           <w:ilvl w:val="0"/>
           <w:numId w:val="1"/>
         </w:numPr>
-        <w:spacing w:before="0" w:line="720" w:lineRule="auto"/>
+        <w:spacing w:before="0" w:after="0" w:line="720" w:lineRule="auto"/>
         <w:ind w:hanging="720"/>
+        <w:outlineLvl w:val="0"/>
         <w:rPr>
           <w:rFonts w:ascii="Arial" w:eastAsia="黑体" w:hAnsi="Arial" w:cs="Arial"/>
-          <w:color w:val="auto"/>
+          <w:b/>
+          <w:bCs/>
           <w:kern w:val="32"/>
           <w:sz w:val="34"/>
           <w:szCs w:val="36"/>
           <w:lang w:val="en-US"/>
         </w:rPr>
       </w:pPr>
-      <w:bookmarkStart w:id="31" w:name="_Ref409535502"/>
-      <w:bookmarkStart w:id="32" w:name="_Ref409535509"/>
-      <w:bookmarkStart w:id="33" w:name="_Ref409535523"/>
-      <w:bookmarkStart w:id="34" w:name="_Ref409535537"/>
-      <w:bookmarkStart w:id="35" w:name="_Toc416948065"/>
-      <w:bookmarkStart w:id="36" w:name="_Toc418282388"/>
-      <w:bookmarkStart w:id="37" w:name="_Toc50885238"/>
-      <w:bookmarkEnd w:id="30"/>
+      <w:bookmarkStart w:id="30" w:name="_Toc230958127"/>
       <w:r>
         <w:rPr>
           <w:rFonts w:ascii="Arial" w:eastAsia="黑体" w:hAnsi="黑体" w:cs="Arial"/>
-          <w:color w:val="auto"/>
+          <w:b/>
+          <w:bCs/>
           <w:kern w:val="32"/>
           <w:sz w:val="34"/>
           <w:szCs w:val="36"/>
@@ -3454,13 +3814,7 @@
         <w:lastRenderedPageBreak/>
         <w:t>服务基本信息</w:t>
       </w:r>
-      <w:bookmarkEnd w:id="31"/>
-      <w:bookmarkEnd w:id="32"/>
-      <w:bookmarkEnd w:id="33"/>
-      <w:bookmarkEnd w:id="34"/>
-      <w:bookmarkEnd w:id="35"/>
-      <w:bookmarkEnd w:id="36"/>
-      <w:bookmarkEnd w:id="37"/>
+      <w:bookmarkEnd w:id="30"/>
     </w:p>
     <w:p>
       <w:pPr>
@@ -3511,6 +3865,7 @@
               <w:jc w:val="left"/>
               <w:rPr>
                 <w:rFonts w:ascii="Arial" w:eastAsia="黑体" w:hAnsi="黑体" w:cs="Arial" w:hint="eastAsia"/>
+                <w:b/>
                 <w:sz w:val="21"/>
                 <w:szCs w:val="21"/>
                 <w:lang w:val="en-US"/>
@@ -3519,6 +3874,7 @@
             <w:r>
               <w:rPr>
                 <w:rFonts w:ascii="Arial" w:eastAsia="黑体" w:hAnsi="黑体" w:cs="Arial" w:hint="eastAsia"/>
+                <w:b/>
                 <w:sz w:val="21"/>
                 <w:szCs w:val="21"/>
                 <w:lang w:val="en-US"/>
@@ -3528,6 +3884,7 @@
             <w:r>
               <w:rPr>
                 <w:rFonts w:ascii="Arial" w:eastAsia="黑体" w:hAnsi="黑体" w:cs="Arial" w:hint="eastAsia"/>
+                <w:b/>
                 <w:sz w:val="21"/>
                 <w:szCs w:val="21"/>
                 <w:lang w:val="en-US"/>
@@ -3537,6 +3894,7 @@
             <w:r>
               <w:rPr>
                 <w:rFonts w:ascii="Arial" w:eastAsia="黑体" w:hAnsi="黑体" w:cs="Arial" w:hint="eastAsia"/>
+                <w:b/>
                 <w:sz w:val="21"/>
                 <w:szCs w:val="21"/>
                 <w:lang w:val="en-US"/>
@@ -3546,6 +3904,7 @@
             <w:r>
               <w:rPr>
                 <w:rFonts w:ascii="Arial" w:eastAsia="黑体" w:hAnsi="黑体" w:cs="Arial"/>
+                <w:b/>
                 <w:sz w:val="21"/>
                 <w:szCs w:val="21"/>
                 <w:lang w:val="en-US"/>
@@ -3567,6 +3926,7 @@
               <w:jc w:val="left"/>
               <w:rPr>
                 <w:rFonts w:ascii="Arial" w:eastAsia="黑体" w:hAnsi="黑体" w:cs="Arial" w:hint="eastAsia"/>
+                <w:b/>
                 <w:sz w:val="21"/>
                 <w:szCs w:val="21"/>
                 <w:lang w:val="en-US"/>
@@ -3575,6 +3935,7 @@
             <w:r>
               <w:rPr>
                 <w:rFonts w:ascii="Arial" w:eastAsia="黑体" w:hAnsi="黑体" w:cs="Arial" w:hint="eastAsia"/>
+                <w:b/>
                 <w:sz w:val="21"/>
                 <w:szCs w:val="21"/>
                 <w:lang w:val="en-US"/>
@@ -3585,6 +3946,7 @@
             <w:r>
               <w:rPr>
                 <w:rFonts w:ascii="Arial" w:eastAsia="黑体" w:hAnsi="黑体" w:cs="Arial" w:hint="eastAsia"/>
+                <w:b/>
                 <w:sz w:val="21"/>
                 <w:szCs w:val="21"/>
                 <w:lang w:val="en-US"/>
@@ -3595,6 +3957,7 @@
             <w:r>
               <w:rPr>
                 <w:rFonts w:ascii="Arial" w:eastAsia="黑体" w:hAnsi="黑体" w:cs="Arial" w:hint="eastAsia"/>
+                <w:b/>
                 <w:sz w:val="21"/>
                 <w:szCs w:val="21"/>
                 <w:lang w:val="en-US"/>
@@ -3618,6 +3981,7 @@
               <w:jc w:val="left"/>
               <w:rPr>
                 <w:rFonts w:ascii="Arial" w:eastAsia="黑体" w:hAnsi="黑体" w:cs="Arial" w:hint="eastAsia"/>
+                <w:b/>
                 <w:sz w:val="21"/>
                 <w:szCs w:val="21"/>
                 <w:lang w:val="en-US"/>
@@ -3626,6 +3990,7 @@
             <w:r>
               <w:rPr>
                 <w:rFonts w:ascii="Arial" w:eastAsia="黑体" w:hAnsi="黑体" w:cs="Arial"/>
+                <w:b/>
                 <w:sz w:val="21"/>
                 <w:szCs w:val="21"/>
                 <w:lang w:val="en-US"/>
@@ -3647,6 +4012,7 @@
               <w:jc w:val="left"/>
               <w:rPr>
                 <w:rFonts w:ascii="Arial" w:eastAsia="黑体" w:hAnsi="黑体" w:cs="Arial" w:hint="eastAsia"/>
+                <w:b/>
                 <w:sz w:val="21"/>
                 <w:szCs w:val="21"/>
                 <w:lang w:val="en-US"/>
@@ -3655,6 +4021,7 @@
             <w:r>
               <w:rPr>
                 <w:rFonts w:ascii="Arial" w:eastAsia="黑体" w:hAnsi="黑体" w:cs="Arial" w:hint="eastAsia"/>
+                <w:b/>
                 <w:sz w:val="21"/>
                 <w:szCs w:val="21"/>
                 <w:lang w:val="en-US"/>
@@ -3664,17 +4031,19 @@
             <w:proofErr w:type="spellStart"/>
             <w:r>
               <w:rPr>
+                <w:rFonts w:ascii="Arial" w:eastAsia="黑体" w:hAnsi="黑体" w:cs="Arial"/>
+                <w:b/>
+                <w:sz w:val="21"/>
+                <w:szCs w:val="21"/>
+                <w:lang w:val="en-US"/>
+              </w:rPr>
+              <w:t>companyname</w:t>
+            </w:r>
+            <w:proofErr w:type="spellEnd"/>
+            <w:r>
+              <w:rPr>
                 <w:rFonts w:ascii="Arial" w:eastAsia="黑体" w:hAnsi="黑体" w:cs="Arial" w:hint="eastAsia"/>
-                <w:sz w:val="21"/>
-                <w:szCs w:val="21"/>
-                <w:lang w:val="en-US"/>
-              </w:rPr>
-              <w:t>companyname</w:t>
-            </w:r>
-            <w:proofErr w:type="spellEnd"/>
-            <w:r>
-              <w:rPr>
-                <w:rFonts w:ascii="Arial" w:eastAsia="黑体" w:hAnsi="黑体" w:cs="Arial" w:hint="eastAsia"/>
+                <w:b/>
                 <w:sz w:val="21"/>
                 <w:szCs w:val="21"/>
                 <w:lang w:val="en-US"/>
@@ -3698,6 +4067,7 @@
               <w:jc w:val="left"/>
               <w:rPr>
                 <w:rFonts w:ascii="Arial" w:eastAsia="黑体" w:hAnsi="黑体" w:cs="Arial" w:hint="eastAsia"/>
+                <w:b/>
                 <w:sz w:val="21"/>
                 <w:szCs w:val="21"/>
                 <w:lang w:val="en-US"/>
@@ -3706,6 +4076,7 @@
             <w:r>
               <w:rPr>
                 <w:rFonts w:ascii="Arial" w:eastAsia="黑体" w:hAnsi="黑体" w:cs="Arial"/>
+                <w:b/>
                 <w:sz w:val="21"/>
                 <w:szCs w:val="21"/>
                 <w:lang w:val="en-US"/>
@@ -3727,6 +4098,7 @@
               <w:jc w:val="left"/>
               <w:rPr>
                 <w:rFonts w:ascii="Arial" w:eastAsia="黑体" w:hAnsi="黑体" w:cs="Arial" w:hint="eastAsia"/>
+                <w:b/>
                 <w:sz w:val="21"/>
                 <w:szCs w:val="21"/>
                 <w:lang w:val="en-US"/>
@@ -3735,6 +4107,7 @@
             <w:r>
               <w:rPr>
                 <w:rFonts w:ascii="Arial" w:eastAsia="黑体" w:hAnsi="黑体" w:cs="Arial" w:hint="eastAsia"/>
+                <w:b/>
                 <w:sz w:val="21"/>
                 <w:szCs w:val="21"/>
                 <w:lang w:val="en-US"/>
@@ -3744,6 +4117,7 @@
             <w:r>
               <w:rPr>
                 <w:rFonts w:ascii="Arial" w:eastAsia="黑体" w:hAnsi="黑体" w:cs="Arial" w:hint="eastAsia"/>
+                <w:b/>
                 <w:sz w:val="21"/>
                 <w:szCs w:val="21"/>
                 <w:lang w:val="en-US"/>
@@ -3753,6 +4127,7 @@
             <w:r>
               <w:rPr>
                 <w:rFonts w:ascii="Arial" w:eastAsia="黑体" w:hAnsi="黑体" w:cs="Arial" w:hint="eastAsia"/>
+                <w:b/>
                 <w:sz w:val="21"/>
                 <w:szCs w:val="21"/>
                 <w:lang w:val="en-US"/>
@@ -3776,6 +4151,7 @@
               <w:jc w:val="left"/>
               <w:rPr>
                 <w:rFonts w:ascii="Arial" w:eastAsia="黑体" w:hAnsi="黑体" w:cs="Arial" w:hint="eastAsia"/>
+                <w:b/>
                 <w:sz w:val="21"/>
                 <w:szCs w:val="21"/>
                 <w:lang w:val="en-US"/>
@@ -3784,6 +4160,7 @@
             <w:r>
               <w:rPr>
                 <w:rFonts w:ascii="Arial" w:eastAsia="黑体" w:hAnsi="黑体" w:cs="Arial"/>
+                <w:b/>
                 <w:sz w:val="21"/>
                 <w:szCs w:val="21"/>
                 <w:lang w:val="en-US"/>
@@ -3805,6 +4182,7 @@
               <w:jc w:val="left"/>
               <w:rPr>
                 <w:rFonts w:ascii="Arial" w:eastAsia="黑体" w:hAnsi="黑体" w:cs="Arial" w:hint="eastAsia"/>
+                <w:b/>
                 <w:sz w:val="21"/>
                 <w:szCs w:val="21"/>
                 <w:lang w:val="en-US"/>
@@ -3813,6 +4191,7 @@
             <w:r>
               <w:rPr>
                 <w:rFonts w:ascii="Arial" w:eastAsia="黑体" w:hAnsi="黑体" w:cs="Arial" w:hint="eastAsia"/>
+                <w:b/>
                 <w:sz w:val="21"/>
                 <w:szCs w:val="21"/>
                 <w:lang w:val="en-US"/>
@@ -3823,6 +4202,7 @@
             <w:r>
               <w:rPr>
                 <w:rFonts w:ascii="Arial" w:eastAsia="黑体" w:hAnsi="黑体" w:cs="Arial" w:hint="eastAsia"/>
+                <w:b/>
                 <w:sz w:val="21"/>
                 <w:szCs w:val="21"/>
                 <w:lang w:val="en-US"/>
@@ -3833,6 +4213,7 @@
             <w:r>
               <w:rPr>
                 <w:rFonts w:ascii="Arial" w:eastAsia="黑体" w:hAnsi="黑体" w:cs="Arial" w:hint="eastAsia"/>
+                <w:b/>
                 <w:sz w:val="21"/>
                 <w:szCs w:val="21"/>
                 <w:lang w:val="en-US"/>
@@ -3856,6 +4237,7 @@
               <w:jc w:val="left"/>
               <w:rPr>
                 <w:rFonts w:ascii="Arial" w:eastAsia="黑体" w:hAnsi="黑体" w:cs="Arial" w:hint="eastAsia"/>
+                <w:b/>
                 <w:sz w:val="21"/>
                 <w:szCs w:val="21"/>
                 <w:lang w:val="en-US"/>
@@ -3864,6 +4246,7 @@
             <w:r>
               <w:rPr>
                 <w:rFonts w:ascii="Arial" w:eastAsia="黑体" w:hAnsi="黑体" w:cs="Arial"/>
+                <w:b/>
                 <w:sz w:val="21"/>
                 <w:szCs w:val="21"/>
                 <w:lang w:val="en-US"/>
@@ -3885,6 +4268,7 @@
               <w:jc w:val="left"/>
               <w:rPr>
                 <w:rFonts w:ascii="Arial" w:eastAsia="黑体" w:hAnsi="黑体" w:cs="Arial" w:hint="eastAsia"/>
+                <w:b/>
                 <w:sz w:val="21"/>
                 <w:szCs w:val="21"/>
                 <w:lang w:val="en-US"/>
@@ -3893,6 +4277,7 @@
             <w:r>
               <w:rPr>
                 <w:rFonts w:ascii="Arial" w:eastAsia="黑体" w:hAnsi="黑体" w:cs="Arial" w:hint="eastAsia"/>
+                <w:b/>
                 <w:sz w:val="21"/>
                 <w:szCs w:val="21"/>
                 <w:lang w:val="en-US"/>
@@ -3903,6 +4288,7 @@
             <w:r>
               <w:rPr>
                 <w:rFonts w:ascii="Arial" w:eastAsia="黑体" w:hAnsi="黑体" w:cs="Arial" w:hint="eastAsia"/>
+                <w:b/>
                 <w:sz w:val="21"/>
                 <w:szCs w:val="21"/>
                 <w:lang w:val="en-US"/>
@@ -3913,6 +4299,7 @@
             <w:r>
               <w:rPr>
                 <w:rFonts w:ascii="Arial" w:eastAsia="黑体" w:hAnsi="黑体" w:cs="Arial" w:hint="eastAsia"/>
+                <w:b/>
                 <w:sz w:val="21"/>
                 <w:szCs w:val="21"/>
                 <w:lang w:val="en-US"/>
@@ -3936,6 +4323,7 @@
               <w:jc w:val="left"/>
               <w:rPr>
                 <w:rFonts w:ascii="Arial" w:eastAsia="黑体" w:hAnsi="黑体" w:cs="Arial" w:hint="eastAsia"/>
+                <w:b/>
                 <w:sz w:val="21"/>
                 <w:szCs w:val="21"/>
                 <w:lang w:val="en-US"/>
@@ -3944,6 +4332,7 @@
             <w:r>
               <w:rPr>
                 <w:rFonts w:ascii="Arial" w:eastAsia="黑体" w:hAnsi="黑体" w:cs="Arial"/>
+                <w:b/>
                 <w:sz w:val="21"/>
                 <w:szCs w:val="21"/>
                 <w:lang w:val="en-US"/>
@@ -3965,6 +4354,7 @@
               <w:jc w:val="left"/>
               <w:rPr>
                 <w:rFonts w:ascii="Arial" w:eastAsia="黑体" w:hAnsi="黑体" w:cs="Arial" w:hint="eastAsia"/>
+                <w:b/>
                 <w:sz w:val="21"/>
                 <w:szCs w:val="21"/>
                 <w:lang w:val="en-US"/>
@@ -3973,6 +4363,7 @@
             <w:r>
               <w:rPr>
                 <w:rFonts w:ascii="Arial" w:eastAsia="黑体" w:hAnsi="黑体" w:cs="Arial" w:hint="eastAsia"/>
+                <w:b/>
                 <w:sz w:val="21"/>
                 <w:szCs w:val="21"/>
                 <w:lang w:val="en-US"/>
@@ -3983,6 +4374,7 @@
             <w:r>
               <w:rPr>
                 <w:rFonts w:ascii="Arial" w:eastAsia="黑体" w:hAnsi="黑体" w:cs="Arial" w:hint="eastAsia"/>
+                <w:b/>
                 <w:sz w:val="21"/>
                 <w:szCs w:val="21"/>
                 <w:lang w:val="en-US"/>
@@ -3993,6 +4385,7 @@
             <w:r>
               <w:rPr>
                 <w:rFonts w:ascii="Arial" w:eastAsia="黑体" w:hAnsi="黑体" w:cs="Arial" w:hint="eastAsia"/>
+                <w:b/>
                 <w:sz w:val="21"/>
                 <w:szCs w:val="21"/>
                 <w:lang w:val="en-US"/>
@@ -4016,6 +4409,7 @@
               <w:jc w:val="left"/>
               <w:rPr>
                 <w:rFonts w:ascii="Arial" w:eastAsia="黑体" w:hAnsi="黑体" w:cs="Arial" w:hint="eastAsia"/>
+                <w:b/>
                 <w:sz w:val="21"/>
                 <w:szCs w:val="21"/>
                 <w:lang w:val="en-US"/>
@@ -4024,6 +4418,7 @@
             <w:r>
               <w:rPr>
                 <w:rFonts w:ascii="Arial" w:eastAsia="黑体" w:hAnsi="黑体" w:cs="Arial"/>
+                <w:b/>
                 <w:sz w:val="21"/>
                 <w:szCs w:val="21"/>
                 <w:lang w:val="en-US"/>
@@ -4033,6 +4428,7 @@
             <w:r>
               <w:rPr>
                 <w:rFonts w:ascii="Arial" w:eastAsia="黑体" w:hAnsi="黑体" w:cs="Arial" w:hint="eastAsia"/>
+                <w:b/>
                 <w:sz w:val="21"/>
                 <w:szCs w:val="21"/>
                 <w:lang w:val="en-US"/>
@@ -4042,6 +4438,7 @@
             <w:r>
               <w:rPr>
                 <w:rFonts w:ascii="Arial" w:eastAsia="黑体" w:hAnsi="黑体" w:cs="Arial"/>
+                <w:b/>
                 <w:sz w:val="21"/>
                 <w:szCs w:val="21"/>
                 <w:lang w:val="en-US"/>
@@ -4063,6 +4460,7 @@
               <w:jc w:val="left"/>
               <w:rPr>
                 <w:rFonts w:ascii="Arial" w:eastAsia="黑体" w:hAnsi="黑体" w:cs="Arial" w:hint="eastAsia"/>
+                <w:b/>
                 <w:sz w:val="21"/>
                 <w:szCs w:val="21"/>
                 <w:lang w:val="en-US"/>
@@ -4071,6 +4469,7 @@
             <w:r>
               <w:rPr>
                 <w:rFonts w:ascii="Arial" w:eastAsia="黑体" w:hAnsi="黑体" w:cs="Arial" w:hint="eastAsia"/>
+                <w:b/>
                 <w:sz w:val="21"/>
                 <w:szCs w:val="21"/>
                 <w:lang w:val="en-US"/>
@@ -4081,6 +4480,7 @@
             <w:r>
               <w:rPr>
                 <w:rFonts w:ascii="Arial" w:eastAsia="黑体" w:hAnsi="黑体" w:cs="Arial" w:hint="eastAsia"/>
+                <w:b/>
                 <w:sz w:val="21"/>
                 <w:szCs w:val="21"/>
                 <w:lang w:val="en-US"/>
@@ -4091,6 +4491,7 @@
             <w:r>
               <w:rPr>
                 <w:rFonts w:ascii="Arial" w:eastAsia="黑体" w:hAnsi="黑体" w:cs="Arial" w:hint="eastAsia"/>
+                <w:b/>
                 <w:sz w:val="21"/>
                 <w:szCs w:val="21"/>
                 <w:lang w:val="en-US"/>
@@ -4100,6 +4501,7 @@
             <w:r>
               <w:rPr>
                 <w:rFonts w:ascii="Arial" w:eastAsia="黑体" w:hAnsi="黑体" w:cs="Arial"/>
+                <w:b/>
                 <w:sz w:val="21"/>
                 <w:szCs w:val="21"/>
                 <w:lang w:val="en-US"/>
@@ -4109,6 +4511,7 @@
             <w:r>
               <w:rPr>
                 <w:rFonts w:ascii="Arial" w:eastAsia="黑体" w:hAnsi="黑体" w:cs="Arial" w:hint="eastAsia"/>
+                <w:b/>
                 <w:sz w:val="21"/>
                 <w:szCs w:val="21"/>
                 <w:lang w:val="en-US"/>
@@ -4119,6 +4522,7 @@
             <w:r>
               <w:rPr>
                 <w:rFonts w:ascii="Arial" w:eastAsia="黑体" w:hAnsi="黑体" w:cs="Arial" w:hint="eastAsia"/>
+                <w:b/>
                 <w:sz w:val="21"/>
                 <w:szCs w:val="21"/>
                 <w:lang w:val="en-US"/>
@@ -4129,6 +4533,7 @@
             <w:r>
               <w:rPr>
                 <w:rFonts w:ascii="Arial" w:eastAsia="黑体" w:hAnsi="黑体" w:cs="Arial" w:hint="eastAsia"/>
+                <w:b/>
                 <w:sz w:val="21"/>
                 <w:szCs w:val="21"/>
                 <w:lang w:val="en-US"/>
@@ -4152,6 +4557,7 @@
               <w:jc w:val="left"/>
               <w:rPr>
                 <w:rFonts w:ascii="Arial" w:eastAsia="黑体" w:hAnsi="黑体" w:cs="Arial" w:hint="eastAsia"/>
+                <w:b/>
                 <w:sz w:val="21"/>
                 <w:szCs w:val="21"/>
                 <w:lang w:val="en-US"/>
@@ -4159,12 +4565,23 @@
             </w:pPr>
             <w:r>
               <w:rPr>
+                <w:rFonts w:ascii="Arial" w:eastAsia="黑体" w:hAnsi="黑体" w:cs="Arial" w:hint="eastAsia"/>
+                <w:b/>
+                <w:sz w:val="21"/>
+                <w:szCs w:val="21"/>
+                <w:lang w:val="en-US"/>
+              </w:rPr>
+              <w:t>报告</w:t>
+            </w:r>
+            <w:r>
+              <w:rPr>
                 <w:rFonts w:ascii="Arial" w:eastAsia="黑体" w:hAnsi="黑体" w:cs="Arial"/>
-                <w:sz w:val="21"/>
-                <w:szCs w:val="21"/>
-                <w:lang w:val="en-US"/>
-              </w:rPr>
-              <w:t>服务天数：</w:t>
+                <w:b/>
+                <w:sz w:val="21"/>
+                <w:szCs w:val="21"/>
+                <w:lang w:val="en-US"/>
+              </w:rPr>
+              <w:t>生成日期：</w:t>
             </w:r>
           </w:p>
         </w:tc>
@@ -4181,6 +4598,7 @@
               <w:jc w:val="left"/>
               <w:rPr>
                 <w:rFonts w:ascii="Arial" w:eastAsia="黑体" w:hAnsi="黑体" w:cs="Arial" w:hint="eastAsia"/>
+                <w:b/>
                 <w:sz w:val="21"/>
                 <w:szCs w:val="21"/>
                 <w:lang w:val="en-US"/>
@@ -4189,6 +4607,7 @@
             <w:r>
               <w:rPr>
                 <w:rFonts w:ascii="Arial" w:eastAsia="黑体" w:hAnsi="黑体" w:cs="Arial" w:hint="eastAsia"/>
+                <w:b/>
                 <w:sz w:val="21"/>
                 <w:szCs w:val="21"/>
                 <w:lang w:val="en-US"/>
@@ -4199,68 +4618,23 @@
             <w:r>
               <w:rPr>
                 <w:rFonts w:ascii="Arial" w:eastAsia="黑体" w:hAnsi="黑体" w:cs="Arial" w:hint="eastAsia"/>
-                <w:sz w:val="21"/>
-                <w:szCs w:val="21"/>
-                <w:lang w:val="en-US"/>
-              </w:rPr>
-              <w:t>workDays</w:t>
+                <w:b/>
+                <w:sz w:val="21"/>
+                <w:szCs w:val="21"/>
+                <w:lang w:val="en-US"/>
+              </w:rPr>
+              <w:t>reportCreateDate</w:t>
             </w:r>
             <w:proofErr w:type="spellEnd"/>
             <w:r>
               <w:rPr>
                 <w:rFonts w:ascii="Arial" w:eastAsia="黑体" w:hAnsi="黑体" w:cs="Arial" w:hint="eastAsia"/>
+                <w:b/>
                 <w:sz w:val="21"/>
                 <w:szCs w:val="21"/>
                 <w:lang w:val="en-US"/>
               </w:rPr>
               <w:t>}</w:t>
-            </w:r>
-            <w:r>
-              <w:rPr>
-                <w:rFonts w:ascii="Arial" w:eastAsia="黑体" w:hAnsi="黑体" w:cs="Arial"/>
-                <w:sz w:val="21"/>
-                <w:szCs w:val="21"/>
-                <w:lang w:val="en-US"/>
-              </w:rPr>
-              <w:t>天×</w:t>
-            </w:r>
-            <w:r>
-              <w:rPr>
-                <w:rFonts w:ascii="Arial" w:eastAsia="黑体" w:hAnsi="黑体" w:cs="Arial" w:hint="eastAsia"/>
-                <w:sz w:val="21"/>
-                <w:szCs w:val="21"/>
-                <w:lang w:val="en-US"/>
-              </w:rPr>
-              <w:t>{$</w:t>
-            </w:r>
-            <w:proofErr w:type="spellStart"/>
-            <w:r>
-              <w:rPr>
-                <w:rFonts w:ascii="Arial" w:eastAsia="黑体" w:hAnsi="黑体" w:cs="Arial" w:hint="eastAsia"/>
-                <w:sz w:val="21"/>
-                <w:szCs w:val="21"/>
-                <w:lang w:val="en-US"/>
-              </w:rPr>
-              <w:t>engineerQTY</w:t>
-            </w:r>
-            <w:proofErr w:type="spellEnd"/>
-            <w:r>
-              <w:rPr>
-                <w:rFonts w:ascii="Arial" w:eastAsia="黑体" w:hAnsi="黑体" w:cs="Arial" w:hint="eastAsia"/>
-                <w:sz w:val="21"/>
-                <w:szCs w:val="21"/>
-                <w:lang w:val="en-US"/>
-              </w:rPr>
-              <w:t>}</w:t>
-            </w:r>
-            <w:r>
-              <w:rPr>
-                <w:rFonts w:ascii="Arial" w:eastAsia="黑体" w:hAnsi="黑体" w:cs="Arial"/>
-                <w:sz w:val="21"/>
-                <w:szCs w:val="21"/>
-                <w:lang w:val="en-US"/>
-              </w:rPr>
-              <w:t>人</w:t>
             </w:r>
           </w:p>
         </w:tc>
@@ -4279,6 +4653,7 @@
               <w:jc w:val="left"/>
               <w:rPr>
                 <w:rFonts w:ascii="Arial" w:eastAsia="黑体" w:hAnsi="黑体" w:cs="Arial" w:hint="eastAsia"/>
+                <w:b/>
                 <w:sz w:val="21"/>
                 <w:szCs w:val="21"/>
                 <w:lang w:val="en-US"/>
@@ -4287,20 +4662,22 @@
             <w:r>
               <w:rPr>
                 <w:rFonts w:ascii="Arial" w:eastAsia="黑体" w:hAnsi="黑体" w:cs="Arial" w:hint="eastAsia"/>
-                <w:sz w:val="21"/>
-                <w:szCs w:val="21"/>
-                <w:lang w:val="en-US"/>
-              </w:rPr>
-              <w:t>报告</w:t>
+                <w:b/>
+                <w:sz w:val="21"/>
+                <w:szCs w:val="21"/>
+                <w:lang w:val="en-US"/>
+              </w:rPr>
+              <w:t>项目</w:t>
             </w:r>
             <w:r>
               <w:rPr>
                 <w:rFonts w:ascii="Arial" w:eastAsia="黑体" w:hAnsi="黑体" w:cs="Arial"/>
-                <w:sz w:val="21"/>
-                <w:szCs w:val="21"/>
-                <w:lang w:val="en-US"/>
-              </w:rPr>
-              <w:t>生成日期：</w:t>
+                <w:b/>
+                <w:sz w:val="21"/>
+                <w:szCs w:val="21"/>
+                <w:lang w:val="en-US"/>
+              </w:rPr>
+              <w:t>名称：</w:t>
             </w:r>
           </w:p>
         </w:tc>
@@ -4317,6 +4694,7 @@
               <w:jc w:val="left"/>
               <w:rPr>
                 <w:rFonts w:ascii="Arial" w:eastAsia="黑体" w:hAnsi="黑体" w:cs="Arial" w:hint="eastAsia"/>
+                <w:b/>
                 <w:sz w:val="21"/>
                 <w:szCs w:val="21"/>
                 <w:lang w:val="en-US"/>
@@ -4325,6 +4703,7 @@
             <w:r>
               <w:rPr>
                 <w:rFonts w:ascii="Arial" w:eastAsia="黑体" w:hAnsi="黑体" w:cs="Arial" w:hint="eastAsia"/>
+                <w:b/>
                 <w:sz w:val="21"/>
                 <w:szCs w:val="21"/>
                 <w:lang w:val="en-US"/>
@@ -4334,26 +4713,19 @@
             <w:proofErr w:type="spellStart"/>
             <w:r>
               <w:rPr>
+                <w:rFonts w:ascii="Arial" w:eastAsia="黑体" w:hAnsi="黑体" w:cs="Arial"/>
+                <w:b/>
+                <w:sz w:val="21"/>
+                <w:szCs w:val="21"/>
+                <w:lang w:val="en-US"/>
+              </w:rPr>
+              <w:t>projectname</w:t>
+            </w:r>
+            <w:proofErr w:type="spellEnd"/>
+            <w:r>
+              <w:rPr>
                 <w:rFonts w:ascii="Arial" w:eastAsia="黑体" w:hAnsi="黑体" w:cs="Arial" w:hint="eastAsia"/>
-                <w:sz w:val="21"/>
-                <w:szCs w:val="21"/>
-                <w:lang w:val="en-US"/>
-              </w:rPr>
-              <w:t>report</w:t>
-            </w:r>
-            <w:r>
-              <w:rPr>
-                <w:rFonts w:ascii="Arial" w:eastAsia="黑体" w:hAnsi="黑体" w:cs="Arial" w:hint="eastAsia"/>
-                <w:sz w:val="21"/>
-                <w:szCs w:val="21"/>
-                <w:lang w:val="en-US"/>
-              </w:rPr>
-              <w:t>CreateDate</w:t>
-            </w:r>
-            <w:proofErr w:type="spellEnd"/>
-            <w:r>
-              <w:rPr>
-                <w:rFonts w:ascii="Arial" w:eastAsia="黑体" w:hAnsi="黑体" w:cs="Arial" w:hint="eastAsia"/>
+                <w:b/>
                 <w:sz w:val="21"/>
                 <w:szCs w:val="21"/>
                 <w:lang w:val="en-US"/>
@@ -4377,6 +4749,7 @@
               <w:jc w:val="left"/>
               <w:rPr>
                 <w:rFonts w:ascii="Arial" w:eastAsia="黑体" w:hAnsi="黑体" w:cs="Arial" w:hint="eastAsia"/>
+                <w:b/>
                 <w:sz w:val="21"/>
                 <w:szCs w:val="21"/>
                 <w:lang w:val="en-US"/>
@@ -4385,11 +4758,12 @@
             <w:r>
               <w:rPr>
                 <w:rFonts w:ascii="Arial" w:eastAsia="黑体" w:hAnsi="黑体" w:cs="Arial"/>
-                <w:sz w:val="21"/>
-                <w:szCs w:val="21"/>
-                <w:lang w:val="en-US"/>
-              </w:rPr>
-              <w:t>目标系统名称：</w:t>
+                <w:b/>
+                <w:sz w:val="21"/>
+                <w:szCs w:val="21"/>
+                <w:lang w:val="en-US"/>
+              </w:rPr>
+              <w:t>服务类型：</w:t>
             </w:r>
           </w:p>
         </w:tc>
@@ -4406,6 +4780,7 @@
               <w:jc w:val="left"/>
               <w:rPr>
                 <w:rFonts w:ascii="Arial" w:eastAsia="黑体" w:hAnsi="黑体" w:cs="Arial" w:hint="eastAsia"/>
+                <w:b/>
                 <w:sz w:val="21"/>
                 <w:szCs w:val="21"/>
                 <w:lang w:val="en-US"/>
@@ -4414,11 +4789,12 @@
             <w:r>
               <w:rPr>
                 <w:rFonts w:ascii="Arial" w:eastAsia="黑体" w:hAnsi="黑体" w:cs="Arial"/>
-                <w:sz w:val="21"/>
-                <w:szCs w:val="21"/>
-                <w:lang w:val="en-US"/>
-              </w:rPr>
-              <w:t>南通醋酸纤维醋片装置</w:t>
+                <w:b/>
+                <w:sz w:val="21"/>
+                <w:szCs w:val="21"/>
+                <w:lang w:val="en-US"/>
+              </w:rPr>
+              <w:t>预防性维护检查服务</w:t>
             </w:r>
           </w:p>
         </w:tc>
@@ -4437,6 +4813,7 @@
               <w:jc w:val="left"/>
               <w:rPr>
                 <w:rFonts w:ascii="Arial" w:eastAsia="黑体" w:hAnsi="黑体" w:cs="Arial" w:hint="eastAsia"/>
+                <w:b/>
                 <w:sz w:val="21"/>
                 <w:szCs w:val="21"/>
                 <w:lang w:val="en-US"/>
@@ -4444,12 +4821,23 @@
             </w:pPr>
             <w:r>
               <w:rPr>
+                <w:rFonts w:ascii="Arial" w:eastAsia="黑体" w:hAnsi="黑体" w:cs="Arial" w:hint="eastAsia"/>
+                <w:b/>
+                <w:sz w:val="21"/>
+                <w:szCs w:val="21"/>
+                <w:lang w:val="en-US"/>
+              </w:rPr>
+              <w:t>服务执行统计</w:t>
+            </w:r>
+            <w:r>
+              <w:rPr>
                 <w:rFonts w:ascii="Arial" w:eastAsia="黑体" w:hAnsi="黑体" w:cs="Arial"/>
-                <w:sz w:val="21"/>
-                <w:szCs w:val="21"/>
-                <w:lang w:val="en-US"/>
-              </w:rPr>
-              <w:t>服务类型：</w:t>
+                <w:b/>
+                <w:sz w:val="21"/>
+                <w:szCs w:val="21"/>
+                <w:lang w:val="en-US"/>
+              </w:rPr>
+              <w:t>：</w:t>
             </w:r>
           </w:p>
         </w:tc>
@@ -4466,6 +4854,7 @@
               <w:jc w:val="left"/>
               <w:rPr>
                 <w:rFonts w:ascii="Arial" w:eastAsia="黑体" w:hAnsi="黑体" w:cs="Arial" w:hint="eastAsia"/>
+                <w:b/>
                 <w:sz w:val="21"/>
                 <w:szCs w:val="21"/>
                 <w:lang w:val="en-US"/>
@@ -4474,11 +4863,174 @@
             <w:r>
               <w:rPr>
                 <w:rFonts w:ascii="Arial" w:eastAsia="黑体" w:hAnsi="黑体" w:cs="Arial"/>
-                <w:sz w:val="21"/>
-                <w:szCs w:val="21"/>
-                <w:lang w:val="en-US"/>
-              </w:rPr>
-              <w:t>预防性维护检查服务</w:t>
+                <w:b/>
+                <w:sz w:val="21"/>
+                <w:szCs w:val="21"/>
+                <w:lang w:val="en-US"/>
+              </w:rPr>
+              <w:t>现场共计执行</w:t>
+            </w:r>
+            <w:r>
+              <w:rPr>
+                <w:rFonts w:ascii="Arial" w:eastAsia="黑体" w:hAnsi="黑体" w:cs="Arial" w:hint="eastAsia"/>
+                <w:b/>
+                <w:sz w:val="21"/>
+                <w:szCs w:val="21"/>
+                <w:lang w:val="en-US"/>
+              </w:rPr>
+              <w:t>{$</w:t>
+            </w:r>
+            <w:r>
+              <w:rPr>
+                <w:rFonts w:ascii="Arial" w:eastAsia="黑体" w:hAnsi="黑体" w:cs="Arial" w:hint="eastAsia"/>
+                <w:b/>
+                <w:sz w:val="21"/>
+                <w:szCs w:val="21"/>
+                <w:lang w:val="en-US"/>
+              </w:rPr>
+              <w:t>total</w:t>
+            </w:r>
+            <w:r>
+              <w:rPr>
+                <w:rFonts w:ascii="Arial" w:eastAsia="黑体" w:hAnsi="黑体" w:cs="Arial" w:hint="eastAsia"/>
+                <w:b/>
+                <w:sz w:val="21"/>
+                <w:szCs w:val="21"/>
+                <w:lang w:val="en-US"/>
+              </w:rPr>
+              <w:t>}</w:t>
+            </w:r>
+            <w:proofErr w:type="gramStart"/>
+            <w:r>
+              <w:rPr>
+                <w:rFonts w:ascii="Arial" w:eastAsia="黑体" w:hAnsi="黑体" w:cs="Arial"/>
+                <w:b/>
+                <w:sz w:val="21"/>
+                <w:szCs w:val="21"/>
+                <w:lang w:val="en-US"/>
+              </w:rPr>
+              <w:t>项维护</w:t>
+            </w:r>
+            <w:proofErr w:type="gramEnd"/>
+            <w:r>
+              <w:rPr>
+                <w:rFonts w:ascii="Arial" w:eastAsia="黑体" w:hAnsi="黑体" w:cs="Arial"/>
+                <w:b/>
+                <w:sz w:val="21"/>
+                <w:szCs w:val="21"/>
+                <w:lang w:val="en-US"/>
+              </w:rPr>
+              <w:t>检查。其中，</w:t>
+            </w:r>
+            <w:r>
+              <w:rPr>
+                <w:rFonts w:ascii="Arial" w:eastAsia="黑体" w:hAnsi="黑体" w:cs="Arial" w:hint="eastAsia"/>
+                <w:b/>
+                <w:sz w:val="21"/>
+                <w:szCs w:val="21"/>
+                <w:lang w:val="en-US"/>
+              </w:rPr>
+              <w:t>异常结果</w:t>
+            </w:r>
+            <w:r>
+              <w:rPr>
+                <w:rFonts w:ascii="Arial" w:eastAsia="黑体" w:hAnsi="黑体" w:cs="Arial" w:hint="eastAsia"/>
+                <w:b/>
+                <w:sz w:val="21"/>
+                <w:szCs w:val="21"/>
+                <w:lang w:val="en-US"/>
+              </w:rPr>
+              <w:t>{$</w:t>
+            </w:r>
+            <w:r>
+              <w:rPr>
+                <w:rFonts w:ascii="Arial" w:eastAsia="黑体" w:hAnsi="黑体" w:cs="Arial" w:hint="eastAsia"/>
+                <w:b/>
+                <w:sz w:val="21"/>
+                <w:szCs w:val="21"/>
+                <w:lang w:val="en-US"/>
+              </w:rPr>
+              <w:t>abno</w:t>
+            </w:r>
+            <w:r>
+              <w:rPr>
+                <w:rFonts w:ascii="Arial" w:eastAsia="黑体" w:hAnsi="黑体" w:cs="Arial" w:hint="eastAsia"/>
+                <w:b/>
+                <w:sz w:val="21"/>
+                <w:szCs w:val="21"/>
+                <w:lang w:val="en-US"/>
+              </w:rPr>
+              <w:t>r</w:t>
+            </w:r>
+            <w:r>
+              <w:rPr>
+                <w:rFonts w:ascii="Arial" w:eastAsia="黑体" w:hAnsi="黑体" w:cs="Arial" w:hint="eastAsia"/>
+                <w:b/>
+                <w:sz w:val="21"/>
+                <w:szCs w:val="21"/>
+                <w:lang w:val="en-US"/>
+              </w:rPr>
+              <w:t>mal</w:t>
+            </w:r>
+            <w:r>
+              <w:rPr>
+                <w:rFonts w:ascii="Arial" w:eastAsia="黑体" w:hAnsi="黑体" w:cs="Arial" w:hint="eastAsia"/>
+                <w:b/>
+                <w:sz w:val="21"/>
+                <w:szCs w:val="21"/>
+                <w:lang w:val="en-US"/>
+              </w:rPr>
+              <w:t>}</w:t>
+            </w:r>
+            <w:r>
+              <w:rPr>
+                <w:rFonts w:ascii="Arial" w:eastAsia="黑体" w:hAnsi="黑体" w:cs="Arial"/>
+                <w:b/>
+                <w:sz w:val="21"/>
+                <w:szCs w:val="21"/>
+                <w:lang w:val="en-US"/>
+              </w:rPr>
+              <w:t>项，正常结果</w:t>
+            </w:r>
+            <w:r>
+              <w:rPr>
+                <w:rFonts w:ascii="Arial" w:eastAsia="黑体" w:hAnsi="黑体" w:cs="Arial" w:hint="eastAsia"/>
+                <w:b/>
+                <w:sz w:val="21"/>
+                <w:szCs w:val="21"/>
+                <w:lang w:val="en-US"/>
+              </w:rPr>
+              <w:t>{$</w:t>
+            </w:r>
+            <w:r>
+              <w:rPr>
+                <w:rFonts w:ascii="Arial" w:eastAsia="黑体" w:hAnsi="黑体" w:cs="Arial" w:hint="eastAsia"/>
+                <w:b/>
+                <w:sz w:val="21"/>
+                <w:szCs w:val="21"/>
+                <w:lang w:val="en-US"/>
+              </w:rPr>
+              <w:t>normal</w:t>
+            </w:r>
+            <w:r>
+              <w:rPr>
+                <w:rFonts w:ascii="Arial" w:eastAsia="黑体" w:hAnsi="黑体" w:cs="Arial" w:hint="eastAsia"/>
+                <w:b/>
+                <w:sz w:val="21"/>
+                <w:szCs w:val="21"/>
+                <w:lang w:val="en-US"/>
+              </w:rPr>
+              <w:t>}</w:t>
+            </w:r>
+            <w:r>
+              <w:rPr>
+                <w:rFonts w:ascii="Arial" w:eastAsia="黑体" w:hAnsi="黑体" w:cs="Arial"/>
+                <w:b/>
+                <w:sz w:val="21"/>
+                <w:szCs w:val="21"/>
+                <w:lang w:val="en-US"/>
+              </w:rPr>
+              <w:t>项。</w:t>
             </w:r>
           </w:p>
         </w:tc>
@@ -4497,6 +5049,7 @@
               <w:jc w:val="left"/>
               <w:rPr>
                 <w:rFonts w:ascii="Arial" w:eastAsia="黑体" w:hAnsi="黑体" w:cs="Arial" w:hint="eastAsia"/>
+                <w:b/>
                 <w:sz w:val="21"/>
                 <w:szCs w:val="21"/>
                 <w:lang w:val="en-US"/>
@@ -4505,20 +5058,12 @@
             <w:r>
               <w:rPr>
                 <w:rFonts w:ascii="Arial" w:eastAsia="黑体" w:hAnsi="黑体" w:cs="Arial" w:hint="eastAsia"/>
-                <w:sz w:val="21"/>
-                <w:szCs w:val="21"/>
-                <w:lang w:val="en-US"/>
-              </w:rPr>
-              <w:t>服务执行统计</w:t>
-            </w:r>
-            <w:r>
-              <w:rPr>
-                <w:rFonts w:ascii="Arial" w:eastAsia="黑体" w:hAnsi="黑体" w:cs="Arial"/>
-                <w:sz w:val="21"/>
-                <w:szCs w:val="21"/>
-                <w:lang w:val="en-US"/>
-              </w:rPr>
-              <w:t>：</w:t>
+                <w:b/>
+                <w:sz w:val="21"/>
+                <w:szCs w:val="21"/>
+                <w:lang w:val="en-US"/>
+              </w:rPr>
+              <w:t>数据备份：</w:t>
             </w:r>
           </w:p>
         </w:tc>
@@ -4535,6 +5080,7 @@
               <w:jc w:val="left"/>
               <w:rPr>
                 <w:rFonts w:ascii="Arial" w:eastAsia="黑体" w:hAnsi="黑体" w:cs="Arial" w:hint="eastAsia"/>
+                <w:b/>
                 <w:sz w:val="21"/>
                 <w:szCs w:val="21"/>
                 <w:lang w:val="en-US"/>
@@ -4543,85 +5089,58 @@
             <w:r>
               <w:rPr>
                 <w:rFonts w:ascii="Arial" w:eastAsia="黑体" w:hAnsi="黑体" w:cs="Arial"/>
-                <w:sz w:val="21"/>
-                <w:szCs w:val="21"/>
-                <w:lang w:val="en-US"/>
-              </w:rPr>
-              <w:t>现场共计执行</w:t>
-            </w:r>
-            <w:r>
+                <w:b/>
+                <w:sz w:val="21"/>
+                <w:szCs w:val="21"/>
+                <w:lang w:val="en-US"/>
+              </w:rPr>
+              <w:t>项目</w:t>
+            </w:r>
+            <w:r>
+              <w:rPr>
+                <w:rFonts w:ascii="Arial" w:eastAsia="黑体" w:hAnsi="黑体" w:cs="Arial"/>
+                <w:b/>
+                <w:sz w:val="21"/>
+                <w:szCs w:val="21"/>
+                <w:lang w:val="en-US"/>
+              </w:rPr>
+              <w:t>/</w:t>
+            </w:r>
+            <w:r>
+              <w:rPr>
+                <w:rFonts w:ascii="Arial" w:eastAsia="黑体" w:hAnsi="黑体" w:cs="Arial"/>
+                <w:b/>
+                <w:sz w:val="21"/>
+                <w:szCs w:val="21"/>
+                <w:lang w:val="en-US"/>
+              </w:rPr>
+              <w:t>多项目备份；</w:t>
+            </w:r>
+          </w:p>
+          <w:p>
+            <w:pPr>
+              <w:tabs>
+                <w:tab w:val="left" w:pos="2160"/>
+              </w:tabs>
+              <w:spacing w:before="60" w:after="60"/>
+              <w:jc w:val="left"/>
               <w:rPr>
                 <w:rFonts w:ascii="Arial" w:eastAsia="黑体" w:hAnsi="黑体" w:cs="Arial" w:hint="eastAsia"/>
-                <w:sz w:val="21"/>
-                <w:szCs w:val="21"/>
-                <w:lang w:val="en-US"/>
-              </w:rPr>
-              <w:t>{$}</w:t>
-            </w:r>
-            <w:proofErr w:type="gramStart"/>
+                <w:b/>
+                <w:sz w:val="21"/>
+                <w:szCs w:val="21"/>
+                <w:lang w:val="en-US"/>
+              </w:rPr>
+            </w:pPr>
             <w:r>
               <w:rPr>
                 <w:rFonts w:ascii="Arial" w:eastAsia="黑体" w:hAnsi="黑体" w:cs="Arial"/>
-                <w:sz w:val="21"/>
-                <w:szCs w:val="21"/>
-                <w:lang w:val="en-US"/>
-              </w:rPr>
-              <w:t>项维护</w:t>
-            </w:r>
-            <w:proofErr w:type="gramEnd"/>
-            <w:r>
-              <w:rPr>
-                <w:rFonts w:ascii="Arial" w:eastAsia="黑体" w:hAnsi="黑体" w:cs="Arial"/>
-                <w:sz w:val="21"/>
-                <w:szCs w:val="21"/>
-                <w:lang w:val="en-US"/>
-              </w:rPr>
-              <w:t>检查。其中，</w:t>
-            </w:r>
-            <w:r>
-              <w:rPr>
-                <w:rFonts w:ascii="Arial" w:eastAsia="黑体" w:hAnsi="黑体" w:cs="Arial" w:hint="eastAsia"/>
-                <w:sz w:val="21"/>
-                <w:szCs w:val="21"/>
-                <w:lang w:val="en-US"/>
-              </w:rPr>
-              <w:t>异常结果</w:t>
-            </w:r>
-            <w:r>
-              <w:rPr>
-                <w:rFonts w:ascii="Arial" w:eastAsia="黑体" w:hAnsi="黑体" w:cs="Arial" w:hint="eastAsia"/>
-                <w:sz w:val="21"/>
-                <w:szCs w:val="21"/>
-                <w:lang w:val="en-US"/>
-              </w:rPr>
-              <w:t>{$}</w:t>
-            </w:r>
-            <w:r>
-              <w:rPr>
-                <w:rFonts w:ascii="Arial" w:eastAsia="黑体" w:hAnsi="黑体" w:cs="Arial"/>
-                <w:sz w:val="21"/>
-                <w:szCs w:val="21"/>
-                <w:lang w:val="en-US"/>
-              </w:rPr>
-              <w:t>项，正常结果</w:t>
-            </w:r>
-            <w:r>
-              <w:rPr>
-                <w:rFonts w:ascii="Arial" w:eastAsia="黑体" w:hAnsi="黑体" w:cs="Arial" w:hint="eastAsia"/>
-                <w:sz w:val="21"/>
-                <w:szCs w:val="21"/>
-                <w:lang w:val="en-US"/>
-              </w:rPr>
-              <w:t>{$}</w:t>
-            </w:r>
-            <w:r>
-              <w:rPr>
-                <w:rFonts w:ascii="Arial" w:eastAsia="黑体" w:hAnsi="黑体" w:cs="Arial"/>
-                <w:sz w:val="21"/>
-                <w:szCs w:val="21"/>
-                <w:lang w:val="en-US"/>
-              </w:rPr>
-              <w:t>项。</w:t>
+                <w:b/>
+                <w:sz w:val="21"/>
+                <w:szCs w:val="21"/>
+                <w:lang w:val="en-US"/>
+              </w:rPr>
+              <w:t>历史数据备份。</w:t>
             </w:r>
           </w:p>
         </w:tc>
@@ -4640,117 +5159,7 @@
               <w:jc w:val="left"/>
               <w:rPr>
                 <w:rFonts w:ascii="Arial" w:eastAsia="黑体" w:hAnsi="黑体" w:cs="Arial" w:hint="eastAsia"/>
-                <w:sz w:val="21"/>
-                <w:szCs w:val="21"/>
-                <w:lang w:val="en-US"/>
-              </w:rPr>
-            </w:pPr>
-            <w:r>
-              <w:rPr>
-                <w:rFonts w:ascii="Arial" w:eastAsia="黑体" w:hAnsi="黑体" w:cs="Arial" w:hint="eastAsia"/>
-                <w:sz w:val="21"/>
-                <w:szCs w:val="21"/>
-                <w:lang w:val="en-US"/>
-              </w:rPr>
-              <w:t>数据</w:t>
-            </w:r>
-            <w:r>
-              <w:rPr>
-                <w:rFonts w:ascii="Arial" w:eastAsia="黑体" w:hAnsi="黑体" w:cs="Arial" w:hint="eastAsia"/>
-                <w:sz w:val="21"/>
-                <w:szCs w:val="21"/>
-                <w:lang w:val="en-US"/>
-              </w:rPr>
-              <w:t>备份：</w:t>
-            </w:r>
-          </w:p>
-        </w:tc>
-        <w:tc>
-          <w:tcPr>
-            <w:tcW w:w="6379" w:type="dxa"/>
-          </w:tcPr>
-          <w:p>
-            <w:pPr>
-              <w:tabs>
-                <w:tab w:val="left" w:pos="2160"/>
-              </w:tabs>
-              <w:spacing w:before="60" w:after="60"/>
-              <w:jc w:val="left"/>
-              <w:rPr>
-                <w:rFonts w:ascii="Arial" w:eastAsia="黑体" w:hAnsi="黑体" w:cs="Arial" w:hint="eastAsia"/>
-                <w:sz w:val="21"/>
-                <w:szCs w:val="21"/>
-                <w:lang w:val="en-US"/>
-              </w:rPr>
-            </w:pPr>
-            <w:r>
-              <w:rPr>
-                <w:rFonts w:ascii="Arial" w:eastAsia="黑体" w:hAnsi="黑体" w:cs="Arial"/>
-                <w:sz w:val="21"/>
-                <w:szCs w:val="21"/>
-                <w:lang w:val="en-US"/>
-              </w:rPr>
-              <w:t>项目</w:t>
-            </w:r>
-            <w:r>
-              <w:rPr>
-                <w:rFonts w:ascii="Arial" w:eastAsia="黑体" w:hAnsi="黑体" w:cs="Arial"/>
-                <w:sz w:val="21"/>
-                <w:szCs w:val="21"/>
-                <w:lang w:val="en-US"/>
-              </w:rPr>
-              <w:t>/</w:t>
-            </w:r>
-            <w:r>
-              <w:rPr>
-                <w:rFonts w:ascii="Arial" w:eastAsia="黑体" w:hAnsi="黑体" w:cs="Arial"/>
-                <w:sz w:val="21"/>
-                <w:szCs w:val="21"/>
-                <w:lang w:val="en-US"/>
-              </w:rPr>
-              <w:t>多项目备份；</w:t>
-            </w:r>
-          </w:p>
-          <w:p>
-            <w:pPr>
-              <w:tabs>
-                <w:tab w:val="left" w:pos="2160"/>
-              </w:tabs>
-              <w:spacing w:before="60" w:after="60"/>
-              <w:jc w:val="left"/>
-              <w:rPr>
-                <w:rFonts w:ascii="Arial" w:eastAsia="黑体" w:hAnsi="黑体" w:cs="Arial" w:hint="eastAsia"/>
-                <w:sz w:val="21"/>
-                <w:szCs w:val="21"/>
-                <w:lang w:val="en-US"/>
-              </w:rPr>
-            </w:pPr>
-            <w:r>
-              <w:rPr>
-                <w:rFonts w:ascii="Arial" w:eastAsia="黑体" w:hAnsi="黑体" w:cs="Arial"/>
-                <w:sz w:val="21"/>
-                <w:szCs w:val="21"/>
-                <w:lang w:val="en-US"/>
-              </w:rPr>
-              <w:t>历史数据备份。</w:t>
-            </w:r>
-          </w:p>
-        </w:tc>
-      </w:tr>
-      <w:tr>
-        <w:tc>
-          <w:tcPr>
-            <w:tcW w:w="1984" w:type="dxa"/>
-          </w:tcPr>
-          <w:p>
-            <w:pPr>
-              <w:tabs>
-                <w:tab w:val="left" w:pos="2160"/>
-              </w:tabs>
-              <w:spacing w:before="60" w:after="60"/>
-              <w:jc w:val="left"/>
-              <w:rPr>
-                <w:rFonts w:ascii="Arial" w:eastAsia="黑体" w:hAnsi="黑体" w:cs="Arial" w:hint="eastAsia"/>
+                <w:b/>
                 <w:sz w:val="21"/>
                 <w:szCs w:val="21"/>
                 <w:lang w:val="en-US"/>
@@ -4771,6 +5180,7 @@
               <w:jc w:val="left"/>
               <w:rPr>
                 <w:rFonts w:ascii="Arial" w:eastAsia="黑体" w:hAnsi="黑体" w:cs="Arial" w:hint="eastAsia"/>
+                <w:b/>
                 <w:sz w:val="21"/>
                 <w:szCs w:val="21"/>
                 <w:lang w:val="en-US"/>
@@ -4793,6 +5203,7 @@
               <w:jc w:val="left"/>
               <w:rPr>
                 <w:rFonts w:ascii="Arial" w:eastAsia="黑体" w:hAnsi="黑体" w:cs="Arial" w:hint="eastAsia"/>
+                <w:b/>
                 <w:sz w:val="21"/>
                 <w:szCs w:val="21"/>
                 <w:lang w:val="en-US"/>
@@ -4813,6 +5224,51 @@
               <w:jc w:val="left"/>
               <w:rPr>
                 <w:rFonts w:ascii="Arial" w:eastAsia="黑体" w:hAnsi="黑体" w:cs="Arial" w:hint="eastAsia"/>
+                <w:b/>
+                <w:sz w:val="21"/>
+                <w:szCs w:val="21"/>
+                <w:lang w:val="en-US"/>
+              </w:rPr>
+            </w:pPr>
+          </w:p>
+        </w:tc>
+      </w:tr>
+      <w:tr>
+        <w:tc>
+          <w:tcPr>
+            <w:tcW w:w="1984" w:type="dxa"/>
+          </w:tcPr>
+          <w:p>
+            <w:pPr>
+              <w:tabs>
+                <w:tab w:val="left" w:pos="2160"/>
+              </w:tabs>
+              <w:spacing w:before="60" w:after="60"/>
+              <w:jc w:val="left"/>
+              <w:rPr>
+                <w:rFonts w:ascii="Arial" w:eastAsia="黑体" w:hAnsi="黑体" w:cs="Arial" w:hint="eastAsia"/>
+                <w:b/>
+                <w:sz w:val="21"/>
+                <w:szCs w:val="21"/>
+                <w:lang w:val="en-US"/>
+              </w:rPr>
+            </w:pPr>
+          </w:p>
+        </w:tc>
+        <w:tc>
+          <w:tcPr>
+            <w:tcW w:w="6379" w:type="dxa"/>
+          </w:tcPr>
+          <w:p>
+            <w:pPr>
+              <w:tabs>
+                <w:tab w:val="left" w:pos="2160"/>
+              </w:tabs>
+              <w:spacing w:before="60" w:after="60"/>
+              <w:jc w:val="left"/>
+              <w:rPr>
+                <w:rFonts w:ascii="Arial" w:eastAsia="黑体" w:hAnsi="黑体" w:cs="Arial" w:hint="eastAsia"/>
+                <w:b/>
                 <w:sz w:val="21"/>
                 <w:szCs w:val="21"/>
                 <w:lang w:val="en-US"/>
@@ -4913,16 +5369,6 @@
         <w:spacing w:before="0" w:line="720" w:lineRule="auto"/>
         <w:ind w:hanging="720"/>
         <w:rPr>
-          <w:rFonts w:ascii="Arial" w:eastAsia="黑体" w:hAnsi="黑体" w:cs="Arial"/>
-          <w:color w:val="auto"/>
-          <w:kern w:val="32"/>
-          <w:sz w:val="34"/>
-          <w:szCs w:val="36"/>
-          <w:lang w:val="en-US"/>
-        </w:rPr>
-      </w:pPr>
-      <w:r>
-        <w:rPr>
           <w:rFonts w:ascii="Arial" w:eastAsia="黑体" w:hAnsi="黑体" w:cs="Arial" w:hint="eastAsia"/>
           <w:color w:val="auto"/>
           <w:kern w:val="32"/>
@@ -4930,11 +5376,43 @@
           <w:szCs w:val="36"/>
           <w:lang w:val="en-US"/>
         </w:rPr>
+      </w:pPr>
+      <w:r>
+        <w:rPr>
+          <w:rFonts w:ascii="Arial" w:eastAsia="黑体" w:hAnsi="黑体" w:cs="Arial" w:hint="eastAsia"/>
+          <w:color w:val="auto"/>
+          <w:kern w:val="32"/>
+          <w:sz w:val="34"/>
+          <w:szCs w:val="36"/>
+          <w:lang w:val="en-US"/>
+        </w:rPr>
         <w:t>维护问题发现</w:t>
       </w:r>
     </w:p>
     <w:p>
       <w:pPr>
+        <w:pStyle w:val="1"/>
+        <w:numPr>
+          <w:ilvl w:val="1"/>
+          <w:numId w:val="1"/>
+        </w:numPr>
+        <w:spacing w:before="0" w:line="720" w:lineRule="auto"/>
+        <w:rPr>
+          <w:color w:val="000000" w:themeColor="text1"/>
+          <w:lang w:val="en-US"/>
+        </w:rPr>
+      </w:pPr>
+      <w:r>
+        <w:rPr>
+          <w:rFonts w:hint="eastAsia"/>
+          <w:color w:val="000000" w:themeColor="text1"/>
+          <w:lang w:val="en-US"/>
+        </w:rPr>
+        <w:t>已解决问题汇总</w:t>
+      </w:r>
+    </w:p>
+    <w:p>
+      <w:pPr>
         <w:rPr>
           <w:rFonts w:hint="eastAsia"/>
           <w:lang w:val="en-US"/>
@@ -4953,7 +5431,74 @@
           <w:rFonts w:hint="eastAsia"/>
           <w:lang w:val="en-US"/>
         </w:rPr>
-        <w:t>failresults</w:t>
+        <w:t>resolvedProblems</w:t>
+      </w:r>
+      <w:proofErr w:type="spellEnd"/>
+      <w:r>
+        <w:rPr>
+          <w:rFonts w:hint="eastAsia"/>
+          <w:lang w:val="en-US"/>
+        </w:rPr>
+        <w:t>}</w:t>
+      </w:r>
+    </w:p>
+    <w:p>
+      <w:pPr>
+        <w:pStyle w:val="1"/>
+        <w:numPr>
+          <w:ilvl w:val="1"/>
+          <w:numId w:val="1"/>
+        </w:numPr>
+        <w:spacing w:before="0" w:line="720" w:lineRule="auto"/>
+        <w:rPr>
+          <w:color w:val="000000" w:themeColor="text1"/>
+          <w:lang w:val="en-US"/>
+        </w:rPr>
+      </w:pPr>
+      <w:r>
+        <w:rPr>
+          <w:rFonts w:hint="eastAsia"/>
+          <w:color w:val="000000" w:themeColor="text1"/>
+          <w:lang w:val="en-US"/>
+        </w:rPr>
+        <w:t>未解决问题汇总</w:t>
+      </w:r>
+    </w:p>
+    <w:p>
+      <w:pPr>
+        <w:rPr>
+          <w:rFonts w:hint="eastAsia"/>
+          <w:lang w:val="en-US"/>
+        </w:rPr>
+      </w:pPr>
+      <w:r>
+        <w:rPr>
+          <w:rFonts w:hint="eastAsia"/>
+          <w:lang w:val="en-US"/>
+        </w:rPr>
+        <w:t>{$</w:t>
+      </w:r>
+      <w:proofErr w:type="spellStart"/>
+      <w:r>
+        <w:rPr>
+          <w:rFonts w:hint="eastAsia"/>
+          <w:lang w:val="en-US"/>
+        </w:rPr>
+        <w:t>un</w:t>
+      </w:r>
+      <w:r>
+        <w:rPr>
+          <w:rFonts w:hint="eastAsia"/>
+          <w:lang w:val="en-US"/>
+        </w:rPr>
+        <w:t>r</w:t>
+      </w:r>
+      <w:r>
+        <w:rPr>
+          <w:rFonts w:hint="eastAsia"/>
+          <w:lang w:val="en-US"/>
+        </w:rPr>
+        <w:t>esolvedProblems</w:t>
       </w:r>
       <w:proofErr w:type="spellEnd"/>
       <w:r>
@@ -4982,11 +5527,11 @@
           <w:lang w:val="en-US"/>
         </w:rPr>
       </w:pPr>
-      <w:bookmarkStart w:id="38" w:name="_Ref409535589"/>
-      <w:bookmarkStart w:id="39" w:name="_Toc416302767"/>
-      <w:bookmarkStart w:id="40" w:name="_Toc416948067"/>
-      <w:bookmarkStart w:id="41" w:name="_Toc418282390"/>
-      <w:bookmarkStart w:id="42" w:name="_Toc50885240"/>
+      <w:bookmarkStart w:id="31" w:name="_Ref409535589"/>
+      <w:bookmarkStart w:id="32" w:name="_Toc416302767"/>
+      <w:bookmarkStart w:id="33" w:name="_Toc416948067"/>
+      <w:bookmarkStart w:id="34" w:name="_Toc418282390"/>
+      <w:bookmarkStart w:id="35" w:name="_Toc50885240"/>
       <w:r>
         <w:rPr>
           <w:rFonts w:ascii="Arial" w:eastAsia="黑体" w:hAnsi="黑体" w:cs="Arial"/>
@@ -4998,25 +5543,11 @@
         </w:rPr>
         <w:t>系统综合维护建议</w:t>
       </w:r>
-      <w:bookmarkEnd w:id="38"/>
-      <w:bookmarkEnd w:id="39"/>
-      <w:bookmarkEnd w:id="40"/>
-      <w:bookmarkEnd w:id="41"/>
-      <w:bookmarkEnd w:id="42"/>
-    </w:p>
-    <w:p>
-      <w:pPr>
-        <w:pStyle w:val="2"/>
-      </w:pPr>
-      <w:r>
-        <w:rPr>
-          <w:rFonts w:hint="eastAsia"/>
-        </w:rPr>
-        <w:t xml:space="preserve">4.1 </w:t>
-      </w:r>
-      <w:r>
-        <w:t>维护总结说明</w:t>
-      </w:r>
+      <w:bookmarkEnd w:id="31"/>
+      <w:bookmarkEnd w:id="32"/>
+      <w:bookmarkEnd w:id="33"/>
+      <w:bookmarkEnd w:id="34"/>
+      <w:bookmarkEnd w:id="35"/>
     </w:p>
     <w:p>
       <w:pPr>
@@ -5048,19 +5579,32 @@
     </w:p>
     <w:p>
       <w:pPr>
-        <w:pStyle w:val="2"/>
+        <w:pStyle w:val="1"/>
+        <w:numPr>
+          <w:ilvl w:val="0"/>
+          <w:numId w:val="1"/>
+        </w:numPr>
+        <w:spacing w:before="0" w:line="720" w:lineRule="auto"/>
+        <w:ind w:hanging="720"/>
+        <w:rPr>
+          <w:rFonts w:ascii="Arial" w:eastAsia="黑体" w:hAnsi="黑体" w:cs="Arial" w:hint="eastAsia"/>
+          <w:color w:val="auto"/>
+          <w:kern w:val="32"/>
+          <w:sz w:val="34"/>
+          <w:szCs w:val="36"/>
+          <w:lang w:val="en-US"/>
+        </w:rPr>
       </w:pPr>
       <w:r>
         <w:rPr>
-          <w:rFonts w:hint="eastAsia"/>
-        </w:rPr>
-        <w:t xml:space="preserve">4.2 </w:t>
-      </w:r>
-      <w:r>
-        <w:rPr>
-          <w:rFonts w:hint="eastAsia"/>
-        </w:rPr>
-        <w:t>备件建议</w:t>
+          <w:rFonts w:ascii="Arial" w:eastAsia="黑体" w:hAnsi="黑体" w:cs="Arial" w:hint="eastAsia"/>
+          <w:color w:val="auto"/>
+          <w:kern w:val="32"/>
+          <w:sz w:val="34"/>
+          <w:szCs w:val="36"/>
+          <w:lang w:val="en-US"/>
+        </w:rPr>
+        <w:t>维护备件建议</w:t>
       </w:r>
     </w:p>
     <w:p>
@@ -5144,11 +5688,11 @@
           <w:lang w:val="en-US"/>
         </w:rPr>
       </w:pPr>
-      <w:bookmarkStart w:id="43" w:name="_Ref409535596"/>
-      <w:bookmarkStart w:id="44" w:name="_Toc416302768"/>
-      <w:bookmarkStart w:id="45" w:name="_Toc416948068"/>
-      <w:bookmarkStart w:id="46" w:name="_Toc418282391"/>
-      <w:bookmarkStart w:id="47" w:name="_Toc50885241"/>
+      <w:bookmarkStart w:id="36" w:name="_Ref409535596"/>
+      <w:bookmarkStart w:id="37" w:name="_Toc416302768"/>
+      <w:bookmarkStart w:id="38" w:name="_Toc416948068"/>
+      <w:bookmarkStart w:id="39" w:name="_Toc418282391"/>
+      <w:bookmarkStart w:id="40" w:name="_Toc50885241"/>
       <w:proofErr w:type="gramStart"/>
       <w:r>
         <w:rPr>
@@ -5174,11 +5718,11 @@
         </w:rPr>
         <w:t>检查与建议</w:t>
       </w:r>
-      <w:bookmarkEnd w:id="43"/>
-      <w:bookmarkEnd w:id="44"/>
-      <w:bookmarkEnd w:id="45"/>
-      <w:bookmarkEnd w:id="46"/>
-      <w:bookmarkEnd w:id="47"/>
+      <w:bookmarkEnd w:id="36"/>
+      <w:bookmarkEnd w:id="37"/>
+      <w:bookmarkEnd w:id="38"/>
+      <w:bookmarkEnd w:id="39"/>
+      <w:bookmarkEnd w:id="40"/>
     </w:p>
     <w:tbl>
       <w:tblPr>
@@ -5262,7 +5806,7 @@
         <w:spacing w:before="60" w:after="60"/>
         <w:jc w:val="left"/>
         <w:rPr>
-          <w:rFonts w:ascii="Arial" w:eastAsia="黑体" w:hAnsi="Arial" w:cs="Arial" w:hint="eastAsia"/>
+          <w:rFonts w:ascii="Arial" w:eastAsia="黑体" w:hAnsi="Arial" w:cs="Arial"/>
           <w:sz w:val="21"/>
           <w:szCs w:val="21"/>
         </w:rPr>
@@ -7429,6 +7973,20 @@
 </file>
 
 <file path=customXml/item1.xml><?xml version="1.0" encoding="utf-8"?>
+<p:properties xmlns:p="http://schemas.microsoft.com/office/2006/metadata/properties" xmlns:xsi="http://www.w3.org/2001/XMLSchema-instance" xmlns:pc="http://schemas.microsoft.com/office/infopath/2007/PartnerControls">
+  <documentManagement>
+    <lcf76f155ced4ddcb4097134ff3c332f xmlns="6bd1f968-35b2-42cf-8f7c-e2953acad71e">
+      <Terms xmlns="http://schemas.microsoft.com/office/infopath/2007/PartnerControls"/>
+    </lcf76f155ced4ddcb4097134ff3c332f>
+  </documentManagement>
+</p:properties>
+</file>
+
+<file path=customXml/item2.xml><?xml version="1.0" encoding="utf-8"?>
+<b:Sources xmlns:b="http://schemas.openxmlformats.org/officeDocument/2006/bibliography" xmlns="http://schemas.openxmlformats.org/officeDocument/2006/bibliography" SelectedStyle="\APA.XSL" StyleName="APA"/>
+</file>
+
+<file path=customXml/item3.xml><?xml version="1.0" encoding="utf-8"?>
 <?mso-contentType ?>
 <FormTemplates xmlns="http://schemas.microsoft.com/sharepoint/v3/contenttype/forms">
   <Display>DocumentLibraryForm</Display>
@@ -7437,7 +7995,7 @@
 </FormTemplates>
 </file>
 
-<file path=customXml/item2.xml><?xml version="1.0" encoding="utf-8"?>
+<file path=customXml/item4.xml><?xml version="1.0" encoding="utf-8"?>
 <ct:contentTypeSchema xmlns:ct="http://schemas.microsoft.com/office/2006/metadata/contentType" xmlns:ma="http://schemas.microsoft.com/office/2006/metadata/properties/metaAttributes" ct:_="" ma:_="" ma:contentTypeName="Document" ma:contentTypeID="0x010100E5923152C64AB245A4920FAC4BFBAFBF" ma:contentTypeVersion="14" ma:contentTypeDescription="Create a new document." ma:contentTypeScope="" ma:versionID="a147ce5196179442ab1c9726cb178aa9">
   <xsd:schema xmlns:xsd="http://www.w3.org/2001/XMLSchema" xmlns:xs="http://www.w3.org/2001/XMLSchema" xmlns:p="http://schemas.microsoft.com/office/2006/metadata/properties" xmlns:ns2="6bd1f968-35b2-42cf-8f7c-e2953acad71e" xmlns:ns3="1ae5cbaf-126a-426e-8f85-663306326d36" targetNamespace="http://schemas.microsoft.com/office/2006/metadata/properties" ma:root="true" ma:fieldsID="10ccb65649512309cf78050fc0bef035" ns2:_="" ns3:_="">
     <xsd:import namespace="6bd1f968-35b2-42cf-8f7c-e2953acad71e"/>
@@ -7660,21 +8218,25 @@
 </ct:contentTypeSchema>
 </file>
 
-<file path=customXml/item3.xml><?xml version="1.0" encoding="utf-8"?>
-<p:properties xmlns:p="http://schemas.microsoft.com/office/2006/metadata/properties" xmlns:xsi="http://www.w3.org/2001/XMLSchema-instance" xmlns:pc="http://schemas.microsoft.com/office/infopath/2007/PartnerControls">
-  <documentManagement>
-    <lcf76f155ced4ddcb4097134ff3c332f xmlns="6bd1f968-35b2-42cf-8f7c-e2953acad71e">
-      <Terms xmlns="http://schemas.microsoft.com/office/infopath/2007/PartnerControls"/>
-    </lcf76f155ced4ddcb4097134ff3c332f>
-  </documentManagement>
-</p:properties>
+<file path=customXml/itemProps1.xml><?xml version="1.0" encoding="utf-8"?>
+<ds:datastoreItem xmlns:ds="http://schemas.openxmlformats.org/officeDocument/2006/customXml" ds:itemID="{99858B9D-9DC1-4880-ACB5-28AD6AAAFB05}">
+  <ds:schemaRefs>
+    <ds:schemaRef ds:uri="http://schemas.microsoft.com/office/2006/metadata/properties"/>
+    <ds:schemaRef ds:uri="http://schemas.microsoft.com/office/infopath/2007/PartnerControls"/>
+    <ds:schemaRef ds:uri="6bd1f968-35b2-42cf-8f7c-e2953acad71e"/>
+  </ds:schemaRefs>
+</ds:datastoreItem>
 </file>
 
-<file path=customXml/item4.xml><?xml version="1.0" encoding="utf-8"?>
-<b:Sources xmlns:b="http://schemas.openxmlformats.org/officeDocument/2006/bibliography" xmlns="http://schemas.openxmlformats.org/officeDocument/2006/bibliography" SelectedStyle="\APA.XSL" StyleName="APA"/>
+<file path=customXml/itemProps2.xml><?xml version="1.0" encoding="utf-8"?>
+<ds:datastoreItem xmlns:ds="http://schemas.openxmlformats.org/officeDocument/2006/customXml" ds:itemID="{3D111A1D-BACC-4D5C-810C-4E97598CED44}">
+  <ds:schemaRefs>
+    <ds:schemaRef ds:uri="http://schemas.openxmlformats.org/officeDocument/2006/bibliography"/>
+  </ds:schemaRefs>
+</ds:datastoreItem>
 </file>
 
-<file path=customXml/itemProps1.xml><?xml version="1.0" encoding="utf-8"?>
+<file path=customXml/itemProps3.xml><?xml version="1.0" encoding="utf-8"?>
 <ds:datastoreItem xmlns:ds="http://schemas.openxmlformats.org/officeDocument/2006/customXml" ds:itemID="{41511153-9494-4926-AFDA-515F43782D8D}">
   <ds:schemaRefs>
     <ds:schemaRef ds:uri="http://schemas.microsoft.com/sharepoint/v3/contenttype/forms"/>
@@ -7682,7 +8244,7 @@
 </ds:datastoreItem>
 </file>
 
-<file path=customXml/itemProps2.xml><?xml version="1.0" encoding="utf-8"?>
+<file path=customXml/itemProps4.xml><?xml version="1.0" encoding="utf-8"?>
 <ds:datastoreItem xmlns:ds="http://schemas.openxmlformats.org/officeDocument/2006/customXml" ds:itemID="{4F3A5B65-3D58-4339-8EB7-80F7572AF648}">
   <ds:schemaRefs>
     <ds:schemaRef ds:uri="http://schemas.microsoft.com/office/2006/metadata/contentType"/>
@@ -7701,24 +8263,6 @@
 </ds:datastoreItem>
 </file>
 
-<file path=customXml/itemProps3.xml><?xml version="1.0" encoding="utf-8"?>
-<ds:datastoreItem xmlns:ds="http://schemas.openxmlformats.org/officeDocument/2006/customXml" ds:itemID="{99858B9D-9DC1-4880-ACB5-28AD6AAAFB05}">
-  <ds:schemaRefs>
-    <ds:schemaRef ds:uri="http://schemas.microsoft.com/office/2006/metadata/properties"/>
-    <ds:schemaRef ds:uri="http://schemas.microsoft.com/office/infopath/2007/PartnerControls"/>
-    <ds:schemaRef ds:uri="6bd1f968-35b2-42cf-8f7c-e2953acad71e"/>
-  </ds:schemaRefs>
-</ds:datastoreItem>
-</file>
-
-<file path=customXml/itemProps4.xml><?xml version="1.0" encoding="utf-8"?>
-<ds:datastoreItem xmlns:ds="http://schemas.openxmlformats.org/officeDocument/2006/customXml" ds:itemID="{3D111A1D-BACC-4D5C-810C-4E97598CED44}">
-  <ds:schemaRefs>
-    <ds:schemaRef ds:uri="http://schemas.openxmlformats.org/officeDocument/2006/bibliography"/>
-  </ds:schemaRefs>
-</ds:datastoreItem>
-</file>
-
 <file path=docMetadata/LabelInfo.xml><?xml version="1.0" encoding="utf-8"?>
 <clbl:labelList xmlns:clbl="http://schemas.microsoft.com/office/2020/mipLabelMetadata">
   <clbl:label id="{9d258917-277f-42cd-a3cd-14c4e9ee58bc}" enabled="1" method="Standard" siteId="{38ae3bcd-9579-4fd4-adda-b42e1495d55a}" removed="0"/>

--- a/code/backend/premaintainProjects/Reports/reportTemplate.docx
+++ b/code/backend/premaintainProjects/Reports/reportTemplate.docx
@@ -576,7 +576,6 @@
                                       <w:szCs w:val="26"/>
                                     </w:rPr>
                                   </w:pPr>
-                                  <w:proofErr w:type="gramStart"/>
                                   <w:r>
                                     <w:rPr>
                                       <w:rFonts w:ascii="Arial" w:eastAsia="黑体" w:hAnsi="Arial" w:cs="Arial"/>
@@ -585,18 +584,7 @@
                                       <w:szCs w:val="28"/>
                                       <w:lang w:val="en-US"/>
                                     </w:rPr>
-                                    <w:t>详细维护</w:t>
-                                  </w:r>
-                                  <w:proofErr w:type="gramEnd"/>
-                                  <w:r>
-                                    <w:rPr>
-                                      <w:rFonts w:ascii="Arial" w:eastAsia="黑体" w:hAnsi="Arial" w:cs="Arial"/>
-                                      <w:kern w:val="32"/>
-                                      <w:sz w:val="28"/>
-                                      <w:szCs w:val="28"/>
-                                      <w:lang w:val="en-US"/>
-                                    </w:rPr>
-                                    <w:t>检查与建议</w:t>
+                                    <w:t>详细维护检查与建议</w:t>
                                   </w:r>
                                 </w:p>
                               </w:tc>
@@ -1711,7 +1699,6 @@
                                 <w:szCs w:val="26"/>
                               </w:rPr>
                             </w:pPr>
-                            <w:proofErr w:type="gramStart"/>
                             <w:r>
                               <w:rPr>
                                 <w:rFonts w:ascii="Arial" w:eastAsia="黑体" w:hAnsi="Arial" w:cs="Arial"/>
@@ -1720,18 +1707,7 @@
                                 <w:szCs w:val="28"/>
                                 <w:lang w:val="en-US"/>
                               </w:rPr>
-                              <w:t>详细维护</w:t>
-                            </w:r>
-                            <w:proofErr w:type="gramEnd"/>
-                            <w:r>
-                              <w:rPr>
-                                <w:rFonts w:ascii="Arial" w:eastAsia="黑体" w:hAnsi="Arial" w:cs="Arial"/>
-                                <w:kern w:val="32"/>
-                                <w:sz w:val="28"/>
-                                <w:szCs w:val="28"/>
-                                <w:lang w:val="en-US"/>
-                              </w:rPr>
-                              <w:t>检查与建议</w:t>
+                              <w:t>详细维护检查与建议</w:t>
                             </w:r>
                           </w:p>
                         </w:tc>
@@ -2654,7 +2630,6 @@
               </w:rPr>
               <w:t>$</w:t>
             </w:r>
-            <w:proofErr w:type="spellStart"/>
             <w:r>
               <w:rPr>
                 <w:rFonts w:ascii="微软雅黑" w:eastAsia="微软雅黑" w:hAnsi="微软雅黑" w:cs="Arial"/>
@@ -2665,7 +2640,6 @@
               </w:rPr>
               <w:t>companyname</w:t>
             </w:r>
-            <w:proofErr w:type="spellEnd"/>
             <w:r>
               <w:rPr>
                 <w:rFonts w:ascii="微软雅黑" w:eastAsia="微软雅黑" w:hAnsi="微软雅黑" w:cs="Arial" w:hint="eastAsia"/>
@@ -2984,6 +2958,7 @@
           <w:color w:val="000000" w:themeColor="text1"/>
           <w:lang w:val="en-US"/>
         </w:rPr>
+        <w:lastRenderedPageBreak/>
         <w:fldChar w:fldCharType="begin"/>
       </w:r>
       <w:r>
@@ -3772,7 +3747,7 @@
         </w:rPr>
         <w:sectPr>
           <w:pgSz w:w="11907" w:h="16839" w:code="9"/>
-          <w:pgMar w:top="1440" w:right="1440" w:bottom="1440" w:left="1440" w:header="706" w:footer="706" w:gutter="0"/>
+          <w:pgMar w:top="720" w:right="720" w:bottom="720" w:left="720" w:header="709" w:footer="709" w:gutter="0"/>
           <w:pgNumType w:start="1"/>
           <w:cols w:space="708"/>
           <w:docGrid w:linePitch="360"/>
@@ -3942,7 +3917,6 @@
               </w:rPr>
               <w:t>{$</w:t>
             </w:r>
-            <w:proofErr w:type="spellStart"/>
             <w:r>
               <w:rPr>
                 <w:rFonts w:ascii="Arial" w:eastAsia="黑体" w:hAnsi="黑体" w:cs="Arial" w:hint="eastAsia"/>
@@ -3953,7 +3927,6 @@
               </w:rPr>
               <w:t>serviceId</w:t>
             </w:r>
-            <w:proofErr w:type="spellEnd"/>
             <w:r>
               <w:rPr>
                 <w:rFonts w:ascii="Arial" w:eastAsia="黑体" w:hAnsi="黑体" w:cs="Arial" w:hint="eastAsia"/>
@@ -4028,7 +4001,6 @@
               </w:rPr>
               <w:t>{$</w:t>
             </w:r>
-            <w:proofErr w:type="spellStart"/>
             <w:r>
               <w:rPr>
                 <w:rFonts w:ascii="Arial" w:eastAsia="黑体" w:hAnsi="黑体" w:cs="Arial"/>
@@ -4039,7 +4011,6 @@
               </w:rPr>
               <w:t>companyname</w:t>
             </w:r>
-            <w:proofErr w:type="spellEnd"/>
             <w:r>
               <w:rPr>
                 <w:rFonts w:ascii="Arial" w:eastAsia="黑体" w:hAnsi="黑体" w:cs="Arial" w:hint="eastAsia"/>
@@ -4198,7 +4169,6 @@
               </w:rPr>
               <w:t>{$</w:t>
             </w:r>
-            <w:proofErr w:type="spellStart"/>
             <w:r>
               <w:rPr>
                 <w:rFonts w:ascii="Arial" w:eastAsia="黑体" w:hAnsi="黑体" w:cs="Arial" w:hint="eastAsia"/>
@@ -4209,7 +4179,6 @@
               </w:rPr>
               <w:t>customerContact</w:t>
             </w:r>
-            <w:proofErr w:type="spellEnd"/>
             <w:r>
               <w:rPr>
                 <w:rFonts w:ascii="Arial" w:eastAsia="黑体" w:hAnsi="黑体" w:cs="Arial" w:hint="eastAsia"/>
@@ -4284,7 +4253,6 @@
               </w:rPr>
               <w:t>{$</w:t>
             </w:r>
-            <w:proofErr w:type="spellStart"/>
             <w:r>
               <w:rPr>
                 <w:rFonts w:ascii="Arial" w:eastAsia="黑体" w:hAnsi="黑体" w:cs="Arial" w:hint="eastAsia"/>
@@ -4295,7 +4263,6 @@
               </w:rPr>
               <w:t>siemensContact</w:t>
             </w:r>
-            <w:proofErr w:type="spellEnd"/>
             <w:r>
               <w:rPr>
                 <w:rFonts w:ascii="Arial" w:eastAsia="黑体" w:hAnsi="黑体" w:cs="Arial" w:hint="eastAsia"/>
@@ -4370,7 +4337,6 @@
               </w:rPr>
               <w:t>{$</w:t>
             </w:r>
-            <w:proofErr w:type="spellStart"/>
             <w:r>
               <w:rPr>
                 <w:rFonts w:ascii="Arial" w:eastAsia="黑体" w:hAnsi="黑体" w:cs="Arial" w:hint="eastAsia"/>
@@ -4381,7 +4347,6 @@
               </w:rPr>
               <w:t>leadEngineer</w:t>
             </w:r>
-            <w:proofErr w:type="spellEnd"/>
             <w:r>
               <w:rPr>
                 <w:rFonts w:ascii="Arial" w:eastAsia="黑体" w:hAnsi="黑体" w:cs="Arial" w:hint="eastAsia"/>
@@ -4476,7 +4441,6 @@
               </w:rPr>
               <w:t>{$</w:t>
             </w:r>
-            <w:proofErr w:type="spellStart"/>
             <w:r>
               <w:rPr>
                 <w:rFonts w:ascii="Arial" w:eastAsia="黑体" w:hAnsi="黑体" w:cs="Arial" w:hint="eastAsia"/>
@@ -4487,7 +4451,6 @@
               </w:rPr>
               <w:t>startDate</w:t>
             </w:r>
-            <w:proofErr w:type="spellEnd"/>
             <w:r>
               <w:rPr>
                 <w:rFonts w:ascii="Arial" w:eastAsia="黑体" w:hAnsi="黑体" w:cs="Arial" w:hint="eastAsia"/>
@@ -4518,7 +4481,6 @@
               </w:rPr>
               <w:t>{$</w:t>
             </w:r>
-            <w:proofErr w:type="spellStart"/>
             <w:r>
               <w:rPr>
                 <w:rFonts w:ascii="Arial" w:eastAsia="黑体" w:hAnsi="黑体" w:cs="Arial" w:hint="eastAsia"/>
@@ -4529,7 +4491,6 @@
               </w:rPr>
               <w:t>endDate</w:t>
             </w:r>
-            <w:proofErr w:type="spellEnd"/>
             <w:r>
               <w:rPr>
                 <w:rFonts w:ascii="Arial" w:eastAsia="黑体" w:hAnsi="黑体" w:cs="Arial" w:hint="eastAsia"/>
@@ -4614,7 +4575,6 @@
               </w:rPr>
               <w:t>{$</w:t>
             </w:r>
-            <w:proofErr w:type="spellStart"/>
             <w:r>
               <w:rPr>
                 <w:rFonts w:ascii="Arial" w:eastAsia="黑体" w:hAnsi="黑体" w:cs="Arial" w:hint="eastAsia"/>
@@ -4625,7 +4585,6 @@
               </w:rPr>
               <w:t>reportCreateDate</w:t>
             </w:r>
-            <w:proofErr w:type="spellEnd"/>
             <w:r>
               <w:rPr>
                 <w:rFonts w:ascii="Arial" w:eastAsia="黑体" w:hAnsi="黑体" w:cs="Arial" w:hint="eastAsia"/>
@@ -4710,7 +4669,6 @@
               </w:rPr>
               <w:t>{$</w:t>
             </w:r>
-            <w:proofErr w:type="spellStart"/>
             <w:r>
               <w:rPr>
                 <w:rFonts w:ascii="Arial" w:eastAsia="黑体" w:hAnsi="黑体" w:cs="Arial"/>
@@ -4721,7 +4679,6 @@
               </w:rPr>
               <w:t>projectname</w:t>
             </w:r>
-            <w:proofErr w:type="spellEnd"/>
             <w:r>
               <w:rPr>
                 <w:rFonts w:ascii="Arial" w:eastAsia="黑体" w:hAnsi="黑体" w:cs="Arial" w:hint="eastAsia"/>
@@ -4900,7 +4857,6 @@
               </w:rPr>
               <w:t>}</w:t>
             </w:r>
-            <w:proofErr w:type="gramStart"/>
             <w:r>
               <w:rPr>
                 <w:rFonts w:ascii="Arial" w:eastAsia="黑体" w:hAnsi="黑体" w:cs="Arial"/>
@@ -4909,18 +4865,7 @@
                 <w:szCs w:val="21"/>
                 <w:lang w:val="en-US"/>
               </w:rPr>
-              <w:t>项维护</w:t>
-            </w:r>
-            <w:proofErr w:type="gramEnd"/>
-            <w:r>
-              <w:rPr>
-                <w:rFonts w:ascii="Arial" w:eastAsia="黑体" w:hAnsi="黑体" w:cs="Arial"/>
-                <w:b/>
-                <w:sz w:val="21"/>
-                <w:szCs w:val="21"/>
-                <w:lang w:val="en-US"/>
-              </w:rPr>
-              <w:t>检查。其中，</w:t>
+              <w:t>项维护检查。其中，</w:t>
             </w:r>
             <w:r>
               <w:rPr>
@@ -5342,16 +5287,186 @@
         <w:rPr>
           <w:rFonts w:hint="eastAsia"/>
         </w:rPr>
+        <w:t>{$maintainList}</w:t>
+      </w:r>
+    </w:p>
+    <w:p>
+      <w:pPr>
+        <w:pStyle w:val="1"/>
+        <w:numPr>
+          <w:ilvl w:val="0"/>
+          <w:numId w:val="1"/>
+        </w:numPr>
+        <w:spacing w:before="0" w:line="720" w:lineRule="auto"/>
+        <w:ind w:hanging="720"/>
+        <w:rPr>
+          <w:rFonts w:ascii="Arial" w:eastAsia="黑体" w:hAnsi="黑体" w:cs="Arial" w:hint="eastAsia"/>
+          <w:color w:val="auto"/>
+          <w:kern w:val="32"/>
+          <w:sz w:val="34"/>
+          <w:szCs w:val="36"/>
+          <w:lang w:val="en-US"/>
+        </w:rPr>
+      </w:pPr>
+      <w:r>
+        <w:rPr>
+          <w:rFonts w:ascii="Arial" w:eastAsia="黑体" w:hAnsi="黑体" w:cs="Arial" w:hint="eastAsia"/>
+          <w:color w:val="auto"/>
+          <w:kern w:val="32"/>
+          <w:sz w:val="34"/>
+          <w:szCs w:val="36"/>
+          <w:lang w:val="en-US"/>
+        </w:rPr>
+        <w:t>维护问题发现</w:t>
+      </w:r>
+    </w:p>
+    <w:p>
+      <w:pPr>
+        <w:pStyle w:val="1"/>
+        <w:numPr>
+          <w:ilvl w:val="1"/>
+          <w:numId w:val="1"/>
+        </w:numPr>
+        <w:spacing w:before="0" w:line="720" w:lineRule="auto"/>
+        <w:rPr>
+          <w:color w:val="000000" w:themeColor="text1"/>
+          <w:lang w:val="en-US"/>
+        </w:rPr>
+      </w:pPr>
+      <w:r>
+        <w:rPr>
+          <w:rFonts w:hint="eastAsia"/>
+          <w:color w:val="000000" w:themeColor="text1"/>
+          <w:lang w:val="en-US"/>
+        </w:rPr>
+        <w:t>已解决问题汇总</w:t>
+      </w:r>
+    </w:p>
+    <w:p>
+      <w:pPr>
+        <w:rPr>
+          <w:rFonts w:hint="eastAsia"/>
+          <w:lang w:val="en-US"/>
+        </w:rPr>
+      </w:pPr>
+      <w:r>
+        <w:rPr>
+          <w:rFonts w:hint="eastAsia"/>
+          <w:lang w:val="en-US"/>
+        </w:rPr>
+        <w:t>{$resolvedProblems}</w:t>
+      </w:r>
+    </w:p>
+    <w:p>
+      <w:pPr>
+        <w:pStyle w:val="1"/>
+        <w:numPr>
+          <w:ilvl w:val="1"/>
+          <w:numId w:val="1"/>
+        </w:numPr>
+        <w:spacing w:before="0" w:line="720" w:lineRule="auto"/>
+        <w:rPr>
+          <w:color w:val="000000" w:themeColor="text1"/>
+          <w:lang w:val="en-US"/>
+        </w:rPr>
+      </w:pPr>
+      <w:r>
+        <w:rPr>
+          <w:rFonts w:hint="eastAsia"/>
+          <w:color w:val="000000" w:themeColor="text1"/>
+          <w:lang w:val="en-US"/>
+        </w:rPr>
+        <w:t>未解决问题汇总</w:t>
+      </w:r>
+    </w:p>
+    <w:p>
+      <w:pPr>
+        <w:rPr>
+          <w:rFonts w:hint="eastAsia"/>
+          <w:lang w:val="en-US"/>
+        </w:rPr>
+      </w:pPr>
+      <w:r>
+        <w:rPr>
+          <w:rFonts w:hint="eastAsia"/>
+          <w:lang w:val="en-US"/>
+        </w:rPr>
+        <w:t>{$un</w:t>
+      </w:r>
+      <w:r>
+        <w:rPr>
+          <w:rFonts w:hint="eastAsia"/>
+          <w:lang w:val="en-US"/>
+        </w:rPr>
+        <w:t>r</w:t>
+      </w:r>
+      <w:r>
+        <w:rPr>
+          <w:rFonts w:hint="eastAsia"/>
+          <w:lang w:val="en-US"/>
+        </w:rPr>
+        <w:t>esolvedProblems}</w:t>
+      </w:r>
+    </w:p>
+    <w:p>
+      <w:pPr>
+        <w:pStyle w:val="1"/>
+        <w:numPr>
+          <w:ilvl w:val="0"/>
+          <w:numId w:val="1"/>
+        </w:numPr>
+        <w:spacing w:before="0" w:line="720" w:lineRule="auto"/>
+        <w:ind w:hanging="720"/>
+        <w:rPr>
+          <w:rFonts w:ascii="Arial" w:eastAsia="黑体" w:hAnsi="黑体" w:cs="Arial" w:hint="eastAsia"/>
+          <w:color w:val="auto"/>
+          <w:kern w:val="32"/>
+          <w:sz w:val="34"/>
+          <w:szCs w:val="36"/>
+          <w:lang w:val="en-US"/>
+        </w:rPr>
+      </w:pPr>
+      <w:bookmarkStart w:id="31" w:name="_Ref409535589"/>
+      <w:bookmarkStart w:id="32" w:name="_Toc416302767"/>
+      <w:bookmarkStart w:id="33" w:name="_Toc416948067"/>
+      <w:bookmarkStart w:id="34" w:name="_Toc418282390"/>
+      <w:bookmarkStart w:id="35" w:name="_Toc50885240"/>
+      <w:r>
+        <w:rPr>
+          <w:rFonts w:ascii="Arial" w:eastAsia="黑体" w:hAnsi="黑体" w:cs="Arial"/>
+          <w:color w:val="auto"/>
+          <w:kern w:val="32"/>
+          <w:sz w:val="34"/>
+          <w:szCs w:val="36"/>
+          <w:lang w:val="en-US"/>
+        </w:rPr>
+        <w:t>系统综合维护建议</w:t>
+      </w:r>
+      <w:bookmarkEnd w:id="31"/>
+      <w:bookmarkEnd w:id="32"/>
+      <w:bookmarkEnd w:id="33"/>
+      <w:bookmarkEnd w:id="34"/>
+      <w:bookmarkEnd w:id="35"/>
+    </w:p>
+    <w:p>
+      <w:pPr>
+        <w:rPr>
+          <w:rFonts w:hint="eastAsia"/>
+        </w:rPr>
+      </w:pPr>
+      <w:r>
+        <w:rPr>
+          <w:rFonts w:hint="eastAsia"/>
+        </w:rPr>
         <w:t>{$</w:t>
       </w:r>
-      <w:proofErr w:type="spellStart"/>
       <w:r>
         <w:rPr>
-          <w:rFonts w:hint="eastAsia"/>
-        </w:rPr>
-        <w:t>maintainList</w:t>
+          <w:b/>
+          <w:bCs/>
+        </w:rPr>
+        <w:t>SummaryDescription</w:t>
       </w:r>
-      <w:proofErr w:type="spellEnd"/>
       <w:r>
         <w:rPr>
           <w:rFonts w:hint="eastAsia"/>
@@ -5386,224 +5501,6 @@
           <w:szCs w:val="36"/>
           <w:lang w:val="en-US"/>
         </w:rPr>
-        <w:t>维护问题发现</w:t>
-      </w:r>
-    </w:p>
-    <w:p>
-      <w:pPr>
-        <w:pStyle w:val="1"/>
-        <w:numPr>
-          <w:ilvl w:val="1"/>
-          <w:numId w:val="1"/>
-        </w:numPr>
-        <w:spacing w:before="0" w:line="720" w:lineRule="auto"/>
-        <w:rPr>
-          <w:color w:val="000000" w:themeColor="text1"/>
-          <w:lang w:val="en-US"/>
-        </w:rPr>
-      </w:pPr>
-      <w:r>
-        <w:rPr>
-          <w:rFonts w:hint="eastAsia"/>
-          <w:color w:val="000000" w:themeColor="text1"/>
-          <w:lang w:val="en-US"/>
-        </w:rPr>
-        <w:t>已解决问题汇总</w:t>
-      </w:r>
-    </w:p>
-    <w:p>
-      <w:pPr>
-        <w:rPr>
-          <w:rFonts w:hint="eastAsia"/>
-          <w:lang w:val="en-US"/>
-        </w:rPr>
-      </w:pPr>
-      <w:r>
-        <w:rPr>
-          <w:rFonts w:hint="eastAsia"/>
-          <w:lang w:val="en-US"/>
-        </w:rPr>
-        <w:t>{$</w:t>
-      </w:r>
-      <w:proofErr w:type="spellStart"/>
-      <w:r>
-        <w:rPr>
-          <w:rFonts w:hint="eastAsia"/>
-          <w:lang w:val="en-US"/>
-        </w:rPr>
-        <w:t>resolvedProblems</w:t>
-      </w:r>
-      <w:proofErr w:type="spellEnd"/>
-      <w:r>
-        <w:rPr>
-          <w:rFonts w:hint="eastAsia"/>
-          <w:lang w:val="en-US"/>
-        </w:rPr>
-        <w:t>}</w:t>
-      </w:r>
-    </w:p>
-    <w:p>
-      <w:pPr>
-        <w:pStyle w:val="1"/>
-        <w:numPr>
-          <w:ilvl w:val="1"/>
-          <w:numId w:val="1"/>
-        </w:numPr>
-        <w:spacing w:before="0" w:line="720" w:lineRule="auto"/>
-        <w:rPr>
-          <w:color w:val="000000" w:themeColor="text1"/>
-          <w:lang w:val="en-US"/>
-        </w:rPr>
-      </w:pPr>
-      <w:r>
-        <w:rPr>
-          <w:rFonts w:hint="eastAsia"/>
-          <w:color w:val="000000" w:themeColor="text1"/>
-          <w:lang w:val="en-US"/>
-        </w:rPr>
-        <w:t>未解决问题汇总</w:t>
-      </w:r>
-    </w:p>
-    <w:p>
-      <w:pPr>
-        <w:rPr>
-          <w:rFonts w:hint="eastAsia"/>
-          <w:lang w:val="en-US"/>
-        </w:rPr>
-      </w:pPr>
-      <w:r>
-        <w:rPr>
-          <w:rFonts w:hint="eastAsia"/>
-          <w:lang w:val="en-US"/>
-        </w:rPr>
-        <w:t>{$</w:t>
-      </w:r>
-      <w:proofErr w:type="spellStart"/>
-      <w:r>
-        <w:rPr>
-          <w:rFonts w:hint="eastAsia"/>
-          <w:lang w:val="en-US"/>
-        </w:rPr>
-        <w:t>un</w:t>
-      </w:r>
-      <w:r>
-        <w:rPr>
-          <w:rFonts w:hint="eastAsia"/>
-          <w:lang w:val="en-US"/>
-        </w:rPr>
-        <w:t>r</w:t>
-      </w:r>
-      <w:r>
-        <w:rPr>
-          <w:rFonts w:hint="eastAsia"/>
-          <w:lang w:val="en-US"/>
-        </w:rPr>
-        <w:t>esolvedProblems</w:t>
-      </w:r>
-      <w:proofErr w:type="spellEnd"/>
-      <w:r>
-        <w:rPr>
-          <w:rFonts w:hint="eastAsia"/>
-          <w:lang w:val="en-US"/>
-        </w:rPr>
-        <w:t>}</w:t>
-      </w:r>
-    </w:p>
-    <w:p>
-      <w:pPr>
-        <w:pStyle w:val="1"/>
-        <w:numPr>
-          <w:ilvl w:val="0"/>
-          <w:numId w:val="1"/>
-        </w:numPr>
-        <w:spacing w:before="0" w:line="720" w:lineRule="auto"/>
-        <w:ind w:hanging="720"/>
-        <w:rPr>
-          <w:rFonts w:ascii="Arial" w:eastAsia="黑体" w:hAnsi="黑体" w:cs="Arial" w:hint="eastAsia"/>
-          <w:color w:val="auto"/>
-          <w:kern w:val="32"/>
-          <w:sz w:val="34"/>
-          <w:szCs w:val="36"/>
-          <w:lang w:val="en-US"/>
-        </w:rPr>
-      </w:pPr>
-      <w:bookmarkStart w:id="31" w:name="_Ref409535589"/>
-      <w:bookmarkStart w:id="32" w:name="_Toc416302767"/>
-      <w:bookmarkStart w:id="33" w:name="_Toc416948067"/>
-      <w:bookmarkStart w:id="34" w:name="_Toc418282390"/>
-      <w:bookmarkStart w:id="35" w:name="_Toc50885240"/>
-      <w:r>
-        <w:rPr>
-          <w:rFonts w:ascii="Arial" w:eastAsia="黑体" w:hAnsi="黑体" w:cs="Arial"/>
-          <w:color w:val="auto"/>
-          <w:kern w:val="32"/>
-          <w:sz w:val="34"/>
-          <w:szCs w:val="36"/>
-          <w:lang w:val="en-US"/>
-        </w:rPr>
-        <w:t>系统综合维护建议</w:t>
-      </w:r>
-      <w:bookmarkEnd w:id="31"/>
-      <w:bookmarkEnd w:id="32"/>
-      <w:bookmarkEnd w:id="33"/>
-      <w:bookmarkEnd w:id="34"/>
-      <w:bookmarkEnd w:id="35"/>
-    </w:p>
-    <w:p>
-      <w:pPr>
-        <w:rPr>
-          <w:rFonts w:hint="eastAsia"/>
-        </w:rPr>
-      </w:pPr>
-      <w:r>
-        <w:rPr>
-          <w:rFonts w:hint="eastAsia"/>
-        </w:rPr>
-        <w:t>{$</w:t>
-      </w:r>
-      <w:proofErr w:type="spellStart"/>
-      <w:r>
-        <w:rPr>
-          <w:b/>
-          <w:bCs/>
-        </w:rPr>
-        <w:t>SummaryDescription</w:t>
-      </w:r>
-      <w:proofErr w:type="spellEnd"/>
-      <w:r>
-        <w:rPr>
-          <w:rFonts w:hint="eastAsia"/>
-        </w:rPr>
-        <w:t>}</w:t>
-      </w:r>
-    </w:p>
-    <w:p>
-      <w:pPr>
-        <w:pStyle w:val="1"/>
-        <w:numPr>
-          <w:ilvl w:val="0"/>
-          <w:numId w:val="1"/>
-        </w:numPr>
-        <w:spacing w:before="0" w:line="720" w:lineRule="auto"/>
-        <w:ind w:hanging="720"/>
-        <w:rPr>
-          <w:rFonts w:ascii="Arial" w:eastAsia="黑体" w:hAnsi="黑体" w:cs="Arial" w:hint="eastAsia"/>
-          <w:color w:val="auto"/>
-          <w:kern w:val="32"/>
-          <w:sz w:val="34"/>
-          <w:szCs w:val="36"/>
-          <w:lang w:val="en-US"/>
-        </w:rPr>
-      </w:pPr>
-      <w:r>
-        <w:rPr>
-          <w:rFonts w:ascii="Arial" w:eastAsia="黑体" w:hAnsi="黑体" w:cs="Arial" w:hint="eastAsia"/>
-          <w:color w:val="auto"/>
-          <w:kern w:val="32"/>
-          <w:sz w:val="34"/>
-          <w:szCs w:val="36"/>
-          <w:lang w:val="en-US"/>
-        </w:rPr>
         <w:t>维护备件建议</w:t>
       </w:r>
     </w:p>
@@ -5619,7 +5516,6 @@
         </w:rPr>
         <w:t>{$</w:t>
       </w:r>
-      <w:proofErr w:type="spellStart"/>
       <w:r>
         <w:rPr>
           <w:b/>
@@ -5627,7 +5523,6 @@
         </w:rPr>
         <w:t>SparePartsRecommendation</w:t>
       </w:r>
-      <w:proofErr w:type="spellEnd"/>
       <w:r>
         <w:rPr>
           <w:rFonts w:hint="eastAsia"/>
@@ -5680,7 +5575,7 @@
         <w:spacing w:before="0" w:line="720" w:lineRule="auto"/>
         <w:ind w:hanging="720"/>
         <w:rPr>
-          <w:rFonts w:ascii="Arial" w:eastAsia="黑体" w:hAnsi="黑体" w:cs="Arial" w:hint="eastAsia"/>
+          <w:rFonts w:ascii="Arial" w:eastAsia="黑体" w:hAnsi="黑体" w:cs="Arial"/>
           <w:color w:val="auto"/>
           <w:kern w:val="32"/>
           <w:sz w:val="34"/>
@@ -5693,7 +5588,6 @@
       <w:bookmarkStart w:id="38" w:name="_Toc416948068"/>
       <w:bookmarkStart w:id="39" w:name="_Toc418282391"/>
       <w:bookmarkStart w:id="40" w:name="_Toc50885241"/>
-      <w:proofErr w:type="gramStart"/>
       <w:r>
         <w:rPr>
           <w:rFonts w:ascii="Arial" w:eastAsia="黑体" w:hAnsi="黑体" w:cs="Arial"/>
@@ -5704,19 +5598,7 @@
           <w:lang w:val="en-US"/>
         </w:rPr>
         <w:lastRenderedPageBreak/>
-        <w:t>详细维护</w:t>
-      </w:r>
-      <w:proofErr w:type="gramEnd"/>
-      <w:r>
-        <w:rPr>
-          <w:rFonts w:ascii="Arial" w:eastAsia="黑体" w:hAnsi="黑体" w:cs="Arial"/>
-          <w:color w:val="auto"/>
-          <w:kern w:val="32"/>
-          <w:sz w:val="34"/>
-          <w:szCs w:val="36"/>
-          <w:lang w:val="en-US"/>
-        </w:rPr>
-        <w:t>检查与建议</w:t>
+        <w:t>详细维护检查与建议</w:t>
       </w:r>
       <w:bookmarkEnd w:id="36"/>
       <w:bookmarkEnd w:id="37"/>
@@ -5724,93 +5606,20 @@
       <w:bookmarkEnd w:id="39"/>
       <w:bookmarkEnd w:id="40"/>
     </w:p>
-    <w:tbl>
-      <w:tblPr>
-        <w:tblStyle w:val="a3"/>
-        <w:tblW w:w="0" w:type="auto"/>
-        <w:tblBorders>
-          <w:top w:val="none" w:sz="0" w:space="0" w:color="auto"/>
-          <w:left w:val="none" w:sz="0" w:space="0" w:color="auto"/>
-          <w:bottom w:val="none" w:sz="0" w:space="0" w:color="auto"/>
-          <w:right w:val="none" w:sz="0" w:space="0" w:color="auto"/>
-          <w:insideH w:val="none" w:sz="0" w:space="0" w:color="auto"/>
-          <w:insideV w:val="none" w:sz="0" w:space="0" w:color="auto"/>
-        </w:tblBorders>
-        <w:tblLook w:val="04A0" w:firstRow="1" w:lastRow="0" w:firstColumn="1" w:lastColumn="0" w:noHBand="0" w:noVBand="1"/>
-      </w:tblPr>
-      <w:tblGrid>
-        <w:gridCol w:w="8536"/>
-        <w:gridCol w:w="490"/>
-      </w:tblGrid>
-      <w:tr>
-        <w:tc>
-          <w:tcPr>
-            <w:tcW w:w="8536" w:type="dxa"/>
-          </w:tcPr>
-          <w:p>
-            <w:pPr>
-              <w:pStyle w:val="2"/>
-              <w:spacing w:before="0" w:line="480" w:lineRule="auto"/>
-              <w:rPr>
-                <w:lang w:val="en-US"/>
-              </w:rPr>
-            </w:pPr>
-            <w:r>
-              <w:rPr>
-                <w:rFonts w:ascii="Arial" w:eastAsia="黑体" w:hAnsi="Arial" w:cs="Arial" w:hint="eastAsia"/>
-                <w:color w:val="auto"/>
-                <w:szCs w:val="28"/>
-                <w:lang w:val="en-US"/>
-              </w:rPr>
-              <w:t>{$</w:t>
-            </w:r>
-            <w:proofErr w:type="spellStart"/>
-            <w:r>
-              <w:rPr>
-                <w:rFonts w:ascii="Arial" w:eastAsia="黑体" w:hAnsi="Arial" w:cs="Arial" w:hint="eastAsia"/>
-                <w:color w:val="auto"/>
-                <w:szCs w:val="28"/>
-                <w:lang w:val="en-US"/>
-              </w:rPr>
-              <w:t>detailList</w:t>
-            </w:r>
-            <w:proofErr w:type="spellEnd"/>
-            <w:r>
-              <w:rPr>
-                <w:rFonts w:ascii="Arial" w:eastAsia="黑体" w:hAnsi="Arial" w:cs="Arial" w:hint="eastAsia"/>
-                <w:color w:val="auto"/>
-                <w:szCs w:val="28"/>
-                <w:lang w:val="en-US"/>
-              </w:rPr>
-              <w:t>}</w:t>
-            </w:r>
-          </w:p>
-        </w:tc>
-        <w:tc>
-          <w:tcPr>
-            <w:tcW w:w="490" w:type="dxa"/>
-          </w:tcPr>
-          <w:p>
-            <w:pPr>
-              <w:rPr>
-                <w:rFonts w:hint="eastAsia"/>
-                <w:lang w:val="en-US"/>
-              </w:rPr>
-            </w:pPr>
-          </w:p>
-        </w:tc>
-      </w:tr>
-    </w:tbl>
     <w:p>
       <w:pPr>
-        <w:spacing w:before="60" w:after="60"/>
-        <w:jc w:val="left"/>
-        <w:rPr>
-          <w:rFonts w:ascii="Arial" w:eastAsia="黑体" w:hAnsi="Arial" w:cs="Arial"/>
-          <w:sz w:val="21"/>
-          <w:szCs w:val="21"/>
+        <w:rPr>
+          <w:rFonts w:hint="eastAsia"/>
+          <w:lang w:val="en-US"/>
         </w:rPr>
       </w:pPr>
+      <w:r>
+        <w:rPr>
+          <w:rFonts w:hint="eastAsia"/>
+          <w:lang w:val="en-US"/>
+        </w:rPr>
+        <w:t>{$detailList}</w:t>
+      </w:r>
     </w:p>
     <w:sectPr>
       <w:headerReference w:type="even" r:id="rId12"/>
@@ -7973,20 +7782,6 @@
 </file>
 
 <file path=customXml/item1.xml><?xml version="1.0" encoding="utf-8"?>
-<p:properties xmlns:p="http://schemas.microsoft.com/office/2006/metadata/properties" xmlns:xsi="http://www.w3.org/2001/XMLSchema-instance" xmlns:pc="http://schemas.microsoft.com/office/infopath/2007/PartnerControls">
-  <documentManagement>
-    <lcf76f155ced4ddcb4097134ff3c332f xmlns="6bd1f968-35b2-42cf-8f7c-e2953acad71e">
-      <Terms xmlns="http://schemas.microsoft.com/office/infopath/2007/PartnerControls"/>
-    </lcf76f155ced4ddcb4097134ff3c332f>
-  </documentManagement>
-</p:properties>
-</file>
-
-<file path=customXml/item2.xml><?xml version="1.0" encoding="utf-8"?>
-<b:Sources xmlns:b="http://schemas.openxmlformats.org/officeDocument/2006/bibliography" xmlns="http://schemas.openxmlformats.org/officeDocument/2006/bibliography" SelectedStyle="\APA.XSL" StyleName="APA"/>
-</file>
-
-<file path=customXml/item3.xml><?xml version="1.0" encoding="utf-8"?>
 <?mso-contentType ?>
 <FormTemplates xmlns="http://schemas.microsoft.com/sharepoint/v3/contenttype/forms">
   <Display>DocumentLibraryForm</Display>
@@ -7995,7 +7790,7 @@
 </FormTemplates>
 </file>
 
-<file path=customXml/item4.xml><?xml version="1.0" encoding="utf-8"?>
+<file path=customXml/item2.xml><?xml version="1.0" encoding="utf-8"?>
 <ct:contentTypeSchema xmlns:ct="http://schemas.microsoft.com/office/2006/metadata/contentType" xmlns:ma="http://schemas.microsoft.com/office/2006/metadata/properties/metaAttributes" ct:_="" ma:_="" ma:contentTypeName="Document" ma:contentTypeID="0x010100E5923152C64AB245A4920FAC4BFBAFBF" ma:contentTypeVersion="14" ma:contentTypeDescription="Create a new document." ma:contentTypeScope="" ma:versionID="a147ce5196179442ab1c9726cb178aa9">
   <xsd:schema xmlns:xsd="http://www.w3.org/2001/XMLSchema" xmlns:xs="http://www.w3.org/2001/XMLSchema" xmlns:p="http://schemas.microsoft.com/office/2006/metadata/properties" xmlns:ns2="6bd1f968-35b2-42cf-8f7c-e2953acad71e" xmlns:ns3="1ae5cbaf-126a-426e-8f85-663306326d36" targetNamespace="http://schemas.microsoft.com/office/2006/metadata/properties" ma:root="true" ma:fieldsID="10ccb65649512309cf78050fc0bef035" ns2:_="" ns3:_="">
     <xsd:import namespace="6bd1f968-35b2-42cf-8f7c-e2953acad71e"/>
@@ -8218,25 +8013,21 @@
 </ct:contentTypeSchema>
 </file>
 
-<file path=customXml/itemProps1.xml><?xml version="1.0" encoding="utf-8"?>
-<ds:datastoreItem xmlns:ds="http://schemas.openxmlformats.org/officeDocument/2006/customXml" ds:itemID="{99858B9D-9DC1-4880-ACB5-28AD6AAAFB05}">
-  <ds:schemaRefs>
-    <ds:schemaRef ds:uri="http://schemas.microsoft.com/office/2006/metadata/properties"/>
-    <ds:schemaRef ds:uri="http://schemas.microsoft.com/office/infopath/2007/PartnerControls"/>
-    <ds:schemaRef ds:uri="6bd1f968-35b2-42cf-8f7c-e2953acad71e"/>
-  </ds:schemaRefs>
-</ds:datastoreItem>
+<file path=customXml/item3.xml><?xml version="1.0" encoding="utf-8"?>
+<p:properties xmlns:p="http://schemas.microsoft.com/office/2006/metadata/properties" xmlns:xsi="http://www.w3.org/2001/XMLSchema-instance" xmlns:pc="http://schemas.microsoft.com/office/infopath/2007/PartnerControls">
+  <documentManagement>
+    <lcf76f155ced4ddcb4097134ff3c332f xmlns="6bd1f968-35b2-42cf-8f7c-e2953acad71e">
+      <Terms xmlns="http://schemas.microsoft.com/office/infopath/2007/PartnerControls"/>
+    </lcf76f155ced4ddcb4097134ff3c332f>
+  </documentManagement>
+</p:properties>
 </file>
 
-<file path=customXml/itemProps2.xml><?xml version="1.0" encoding="utf-8"?>
-<ds:datastoreItem xmlns:ds="http://schemas.openxmlformats.org/officeDocument/2006/customXml" ds:itemID="{3D111A1D-BACC-4D5C-810C-4E97598CED44}">
-  <ds:schemaRefs>
-    <ds:schemaRef ds:uri="http://schemas.openxmlformats.org/officeDocument/2006/bibliography"/>
-  </ds:schemaRefs>
-</ds:datastoreItem>
+<file path=customXml/item4.xml><?xml version="1.0" encoding="utf-8"?>
+<b:Sources xmlns:b="http://schemas.openxmlformats.org/officeDocument/2006/bibliography" xmlns="http://schemas.openxmlformats.org/officeDocument/2006/bibliography" SelectedStyle="\APA.XSL" StyleName="APA"/>
 </file>
 
-<file path=customXml/itemProps3.xml><?xml version="1.0" encoding="utf-8"?>
+<file path=customXml/itemProps1.xml><?xml version="1.0" encoding="utf-8"?>
 <ds:datastoreItem xmlns:ds="http://schemas.openxmlformats.org/officeDocument/2006/customXml" ds:itemID="{41511153-9494-4926-AFDA-515F43782D8D}">
   <ds:schemaRefs>
     <ds:schemaRef ds:uri="http://schemas.microsoft.com/sharepoint/v3/contenttype/forms"/>
@@ -8244,7 +8035,7 @@
 </ds:datastoreItem>
 </file>
 
-<file path=customXml/itemProps4.xml><?xml version="1.0" encoding="utf-8"?>
+<file path=customXml/itemProps2.xml><?xml version="1.0" encoding="utf-8"?>
 <ds:datastoreItem xmlns:ds="http://schemas.openxmlformats.org/officeDocument/2006/customXml" ds:itemID="{4F3A5B65-3D58-4339-8EB7-80F7572AF648}">
   <ds:schemaRefs>
     <ds:schemaRef ds:uri="http://schemas.microsoft.com/office/2006/metadata/contentType"/>
@@ -8263,6 +8054,24 @@
 </ds:datastoreItem>
 </file>
 
+<file path=customXml/itemProps3.xml><?xml version="1.0" encoding="utf-8"?>
+<ds:datastoreItem xmlns:ds="http://schemas.openxmlformats.org/officeDocument/2006/customXml" ds:itemID="{99858B9D-9DC1-4880-ACB5-28AD6AAAFB05}">
+  <ds:schemaRefs>
+    <ds:schemaRef ds:uri="http://schemas.microsoft.com/office/2006/metadata/properties"/>
+    <ds:schemaRef ds:uri="http://schemas.microsoft.com/office/infopath/2007/PartnerControls"/>
+    <ds:schemaRef ds:uri="6bd1f968-35b2-42cf-8f7c-e2953acad71e"/>
+  </ds:schemaRefs>
+</ds:datastoreItem>
+</file>
+
+<file path=customXml/itemProps4.xml><?xml version="1.0" encoding="utf-8"?>
+<ds:datastoreItem xmlns:ds="http://schemas.openxmlformats.org/officeDocument/2006/customXml" ds:itemID="{3D111A1D-BACC-4D5C-810C-4E97598CED44}">
+  <ds:schemaRefs>
+    <ds:schemaRef ds:uri="http://schemas.openxmlformats.org/officeDocument/2006/bibliography"/>
+  </ds:schemaRefs>
+</ds:datastoreItem>
+</file>
+
 <file path=docMetadata/LabelInfo.xml><?xml version="1.0" encoding="utf-8"?>
 <clbl:labelList xmlns:clbl="http://schemas.microsoft.com/office/2020/mipLabelMetadata">
   <clbl:label id="{9d258917-277f-42cd-a3cd-14c4e9ee58bc}" enabled="1" method="Standard" siteId="{38ae3bcd-9579-4fd4-adda-b42e1495d55a}" removed="0"/>

--- a/code/backend/premaintainProjects/Reports/reportTemplate.docx
+++ b/code/backend/premaintainProjects/Reports/reportTemplate.docx
@@ -2903,16 +2903,8 @@
     </w:p>
     <w:p>
       <w:pPr>
-        <w:spacing w:after="100"/>
-        <w:jc w:val="center"/>
-        <w:rPr>
-          <w:rFonts w:ascii="Arial" w:hAnsi="Arial" w:cs="Arial"/>
-          <w:sz w:val="56"/>
-          <w:szCs w:val="56"/>
-          <w:lang w:val="en-US"/>
-        </w:rPr>
-      </w:pPr>
-      <w:r>
+        <w:spacing w:before="0" w:after="0"/>
+        <w:jc w:val="left"/>
         <w:rPr>
           <w:rFonts w:ascii="Arial" w:hAnsi="Arial" w:cs="Arial"/>
           <w:b/>
@@ -2920,6 +2912,38 @@
           <w:szCs w:val="56"/>
           <w:lang w:val="en-US"/>
         </w:rPr>
+      </w:pPr>
+      <w:r>
+        <w:rPr>
+          <w:rFonts w:ascii="Arial" w:hAnsi="Arial" w:cs="Arial"/>
+          <w:b/>
+          <w:sz w:val="56"/>
+          <w:szCs w:val="56"/>
+          <w:lang w:val="en-US"/>
+        </w:rPr>
+        <w:br w:type="page"/>
+      </w:r>
+    </w:p>
+    <w:p>
+      <w:pPr>
+        <w:spacing w:after="100"/>
+        <w:jc w:val="center"/>
+        <w:rPr>
+          <w:rFonts w:ascii="Arial" w:hAnsi="Arial" w:cs="Arial"/>
+          <w:sz w:val="56"/>
+          <w:szCs w:val="56"/>
+          <w:lang w:val="en-US"/>
+        </w:rPr>
+      </w:pPr>
+      <w:r>
+        <w:rPr>
+          <w:rFonts w:ascii="Arial" w:hAnsi="Arial" w:cs="Arial"/>
+          <w:b/>
+          <w:sz w:val="56"/>
+          <w:szCs w:val="56"/>
+          <w:lang w:val="en-US"/>
+        </w:rPr>
+        <w:lastRenderedPageBreak/>
         <w:t>Index</w:t>
       </w:r>
     </w:p>
@@ -2958,7 +2982,6 @@
           <w:color w:val="000000" w:themeColor="text1"/>
           <w:lang w:val="en-US"/>
         </w:rPr>
-        <w:lastRenderedPageBreak/>
         <w:fldChar w:fldCharType="begin"/>
       </w:r>
       <w:r>
@@ -5381,6 +5404,9 @@
     </w:p>
     <w:p>
       <w:pPr>
+        <w:tabs>
+          <w:tab w:val="left" w:pos="3420"/>
+        </w:tabs>
         <w:rPr>
           <w:rFonts w:hint="eastAsia"/>
           <w:lang w:val="en-US"/>
@@ -5407,6 +5433,94 @@
         </w:rPr>
         <w:t>esolvedProblems}</w:t>
       </w:r>
+      <w:r>
+        <w:rPr>
+          <w:rFonts w:hint="eastAsia"/>
+          <w:lang w:val="en-US"/>
+        </w:rPr>
+        <w:tab/>
+      </w:r>
+    </w:p>
+    <w:p>
+      <w:pPr>
+        <w:tabs>
+          <w:tab w:val="left" w:pos="3420"/>
+        </w:tabs>
+        <w:rPr>
+          <w:rFonts w:hint="eastAsia"/>
+          <w:b/>
+          <w:bCs/>
+          <w:lang w:val="en-US"/>
+        </w:rPr>
+      </w:pPr>
+    </w:p>
+    <w:p>
+      <w:pPr>
+        <w:pStyle w:val="1"/>
+        <w:numPr>
+          <w:ilvl w:val="1"/>
+          <w:numId w:val="1"/>
+        </w:numPr>
+        <w:spacing w:before="0" w:line="720" w:lineRule="auto"/>
+        <w:rPr>
+          <w:color w:val="000000" w:themeColor="text1"/>
+          <w:lang w:val="en-US"/>
+        </w:rPr>
+      </w:pPr>
+      <w:r>
+        <w:rPr>
+          <w:rFonts w:hint="eastAsia"/>
+          <w:color w:val="000000" w:themeColor="text1"/>
+          <w:lang w:val="en-US"/>
+        </w:rPr>
+        <w:t>外围检测问题</w:t>
+      </w:r>
+      <w:r>
+        <w:rPr>
+          <w:color w:val="000000" w:themeColor="text1"/>
+          <w:lang w:val="en-US"/>
+        </w:rPr>
+        <w:t>汇总</w:t>
+      </w:r>
+    </w:p>
+    <w:p>
+      <w:pPr>
+        <w:tabs>
+          <w:tab w:val="left" w:pos="3420"/>
+        </w:tabs>
+        <w:rPr>
+          <w:rFonts w:hint="eastAsia"/>
+          <w:lang w:val="en-US"/>
+        </w:rPr>
+      </w:pPr>
+    </w:p>
+    <w:p>
+      <w:pPr>
+        <w:tabs>
+          <w:tab w:val="left" w:pos="3420"/>
+        </w:tabs>
+        <w:rPr>
+          <w:rFonts w:hint="eastAsia"/>
+          <w:lang w:val="en-US"/>
+        </w:rPr>
+      </w:pPr>
+      <w:r>
+        <w:rPr>
+          <w:lang w:val="en-US"/>
+        </w:rPr>
+        <w:t>{$outerInspectionProblems}</w:t>
+      </w:r>
+    </w:p>
+    <w:p>
+      <w:pPr>
+        <w:tabs>
+          <w:tab w:val="left" w:pos="3420"/>
+        </w:tabs>
+        <w:rPr>
+          <w:rFonts w:hint="eastAsia"/>
+          <w:lang w:val="en-US"/>
+        </w:rPr>
+      </w:pPr>
     </w:p>
     <w:p>
       <w:pPr>
@@ -5575,7 +5689,7 @@
         <w:spacing w:before="0" w:line="720" w:lineRule="auto"/>
         <w:ind w:hanging="720"/>
         <w:rPr>
-          <w:rFonts w:ascii="Arial" w:eastAsia="黑体" w:hAnsi="黑体" w:cs="Arial"/>
+          <w:rFonts w:ascii="Arial" w:eastAsia="黑体" w:hAnsi="黑体" w:cs="Arial" w:hint="eastAsia"/>
           <w:color w:val="auto"/>
           <w:kern w:val="32"/>
           <w:sz w:val="34"/>
@@ -7782,6 +7896,10 @@
 </file>
 
 <file path=customXml/item1.xml><?xml version="1.0" encoding="utf-8"?>
+<b:Sources xmlns:b="http://schemas.openxmlformats.org/officeDocument/2006/bibliography" xmlns="http://schemas.openxmlformats.org/officeDocument/2006/bibliography" SelectedStyle="\APA.XSL" StyleName="APA"/>
+</file>
+
+<file path=customXml/item2.xml><?xml version="1.0" encoding="utf-8"?>
 <?mso-contentType ?>
 <FormTemplates xmlns="http://schemas.microsoft.com/sharepoint/v3/contenttype/forms">
   <Display>DocumentLibraryForm</Display>
@@ -7790,7 +7908,7 @@
 </FormTemplates>
 </file>
 
-<file path=customXml/item2.xml><?xml version="1.0" encoding="utf-8"?>
+<file path=customXml/item3.xml><?xml version="1.0" encoding="utf-8"?>
 <ct:contentTypeSchema xmlns:ct="http://schemas.microsoft.com/office/2006/metadata/contentType" xmlns:ma="http://schemas.microsoft.com/office/2006/metadata/properties/metaAttributes" ct:_="" ma:_="" ma:contentTypeName="Document" ma:contentTypeID="0x010100E5923152C64AB245A4920FAC4BFBAFBF" ma:contentTypeVersion="14" ma:contentTypeDescription="Create a new document." ma:contentTypeScope="" ma:versionID="a147ce5196179442ab1c9726cb178aa9">
   <xsd:schema xmlns:xsd="http://www.w3.org/2001/XMLSchema" xmlns:xs="http://www.w3.org/2001/XMLSchema" xmlns:p="http://schemas.microsoft.com/office/2006/metadata/properties" xmlns:ns2="6bd1f968-35b2-42cf-8f7c-e2953acad71e" xmlns:ns3="1ae5cbaf-126a-426e-8f85-663306326d36" targetNamespace="http://schemas.microsoft.com/office/2006/metadata/properties" ma:root="true" ma:fieldsID="10ccb65649512309cf78050fc0bef035" ns2:_="" ns3:_="">
     <xsd:import namespace="6bd1f968-35b2-42cf-8f7c-e2953acad71e"/>
@@ -8013,7 +8131,7 @@
 </ct:contentTypeSchema>
 </file>
 
-<file path=customXml/item3.xml><?xml version="1.0" encoding="utf-8"?>
+<file path=customXml/item4.xml><?xml version="1.0" encoding="utf-8"?>
 <p:properties xmlns:p="http://schemas.microsoft.com/office/2006/metadata/properties" xmlns:xsi="http://www.w3.org/2001/XMLSchema-instance" xmlns:pc="http://schemas.microsoft.com/office/infopath/2007/PartnerControls">
   <documentManagement>
     <lcf76f155ced4ddcb4097134ff3c332f xmlns="6bd1f968-35b2-42cf-8f7c-e2953acad71e">
@@ -8023,11 +8141,15 @@
 </p:properties>
 </file>
 
-<file path=customXml/item4.xml><?xml version="1.0" encoding="utf-8"?>
-<b:Sources xmlns:b="http://schemas.openxmlformats.org/officeDocument/2006/bibliography" xmlns="http://schemas.openxmlformats.org/officeDocument/2006/bibliography" SelectedStyle="\APA.XSL" StyleName="APA"/>
+<file path=customXml/itemProps1.xml><?xml version="1.0" encoding="utf-8"?>
+<ds:datastoreItem xmlns:ds="http://schemas.openxmlformats.org/officeDocument/2006/customXml" ds:itemID="{3D111A1D-BACC-4D5C-810C-4E97598CED44}">
+  <ds:schemaRefs>
+    <ds:schemaRef ds:uri="http://schemas.openxmlformats.org/officeDocument/2006/bibliography"/>
+  </ds:schemaRefs>
+</ds:datastoreItem>
 </file>
 
-<file path=customXml/itemProps1.xml><?xml version="1.0" encoding="utf-8"?>
+<file path=customXml/itemProps2.xml><?xml version="1.0" encoding="utf-8"?>
 <ds:datastoreItem xmlns:ds="http://schemas.openxmlformats.org/officeDocument/2006/customXml" ds:itemID="{41511153-9494-4926-AFDA-515F43782D8D}">
   <ds:schemaRefs>
     <ds:schemaRef ds:uri="http://schemas.microsoft.com/sharepoint/v3/contenttype/forms"/>
@@ -8035,7 +8157,7 @@
 </ds:datastoreItem>
 </file>
 
-<file path=customXml/itemProps2.xml><?xml version="1.0" encoding="utf-8"?>
+<file path=customXml/itemProps3.xml><?xml version="1.0" encoding="utf-8"?>
 <ds:datastoreItem xmlns:ds="http://schemas.openxmlformats.org/officeDocument/2006/customXml" ds:itemID="{4F3A5B65-3D58-4339-8EB7-80F7572AF648}">
   <ds:schemaRefs>
     <ds:schemaRef ds:uri="http://schemas.microsoft.com/office/2006/metadata/contentType"/>
@@ -8054,7 +8176,7 @@
 </ds:datastoreItem>
 </file>
 
-<file path=customXml/itemProps3.xml><?xml version="1.0" encoding="utf-8"?>
+<file path=customXml/itemProps4.xml><?xml version="1.0" encoding="utf-8"?>
 <ds:datastoreItem xmlns:ds="http://schemas.openxmlformats.org/officeDocument/2006/customXml" ds:itemID="{99858B9D-9DC1-4880-ACB5-28AD6AAAFB05}">
   <ds:schemaRefs>
     <ds:schemaRef ds:uri="http://schemas.microsoft.com/office/2006/metadata/properties"/>
@@ -8064,14 +8186,6 @@
 </ds:datastoreItem>
 </file>
 
-<file path=customXml/itemProps4.xml><?xml version="1.0" encoding="utf-8"?>
-<ds:datastoreItem xmlns:ds="http://schemas.openxmlformats.org/officeDocument/2006/customXml" ds:itemID="{3D111A1D-BACC-4D5C-810C-4E97598CED44}">
-  <ds:schemaRefs>
-    <ds:schemaRef ds:uri="http://schemas.openxmlformats.org/officeDocument/2006/bibliography"/>
-  </ds:schemaRefs>
-</ds:datastoreItem>
-</file>
-
 <file path=docMetadata/LabelInfo.xml><?xml version="1.0" encoding="utf-8"?>
 <clbl:labelList xmlns:clbl="http://schemas.microsoft.com/office/2020/mipLabelMetadata">
   <clbl:label id="{9d258917-277f-42cd-a3cd-14c4e9ee58bc}" enabled="1" method="Standard" siteId="{38ae3bcd-9579-4fd4-adda-b42e1495d55a}" removed="0"/>

--- a/code/backend/premaintainProjects/Reports/reportTemplate.docx
+++ b/code/backend/premaintainProjects/Reports/reportTemplate.docx
@@ -2630,6 +2630,7 @@
               </w:rPr>
               <w:t>$</w:t>
             </w:r>
+            <w:proofErr w:type="spellStart"/>
             <w:r>
               <w:rPr>
                 <w:rFonts w:ascii="微软雅黑" w:eastAsia="微软雅黑" w:hAnsi="微软雅黑" w:cs="Arial"/>
@@ -2640,6 +2641,7 @@
               </w:rPr>
               <w:t>companyname</w:t>
             </w:r>
+            <w:proofErr w:type="spellEnd"/>
             <w:r>
               <w:rPr>
                 <w:rFonts w:ascii="微软雅黑" w:eastAsia="微软雅黑" w:hAnsi="微软雅黑" w:cs="Arial" w:hint="eastAsia"/>
@@ -3940,6 +3942,7 @@
               </w:rPr>
               <w:t>{$</w:t>
             </w:r>
+            <w:proofErr w:type="spellStart"/>
             <w:r>
               <w:rPr>
                 <w:rFonts w:ascii="Arial" w:eastAsia="黑体" w:hAnsi="黑体" w:cs="Arial" w:hint="eastAsia"/>
@@ -3950,6 +3953,7 @@
               </w:rPr>
               <w:t>serviceId</w:t>
             </w:r>
+            <w:proofErr w:type="spellEnd"/>
             <w:r>
               <w:rPr>
                 <w:rFonts w:ascii="Arial" w:eastAsia="黑体" w:hAnsi="黑体" w:cs="Arial" w:hint="eastAsia"/>
@@ -4024,6 +4028,7 @@
               </w:rPr>
               <w:t>{$</w:t>
             </w:r>
+            <w:proofErr w:type="spellStart"/>
             <w:r>
               <w:rPr>
                 <w:rFonts w:ascii="Arial" w:eastAsia="黑体" w:hAnsi="黑体" w:cs="Arial"/>
@@ -4034,6 +4039,7 @@
               </w:rPr>
               <w:t>companyname</w:t>
             </w:r>
+            <w:proofErr w:type="spellEnd"/>
             <w:r>
               <w:rPr>
                 <w:rFonts w:ascii="Arial" w:eastAsia="黑体" w:hAnsi="黑体" w:cs="Arial" w:hint="eastAsia"/>
@@ -4192,6 +4198,7 @@
               </w:rPr>
               <w:t>{$</w:t>
             </w:r>
+            <w:proofErr w:type="spellStart"/>
             <w:r>
               <w:rPr>
                 <w:rFonts w:ascii="Arial" w:eastAsia="黑体" w:hAnsi="黑体" w:cs="Arial" w:hint="eastAsia"/>
@@ -4202,6 +4209,7 @@
               </w:rPr>
               <w:t>customerContact</w:t>
             </w:r>
+            <w:proofErr w:type="spellEnd"/>
             <w:r>
               <w:rPr>
                 <w:rFonts w:ascii="Arial" w:eastAsia="黑体" w:hAnsi="黑体" w:cs="Arial" w:hint="eastAsia"/>
@@ -4276,6 +4284,7 @@
               </w:rPr>
               <w:t>{$</w:t>
             </w:r>
+            <w:proofErr w:type="spellStart"/>
             <w:r>
               <w:rPr>
                 <w:rFonts w:ascii="Arial" w:eastAsia="黑体" w:hAnsi="黑体" w:cs="Arial" w:hint="eastAsia"/>
@@ -4286,6 +4295,7 @@
               </w:rPr>
               <w:t>siemensContact</w:t>
             </w:r>
+            <w:proofErr w:type="spellEnd"/>
             <w:r>
               <w:rPr>
                 <w:rFonts w:ascii="Arial" w:eastAsia="黑体" w:hAnsi="黑体" w:cs="Arial" w:hint="eastAsia"/>
@@ -4360,6 +4370,7 @@
               </w:rPr>
               <w:t>{$</w:t>
             </w:r>
+            <w:proofErr w:type="spellStart"/>
             <w:r>
               <w:rPr>
                 <w:rFonts w:ascii="Arial" w:eastAsia="黑体" w:hAnsi="黑体" w:cs="Arial" w:hint="eastAsia"/>
@@ -4370,6 +4381,7 @@
               </w:rPr>
               <w:t>leadEngineer</w:t>
             </w:r>
+            <w:proofErr w:type="spellEnd"/>
             <w:r>
               <w:rPr>
                 <w:rFonts w:ascii="Arial" w:eastAsia="黑体" w:hAnsi="黑体" w:cs="Arial" w:hint="eastAsia"/>
@@ -4464,6 +4476,7 @@
               </w:rPr>
               <w:t>{$</w:t>
             </w:r>
+            <w:proofErr w:type="spellStart"/>
             <w:r>
               <w:rPr>
                 <w:rFonts w:ascii="Arial" w:eastAsia="黑体" w:hAnsi="黑体" w:cs="Arial" w:hint="eastAsia"/>
@@ -4474,6 +4487,7 @@
               </w:rPr>
               <w:t>startDate</w:t>
             </w:r>
+            <w:proofErr w:type="spellEnd"/>
             <w:r>
               <w:rPr>
                 <w:rFonts w:ascii="Arial" w:eastAsia="黑体" w:hAnsi="黑体" w:cs="Arial" w:hint="eastAsia"/>
@@ -4504,6 +4518,7 @@
               </w:rPr>
               <w:t>{$</w:t>
             </w:r>
+            <w:proofErr w:type="spellStart"/>
             <w:r>
               <w:rPr>
                 <w:rFonts w:ascii="Arial" w:eastAsia="黑体" w:hAnsi="黑体" w:cs="Arial" w:hint="eastAsia"/>
@@ -4514,6 +4529,7 @@
               </w:rPr>
               <w:t>endDate</w:t>
             </w:r>
+            <w:proofErr w:type="spellEnd"/>
             <w:r>
               <w:rPr>
                 <w:rFonts w:ascii="Arial" w:eastAsia="黑体" w:hAnsi="黑体" w:cs="Arial" w:hint="eastAsia"/>
@@ -4598,6 +4614,7 @@
               </w:rPr>
               <w:t>{$</w:t>
             </w:r>
+            <w:proofErr w:type="spellStart"/>
             <w:r>
               <w:rPr>
                 <w:rFonts w:ascii="Arial" w:eastAsia="黑体" w:hAnsi="黑体" w:cs="Arial" w:hint="eastAsia"/>
@@ -4608,6 +4625,7 @@
               </w:rPr>
               <w:t>reportCreateDate</w:t>
             </w:r>
+            <w:proofErr w:type="spellEnd"/>
             <w:r>
               <w:rPr>
                 <w:rFonts w:ascii="Arial" w:eastAsia="黑体" w:hAnsi="黑体" w:cs="Arial" w:hint="eastAsia"/>
@@ -4692,6 +4710,7 @@
               </w:rPr>
               <w:t>{$</w:t>
             </w:r>
+            <w:proofErr w:type="spellStart"/>
             <w:r>
               <w:rPr>
                 <w:rFonts w:ascii="Arial" w:eastAsia="黑体" w:hAnsi="黑体" w:cs="Arial"/>
@@ -4702,6 +4721,7 @@
               </w:rPr>
               <w:t>projectname</w:t>
             </w:r>
+            <w:proofErr w:type="spellEnd"/>
             <w:r>
               <w:rPr>
                 <w:rFonts w:ascii="Arial" w:eastAsia="黑体" w:hAnsi="黑体" w:cs="Arial" w:hint="eastAsia"/>
@@ -5310,277 +5330,16 @@
         <w:rPr>
           <w:rFonts w:hint="eastAsia"/>
         </w:rPr>
-        <w:t>{$maintainList}</w:t>
-      </w:r>
-    </w:p>
-    <w:p>
-      <w:pPr>
-        <w:pStyle w:val="1"/>
-        <w:numPr>
-          <w:ilvl w:val="0"/>
-          <w:numId w:val="1"/>
-        </w:numPr>
-        <w:spacing w:before="0" w:line="720" w:lineRule="auto"/>
-        <w:ind w:hanging="720"/>
-        <w:rPr>
-          <w:rFonts w:ascii="Arial" w:eastAsia="黑体" w:hAnsi="黑体" w:cs="Arial" w:hint="eastAsia"/>
-          <w:color w:val="auto"/>
-          <w:kern w:val="32"/>
-          <w:sz w:val="34"/>
-          <w:szCs w:val="36"/>
-          <w:lang w:val="en-US"/>
-        </w:rPr>
-      </w:pPr>
-      <w:r>
-        <w:rPr>
-          <w:rFonts w:ascii="Arial" w:eastAsia="黑体" w:hAnsi="黑体" w:cs="Arial" w:hint="eastAsia"/>
-          <w:color w:val="auto"/>
-          <w:kern w:val="32"/>
-          <w:sz w:val="34"/>
-          <w:szCs w:val="36"/>
-          <w:lang w:val="en-US"/>
-        </w:rPr>
-        <w:t>维护问题发现</w:t>
-      </w:r>
-    </w:p>
-    <w:p>
-      <w:pPr>
-        <w:pStyle w:val="1"/>
-        <w:numPr>
-          <w:ilvl w:val="1"/>
-          <w:numId w:val="1"/>
-        </w:numPr>
-        <w:spacing w:before="0" w:line="720" w:lineRule="auto"/>
-        <w:rPr>
-          <w:color w:val="000000" w:themeColor="text1"/>
-          <w:lang w:val="en-US"/>
-        </w:rPr>
-      </w:pPr>
-      <w:r>
-        <w:rPr>
-          <w:rFonts w:hint="eastAsia"/>
-          <w:color w:val="000000" w:themeColor="text1"/>
-          <w:lang w:val="en-US"/>
-        </w:rPr>
-        <w:t>已解决问题汇总</w:t>
-      </w:r>
-    </w:p>
-    <w:p>
-      <w:pPr>
-        <w:rPr>
-          <w:rFonts w:hint="eastAsia"/>
-          <w:lang w:val="en-US"/>
-        </w:rPr>
-      </w:pPr>
-      <w:r>
-        <w:rPr>
-          <w:rFonts w:hint="eastAsia"/>
-          <w:lang w:val="en-US"/>
-        </w:rPr>
-        <w:t>{$resolvedProblems}</w:t>
-      </w:r>
-    </w:p>
-    <w:p>
-      <w:pPr>
-        <w:pStyle w:val="1"/>
-        <w:numPr>
-          <w:ilvl w:val="1"/>
-          <w:numId w:val="1"/>
-        </w:numPr>
-        <w:spacing w:before="0" w:line="720" w:lineRule="auto"/>
-        <w:rPr>
-          <w:color w:val="000000" w:themeColor="text1"/>
-          <w:lang w:val="en-US"/>
-        </w:rPr>
-      </w:pPr>
-      <w:r>
-        <w:rPr>
-          <w:rFonts w:hint="eastAsia"/>
-          <w:color w:val="000000" w:themeColor="text1"/>
-          <w:lang w:val="en-US"/>
-        </w:rPr>
-        <w:t>未解决问题汇总</w:t>
-      </w:r>
-    </w:p>
-    <w:p>
-      <w:pPr>
-        <w:tabs>
-          <w:tab w:val="left" w:pos="3420"/>
-        </w:tabs>
-        <w:rPr>
-          <w:rFonts w:hint="eastAsia"/>
-          <w:lang w:val="en-US"/>
-        </w:rPr>
-      </w:pPr>
-      <w:r>
-        <w:rPr>
-          <w:rFonts w:hint="eastAsia"/>
-          <w:lang w:val="en-US"/>
-        </w:rPr>
-        <w:t>{$un</w:t>
-      </w:r>
-      <w:r>
-        <w:rPr>
-          <w:rFonts w:hint="eastAsia"/>
-          <w:lang w:val="en-US"/>
-        </w:rPr>
-        <w:t>r</w:t>
-      </w:r>
-      <w:r>
-        <w:rPr>
-          <w:rFonts w:hint="eastAsia"/>
-          <w:lang w:val="en-US"/>
-        </w:rPr>
-        <w:t>esolvedProblems}</w:t>
-      </w:r>
-      <w:r>
-        <w:rPr>
-          <w:rFonts w:hint="eastAsia"/>
-          <w:lang w:val="en-US"/>
-        </w:rPr>
-        <w:tab/>
-      </w:r>
-    </w:p>
-    <w:p>
-      <w:pPr>
-        <w:tabs>
-          <w:tab w:val="left" w:pos="3420"/>
-        </w:tabs>
-        <w:rPr>
-          <w:rFonts w:hint="eastAsia"/>
-          <w:b/>
-          <w:bCs/>
-          <w:lang w:val="en-US"/>
-        </w:rPr>
-      </w:pPr>
-    </w:p>
-    <w:p>
-      <w:pPr>
-        <w:pStyle w:val="1"/>
-        <w:numPr>
-          <w:ilvl w:val="1"/>
-          <w:numId w:val="1"/>
-        </w:numPr>
-        <w:spacing w:before="0" w:line="720" w:lineRule="auto"/>
-        <w:rPr>
-          <w:color w:val="000000" w:themeColor="text1"/>
-          <w:lang w:val="en-US"/>
-        </w:rPr>
-      </w:pPr>
-      <w:r>
-        <w:rPr>
-          <w:rFonts w:hint="eastAsia"/>
-          <w:color w:val="000000" w:themeColor="text1"/>
-          <w:lang w:val="en-US"/>
-        </w:rPr>
-        <w:t>外围检测问题</w:t>
-      </w:r>
-      <w:r>
-        <w:rPr>
-          <w:color w:val="000000" w:themeColor="text1"/>
-          <w:lang w:val="en-US"/>
-        </w:rPr>
-        <w:t>汇总</w:t>
-      </w:r>
-    </w:p>
-    <w:p>
-      <w:pPr>
-        <w:tabs>
-          <w:tab w:val="left" w:pos="3420"/>
-        </w:tabs>
-        <w:rPr>
-          <w:rFonts w:hint="eastAsia"/>
-          <w:lang w:val="en-US"/>
-        </w:rPr>
-      </w:pPr>
-    </w:p>
-    <w:p>
-      <w:pPr>
-        <w:tabs>
-          <w:tab w:val="left" w:pos="3420"/>
-        </w:tabs>
-        <w:rPr>
-          <w:rFonts w:hint="eastAsia"/>
-          <w:lang w:val="en-US"/>
-        </w:rPr>
-      </w:pPr>
-      <w:r>
-        <w:rPr>
-          <w:lang w:val="en-US"/>
-        </w:rPr>
-        <w:t>{$outerInspectionProblems}</w:t>
-      </w:r>
-    </w:p>
-    <w:p>
-      <w:pPr>
-        <w:tabs>
-          <w:tab w:val="left" w:pos="3420"/>
-        </w:tabs>
-        <w:rPr>
-          <w:rFonts w:hint="eastAsia"/>
-          <w:lang w:val="en-US"/>
-        </w:rPr>
-      </w:pPr>
-    </w:p>
-    <w:p>
-      <w:pPr>
-        <w:pStyle w:val="1"/>
-        <w:numPr>
-          <w:ilvl w:val="0"/>
-          <w:numId w:val="1"/>
-        </w:numPr>
-        <w:spacing w:before="0" w:line="720" w:lineRule="auto"/>
-        <w:ind w:hanging="720"/>
-        <w:rPr>
-          <w:rFonts w:ascii="Arial" w:eastAsia="黑体" w:hAnsi="黑体" w:cs="Arial" w:hint="eastAsia"/>
-          <w:color w:val="auto"/>
-          <w:kern w:val="32"/>
-          <w:sz w:val="34"/>
-          <w:szCs w:val="36"/>
-          <w:lang w:val="en-US"/>
-        </w:rPr>
-      </w:pPr>
-      <w:bookmarkStart w:id="31" w:name="_Ref409535589"/>
-      <w:bookmarkStart w:id="32" w:name="_Toc416302767"/>
-      <w:bookmarkStart w:id="33" w:name="_Toc416948067"/>
-      <w:bookmarkStart w:id="34" w:name="_Toc418282390"/>
-      <w:bookmarkStart w:id="35" w:name="_Toc50885240"/>
-      <w:r>
-        <w:rPr>
-          <w:rFonts w:ascii="Arial" w:eastAsia="黑体" w:hAnsi="黑体" w:cs="Arial"/>
-          <w:color w:val="auto"/>
-          <w:kern w:val="32"/>
-          <w:sz w:val="34"/>
-          <w:szCs w:val="36"/>
-          <w:lang w:val="en-US"/>
-        </w:rPr>
-        <w:t>系统综合维护建议</w:t>
-      </w:r>
-      <w:bookmarkEnd w:id="31"/>
-      <w:bookmarkEnd w:id="32"/>
-      <w:bookmarkEnd w:id="33"/>
-      <w:bookmarkEnd w:id="34"/>
-      <w:bookmarkEnd w:id="35"/>
-    </w:p>
-    <w:p>
-      <w:pPr>
-        <w:rPr>
-          <w:rFonts w:hint="eastAsia"/>
-        </w:rPr>
-      </w:pPr>
-      <w:r>
-        <w:rPr>
-          <w:rFonts w:hint="eastAsia"/>
-        </w:rPr>
         <w:t>{$</w:t>
       </w:r>
+      <w:proofErr w:type="spellStart"/>
       <w:r>
         <w:rPr>
-          <w:b/>
-          <w:bCs/>
-        </w:rPr>
-        <w:t>SummaryDescription</w:t>
+          <w:rFonts w:hint="eastAsia"/>
+        </w:rPr>
+        <w:t>maintainList</w:t>
       </w:r>
+      <w:proofErr w:type="spellEnd"/>
       <w:r>
         <w:rPr>
           <w:rFonts w:hint="eastAsia"/>
@@ -5615,6 +5374,415 @@
           <w:szCs w:val="36"/>
           <w:lang w:val="en-US"/>
         </w:rPr>
+        <w:t>维护问题发现</w:t>
+      </w:r>
+    </w:p>
+    <w:p>
+      <w:pPr>
+        <w:pStyle w:val="1"/>
+        <w:numPr>
+          <w:ilvl w:val="1"/>
+          <w:numId w:val="1"/>
+        </w:numPr>
+        <w:spacing w:before="0" w:line="720" w:lineRule="auto"/>
+        <w:rPr>
+          <w:color w:val="000000" w:themeColor="text1"/>
+          <w:lang w:val="en-US"/>
+        </w:rPr>
+      </w:pPr>
+      <w:r>
+        <w:rPr>
+          <w:rFonts w:hint="eastAsia"/>
+          <w:color w:val="000000" w:themeColor="text1"/>
+          <w:lang w:val="en-US"/>
+        </w:rPr>
+        <w:t>设备</w:t>
+      </w:r>
+      <w:r>
+        <w:rPr>
+          <w:rFonts w:hint="eastAsia"/>
+          <w:color w:val="000000" w:themeColor="text1"/>
+          <w:lang w:val="en-US"/>
+        </w:rPr>
+        <w:t>已解决问题汇总</w:t>
+      </w:r>
+    </w:p>
+    <w:p>
+      <w:pPr>
+        <w:rPr>
+          <w:rFonts w:hint="eastAsia"/>
+          <w:lang w:val="en-US"/>
+        </w:rPr>
+      </w:pPr>
+      <w:r>
+        <w:rPr>
+          <w:rFonts w:hint="eastAsia"/>
+          <w:lang w:val="en-US"/>
+        </w:rPr>
+        <w:t>{$</w:t>
+      </w:r>
+      <w:proofErr w:type="spellStart"/>
+      <w:r>
+        <w:rPr>
+          <w:rFonts w:hint="eastAsia"/>
+          <w:lang w:val="en-US"/>
+        </w:rPr>
+        <w:t>resolvedProblems</w:t>
+      </w:r>
+      <w:proofErr w:type="spellEnd"/>
+      <w:r>
+        <w:rPr>
+          <w:rFonts w:hint="eastAsia"/>
+          <w:lang w:val="en-US"/>
+        </w:rPr>
+        <w:t>}</w:t>
+      </w:r>
+    </w:p>
+    <w:p>
+      <w:pPr>
+        <w:pStyle w:val="1"/>
+        <w:numPr>
+          <w:ilvl w:val="1"/>
+          <w:numId w:val="1"/>
+        </w:numPr>
+        <w:spacing w:before="0" w:line="720" w:lineRule="auto"/>
+        <w:rPr>
+          <w:color w:val="000000" w:themeColor="text1"/>
+          <w:lang w:val="en-US"/>
+        </w:rPr>
+      </w:pPr>
+      <w:r>
+        <w:rPr>
+          <w:rFonts w:hint="eastAsia"/>
+          <w:color w:val="000000" w:themeColor="text1"/>
+          <w:lang w:val="en-US"/>
+        </w:rPr>
+        <w:t>设备</w:t>
+      </w:r>
+      <w:r>
+        <w:rPr>
+          <w:rFonts w:hint="eastAsia"/>
+          <w:color w:val="000000" w:themeColor="text1"/>
+          <w:lang w:val="en-US"/>
+        </w:rPr>
+        <w:t>未解决问题汇总</w:t>
+      </w:r>
+    </w:p>
+    <w:p>
+      <w:pPr>
+        <w:tabs>
+          <w:tab w:val="left" w:pos="3420"/>
+        </w:tabs>
+        <w:rPr>
+          <w:rFonts w:hint="eastAsia"/>
+          <w:lang w:val="en-US"/>
+        </w:rPr>
+      </w:pPr>
+      <w:r>
+        <w:rPr>
+          <w:rFonts w:hint="eastAsia"/>
+          <w:lang w:val="en-US"/>
+        </w:rPr>
+        <w:t>{$</w:t>
+      </w:r>
+      <w:proofErr w:type="spellStart"/>
+      <w:r>
+        <w:rPr>
+          <w:rFonts w:hint="eastAsia"/>
+          <w:lang w:val="en-US"/>
+        </w:rPr>
+        <w:t>un</w:t>
+      </w:r>
+      <w:r>
+        <w:rPr>
+          <w:rFonts w:hint="eastAsia"/>
+          <w:lang w:val="en-US"/>
+        </w:rPr>
+        <w:t>r</w:t>
+      </w:r>
+      <w:r>
+        <w:rPr>
+          <w:rFonts w:hint="eastAsia"/>
+          <w:lang w:val="en-US"/>
+        </w:rPr>
+        <w:t>esolvedProblems</w:t>
+      </w:r>
+      <w:proofErr w:type="spellEnd"/>
+      <w:r>
+        <w:rPr>
+          <w:rFonts w:hint="eastAsia"/>
+          <w:lang w:val="en-US"/>
+        </w:rPr>
+        <w:t>}</w:t>
+      </w:r>
+      <w:r>
+        <w:rPr>
+          <w:rFonts w:hint="eastAsia"/>
+          <w:lang w:val="en-US"/>
+        </w:rPr>
+        <w:tab/>
+      </w:r>
+    </w:p>
+    <w:p>
+      <w:pPr>
+        <w:tabs>
+          <w:tab w:val="left" w:pos="3420"/>
+        </w:tabs>
+        <w:rPr>
+          <w:rFonts w:hint="eastAsia"/>
+          <w:b/>
+          <w:bCs/>
+          <w:lang w:val="en-US"/>
+        </w:rPr>
+      </w:pPr>
+    </w:p>
+    <w:p>
+      <w:pPr>
+        <w:pStyle w:val="1"/>
+        <w:numPr>
+          <w:ilvl w:val="1"/>
+          <w:numId w:val="1"/>
+        </w:numPr>
+        <w:spacing w:before="0" w:line="720" w:lineRule="auto"/>
+        <w:rPr>
+          <w:color w:val="000000" w:themeColor="text1"/>
+          <w:lang w:val="en-US"/>
+        </w:rPr>
+      </w:pPr>
+      <w:r>
+        <w:rPr>
+          <w:rFonts w:hint="eastAsia"/>
+          <w:color w:val="000000" w:themeColor="text1"/>
+          <w:lang w:val="en-US"/>
+        </w:rPr>
+        <w:t>外围</w:t>
+      </w:r>
+      <w:r>
+        <w:rPr>
+          <w:rFonts w:hint="eastAsia"/>
+          <w:color w:val="000000" w:themeColor="text1"/>
+          <w:lang w:val="en-US"/>
+        </w:rPr>
+        <w:t>已解决</w:t>
+      </w:r>
+      <w:r>
+        <w:rPr>
+          <w:rFonts w:hint="eastAsia"/>
+          <w:color w:val="000000" w:themeColor="text1"/>
+          <w:lang w:val="en-US"/>
+        </w:rPr>
+        <w:t>问题</w:t>
+      </w:r>
+      <w:r>
+        <w:rPr>
+          <w:color w:val="000000" w:themeColor="text1"/>
+          <w:lang w:val="en-US"/>
+        </w:rPr>
+        <w:t>汇总</w:t>
+      </w:r>
+    </w:p>
+    <w:p>
+      <w:pPr>
+        <w:tabs>
+          <w:tab w:val="left" w:pos="3420"/>
+        </w:tabs>
+        <w:rPr>
+          <w:rFonts w:hint="eastAsia"/>
+          <w:lang w:val="en-US"/>
+        </w:rPr>
+      </w:pPr>
+      <w:r>
+        <w:rPr>
+          <w:lang w:val="en-US"/>
+        </w:rPr>
+        <w:t>{</w:t>
+      </w:r>
+      <w:r>
+        <w:rPr>
+          <w:lang w:val="en-US"/>
+        </w:rPr>
+        <w:t>$</w:t>
+      </w:r>
+      <w:proofErr w:type="spellStart"/>
+      <w:r>
+        <w:rPr>
+          <w:lang w:val="en-US"/>
+        </w:rPr>
+        <w:t>outerResolvedProblems</w:t>
+      </w:r>
+      <w:proofErr w:type="spellEnd"/>
+      <w:r>
+        <w:rPr>
+          <w:lang w:val="en-US"/>
+        </w:rPr>
+        <w:t>}</w:t>
+      </w:r>
+    </w:p>
+    <w:p>
+      <w:pPr>
+        <w:tabs>
+          <w:tab w:val="left" w:pos="3420"/>
+        </w:tabs>
+        <w:rPr>
+          <w:rFonts w:hint="eastAsia"/>
+          <w:lang w:val="en-US"/>
+        </w:rPr>
+      </w:pPr>
+    </w:p>
+    <w:p>
+      <w:pPr>
+        <w:pStyle w:val="1"/>
+        <w:numPr>
+          <w:ilvl w:val="1"/>
+          <w:numId w:val="1"/>
+        </w:numPr>
+        <w:spacing w:before="0" w:line="720" w:lineRule="auto"/>
+        <w:rPr>
+          <w:color w:val="000000" w:themeColor="text1"/>
+          <w:lang w:val="en-US"/>
+        </w:rPr>
+      </w:pPr>
+      <w:r>
+        <w:rPr>
+          <w:rFonts w:hint="eastAsia"/>
+          <w:color w:val="000000" w:themeColor="text1"/>
+          <w:lang w:val="en-US"/>
+        </w:rPr>
+        <w:t>外围未解决问题汇总</w:t>
+      </w:r>
+    </w:p>
+    <w:p>
+      <w:pPr>
+        <w:tabs>
+          <w:tab w:val="left" w:pos="3420"/>
+        </w:tabs>
+        <w:rPr>
+          <w:rFonts w:hint="eastAsia"/>
+          <w:lang w:val="en-US"/>
+        </w:rPr>
+      </w:pPr>
+      <w:r>
+        <w:rPr>
+          <w:lang w:val="en-US"/>
+        </w:rPr>
+        <w:t>{</w:t>
+      </w:r>
+      <w:r>
+        <w:rPr>
+          <w:lang w:val="en-US"/>
+        </w:rPr>
+        <w:t>$</w:t>
+      </w:r>
+      <w:proofErr w:type="spellStart"/>
+      <w:r>
+        <w:rPr>
+          <w:lang w:val="en-US"/>
+        </w:rPr>
+        <w:t>outerUnresolvedProblems</w:t>
+      </w:r>
+      <w:proofErr w:type="spellEnd"/>
+      <w:r>
+        <w:rPr>
+          <w:lang w:val="en-US"/>
+        </w:rPr>
+        <w:t>}</w:t>
+      </w:r>
+    </w:p>
+    <w:p>
+      <w:pPr>
+        <w:pStyle w:val="1"/>
+        <w:numPr>
+          <w:ilvl w:val="0"/>
+          <w:numId w:val="1"/>
+        </w:numPr>
+        <w:spacing w:before="0" w:line="720" w:lineRule="auto"/>
+        <w:ind w:hanging="720"/>
+        <w:rPr>
+          <w:rFonts w:ascii="Arial" w:eastAsia="黑体" w:hAnsi="黑体" w:cs="Arial" w:hint="eastAsia"/>
+          <w:color w:val="auto"/>
+          <w:kern w:val="32"/>
+          <w:sz w:val="34"/>
+          <w:szCs w:val="36"/>
+          <w:lang w:val="en-US"/>
+        </w:rPr>
+      </w:pPr>
+      <w:bookmarkStart w:id="31" w:name="_Ref409535589"/>
+      <w:bookmarkStart w:id="32" w:name="_Toc416302767"/>
+      <w:bookmarkStart w:id="33" w:name="_Toc416948067"/>
+      <w:bookmarkStart w:id="34" w:name="_Toc418282390"/>
+      <w:bookmarkStart w:id="35" w:name="_Toc50885240"/>
+      <w:r>
+        <w:rPr>
+          <w:rFonts w:ascii="Arial" w:eastAsia="黑体" w:hAnsi="黑体" w:cs="Arial"/>
+          <w:color w:val="auto"/>
+          <w:kern w:val="32"/>
+          <w:sz w:val="34"/>
+          <w:szCs w:val="36"/>
+          <w:lang w:val="en-US"/>
+        </w:rPr>
+        <w:t>系统综合维护建议</w:t>
+      </w:r>
+      <w:bookmarkEnd w:id="31"/>
+      <w:bookmarkEnd w:id="32"/>
+      <w:bookmarkEnd w:id="33"/>
+      <w:bookmarkEnd w:id="34"/>
+      <w:bookmarkEnd w:id="35"/>
+    </w:p>
+    <w:p>
+      <w:pPr>
+        <w:rPr>
+          <w:rFonts w:hint="eastAsia"/>
+        </w:rPr>
+      </w:pPr>
+      <w:r>
+        <w:rPr>
+          <w:rFonts w:hint="eastAsia"/>
+        </w:rPr>
+        <w:t>{$</w:t>
+      </w:r>
+      <w:proofErr w:type="spellStart"/>
+      <w:r>
+        <w:rPr>
+          <w:b/>
+          <w:bCs/>
+        </w:rPr>
+        <w:t>SummaryDescription</w:t>
+      </w:r>
+      <w:proofErr w:type="spellEnd"/>
+      <w:r>
+        <w:rPr>
+          <w:rFonts w:hint="eastAsia"/>
+        </w:rPr>
+        <w:t>}</w:t>
+      </w:r>
+    </w:p>
+    <w:p>
+      <w:pPr>
+        <w:pStyle w:val="1"/>
+        <w:numPr>
+          <w:ilvl w:val="0"/>
+          <w:numId w:val="1"/>
+        </w:numPr>
+        <w:spacing w:before="0" w:line="720" w:lineRule="auto"/>
+        <w:ind w:hanging="720"/>
+        <w:rPr>
+          <w:rFonts w:ascii="Arial" w:eastAsia="黑体" w:hAnsi="黑体" w:cs="Arial" w:hint="eastAsia"/>
+          <w:color w:val="auto"/>
+          <w:kern w:val="32"/>
+          <w:sz w:val="34"/>
+          <w:szCs w:val="36"/>
+          <w:lang w:val="en-US"/>
+        </w:rPr>
+      </w:pPr>
+      <w:r>
+        <w:rPr>
+          <w:rFonts w:ascii="Arial" w:eastAsia="黑体" w:hAnsi="黑体" w:cs="Arial" w:hint="eastAsia"/>
+          <w:color w:val="auto"/>
+          <w:kern w:val="32"/>
+          <w:sz w:val="34"/>
+          <w:szCs w:val="36"/>
+          <w:lang w:val="en-US"/>
+        </w:rPr>
         <w:t>维护备件建议</w:t>
       </w:r>
     </w:p>
@@ -5630,6 +5798,7 @@
         </w:rPr>
         <w:t>{$</w:t>
       </w:r>
+      <w:proofErr w:type="spellStart"/>
       <w:r>
         <w:rPr>
           <w:b/>
@@ -5637,6 +5806,7 @@
         </w:rPr>
         <w:t>SparePartsRecommendation</w:t>
       </w:r>
+      <w:proofErr w:type="spellEnd"/>
       <w:r>
         <w:rPr>
           <w:rFonts w:hint="eastAsia"/>
@@ -5732,7 +5902,23 @@
           <w:rFonts w:hint="eastAsia"/>
           <w:lang w:val="en-US"/>
         </w:rPr>
-        <w:t>{$detailList}</w:t>
+        <w:t>{$</w:t>
+      </w:r>
+      <w:proofErr w:type="spellStart"/>
+      <w:r>
+        <w:rPr>
+          <w:rFonts w:hint="eastAsia"/>
+          <w:lang w:val="en-US"/>
+        </w:rPr>
+        <w:t>detailList</w:t>
+      </w:r>
+      <w:proofErr w:type="spellEnd"/>
+      <w:r>
+        <w:rPr>
+          <w:rFonts w:hint="eastAsia"/>
+          <w:lang w:val="en-US"/>
+        </w:rPr>
+        <w:t>}</w:t>
       </w:r>
     </w:p>
     <w:sectPr>
@@ -7041,7 +7227,6 @@
   <w:style w:type="character" w:default="1" w:styleId="a0">
     <w:name w:val="Default Paragraph Font"/>
     <w:uiPriority w:val="1"/>
-    <w:semiHidden/>
     <w:unhideWhenUsed/>
   </w:style>
   <w:style w:type="table" w:default="1" w:styleId="a1">
@@ -7607,6 +7792,34 @@
       </w:tblBorders>
     </w:tblPr>
   </w:style>
+  <w:style w:type="paragraph" w:styleId="HTML">
+    <w:name w:val="HTML Preformatted"/>
+    <w:basedOn w:val="a"/>
+    <w:link w:val="HTML0"/>
+    <w:uiPriority w:val="99"/>
+    <w:semiHidden/>
+    <w:unhideWhenUsed/>
+    <w:rsid w:val="00D64BE9"/>
+    <w:rPr>
+      <w:rFonts w:ascii="Courier New" w:hAnsi="Courier New" w:cs="Courier New"/>
+      <w:sz w:val="20"/>
+    </w:rPr>
+  </w:style>
+  <w:style w:type="character" w:customStyle="1" w:styleId="HTML0">
+    <w:name w:val="HTML 预设格式 字符"/>
+    <w:basedOn w:val="a0"/>
+    <w:link w:val="HTML"/>
+    <w:uiPriority w:val="99"/>
+    <w:semiHidden/>
+    <w:rsid w:val="00D64BE9"/>
+    <w:rPr>
+      <w:rFonts w:ascii="Courier New" w:eastAsia="宋体" w:hAnsi="Courier New" w:cs="Courier New"/>
+      <w:kern w:val="0"/>
+      <w:sz w:val="20"/>
+      <w:szCs w:val="20"/>
+      <w:lang w:val="en-GB"/>
+    </w:rPr>
+  </w:style>
 </w:styles>
 </file>
 
@@ -7896,19 +8109,6 @@
 </file>
 
 <file path=customXml/item1.xml><?xml version="1.0" encoding="utf-8"?>
-<b:Sources xmlns:b="http://schemas.openxmlformats.org/officeDocument/2006/bibliography" xmlns="http://schemas.openxmlformats.org/officeDocument/2006/bibliography" SelectedStyle="\APA.XSL" StyleName="APA"/>
-</file>
-
-<file path=customXml/item2.xml><?xml version="1.0" encoding="utf-8"?>
-<?mso-contentType ?>
-<FormTemplates xmlns="http://schemas.microsoft.com/sharepoint/v3/contenttype/forms">
-  <Display>DocumentLibraryForm</Display>
-  <Edit>DocumentLibraryForm</Edit>
-  <New>DocumentLibraryForm</New>
-</FormTemplates>
-</file>
-
-<file path=customXml/item3.xml><?xml version="1.0" encoding="utf-8"?>
 <ct:contentTypeSchema xmlns:ct="http://schemas.microsoft.com/office/2006/metadata/contentType" xmlns:ma="http://schemas.microsoft.com/office/2006/metadata/properties/metaAttributes" ct:_="" ma:_="" ma:contentTypeName="Document" ma:contentTypeID="0x010100E5923152C64AB245A4920FAC4BFBAFBF" ma:contentTypeVersion="14" ma:contentTypeDescription="Create a new document." ma:contentTypeScope="" ma:versionID="a147ce5196179442ab1c9726cb178aa9">
   <xsd:schema xmlns:xsd="http://www.w3.org/2001/XMLSchema" xmlns:xs="http://www.w3.org/2001/XMLSchema" xmlns:p="http://schemas.microsoft.com/office/2006/metadata/properties" xmlns:ns2="6bd1f968-35b2-42cf-8f7c-e2953acad71e" xmlns:ns3="1ae5cbaf-126a-426e-8f85-663306326d36" targetNamespace="http://schemas.microsoft.com/office/2006/metadata/properties" ma:root="true" ma:fieldsID="10ccb65649512309cf78050fc0bef035" ns2:_="" ns3:_="">
     <xsd:import namespace="6bd1f968-35b2-42cf-8f7c-e2953acad71e"/>
@@ -8131,7 +8331,7 @@
 </ct:contentTypeSchema>
 </file>
 
-<file path=customXml/item4.xml><?xml version="1.0" encoding="utf-8"?>
+<file path=customXml/item2.xml><?xml version="1.0" encoding="utf-8"?>
 <p:properties xmlns:p="http://schemas.microsoft.com/office/2006/metadata/properties" xmlns:xsi="http://www.w3.org/2001/XMLSchema-instance" xmlns:pc="http://schemas.microsoft.com/office/infopath/2007/PartnerControls">
   <documentManagement>
     <lcf76f155ced4ddcb4097134ff3c332f xmlns="6bd1f968-35b2-42cf-8f7c-e2953acad71e">
@@ -8141,23 +8341,20 @@
 </p:properties>
 </file>
 
-<file path=customXml/itemProps1.xml><?xml version="1.0" encoding="utf-8"?>
-<ds:datastoreItem xmlns:ds="http://schemas.openxmlformats.org/officeDocument/2006/customXml" ds:itemID="{3D111A1D-BACC-4D5C-810C-4E97598CED44}">
-  <ds:schemaRefs>
-    <ds:schemaRef ds:uri="http://schemas.openxmlformats.org/officeDocument/2006/bibliography"/>
-  </ds:schemaRefs>
-</ds:datastoreItem>
+<file path=customXml/item3.xml><?xml version="1.0" encoding="utf-8"?>
+<b:Sources xmlns:b="http://schemas.openxmlformats.org/officeDocument/2006/bibliography" xmlns="http://schemas.openxmlformats.org/officeDocument/2006/bibliography" SelectedStyle="\APA.XSL" StyleName="APA"/>
 </file>
 
-<file path=customXml/itemProps2.xml><?xml version="1.0" encoding="utf-8"?>
-<ds:datastoreItem xmlns:ds="http://schemas.openxmlformats.org/officeDocument/2006/customXml" ds:itemID="{41511153-9494-4926-AFDA-515F43782D8D}">
-  <ds:schemaRefs>
-    <ds:schemaRef ds:uri="http://schemas.microsoft.com/sharepoint/v3/contenttype/forms"/>
-  </ds:schemaRefs>
-</ds:datastoreItem>
+<file path=customXml/item4.xml><?xml version="1.0" encoding="utf-8"?>
+<?mso-contentType ?>
+<FormTemplates xmlns="http://schemas.microsoft.com/sharepoint/v3/contenttype/forms">
+  <Display>DocumentLibraryForm</Display>
+  <Edit>DocumentLibraryForm</Edit>
+  <New>DocumentLibraryForm</New>
+</FormTemplates>
 </file>
 
-<file path=customXml/itemProps3.xml><?xml version="1.0" encoding="utf-8"?>
+<file path=customXml/itemProps1.xml><?xml version="1.0" encoding="utf-8"?>
 <ds:datastoreItem xmlns:ds="http://schemas.openxmlformats.org/officeDocument/2006/customXml" ds:itemID="{4F3A5B65-3D58-4339-8EB7-80F7572AF648}">
   <ds:schemaRefs>
     <ds:schemaRef ds:uri="http://schemas.microsoft.com/office/2006/metadata/contentType"/>
@@ -8176,7 +8373,7 @@
 </ds:datastoreItem>
 </file>
 
-<file path=customXml/itemProps4.xml><?xml version="1.0" encoding="utf-8"?>
+<file path=customXml/itemProps2.xml><?xml version="1.0" encoding="utf-8"?>
 <ds:datastoreItem xmlns:ds="http://schemas.openxmlformats.org/officeDocument/2006/customXml" ds:itemID="{99858B9D-9DC1-4880-ACB5-28AD6AAAFB05}">
   <ds:schemaRefs>
     <ds:schemaRef ds:uri="http://schemas.microsoft.com/office/2006/metadata/properties"/>
@@ -8186,6 +8383,22 @@
 </ds:datastoreItem>
 </file>
 
+<file path=customXml/itemProps3.xml><?xml version="1.0" encoding="utf-8"?>
+<ds:datastoreItem xmlns:ds="http://schemas.openxmlformats.org/officeDocument/2006/customXml" ds:itemID="{3D111A1D-BACC-4D5C-810C-4E97598CED44}">
+  <ds:schemaRefs>
+    <ds:schemaRef ds:uri="http://schemas.openxmlformats.org/officeDocument/2006/bibliography"/>
+  </ds:schemaRefs>
+</ds:datastoreItem>
+</file>
+
+<file path=customXml/itemProps4.xml><?xml version="1.0" encoding="utf-8"?>
+<ds:datastoreItem xmlns:ds="http://schemas.openxmlformats.org/officeDocument/2006/customXml" ds:itemID="{41511153-9494-4926-AFDA-515F43782D8D}">
+  <ds:schemaRefs>
+    <ds:schemaRef ds:uri="http://schemas.microsoft.com/sharepoint/v3/contenttype/forms"/>
+  </ds:schemaRefs>
+</ds:datastoreItem>
+</file>
+
 <file path=docMetadata/LabelInfo.xml><?xml version="1.0" encoding="utf-8"?>
 <clbl:labelList xmlns:clbl="http://schemas.microsoft.com/office/2020/mipLabelMetadata">
   <clbl:label id="{9d258917-277f-42cd-a3cd-14c4e9ee58bc}" enabled="1" method="Standard" siteId="{38ae3bcd-9579-4fd4-adda-b42e1495d55a}" removed="0"/>
